--- a/06-学生侧材料/讲义/5-无机化学/元素推断综合训练-超级充实版（自学完整）.docx
+++ b/06-学生侧材料/讲义/5-无机化学/元素推断综合训练-超级充实版（自学完整）.docx
@@ -19731,13 +19731,48 @@
         <w:rPr>
           <w:rFonts w:hint="eastAsia" w:ascii="Times New Roman" w:hAnsi="Times New Roman" w:eastAsia="Times New Roman" w:cs="Times New Roman"/>
         </w:rPr>
-        <w:t xml:space="preserve">（μ_eff</w:t>
-      </w:r>
-      <w:r>
-        <w:rPr>
-          <w:rFonts w:ascii="Times New Roman" w:hAnsi="Times New Roman" w:eastAsia="Times New Roman" w:cs="Times New Roman"/>
-        </w:rPr>
-        <w:t xml:space="preserve"> = √[n(n+2)] </w:t>
+        <w:t xml:space="preserve">（</w:t>
+      </w:r>
+      <m:oMath>
+        <m:sSub>
+          <m:e>
+            <m:r>
+              <m:t>μ</m:t>
+            </m:r>
+          </m:e>
+          <m:sub>
+            <m:r>
+              <m:rPr>
+                <m:sty m:val="p"/>
+              </m:rPr>
+              <m:t>e</m:t>
+            </m:r>
+            <m:r>
+              <m:rPr>
+                <m:sty m:val="p"/>
+              </m:rPr>
+              <m:t>f</m:t>
+            </m:r>
+            <m:r>
+              <m:rPr>
+                <m:sty m:val="p"/>
+              </m:rPr>
+              <m:t>f</m:t>
+            </m:r>
+          </m:sub>
+        </m:sSub>
+      </m:oMath>
+      <w:r>
+        <w:rPr>
+          <w:rFonts w:ascii="Times New Roman" w:hAnsi="Times New Roman" w:eastAsia="Times New Roman" w:cs="Times New Roman"/>
+        </w:rPr>
+        <w:t xml:space="preserve"> </w:t>
+      </w:r>
+      <w:r>
+        <w:rPr>
+          <w:rFonts w:ascii="Times New Roman" w:hAnsi="Times New Roman" w:eastAsia="Times New Roman" w:cs="Times New Roman"/>
+        </w:rPr>
+        <w:t xml:space="preserve">= √[n(n+2)] </w:t>
       </w:r>
       <w:r>
         <w:rPr>
@@ -19779,7 +19814,54 @@
         <w:rPr>
           <w:rFonts w:ascii="Times New Roman" w:hAnsi="Times New Roman" w:eastAsia="Times New Roman" w:cs="Times New Roman"/>
         </w:rPr>
-        <w:t xml:space="preserve">| μ_eff / BM | 1.73 | 2.83 | 3.87 | 4.90 | 5.92 |</w:t>
+        <w:t xml:space="preserve">|</w:t>
+      </w:r>
+      <w:r>
+        <w:rPr>
+          <w:rFonts w:ascii="Times New Roman" w:hAnsi="Times New Roman" w:eastAsia="Times New Roman" w:cs="Times New Roman"/>
+        </w:rPr>
+        <w:t xml:space="preserve"> </w:t>
+      </w:r>
+      <m:oMath>
+        <m:sSub>
+          <m:e>
+            <m:r>
+              <m:t>μ</m:t>
+            </m:r>
+          </m:e>
+          <m:sub>
+            <m:r>
+              <m:rPr>
+                <m:sty m:val="p"/>
+              </m:rPr>
+              <m:t>e</m:t>
+            </m:r>
+            <m:r>
+              <m:rPr>
+                <m:sty m:val="p"/>
+              </m:rPr>
+              <m:t>f</m:t>
+            </m:r>
+            <m:r>
+              <m:rPr>
+                <m:sty m:val="p"/>
+              </m:rPr>
+              <m:t>f</m:t>
+            </m:r>
+          </m:sub>
+        </m:sSub>
+      </m:oMath>
+      <w:r>
+        <w:rPr>
+          <w:rFonts w:ascii="Times New Roman" w:hAnsi="Times New Roman" w:eastAsia="Times New Roman" w:cs="Times New Roman"/>
+        </w:rPr>
+        <w:t xml:space="preserve"> </w:t>
+      </w:r>
+      <w:r>
+        <w:rPr>
+          <w:rFonts w:ascii="Times New Roman" w:hAnsi="Times New Roman" w:eastAsia="Times New Roman" w:cs="Times New Roman"/>
+        </w:rPr>
+        <w:t xml:space="preserve">/ BM | 1.73 | 2.83 | 3.87 | 4.90 | 5.92 |</w:t>
       </w:r>
     </w:p>
     <w:p>
@@ -19796,7 +19878,42 @@
         <w:rPr>
           <w:rFonts w:ascii="Times New Roman" w:hAnsi="Times New Roman" w:eastAsia="Times New Roman" w:cs="Times New Roman"/>
         </w:rPr>
-        <w:t xml:space="preserve"> μ_eff </w:t>
+        <w:t xml:space="preserve"> </w:t>
+      </w:r>
+      <m:oMath>
+        <m:sSub>
+          <m:e>
+            <m:r>
+              <m:t>μ</m:t>
+            </m:r>
+          </m:e>
+          <m:sub>
+            <m:r>
+              <m:rPr>
+                <m:sty m:val="p"/>
+              </m:rPr>
+              <m:t>e</m:t>
+            </m:r>
+            <m:r>
+              <m:rPr>
+                <m:sty m:val="p"/>
+              </m:rPr>
+              <m:t>f</m:t>
+            </m:r>
+            <m:r>
+              <m:rPr>
+                <m:sty m:val="p"/>
+              </m:rPr>
+              <m:t>f</m:t>
+            </m:r>
+          </m:sub>
+        </m:sSub>
+      </m:oMath>
+      <w:r>
+        <w:rPr>
+          <w:rFonts w:ascii="Times New Roman" w:hAnsi="Times New Roman" w:eastAsia="Times New Roman" w:cs="Times New Roman"/>
+        </w:rPr>
+        <w:t xml:space="preserve"> </w:t>
       </w:r>
       <w:r>
         <w:rPr>
@@ -20201,12 +20318,20 @@
               </w:rPr>
               <w:t>x</w:t>
             </w:r>
-            <w:r>
-              <w:rPr>
-                <w:rFonts w:ascii="Times New Roman" w:hAnsi="Times New Roman" w:eastAsia="Times New Roman" w:cs="Times New Roman"/>
-              </w:rPr>
-              <w:t>O_y</w:t>
-            </w:r>
+            <m:oMath>
+              <m:sSub>
+                <m:e>
+                  <m:r>
+                    <m:t>O</m:t>
+                  </m:r>
+                </m:e>
+                <m:sub>
+                  <m:r>
+                    <m:t>y</m:t>
+                  </m:r>
+                </m:sub>
+              </m:sSub>
+            </m:oMath>
           </w:p>
         </w:tc>
         <w:tc>
@@ -37791,13 +37916,13 @@
         <w:rPr>
           <w:rFonts w:hint="eastAsia" w:ascii="Times New Roman" w:hAnsi="Times New Roman" w:eastAsia="Times New Roman" w:cs="Times New Roman"/>
         </w:rPr>
-        <w:t>/</w:t>
-      </w:r>
-      <w:r>
-        <w:rPr>
-          <w:rFonts w:hint="eastAsia" w:ascii="Times New Roman" w:hAnsi="Times New Roman" w:eastAsia="FangSong" w:cs="Times New Roman"/>
-        </w:rPr>
-        <w:t>元素与分析</w:t>
+        <w:t>/5-</w:t>
+      </w:r>
+      <w:r>
+        <w:rPr>
+          <w:rFonts w:hint="eastAsia" w:ascii="Times New Roman" w:hAnsi="Times New Roman" w:eastAsia="FangSong" w:cs="Times New Roman"/>
+        </w:rPr>
+        <w:t>无机化学</w:t>
       </w:r>
       <w:r>
         <w:rPr>
@@ -37886,13 +38011,73 @@
         <w:rPr>
           <w:rFonts w:hint="eastAsia" w:ascii="Times New Roman" w:hAnsi="Times New Roman" w:eastAsia="Times New Roman" w:cs="Times New Roman"/>
         </w:rPr>
+        <w:t>/5-</w:t>
+      </w:r>
+      <w:r>
+        <w:rPr>
+          <w:rFonts w:hint="eastAsia" w:ascii="Times New Roman" w:hAnsi="Times New Roman" w:eastAsia="FangSong" w:cs="Times New Roman"/>
+        </w:rPr>
+        <w:t>无机化学</w:t>
+      </w:r>
+      <w:r>
+        <w:rPr>
+          <w:rFonts w:hint="eastAsia" w:ascii="Times New Roman" w:hAnsi="Times New Roman" w:eastAsia="Times New Roman" w:cs="Times New Roman"/>
+        </w:rPr>
         <w:t>/</w:t>
       </w:r>
       <w:r>
         <w:rPr>
           <w:rFonts w:hint="eastAsia" w:ascii="Times New Roman" w:hAnsi="Times New Roman" w:eastAsia="FangSong" w:cs="Times New Roman"/>
         </w:rPr>
-        <w:t>元素与分析</w:t>
+        <w:t>钛钒铬锰</w:t>
+      </w:r>
+      <w:r>
+        <w:rPr>
+          <w:rFonts w:hint="eastAsia" w:ascii="Times New Roman" w:hAnsi="Times New Roman" w:eastAsia="Times New Roman" w:cs="Times New Roman"/>
+        </w:rPr>
+        <w:t>-</w:t>
+      </w:r>
+      <w:r>
+        <w:rPr>
+          <w:rFonts w:hint="eastAsia" w:ascii="Times New Roman" w:hAnsi="Times New Roman" w:eastAsia="FangSong" w:cs="Times New Roman"/>
+        </w:rPr>
+        <w:t>超级充实版</w:t>
+      </w:r>
+      <w:r>
+        <w:rPr>
+          <w:rFonts w:hint="eastAsia" w:ascii="Times New Roman" w:hAnsi="Times New Roman" w:eastAsia="Times New Roman" w:cs="Times New Roman"/>
+        </w:rPr>
+        <w:t>（</w:t>
+      </w:r>
+      <w:r>
+        <w:rPr>
+          <w:rFonts w:hint="eastAsia" w:ascii="Times New Roman" w:hAnsi="Times New Roman" w:eastAsia="FangSong" w:cs="Times New Roman"/>
+        </w:rPr>
+        <w:t>自学完整</w:t>
+      </w:r>
+      <w:r>
+        <w:rPr>
+          <w:rFonts w:hint="eastAsia" w:ascii="Times New Roman" w:hAnsi="Times New Roman" w:eastAsia="Times New Roman" w:cs="Times New Roman"/>
+        </w:rPr>
+        <w:t>）</w:t>
+      </w:r>
+      <w:r>
+        <w:rPr>
+          <w:rFonts w:ascii="Times New Roman" w:hAnsi="Times New Roman" w:eastAsia="Times New Roman" w:cs="Times New Roman"/>
+        </w:rPr>
+        <w:t xml:space="preserve"> · </w:t>
+      </w:r>
+      <w:r>
+        <w:rPr>
+          <w:rFonts w:hint="eastAsia" w:ascii="Times New Roman" w:hAnsi="Times New Roman" w:eastAsia="Times New Roman" w:cs="Times New Roman"/>
+        </w:rPr>
+        <w:t>04-</w:t>
+      </w:r>
+      <w:r>
+        <w:rPr>
+          <w:rFonts w:hint="eastAsia" w:ascii="Times New Roman" w:hAnsi="Times New Roman" w:eastAsia="FangSong" w:cs="Times New Roman"/>
+        </w:rPr>
+        <w:t>课件</w:t>
       </w:r>
       <w:r>
         <w:rPr>
@@ -37904,79 +38089,19 @@
         <w:rPr>
           <w:rFonts w:hint="eastAsia" w:ascii="Times New Roman" w:hAnsi="Times New Roman" w:eastAsia="FangSong" w:cs="Times New Roman"/>
         </w:rPr>
-        <w:t>钛钒铬锰</w:t>
-      </w:r>
-      <w:r>
-        <w:rPr>
-          <w:rFonts w:hint="eastAsia" w:ascii="Times New Roman" w:hAnsi="Times New Roman" w:eastAsia="Times New Roman" w:cs="Times New Roman"/>
-        </w:rPr>
-        <w:t>-</w:t>
-      </w:r>
-      <w:r>
-        <w:rPr>
-          <w:rFonts w:hint="eastAsia" w:ascii="Times New Roman" w:hAnsi="Times New Roman" w:eastAsia="FangSong" w:cs="Times New Roman"/>
-        </w:rPr>
-        <w:t>超级充实版</w:t>
-      </w:r>
-      <w:r>
-        <w:rPr>
-          <w:rFonts w:hint="eastAsia" w:ascii="Times New Roman" w:hAnsi="Times New Roman" w:eastAsia="Times New Roman" w:cs="Times New Roman"/>
-        </w:rPr>
-        <w:t>（</w:t>
-      </w:r>
-      <w:r>
-        <w:rPr>
-          <w:rFonts w:hint="eastAsia" w:ascii="Times New Roman" w:hAnsi="Times New Roman" w:eastAsia="FangSong" w:cs="Times New Roman"/>
-        </w:rPr>
-        <w:t>自学完整</w:t>
-      </w:r>
-      <w:r>
-        <w:rPr>
-          <w:rFonts w:hint="eastAsia" w:ascii="Times New Roman" w:hAnsi="Times New Roman" w:eastAsia="Times New Roman" w:cs="Times New Roman"/>
-        </w:rPr>
-        <w:t>）</w:t>
-      </w:r>
-      <w:r>
-        <w:rPr>
-          <w:rFonts w:ascii="Times New Roman" w:hAnsi="Times New Roman" w:eastAsia="Times New Roman" w:cs="Times New Roman"/>
-        </w:rPr>
-        <w:t xml:space="preserve"> · </w:t>
-      </w:r>
-      <w:r>
-        <w:rPr>
-          <w:rFonts w:hint="eastAsia" w:ascii="Times New Roman" w:hAnsi="Times New Roman" w:eastAsia="Times New Roman" w:cs="Times New Roman"/>
-        </w:rPr>
-        <w:t>04-</w:t>
-      </w:r>
-      <w:r>
-        <w:rPr>
-          <w:rFonts w:hint="eastAsia" w:ascii="Times New Roman" w:hAnsi="Times New Roman" w:eastAsia="FangSong" w:cs="Times New Roman"/>
-        </w:rPr>
-        <w:t>课件</w:t>
-      </w:r>
-      <w:r>
-        <w:rPr>
-          <w:rFonts w:hint="eastAsia" w:ascii="Times New Roman" w:hAnsi="Times New Roman" w:eastAsia="Times New Roman" w:cs="Times New Roman"/>
-        </w:rPr>
-        <w:t>/</w:t>
-      </w:r>
-      <w:r>
-        <w:rPr>
-          <w:rFonts w:hint="eastAsia" w:ascii="Times New Roman" w:hAnsi="Times New Roman" w:eastAsia="FangSong" w:cs="Times New Roman"/>
-        </w:rPr>
         <w:t>学生讲义</w:t>
       </w:r>
       <w:r>
         <w:rPr>
           <w:rFonts w:hint="eastAsia" w:ascii="Times New Roman" w:hAnsi="Times New Roman" w:eastAsia="Times New Roman" w:cs="Times New Roman"/>
         </w:rPr>
-        <w:t>/</w:t>
-      </w:r>
-      <w:r>
-        <w:rPr>
-          <w:rFonts w:hint="eastAsia" w:ascii="Times New Roman" w:hAnsi="Times New Roman" w:eastAsia="FangSong" w:cs="Times New Roman"/>
-        </w:rPr>
-        <w:t>元素与分析</w:t>
+        <w:t>/5-</w:t>
+      </w:r>
+      <w:r>
+        <w:rPr>
+          <w:rFonts w:hint="eastAsia" w:ascii="Times New Roman" w:hAnsi="Times New Roman" w:eastAsia="FangSong" w:cs="Times New Roman"/>
+        </w:rPr>
+        <w:t>无机化学</w:t>
       </w:r>
       <w:r>
         <w:rPr>
@@ -39974,7 +40099,7 @@
     <ns0:name ns0:val="Verbatim Char"/>
     <ns0:basedOn ns0:val="BodyTextChar"/>
     <ns0:rPr>
-      <ns0:rFonts ns0:ascii="SimSun" ns0:hAnsi="SimSun" ns0:eastAsia="SimSun" ns0:cs="SimSun"/>
+      <ns0:rFonts ns0:ascii="SimSun" ns0:cs="SimSun" ns0:eastAsia="SimSun" ns0:hAnsi="SimSun"/>
       <ns0:b ns0:val="0"/>
       <ns0:sz ns0:val="20"/>
     </ns0:rPr>
@@ -40028,7 +40153,7 @@
       <w:wordWrap w:val="off"/>
     </w:pPr>
     <ns0:rPr>
-      <w:rFonts w:ascii="SimSun" w:hAnsi="SimSun" w:eastAsia="SimSun" w:cs="SimSun"/>
+      <w:rFonts ns0:ascii="SimSun" ns0:hAnsi="SimSun" ns0:eastAsia="SimSun" ns0:cs="SimSun"/>
     </ns0:rPr>
   </w:style>
   <w:style w:type="character" w:customStyle="1" w:styleId="KeywordTok">

--- a/06-学生侧材料/讲义/5-无机化学/元素推断综合训练-超级充实版（自学完整）.docx
+++ b/06-学生侧材料/讲义/5-无机化学/元素推断综合训练-超级充实版（自学完整）.docx
@@ -23220,9 +23220,9 @@
             </w:pPr>
             <w:r>
               <w:rPr>
-                <w:rFonts w:ascii="Times New Roman" w:hAnsi="Times New Roman" w:eastAsia="Times New Roman" w:cs="Times New Roman"/>
-              </w:rPr>
-              <w:t xml:space="preserve">⭐⭐</w:t>
+                <w:rFonts w:hint="eastAsia" w:ascii="Times New Roman" w:hAnsi="Times New Roman" w:eastAsia="FangSong" w:cs="Times New Roman"/>
+              </w:rPr>
+              <w:t xml:space="preserve">中</w:t>
             </w:r>
           </w:p>
         </w:tc>
@@ -23375,9 +23375,9 @@
             </w:pPr>
             <w:r>
               <w:rPr>
-                <w:rFonts w:ascii="Times New Roman" w:hAnsi="Times New Roman" w:eastAsia="Times New Roman" w:cs="Times New Roman"/>
-              </w:rPr>
-              <w:t xml:space="preserve">⭐⭐⭐⭐</w:t>
+                <w:rFonts w:hint="eastAsia" w:ascii="Times New Roman" w:hAnsi="Times New Roman" w:eastAsia="FangSong" w:cs="Times New Roman"/>
+              </w:rPr>
+              <w:t xml:space="preserve">很高</w:t>
             </w:r>
           </w:p>
         </w:tc>
@@ -23542,9 +23542,9 @@
             </w:pPr>
             <w:r>
               <w:rPr>
-                <w:rFonts w:ascii="Times New Roman" w:hAnsi="Times New Roman" w:eastAsia="Times New Roman" w:cs="Times New Roman"/>
-              </w:rPr>
-              <w:t xml:space="preserve">⭐⭐⭐⭐</w:t>
+                <w:rFonts w:hint="eastAsia" w:ascii="Times New Roman" w:hAnsi="Times New Roman" w:eastAsia="FangSong" w:cs="Times New Roman"/>
+              </w:rPr>
+              <w:t xml:space="preserve">很高</w:t>
             </w:r>
           </w:p>
         </w:tc>
@@ -23733,9 +23733,9 @@
             </w:pPr>
             <w:r>
               <w:rPr>
-                <w:rFonts w:ascii="Times New Roman" w:hAnsi="Times New Roman" w:eastAsia="Times New Roman" w:cs="Times New Roman"/>
-              </w:rPr>
-              <w:t xml:space="preserve">⭐⭐⭐⭐</w:t>
+                <w:rFonts w:hint="eastAsia" w:ascii="Times New Roman" w:hAnsi="Times New Roman" w:eastAsia="FangSong" w:cs="Times New Roman"/>
+              </w:rPr>
+              <w:t xml:space="preserve">很高</w:t>
             </w:r>
           </w:p>
         </w:tc>

--- a/06-学生侧材料/讲义/5-无机化学/元素推断综合训练-超级充实版（自学完整）.docx
+++ b/06-学生侧材料/讲义/5-无机化学/元素推断综合训练-超级充实版（自学完整）.docx
@@ -72,13 +72,43 @@
     <w:p>
       <w:pPr>
         <w:pStyle w:val="Heading2"/>
-        <w:spacing w:after="120" w:before="280"/>
+        <w:spacing w:before="280" w:after="120"/>
       </w:pPr>
       <w:r>
         <w:rPr>
           <w:rFonts w:hint="eastAsia" w:ascii="Times New Roman" w:hAnsi="Times New Roman" w:eastAsia="SimHei" w:cs="Times New Roman"/>
         </w:rPr>
         <w:t xml:space="preserve">学习目标</w:t>
+      </w:r>
+    </w:p>
+    <w:p>
+      <w:pPr>
+        <w:pStyle w:val="BlockText"/>
+        <w:spacing w:after="80"/>
+      </w:pPr>
+      <w:r>
+        <w:rPr>
+          <w:rFonts w:hint="eastAsia" w:ascii="Times New Roman" w:hAnsi="Times New Roman" w:eastAsia="FangSong" w:cs="Times New Roman"/>
+        </w:rPr>
+        <w:t>对齐考纲</w:t>
+      </w:r>
+      <w:r>
+        <w:rPr>
+          <w:rFonts w:hint="eastAsia" w:ascii="Times New Roman" w:hAnsi="Times New Roman" w:eastAsia="Times New Roman" w:cs="Times New Roman"/>
+        </w:rPr>
+        <w:t>：§13</w:t>
+      </w:r>
+      <w:r>
+        <w:rPr>
+          <w:rFonts w:ascii="Times New Roman" w:hAnsi="Times New Roman" w:eastAsia="Times New Roman" w:cs="Times New Roman"/>
+        </w:rPr>
+        <w:t xml:space="preserve"> </w:t>
+      </w:r>
+      <w:r>
+        <w:rPr>
+          <w:rFonts w:hint="eastAsia" w:ascii="Times New Roman" w:hAnsi="Times New Roman" w:eastAsia="FangSong" w:cs="Times New Roman"/>
+        </w:rPr>
+        <w:t xml:space="preserve">元素化学</w:t>
       </w:r>
     </w:p>
     <w:tbl>
@@ -108,7 +138,7 @@
                 <w:rFonts w:hint="eastAsia" w:ascii="Times New Roman" w:hAnsi="Times New Roman" w:eastAsia="SimHei" w:cs="Times New Roman"/>
                 <w:b/>
               </w:rPr>
-              <w:t xml:space="preserve">模块</w:t>
+              <w:t xml:space="preserve">考纲条目</w:t>
             </w:r>
           </w:p>
         </w:tc>
@@ -124,7 +154,7 @@
                 <w:rFonts w:hint="eastAsia" w:ascii="Times New Roman" w:hAnsi="Times New Roman" w:eastAsia="SimHei" w:cs="Times New Roman"/>
                 <w:b/>
               </w:rPr>
-              <w:t xml:space="preserve">核心能力</w:t>
+              <w:t xml:space="preserve">学完本讲你应能</w:t>
             </w:r>
           </w:p>
         </w:tc>
@@ -139,9 +169,27 @@
             </w:pPr>
             <w:r>
               <w:rPr>
-                <w:rFonts w:hint="eastAsia" w:ascii="Times New Roman" w:hAnsi="Times New Roman" w:eastAsia="FangSong" w:cs="Times New Roman"/>
-              </w:rPr>
-              <w:t xml:space="preserve">方法总纲</w:t>
+                <w:rFonts w:ascii="Times New Roman" w:hAnsi="Times New Roman" w:eastAsia="Times New Roman" w:cs="Times New Roman"/>
+              </w:rPr>
+              <w:t xml:space="preserve">§13 </w:t>
+            </w:r>
+            <w:r>
+              <w:rPr>
+                <w:rFonts w:hint="eastAsia" w:ascii="Times New Roman" w:hAnsi="Times New Roman" w:eastAsia="FangSong" w:cs="Times New Roman"/>
+              </w:rPr>
+              <w:t xml:space="preserve">元素化学</w:t>
+            </w:r>
+            <w:r>
+              <w:rPr>
+                <w:rFonts w:ascii="Times New Roman" w:hAnsi="Times New Roman" w:eastAsia="Times New Roman" w:cs="Times New Roman"/>
+              </w:rPr>
+              <w:t xml:space="preserve"> · </w:t>
+            </w:r>
+            <w:r>
+              <w:rPr>
+                <w:rFonts w:hint="eastAsia" w:ascii="Times New Roman" w:hAnsi="Times New Roman" w:eastAsia="FangSong" w:cs="Times New Roman"/>
+              </w:rPr>
+              <w:t xml:space="preserve">推断四步法</w:t>
             </w:r>
           </w:p>
         </w:tc>
@@ -201,9 +249,27 @@
             </w:pPr>
             <w:r>
               <w:rPr>
-                <w:rFonts w:hint="eastAsia" w:ascii="Times New Roman" w:hAnsi="Times New Roman" w:eastAsia="FangSong" w:cs="Times New Roman"/>
-              </w:rPr>
-              <w:t xml:space="preserve">信号识别</w:t>
+                <w:rFonts w:ascii="Times New Roman" w:hAnsi="Times New Roman" w:eastAsia="Times New Roman" w:cs="Times New Roman"/>
+              </w:rPr>
+              <w:t xml:space="preserve">§13 </w:t>
+            </w:r>
+            <w:r>
+              <w:rPr>
+                <w:rFonts w:hint="eastAsia" w:ascii="Times New Roman" w:hAnsi="Times New Roman" w:eastAsia="FangSong" w:cs="Times New Roman"/>
+              </w:rPr>
+              <w:t xml:space="preserve">元素化学</w:t>
+            </w:r>
+            <w:r>
+              <w:rPr>
+                <w:rFonts w:ascii="Times New Roman" w:hAnsi="Times New Roman" w:eastAsia="Times New Roman" w:cs="Times New Roman"/>
+              </w:rPr>
+              <w:t xml:space="preserve"> · </w:t>
+            </w:r>
+            <w:r>
+              <w:rPr>
+                <w:rFonts w:hint="eastAsia" w:ascii="Times New Roman" w:hAnsi="Times New Roman" w:eastAsia="FangSong" w:cs="Times New Roman"/>
+              </w:rPr>
+              <w:t xml:space="preserve">五类信号识别</w:t>
             </w:r>
           </w:p>
         </w:tc>
@@ -359,9 +425,27 @@
             </w:pPr>
             <w:r>
               <w:rPr>
-                <w:rFonts w:hint="eastAsia" w:ascii="Times New Roman" w:hAnsi="Times New Roman" w:eastAsia="FangSong" w:cs="Times New Roman"/>
-              </w:rPr>
-              <w:t xml:space="preserve">否定信息</w:t>
+                <w:rFonts w:ascii="Times New Roman" w:hAnsi="Times New Roman" w:eastAsia="Times New Roman" w:cs="Times New Roman"/>
+              </w:rPr>
+              <w:t xml:space="preserve">§13 </w:t>
+            </w:r>
+            <w:r>
+              <w:rPr>
+                <w:rFonts w:hint="eastAsia" w:ascii="Times New Roman" w:hAnsi="Times New Roman" w:eastAsia="FangSong" w:cs="Times New Roman"/>
+              </w:rPr>
+              <w:t xml:space="preserve">元素化学</w:t>
+            </w:r>
+            <w:r>
+              <w:rPr>
+                <w:rFonts w:ascii="Times New Roman" w:hAnsi="Times New Roman" w:eastAsia="Times New Roman" w:cs="Times New Roman"/>
+              </w:rPr>
+              <w:t xml:space="preserve"> · </w:t>
+            </w:r>
+            <w:r>
+              <w:rPr>
+                <w:rFonts w:hint="eastAsia" w:ascii="Times New Roman" w:hAnsi="Times New Roman" w:eastAsia="FangSong" w:cs="Times New Roman"/>
+              </w:rPr>
+              <w:t xml:space="preserve">排除法与硬约束</w:t>
             </w:r>
           </w:p>
         </w:tc>
@@ -437,6 +521,36 @@
                 <w:rFonts w:hint="eastAsia" w:ascii="Times New Roman" w:hAnsi="Times New Roman" w:eastAsia="FangSong" w:cs="Times New Roman"/>
               </w:rPr>
               <w:t>快速缩小候选范围</w:t>
+            </w:r>
+            <w:r>
+              <w:rPr>
+                <w:rFonts w:hint="eastAsia" w:ascii="Times New Roman" w:hAnsi="Times New Roman" w:eastAsia="Times New Roman" w:cs="Times New Roman"/>
+              </w:rPr>
+              <w:t>；</w:t>
+            </w:r>
+            <w:r>
+              <w:rPr>
+                <w:rFonts w:hint="eastAsia" w:ascii="Times New Roman" w:hAnsi="Times New Roman" w:eastAsia="FangSong" w:cs="Times New Roman"/>
+              </w:rPr>
+              <w:t>能在多信号矛盾时回到硬约束重新检查</w:t>
+            </w:r>
+            <w:r>
+              <w:rPr>
+                <w:rFonts w:hint="eastAsia" w:ascii="Times New Roman" w:hAnsi="Times New Roman" w:eastAsia="Times New Roman" w:cs="Times New Roman"/>
+              </w:rPr>
+              <w:t>（</w:t>
+            </w:r>
+            <w:r>
+              <w:rPr>
+                <w:rFonts w:hint="eastAsia" w:ascii="Times New Roman" w:hAnsi="Times New Roman" w:eastAsia="FangSong" w:cs="Times New Roman"/>
+              </w:rPr>
+              <w:t>止损意识</w:t>
+            </w:r>
+            <w:r>
+              <w:rPr>
+                <w:rFonts w:hint="eastAsia" w:ascii="Times New Roman" w:hAnsi="Times New Roman" w:eastAsia="Times New Roman" w:cs="Times New Roman"/>
+              </w:rPr>
+              <w:t>）</w:t>
             </w:r>
           </w:p>
         </w:tc>
@@ -451,42 +565,102 @@
             </w:pPr>
             <w:r>
               <w:rPr>
-                <w:rFonts w:hint="eastAsia" w:ascii="Times New Roman" w:hAnsi="Times New Roman" w:eastAsia="FangSong" w:cs="Times New Roman"/>
-              </w:rPr>
-              <w:t xml:space="preserve">交叉验证</w:t>
-            </w:r>
-          </w:p>
-        </w:tc>
-        <w:tc>
-          <w:tcPr/>
-          <w:p>
-            <w:pPr>
-              <w:pStyle w:val="Compact"/>
-              <w:jc w:val="center"/>
-            </w:pPr>
-            <w:r>
-              <w:rPr>
-                <w:rFonts w:hint="eastAsia" w:ascii="Times New Roman" w:hAnsi="Times New Roman" w:eastAsia="FangSong" w:cs="Times New Roman"/>
-              </w:rPr>
-              <w:t>能在多信号矛盾时回到硬约束重新检查</w:t>
-            </w:r>
-            <w:r>
-              <w:rPr>
-                <w:rFonts w:hint="eastAsia" w:ascii="Times New Roman" w:hAnsi="Times New Roman" w:eastAsia="Times New Roman" w:cs="Times New Roman"/>
-              </w:rPr>
-              <w:t>（</w:t>
-            </w:r>
-            <w:r>
-              <w:rPr>
-                <w:rFonts w:hint="eastAsia" w:ascii="Times New Roman" w:hAnsi="Times New Roman" w:eastAsia="FangSong" w:cs="Times New Roman"/>
-              </w:rPr>
-              <w:t>止损意识</w:t>
-            </w:r>
-            <w:r>
-              <w:rPr>
-                <w:rFonts w:hint="eastAsia" w:ascii="Times New Roman" w:hAnsi="Times New Roman" w:eastAsia="Times New Roman" w:cs="Times New Roman"/>
-              </w:rPr>
-              <w:t>）</w:t>
+                <w:rFonts w:ascii="Times New Roman" w:hAnsi="Times New Roman" w:eastAsia="Times New Roman" w:cs="Times New Roman"/>
+              </w:rPr>
+              <w:t xml:space="preserve">§13 </w:t>
+            </w:r>
+            <w:r>
+              <w:rPr>
+                <w:rFonts w:hint="eastAsia" w:ascii="Times New Roman" w:hAnsi="Times New Roman" w:eastAsia="FangSong" w:cs="Times New Roman"/>
+              </w:rPr>
+              <w:t xml:space="preserve">元素化学</w:t>
+            </w:r>
+            <w:r>
+              <w:rPr>
+                <w:rFonts w:ascii="Times New Roman" w:hAnsi="Times New Roman" w:eastAsia="Times New Roman" w:cs="Times New Roman"/>
+              </w:rPr>
+              <w:t xml:space="preserve"> · </w:t>
+            </w:r>
+            <w:r>
+              <w:rPr>
+                <w:rFonts w:hint="eastAsia" w:ascii="Times New Roman" w:hAnsi="Times New Roman" w:eastAsia="FangSong" w:cs="Times New Roman"/>
+              </w:rPr>
+              <w:t xml:space="preserve">推理链书写</w:t>
+            </w:r>
+          </w:p>
+        </w:tc>
+        <w:tc>
+          <w:tcPr/>
+          <w:p>
+            <w:pPr>
+              <w:pStyle w:val="Compact"/>
+              <w:jc w:val="center"/>
+            </w:pPr>
+            <w:r>
+              <w:rPr>
+                <w:rFonts w:hint="eastAsia" w:ascii="Times New Roman" w:hAnsi="Times New Roman" w:eastAsia="FangSong" w:cs="Times New Roman"/>
+              </w:rPr>
+              <w:t>能写出</w:t>
+            </w:r>
+            <w:r>
+              <w:rPr>
+                <w:rFonts w:hint="eastAsia" w:ascii="Times New Roman" w:hAnsi="Times New Roman" w:eastAsia="Times New Roman" w:cs="Times New Roman"/>
+              </w:rPr>
+              <w:t>「</w:t>
+            </w:r>
+            <w:r>
+              <w:rPr>
+                <w:rFonts w:hint="eastAsia" w:ascii="Times New Roman" w:hAnsi="Times New Roman" w:eastAsia="FangSong" w:cs="Times New Roman"/>
+              </w:rPr>
+              <w:t>因为</w:t>
+            </w:r>
+            <w:r>
+              <w:rPr>
+                <w:rFonts w:hint="eastAsia" w:ascii="Times New Roman" w:hAnsi="Times New Roman" w:eastAsia="Times New Roman" w:cs="Times New Roman"/>
+              </w:rPr>
+              <w:t>…</w:t>
+            </w:r>
+            <w:r>
+              <w:rPr>
+                <w:rFonts w:hint="eastAsia" w:ascii="Times New Roman" w:hAnsi="Times New Roman" w:eastAsia="FangSong" w:cs="Times New Roman"/>
+              </w:rPr>
+              <w:t>所以</w:t>
+            </w:r>
+            <w:r>
+              <w:rPr>
+                <w:rFonts w:hint="eastAsia" w:ascii="Times New Roman" w:hAnsi="Times New Roman" w:eastAsia="Times New Roman" w:cs="Times New Roman"/>
+              </w:rPr>
+              <w:t>…」</w:t>
+            </w:r>
+            <w:r>
+              <w:rPr>
+                <w:rFonts w:hint="eastAsia" w:ascii="Times New Roman" w:hAnsi="Times New Roman" w:eastAsia="FangSong" w:cs="Times New Roman"/>
+              </w:rPr>
+              <w:t>的完整推理链</w:t>
+            </w:r>
+            <w:r>
+              <w:rPr>
+                <w:rFonts w:hint="eastAsia" w:ascii="Times New Roman" w:hAnsi="Times New Roman" w:eastAsia="Times New Roman" w:cs="Times New Roman"/>
+              </w:rPr>
+              <w:t>，</w:t>
+            </w:r>
+            <w:r>
+              <w:rPr>
+                <w:rFonts w:hint="eastAsia" w:ascii="Times New Roman" w:hAnsi="Times New Roman" w:eastAsia="FangSong" w:cs="Times New Roman"/>
+              </w:rPr>
+              <w:t>不跳步</w:t>
+            </w:r>
+            <w:r>
+              <w:rPr>
+                <w:rFonts w:hint="eastAsia" w:ascii="Times New Roman" w:hAnsi="Times New Roman" w:eastAsia="Times New Roman" w:cs="Times New Roman"/>
+              </w:rPr>
+              <w:t>、</w:t>
+            </w:r>
+            <w:r>
+              <w:rPr>
+                <w:rFonts w:hint="eastAsia" w:ascii="Times New Roman" w:hAnsi="Times New Roman" w:eastAsia="FangSong" w:cs="Times New Roman"/>
+              </w:rPr>
+              <w:t>不省略排除理由</w:t>
             </w:r>
           </w:p>
         </w:tc>
@@ -501,101 +675,27 @@
             </w:pPr>
             <w:r>
               <w:rPr>
-                <w:rFonts w:hint="eastAsia" w:ascii="Times New Roman" w:hAnsi="Times New Roman" w:eastAsia="FangSong" w:cs="Times New Roman"/>
-              </w:rPr>
-              <w:t xml:space="preserve">过程分</w:t>
-            </w:r>
-          </w:p>
-        </w:tc>
-        <w:tc>
-          <w:tcPr/>
-          <w:p>
-            <w:pPr>
-              <w:pStyle w:val="Compact"/>
-              <w:jc w:val="center"/>
-            </w:pPr>
-            <w:r>
-              <w:rPr>
-                <w:rFonts w:hint="eastAsia" w:ascii="Times New Roman" w:hAnsi="Times New Roman" w:eastAsia="FangSong" w:cs="Times New Roman"/>
-              </w:rPr>
-              <w:t>能写出</w:t>
-            </w:r>
-            <w:r>
-              <w:rPr>
-                <w:rFonts w:hint="eastAsia" w:ascii="Times New Roman" w:hAnsi="Times New Roman" w:eastAsia="Times New Roman" w:cs="Times New Roman"/>
-              </w:rPr>
-              <w:t>「</w:t>
-            </w:r>
-            <w:r>
-              <w:rPr>
-                <w:rFonts w:hint="eastAsia" w:ascii="Times New Roman" w:hAnsi="Times New Roman" w:eastAsia="FangSong" w:cs="Times New Roman"/>
-              </w:rPr>
-              <w:t>因为</w:t>
-            </w:r>
-            <w:r>
-              <w:rPr>
-                <w:rFonts w:hint="eastAsia" w:ascii="Times New Roman" w:hAnsi="Times New Roman" w:eastAsia="Times New Roman" w:cs="Times New Roman"/>
-              </w:rPr>
-              <w:t>…</w:t>
-            </w:r>
-            <w:r>
-              <w:rPr>
-                <w:rFonts w:hint="eastAsia" w:ascii="Times New Roman" w:hAnsi="Times New Roman" w:eastAsia="FangSong" w:cs="Times New Roman"/>
-              </w:rPr>
-              <w:t>所以</w:t>
-            </w:r>
-            <w:r>
-              <w:rPr>
-                <w:rFonts w:hint="eastAsia" w:ascii="Times New Roman" w:hAnsi="Times New Roman" w:eastAsia="Times New Roman" w:cs="Times New Roman"/>
-              </w:rPr>
-              <w:t>…」</w:t>
-            </w:r>
-            <w:r>
-              <w:rPr>
-                <w:rFonts w:hint="eastAsia" w:ascii="Times New Roman" w:hAnsi="Times New Roman" w:eastAsia="FangSong" w:cs="Times New Roman"/>
-              </w:rPr>
-              <w:t>的完整推理链</w:t>
-            </w:r>
-            <w:r>
-              <w:rPr>
-                <w:rFonts w:hint="eastAsia" w:ascii="Times New Roman" w:hAnsi="Times New Roman" w:eastAsia="Times New Roman" w:cs="Times New Roman"/>
-              </w:rPr>
-              <w:t>，</w:t>
-            </w:r>
-            <w:r>
-              <w:rPr>
-                <w:rFonts w:hint="eastAsia" w:ascii="Times New Roman" w:hAnsi="Times New Roman" w:eastAsia="FangSong" w:cs="Times New Roman"/>
-              </w:rPr>
-              <w:t>不跳步</w:t>
-            </w:r>
-            <w:r>
-              <w:rPr>
-                <w:rFonts w:hint="eastAsia" w:ascii="Times New Roman" w:hAnsi="Times New Roman" w:eastAsia="Times New Roman" w:cs="Times New Roman"/>
-              </w:rPr>
-              <w:t>、</w:t>
-            </w:r>
-            <w:r>
-              <w:rPr>
-                <w:rFonts w:hint="eastAsia" w:ascii="Times New Roman" w:hAnsi="Times New Roman" w:eastAsia="FangSong" w:cs="Times New Roman"/>
-              </w:rPr>
-              <w:t>不省略排除理由</w:t>
-            </w:r>
-          </w:p>
-        </w:tc>
-      </w:tr>
-      <w:tr>
-        <w:tc>
-          <w:tcPr/>
-          <w:p>
-            <w:pPr>
-              <w:pStyle w:val="Compact"/>
-              <w:jc w:val="center"/>
-            </w:pPr>
-            <w:r>
-              <w:rPr>
-                <w:rFonts w:hint="eastAsia" w:ascii="Times New Roman" w:hAnsi="Times New Roman" w:eastAsia="FangSong" w:cs="Times New Roman"/>
-              </w:rPr>
-              <w:t xml:space="preserve">真题</w:t>
+                <w:rFonts w:ascii="Times New Roman" w:hAnsi="Times New Roman" w:eastAsia="Times New Roman" w:cs="Times New Roman"/>
+              </w:rPr>
+              <w:t xml:space="preserve">§13 </w:t>
+            </w:r>
+            <w:r>
+              <w:rPr>
+                <w:rFonts w:hint="eastAsia" w:ascii="Times New Roman" w:hAnsi="Times New Roman" w:eastAsia="FangSong" w:cs="Times New Roman"/>
+              </w:rPr>
+              <w:t xml:space="preserve">元素化学</w:t>
+            </w:r>
+            <w:r>
+              <w:rPr>
+                <w:rFonts w:ascii="Times New Roman" w:hAnsi="Times New Roman" w:eastAsia="Times New Roman" w:cs="Times New Roman"/>
+              </w:rPr>
+              <w:t xml:space="preserve"> · </w:t>
+            </w:r>
+            <w:r>
+              <w:rPr>
+                <w:rFonts w:hint="eastAsia" w:ascii="Times New Roman" w:hAnsi="Times New Roman" w:eastAsia="FangSong" w:cs="Times New Roman"/>
+              </w:rPr>
+              <w:t xml:space="preserve">真题实战</w:t>
             </w:r>
           </w:p>
         </w:tc>

--- a/06-学生侧材料/讲义/5-无机化学/元素推断综合训练-超级充实版（自学完整）.docx
+++ b/06-学生侧材料/讲义/5-无机化学/元素推断综合训练-超级充实版（自学完整）.docx
@@ -18155,7 +18155,7 @@
         <w:rPr>
           <w:rFonts w:ascii="Times New Roman" w:hAnsi="Times New Roman" w:eastAsia="Times New Roman" w:cs="Times New Roman"/>
         </w:rPr>
-        <w:t xml:space="preserve">| ✔| ✔| ✔|</w:t>
+        <w:t xml:space="preserve">| ✔ | ✔ | ✔ |</w:t>
       </w:r>
       <w:r>
         <w:rPr>
@@ -18254,7 +18254,7 @@
         <w:rPr>
           <w:rFonts w:ascii="Times New Roman" w:hAnsi="Times New Roman" w:eastAsia="Times New Roman" w:cs="Times New Roman"/>
         </w:rPr>
-        <w:t xml:space="preserve">| ✔| ❌ </w:t>
+        <w:t xml:space="preserve">| ✔ | ✗ </w:t>
       </w:r>
       <w:r>
         <w:rPr>
@@ -18331,7 +18331,7 @@
         <w:rPr>
           <w:rFonts w:ascii="Times New Roman" w:hAnsi="Times New Roman" w:eastAsia="Times New Roman" w:cs="Times New Roman"/>
         </w:rPr>
-        <w:t xml:space="preserve">| ✔| ✔| ❌ </w:t>
+        <w:t xml:space="preserve">| ✔ | ✔ | ✗ </w:t>
       </w:r>
       <w:r>
         <w:rPr>

--- a/06-学生侧材料/讲义/5-无机化学/元素推断综合训练-超级充实版（自学完整）.docx
+++ b/06-学生侧材料/讲义/5-无机化学/元素推断综合训练-超级充实版（自学完整）.docx
@@ -7251,7 +7251,7 @@
           <w:iCs/>
           <w:sz w:val="21"/>
         </w:rPr>
-        <w:t xml:space="preserve">唯一性信号</w:t>
+        <w:t xml:space="preserve">唯一性</w:t>
       </w:r>
       <w:r>
         <w:rPr>
@@ -7271,7 +7271,7 @@
           <w:iCs/>
           <w:sz w:val="21"/>
         </w:rPr>
-        <w:t xml:space="preserve">强特征组合</w:t>
+        <w:t xml:space="preserve">组合</w:t>
       </w:r>
       <w:r>
         <w:rPr>
@@ -7321,7 +7321,269 @@
           <w:iCs/>
           <w:sz w:val="21"/>
         </w:rPr>
-        <w:t>）</w:t>
+        <w:t>）。</w:t>
+      </w:r>
+      <w:r>
+        <w:rPr>
+          <w:rFonts w:hint="eastAsia" w:ascii="Times New Roman" w:hAnsi="Times New Roman" w:eastAsia="FangSong" w:cs="Times New Roman"/>
+          <w:b w:val="0"/>
+          <w:i w:val="0"/>
+          <w:iCs/>
+          <w:sz w:val="21"/>
+        </w:rPr>
+        <w:t>注</w:t>
+      </w:r>
+      <w:r>
+        <w:rPr>
+          <w:rFonts w:hint="eastAsia" w:ascii="Times New Roman" w:hAnsi="Times New Roman" w:eastAsia="FangSong" w:cs="Times New Roman"/>
+          <w:b w:val="0"/>
+          <w:i w:val="0"/>
+          <w:iCs/>
+          <w:sz w:val="21"/>
+        </w:rPr>
+        <w:t>：</w:t>
+      </w:r>
+      <w:r>
+        <w:rPr>
+          <w:rFonts w:hint="eastAsia" w:ascii="Times New Roman" w:hAnsi="Times New Roman" w:eastAsia="FangSong" w:cs="Times New Roman"/>
+          <w:b w:val="0"/>
+          <w:i w:val="0"/>
+          <w:iCs/>
+          <w:sz w:val="21"/>
+        </w:rPr>
+        <w:t>图中示例的具体归层以正文</w:t>
+      </w:r>
+      <w:r>
+        <w:rPr>
+          <w:rFonts w:ascii="Times New Roman" w:hAnsi="Times New Roman" w:eastAsia="FangSong" w:cs="Times New Roman"/>
+          <w:b w:val="0"/>
+          <w:i w:val="0"/>
+          <w:iCs/>
+          <w:sz w:val="21"/>
+        </w:rPr>
+        <w:t xml:space="preserve"> §2.2 </w:t>
+      </w:r>
+      <w:r>
+        <w:rPr>
+          <w:rFonts w:hint="eastAsia" w:ascii="Times New Roman" w:hAnsi="Times New Roman" w:eastAsia="FangSong" w:cs="Times New Roman"/>
+          <w:b w:val="0"/>
+          <w:i w:val="0"/>
+          <w:iCs/>
+          <w:sz w:val="21"/>
+        </w:rPr>
+        <w:t xml:space="preserve">表与</w:t>
+      </w:r>
+      <w:r>
+        <w:rPr>
+          <w:rFonts w:ascii="Times New Roman" w:hAnsi="Times New Roman" w:eastAsia="FangSong" w:cs="Times New Roman"/>
+          <w:b w:val="0"/>
+          <w:i w:val="0"/>
+          <w:iCs/>
+          <w:sz w:val="21"/>
+        </w:rPr>
+        <w:t xml:space="preserve"> §8.1 </w:t>
+      </w:r>
+      <w:r>
+        <w:rPr>
+          <w:rFonts w:hint="eastAsia" w:ascii="Times New Roman" w:hAnsi="Times New Roman" w:eastAsia="FangSong" w:cs="Times New Roman"/>
+          <w:b w:val="0"/>
+          <w:i w:val="0"/>
+          <w:iCs/>
+          <w:sz w:val="21"/>
+        </w:rPr>
+        <w:t>速查为准</w:t>
+      </w:r>
+      <w:r>
+        <w:rPr>
+          <w:rFonts w:hint="eastAsia" w:ascii="Times New Roman" w:hAnsi="Times New Roman" w:eastAsia="FangSong" w:cs="Times New Roman"/>
+          <w:b w:val="0"/>
+          <w:i w:val="0"/>
+          <w:iCs/>
+          <w:sz w:val="21"/>
+        </w:rPr>
+        <w:t>——</w:t>
+      </w:r>
+      <w:r>
+        <w:rPr>
+          <w:rFonts w:hint="eastAsia" w:ascii="Times New Roman" w:hAnsi="Times New Roman" w:eastAsia="FangSong" w:cs="Times New Roman"/>
+          <w:b w:val="0"/>
+          <w:i w:val="0"/>
+          <w:iCs/>
+          <w:sz w:val="21"/>
+        </w:rPr>
+        <w:t>血红色</w:t>
+      </w:r>
+      <w:r>
+        <w:rPr>
+          <w:rFonts w:hint="eastAsia" w:ascii="Times New Roman" w:hAnsi="Times New Roman" w:eastAsia="FangSong" w:cs="Times New Roman"/>
+          <w:b w:val="0"/>
+          <w:i w:val="0"/>
+          <w:iCs/>
+          <w:sz w:val="21"/>
+        </w:rPr>
+        <w:t>（Fe</w:t>
+      </w:r>
+      <w:r>
+        <w:rPr>
+          <w:rFonts w:hint="eastAsia" w:ascii="Times New Roman" w:hAnsi="Times New Roman" w:eastAsia="FangSong" w:cs="Times New Roman"/>
+          <w:b w:val="0"/>
+          <w:i w:val="0"/>
+          <w:iCs/>
+          <w:sz w:val="21"/>
+          <w:vertAlign w:val="superscript"/>
+        </w:rPr>
+        <w:t>3+</w:t>
+      </w:r>
+      <w:r>
+        <w:rPr>
+          <w:rFonts w:hint="eastAsia" w:ascii="Times New Roman" w:hAnsi="Times New Roman" w:eastAsia="FangSong" w:cs="Times New Roman"/>
+          <w:b w:val="0"/>
+          <w:i w:val="0"/>
+          <w:iCs/>
+          <w:sz w:val="21"/>
+        </w:rPr>
+        <w:t>+SCN</w:t>
+      </w:r>
+      <w:r>
+        <w:rPr>
+          <w:rFonts w:hint="eastAsia" w:ascii="Times New Roman" w:hAnsi="Times New Roman" w:eastAsia="FangSong" w:cs="Times New Roman"/>
+          <w:b w:val="0"/>
+          <w:i w:val="0"/>
+          <w:iCs/>
+          <w:sz w:val="21"/>
+          <w:vertAlign w:val="superscript"/>
+        </w:rPr>
+        <w:t>-</w:t>
+      </w:r>
+      <w:r>
+        <w:rPr>
+          <w:rFonts w:hint="eastAsia" w:ascii="Times New Roman" w:hAnsi="Times New Roman" w:eastAsia="FangSong" w:cs="Times New Roman"/>
+          <w:b w:val="0"/>
+          <w:i w:val="0"/>
+          <w:iCs/>
+          <w:sz w:val="21"/>
+        </w:rPr>
+        <w:t>）、</w:t>
+      </w:r>
+      <w:r>
+        <w:rPr>
+          <w:rFonts w:hint="eastAsia" w:ascii="Times New Roman" w:hAnsi="Times New Roman" w:eastAsia="FangSong" w:cs="Times New Roman"/>
+          <w:b w:val="0"/>
+          <w:i w:val="0"/>
+          <w:iCs/>
+          <w:sz w:val="21"/>
+        </w:rPr>
+        <w:t>焰色黄</w:t>
+      </w:r>
+      <w:r>
+        <w:rPr>
+          <w:rFonts w:hint="eastAsia" w:ascii="Times New Roman" w:hAnsi="Times New Roman" w:eastAsia="FangSong" w:cs="Times New Roman"/>
+          <w:b w:val="0"/>
+          <w:i w:val="0"/>
+          <w:iCs/>
+          <w:sz w:val="21"/>
+        </w:rPr>
+        <w:t>（Na）</w:t>
+      </w:r>
+      <w:r>
+        <w:rPr>
+          <w:rFonts w:hint="eastAsia" w:ascii="Times New Roman" w:hAnsi="Times New Roman" w:eastAsia="FangSong" w:cs="Times New Roman"/>
+          <w:b w:val="0"/>
+          <w:i w:val="0"/>
+          <w:iCs/>
+          <w:sz w:val="21"/>
+        </w:rPr>
+        <w:t>在本讲体系列</w:t>
+      </w:r>
+      <w:r>
+        <w:rPr>
+          <w:rFonts w:ascii="Times New Roman" w:hAnsi="Times New Roman" w:eastAsia="FangSong" w:cs="Times New Roman"/>
+          <w:b w:val="0"/>
+          <w:i w:val="0"/>
+          <w:iCs/>
+          <w:sz w:val="21"/>
+        </w:rPr>
+        <w:t xml:space="preserve"> P1 </w:t>
+      </w:r>
+      <w:r>
+        <w:rPr>
+          <w:rFonts w:hint="eastAsia" w:ascii="Times New Roman" w:hAnsi="Times New Roman" w:eastAsia="FangSong" w:cs="Times New Roman"/>
+          <w:b w:val="0"/>
+          <w:i w:val="0"/>
+          <w:iCs/>
+          <w:sz w:val="21"/>
+        </w:rPr>
+        <w:t>唯一性</w:t>
+      </w:r>
+      <w:r>
+        <w:rPr>
+          <w:rFonts w:hint="eastAsia" w:ascii="Times New Roman" w:hAnsi="Times New Roman" w:eastAsia="FangSong" w:cs="Times New Roman"/>
+          <w:b w:val="0"/>
+          <w:i w:val="0"/>
+          <w:iCs/>
+          <w:sz w:val="21"/>
+        </w:rPr>
+        <w:t>，</w:t>
+      </w:r>
+      <w:r>
+        <w:rPr>
+          <w:rFonts w:hint="eastAsia" w:ascii="Times New Roman" w:hAnsi="Times New Roman" w:eastAsia="FangSong" w:cs="Times New Roman"/>
+          <w:b w:val="0"/>
+          <w:i w:val="0"/>
+          <w:iCs/>
+          <w:sz w:val="21"/>
+        </w:rPr>
+        <w:t>图中置于</w:t>
+      </w:r>
+      <w:r>
+        <w:rPr>
+          <w:rFonts w:ascii="Times New Roman" w:hAnsi="Times New Roman" w:eastAsia="FangSong" w:cs="Times New Roman"/>
+          <w:b w:val="0"/>
+          <w:i w:val="0"/>
+          <w:iCs/>
+          <w:sz w:val="21"/>
+        </w:rPr>
+        <w:t xml:space="preserve"> P2 </w:t>
+      </w:r>
+      <w:r>
+        <w:rPr>
+          <w:rFonts w:hint="eastAsia" w:ascii="Times New Roman" w:hAnsi="Times New Roman" w:eastAsia="FangSong" w:cs="Times New Roman"/>
+          <w:b w:val="0"/>
+          <w:i w:val="0"/>
+          <w:iCs/>
+          <w:sz w:val="21"/>
+        </w:rPr>
+        <w:t>系早期版本画法</w:t>
+      </w:r>
+      <w:r>
+        <w:rPr>
+          <w:rFonts w:hint="eastAsia" w:ascii="Times New Roman" w:hAnsi="Times New Roman" w:eastAsia="FangSong" w:cs="Times New Roman"/>
+          <w:b w:val="0"/>
+          <w:i w:val="0"/>
+          <w:iCs/>
+          <w:sz w:val="21"/>
+        </w:rPr>
+        <w:t>，</w:t>
+      </w:r>
+      <w:r>
+        <w:rPr>
+          <w:rFonts w:hint="eastAsia" w:ascii="Times New Roman" w:hAnsi="Times New Roman" w:eastAsia="FangSong" w:cs="Times New Roman"/>
+          <w:b w:val="0"/>
+          <w:i w:val="0"/>
+          <w:iCs/>
+          <w:sz w:val="21"/>
+        </w:rPr>
+        <w:t>阅读时以正文为准</w:t>
+      </w:r>
+      <w:r>
+        <w:rPr>
+          <w:rFonts w:hint="eastAsia" w:ascii="Times New Roman" w:hAnsi="Times New Roman" w:eastAsia="FangSong" w:cs="Times New Roman"/>
+          <w:b w:val="0"/>
+          <w:i w:val="0"/>
+          <w:iCs/>
+          <w:sz w:val="21"/>
+        </w:rPr>
+        <w:t>。</w:t>
       </w:r>
     </w:p>
     <w:p>
@@ -32467,19 +32729,7 @@
         <w:rPr>
           <w:rFonts w:hint="eastAsia" w:ascii="Times New Roman" w:hAnsi="Times New Roman" w:eastAsia="FangSong" w:cs="Times New Roman"/>
         </w:rPr>
-        <w:t>得白色沉淀</w:t>
-      </w:r>
-      <w:r>
-        <w:rPr>
-          <w:rFonts w:hint="eastAsia" w:ascii="Times New Roman" w:hAnsi="Times New Roman" w:eastAsia="Times New Roman" w:cs="Times New Roman"/>
-        </w:rPr>
-        <w:t>、</w:t>
-      </w:r>
-      <w:r>
-        <w:rPr>
-          <w:rFonts w:hint="eastAsia" w:ascii="Times New Roman" w:hAnsi="Times New Roman" w:eastAsia="FangSong" w:cs="Times New Roman"/>
-        </w:rPr>
-        <w:t>溶于过量</w:t>
+        <w:t xml:space="preserve">得白色沉淀</w:t>
       </w:r>
       <w:r>
         <w:rPr>
@@ -32491,31 +32741,85 @@
         <w:rPr>
           <w:rFonts w:hint="eastAsia" w:ascii="Times New Roman" w:hAnsi="Times New Roman" w:eastAsia="Times New Roman" w:cs="Times New Roman"/>
         </w:rPr>
-        <w:t>NaOH；</w:t>
-      </w:r>
-      <w:r>
-        <w:rPr>
-          <w:rFonts w:hint="eastAsia" w:ascii="Times New Roman" w:hAnsi="Times New Roman" w:eastAsia="FangSong" w:cs="Times New Roman"/>
-        </w:rPr>
-        <w:t>加过量氨水得白色沉淀</w:t>
-      </w:r>
-      <w:r>
-        <w:rPr>
-          <w:rFonts w:hint="eastAsia" w:ascii="Times New Roman" w:hAnsi="Times New Roman" w:eastAsia="Times New Roman" w:cs="Times New Roman"/>
-        </w:rPr>
-        <w:t>、</w:t>
-      </w:r>
-      <w:r>
-        <w:rPr>
-          <w:rFonts w:hint="eastAsia" w:ascii="Times New Roman" w:hAnsi="Times New Roman" w:eastAsia="FangSong" w:cs="Times New Roman"/>
-        </w:rPr>
-        <w:t>再溶解为无色溶液</w:t>
-      </w:r>
-      <w:r>
-        <w:rPr>
-          <w:rFonts w:hint="eastAsia" w:ascii="Times New Roman" w:hAnsi="Times New Roman" w:eastAsia="Times New Roman" w:cs="Times New Roman"/>
-        </w:rPr>
-        <w:t>；</w:t>
+        <w:t xml:space="preserve">B，B</w:t>
+      </w:r>
+      <w:r>
+        <w:rPr>
+          <w:rFonts w:ascii="Times New Roman" w:hAnsi="Times New Roman" w:eastAsia="Times New Roman" w:cs="Times New Roman"/>
+        </w:rPr>
+        <w:t xml:space="preserve"> </w:t>
+      </w:r>
+      <w:r>
+        <w:rPr>
+          <w:rFonts w:hint="eastAsia" w:ascii="Times New Roman" w:hAnsi="Times New Roman" w:eastAsia="FangSong" w:cs="Times New Roman"/>
+        </w:rPr>
+        <w:t xml:space="preserve">溶于过量</w:t>
+      </w:r>
+      <w:r>
+        <w:rPr>
+          <w:rFonts w:ascii="Times New Roman" w:hAnsi="Times New Roman" w:eastAsia="Times New Roman" w:cs="Times New Roman"/>
+        </w:rPr>
+        <w:t xml:space="preserve"> NaOH </w:t>
+      </w:r>
+      <w:r>
+        <w:rPr>
+          <w:rFonts w:hint="eastAsia" w:ascii="Times New Roman" w:hAnsi="Times New Roman" w:eastAsia="FangSong" w:cs="Times New Roman"/>
+        </w:rPr>
+        <w:t xml:space="preserve">得无色溶液</w:t>
+      </w:r>
+      <w:r>
+        <w:rPr>
+          <w:rFonts w:ascii="Times New Roman" w:hAnsi="Times New Roman" w:eastAsia="Times New Roman" w:cs="Times New Roman"/>
+        </w:rPr>
+        <w:t xml:space="preserve"> </w:t>
+      </w:r>
+      <w:r>
+        <w:rPr>
+          <w:rFonts w:hint="eastAsia" w:ascii="Times New Roman" w:hAnsi="Times New Roman" w:eastAsia="Times New Roman" w:cs="Times New Roman"/>
+        </w:rPr>
+        <w:t>C；</w:t>
+      </w:r>
+      <w:r>
+        <w:rPr>
+          <w:rFonts w:hint="eastAsia" w:ascii="Times New Roman" w:hAnsi="Times New Roman" w:eastAsia="FangSong" w:cs="Times New Roman"/>
+        </w:rPr>
+        <w:t>另取该溶液加过量氨水得白色沉淀</w:t>
+      </w:r>
+      <w:r>
+        <w:rPr>
+          <w:rFonts w:ascii="Times New Roman" w:hAnsi="Times New Roman" w:eastAsia="Times New Roman" w:cs="Times New Roman"/>
+        </w:rPr>
+        <w:t xml:space="preserve"> </w:t>
+      </w:r>
+      <w:r>
+        <w:rPr>
+          <w:rFonts w:hint="eastAsia" w:ascii="Times New Roman" w:hAnsi="Times New Roman" w:eastAsia="Times New Roman" w:cs="Times New Roman"/>
+        </w:rPr>
+        <w:t xml:space="preserve">D，D</w:t>
+      </w:r>
+      <w:r>
+        <w:rPr>
+          <w:rFonts w:ascii="Times New Roman" w:hAnsi="Times New Roman" w:eastAsia="Times New Roman" w:cs="Times New Roman"/>
+        </w:rPr>
+        <w:t xml:space="preserve"> </w:t>
+      </w:r>
+      <w:r>
+        <w:rPr>
+          <w:rFonts w:hint="eastAsia" w:ascii="Times New Roman" w:hAnsi="Times New Roman" w:eastAsia="FangSong" w:cs="Times New Roman"/>
+        </w:rPr>
+        <w:t xml:space="preserve">再溶解为无色溶液</w:t>
+      </w:r>
+      <w:r>
+        <w:rPr>
+          <w:rFonts w:ascii="Times New Roman" w:hAnsi="Times New Roman" w:eastAsia="Times New Roman" w:cs="Times New Roman"/>
+        </w:rPr>
+        <w:t xml:space="preserve"> </w:t>
+      </w:r>
+      <w:r>
+        <w:rPr>
+          <w:rFonts w:hint="eastAsia" w:ascii="Times New Roman" w:hAnsi="Times New Roman" w:eastAsia="Times New Roman" w:cs="Times New Roman"/>
+        </w:rPr>
+        <w:t>E；</w:t>
       </w:r>
       <w:r>
         <w:rPr>
@@ -36499,7 +36803,139 @@
         <w:rPr>
           <w:rFonts w:hint="eastAsia" w:ascii="Times New Roman" w:hAnsi="Times New Roman" w:eastAsia="Times New Roman" w:cs="Times New Roman"/>
         </w:rPr>
-        <w:t>③</w:t>
+        <w:t>①</w:t>
+      </w:r>
+      <w:r>
+        <w:rPr>
+          <w:rFonts w:hint="eastAsia" w:ascii="Times New Roman" w:hAnsi="Times New Roman" w:eastAsia="FangSong" w:cs="Times New Roman"/>
+        </w:rPr>
+        <w:t>焰色黄最强</w:t>
+      </w:r>
+      <w:r>
+        <w:rPr>
+          <w:rFonts w:hint="eastAsia" w:ascii="Times New Roman" w:hAnsi="Times New Roman" w:eastAsia="Times New Roman" w:cs="Times New Roman"/>
+        </w:rPr>
+        <w:t>——</w:t>
+      </w:r>
+      <w:r>
+        <w:rPr>
+          <w:rFonts w:hint="eastAsia" w:ascii="Times New Roman" w:hAnsi="Times New Roman" w:eastAsia="FangSong" w:cs="Times New Roman"/>
+        </w:rPr>
+        <w:t>按本讲信号优先级四层</w:t>
+      </w:r>
+      <w:r>
+        <w:rPr>
+          <w:rFonts w:hint="eastAsia" w:ascii="Times New Roman" w:hAnsi="Times New Roman" w:eastAsia="Times New Roman" w:cs="Times New Roman"/>
+        </w:rPr>
+        <w:t>（</w:t>
+      </w:r>
+      <w:r>
+        <w:rPr>
+          <w:rFonts w:hint="eastAsia" w:ascii="Times New Roman" w:hAnsi="Times New Roman" w:eastAsia="FangSong" w:cs="Times New Roman"/>
+        </w:rPr>
+        <w:t>唯一性</w:t>
+      </w:r>
+      <w:r>
+        <w:rPr>
+          <w:rFonts w:ascii="Times New Roman" w:hAnsi="Times New Roman" w:eastAsia="Times New Roman" w:cs="Times New Roman"/>
+        </w:rPr>
+        <w:t xml:space="preserve"> &gt; </w:t>
+      </w:r>
+      <w:r>
+        <w:rPr>
+          <w:rFonts w:hint="eastAsia" w:ascii="Times New Roman" w:hAnsi="Times New Roman" w:eastAsia="FangSong" w:cs="Times New Roman"/>
+        </w:rPr>
+        <w:t xml:space="preserve">组合</w:t>
+      </w:r>
+      <w:r>
+        <w:rPr>
+          <w:rFonts w:ascii="Times New Roman" w:hAnsi="Times New Roman" w:eastAsia="Times New Roman" w:cs="Times New Roman"/>
+        </w:rPr>
+        <w:t xml:space="preserve"> &gt; </w:t>
+      </w:r>
+      <w:r>
+        <w:rPr>
+          <w:rFonts w:hint="eastAsia" w:ascii="Times New Roman" w:hAnsi="Times New Roman" w:eastAsia="FangSong" w:cs="Times New Roman"/>
+        </w:rPr>
+        <w:t xml:space="preserve">强指向</w:t>
+      </w:r>
+      <w:r>
+        <w:rPr>
+          <w:rFonts w:ascii="Times New Roman" w:hAnsi="Times New Roman" w:eastAsia="Times New Roman" w:cs="Times New Roman"/>
+        </w:rPr>
+        <w:t xml:space="preserve"> &gt; </w:t>
+      </w:r>
+      <w:r>
+        <w:rPr>
+          <w:rFonts w:hint="eastAsia" w:ascii="Times New Roman" w:hAnsi="Times New Roman" w:eastAsia="FangSong" w:cs="Times New Roman"/>
+        </w:rPr>
+        <w:t>弱指向</w:t>
+      </w:r>
+      <w:r>
+        <w:rPr>
+          <w:rFonts w:hint="eastAsia" w:ascii="Times New Roman" w:hAnsi="Times New Roman" w:eastAsia="Times New Roman" w:cs="Times New Roman"/>
+        </w:rPr>
+        <w:t>），P1</w:t>
+      </w:r>
+      <w:r>
+        <w:rPr>
+          <w:rFonts w:ascii="Times New Roman" w:hAnsi="Times New Roman" w:eastAsia="Times New Roman" w:cs="Times New Roman"/>
+        </w:rPr>
+        <w:t xml:space="preserve"> </w:t>
+      </w:r>
+      <w:r>
+        <w:rPr>
+          <w:rFonts w:hint="eastAsia" w:ascii="Times New Roman" w:hAnsi="Times New Roman" w:eastAsia="FangSong" w:cs="Times New Roman"/>
+        </w:rPr>
+        <w:t>唯一性信号直接锁定元素</w:t>
+      </w:r>
+      <w:r>
+        <w:rPr>
+          <w:rFonts w:hint="eastAsia" w:ascii="Times New Roman" w:hAnsi="Times New Roman" w:eastAsia="Times New Roman" w:cs="Times New Roman"/>
+        </w:rPr>
+        <w:t>（</w:t>
+      </w:r>
+      <w:r>
+        <w:rPr>
+          <w:rFonts w:hint="eastAsia" w:ascii="Times New Roman" w:hAnsi="Times New Roman" w:eastAsia="FangSong" w:cs="Times New Roman"/>
+        </w:rPr>
+        <w:t>焰色黄</w:t>
+      </w:r>
+      <w:r>
+        <w:rPr>
+          <w:rFonts w:ascii="Times New Roman" w:hAnsi="Times New Roman" w:eastAsia="Times New Roman" w:cs="Times New Roman"/>
+        </w:rPr>
+        <w:t xml:space="preserve"> → </w:t>
+      </w:r>
+      <w:r>
+        <w:rPr>
+          <w:rFonts w:hint="eastAsia" w:ascii="Times New Roman" w:hAnsi="Times New Roman" w:eastAsia="Times New Roman" w:cs="Times New Roman"/>
+        </w:rPr>
+        <w:t>Na），</w:t>
+      </w:r>
+      <w:r>
+        <w:rPr>
+          <w:rFonts w:hint="eastAsia" w:ascii="Times New Roman" w:hAnsi="Times New Roman" w:eastAsia="FangSong" w:cs="Times New Roman"/>
+        </w:rPr>
+        <w:t>只需钴玻璃排除</w:t>
+      </w:r>
+      <w:r>
+        <w:rPr>
+          <w:rFonts w:ascii="Times New Roman" w:hAnsi="Times New Roman" w:eastAsia="Times New Roman" w:cs="Times New Roman"/>
+        </w:rPr>
+        <w:t xml:space="preserve"> K </w:t>
+      </w:r>
+      <w:r>
+        <w:rPr>
+          <w:rFonts w:hint="eastAsia" w:ascii="Times New Roman" w:hAnsi="Times New Roman" w:eastAsia="FangSong" w:cs="Times New Roman"/>
+        </w:rPr>
+        <w:t>掩盖即完成定性</w:t>
+      </w:r>
+      <w:r>
+        <w:rPr>
+          <w:rFonts w:hint="eastAsia" w:ascii="Times New Roman" w:hAnsi="Times New Roman" w:eastAsia="Times New Roman" w:cs="Times New Roman"/>
+        </w:rPr>
+        <w:t>；③</w:t>
       </w:r>
       <w:r>
         <w:rPr>
@@ -36517,13 +36953,13 @@
         <w:rPr>
           <w:rFonts w:hint="eastAsia" w:ascii="Times New Roman" w:hAnsi="Times New Roman" w:eastAsia="FangSong" w:cs="Times New Roman"/>
         </w:rPr>
-        <w:t>最强</w:t>
-      </w:r>
-      <w:r>
-        <w:rPr>
-          <w:rFonts w:hint="eastAsia" w:ascii="Times New Roman" w:hAnsi="Times New Roman" w:eastAsia="Times New Roman" w:cs="Times New Roman"/>
-        </w:rPr>
-        <w:t>——</w:t>
+        <w:t xml:space="preserve">是</w:t>
+      </w:r>
+      <w:r>
+        <w:rPr>
+          <w:rFonts w:ascii="Times New Roman" w:hAnsi="Times New Roman" w:eastAsia="Times New Roman" w:cs="Times New Roman"/>
+        </w:rPr>
+        <w:t xml:space="preserve"> P2 </w:t>
       </w:r>
       <w:r>
         <w:rPr>
@@ -36535,19 +36971,7 @@
         <w:rPr>
           <w:rFonts w:hint="eastAsia" w:ascii="Times New Roman" w:hAnsi="Times New Roman" w:eastAsia="Times New Roman" w:cs="Times New Roman"/>
         </w:rPr>
-        <w:t>（P2）</w:t>
-      </w:r>
-      <w:r>
-        <w:rPr>
-          <w:rFonts w:hint="eastAsia" w:ascii="Times New Roman" w:hAnsi="Times New Roman" w:eastAsia="FangSong" w:cs="Times New Roman"/>
-        </w:rPr>
-        <w:t>由</w:t>
-      </w:r>
-      <w:r>
-        <w:rPr>
-          <w:rFonts w:hint="eastAsia" w:ascii="Times New Roman" w:hAnsi="Times New Roman" w:eastAsia="Times New Roman" w:cs="Times New Roman"/>
-        </w:rPr>
-        <w:t>「</w:t>
+        <w:t>（「</w:t>
       </w:r>
       <w:r>
         <w:rPr>
@@ -36577,67 +37001,25 @@
         <w:rPr>
           <w:rFonts w:hint="eastAsia" w:ascii="Times New Roman" w:hAnsi="Times New Roman" w:eastAsia="FangSong" w:cs="Times New Roman"/>
         </w:rPr>
-        <w:t>两特征构成</w:t>
-      </w:r>
-      <w:r>
-        <w:rPr>
-          <w:rFonts w:hint="eastAsia" w:ascii="Times New Roman" w:hAnsi="Times New Roman" w:eastAsia="Times New Roman" w:cs="Times New Roman"/>
-        </w:rPr>
-        <w:t>；</w:t>
-      </w:r>
-      <w:r>
-        <w:rPr>
-          <w:rFonts w:hint="eastAsia" w:ascii="Times New Roman" w:hAnsi="Times New Roman" w:eastAsia="FangSong" w:cs="Times New Roman"/>
-        </w:rPr>
-        <w:t>焰色黄</w:t>
-      </w:r>
-      <w:r>
-        <w:rPr>
-          <w:rFonts w:hint="eastAsia" w:ascii="Times New Roman" w:hAnsi="Times New Roman" w:eastAsia="Times New Roman" w:cs="Times New Roman"/>
-        </w:rPr>
-        <w:t>（P1</w:t>
-      </w:r>
-      <w:r>
-        <w:rPr>
-          <w:rFonts w:ascii="Times New Roman" w:hAnsi="Times New Roman" w:eastAsia="Times New Roman" w:cs="Times New Roman"/>
-        </w:rPr>
-        <w:t xml:space="preserve"> </w:t>
-      </w:r>
-      <w:r>
-        <w:rPr>
-          <w:rFonts w:hint="eastAsia" w:ascii="Times New Roman" w:hAnsi="Times New Roman" w:eastAsia="FangSong" w:cs="Times New Roman"/>
-        </w:rPr>
-        <w:t>唯一性</w:t>
-      </w:r>
-      <w:r>
-        <w:rPr>
-          <w:rFonts w:hint="eastAsia" w:ascii="Times New Roman" w:hAnsi="Times New Roman" w:eastAsia="Times New Roman" w:cs="Times New Roman"/>
-        </w:rPr>
-        <w:t>）</w:t>
-      </w:r>
-      <w:r>
-        <w:rPr>
-          <w:rFonts w:hint="eastAsia" w:ascii="Times New Roman" w:hAnsi="Times New Roman" w:eastAsia="FangSong" w:cs="Times New Roman"/>
-        </w:rPr>
-        <w:t>虽优先级最高但需钴玻璃确认</w:t>
-      </w:r>
-      <w:r>
-        <w:rPr>
-          <w:rFonts w:ascii="Times New Roman" w:hAnsi="Times New Roman" w:eastAsia="Times New Roman" w:cs="Times New Roman"/>
-        </w:rPr>
-        <w:t xml:space="preserve"> Na/K </w:t>
-      </w:r>
-      <w:r>
-        <w:rPr>
-          <w:rFonts w:hint="eastAsia" w:ascii="Times New Roman" w:hAnsi="Times New Roman" w:eastAsia="FangSong" w:cs="Times New Roman"/>
-        </w:rPr>
-        <w:t>干扰</w:t>
-      </w:r>
-      <w:r>
-        <w:rPr>
-          <w:rFonts w:hint="eastAsia" w:ascii="Times New Roman" w:hAnsi="Times New Roman" w:eastAsia="Times New Roman" w:cs="Times New Roman"/>
-        </w:rPr>
-        <w:t>；</w:t>
+        <w:t>两特征</w:t>
+      </w:r>
+      <w:r>
+        <w:rPr>
+          <w:rFonts w:hint="eastAsia" w:ascii="Times New Roman" w:hAnsi="Times New Roman" w:eastAsia="Times New Roman" w:cs="Times New Roman"/>
+        </w:rPr>
+        <w:t>），</w:t>
+      </w:r>
+      <w:r>
+        <w:rPr>
+          <w:rFonts w:hint="eastAsia" w:ascii="Times New Roman" w:hAnsi="Times New Roman" w:eastAsia="FangSong" w:cs="Times New Roman"/>
+        </w:rPr>
+        <w:t>可靠性次之</w:t>
+      </w:r>
+      <w:r>
+        <w:rPr>
+          <w:rFonts w:hint="eastAsia" w:ascii="Times New Roman" w:hAnsi="Times New Roman" w:eastAsia="Times New Roman" w:cs="Times New Roman"/>
+        </w:rPr>
+        <w:t>；②</w:t>
       </w:r>
       <w:r>
         <w:rPr>
@@ -36661,13 +37043,13 @@
         <w:rPr>
           <w:rFonts w:hint="eastAsia" w:ascii="Times New Roman" w:hAnsi="Times New Roman" w:eastAsia="Times New Roman" w:cs="Times New Roman"/>
         </w:rPr>
-        <w:t>；</w:t>
-      </w:r>
-      <w:r>
-        <w:rPr>
-          <w:rFonts w:hint="eastAsia" w:ascii="Times New Roman" w:hAnsi="Times New Roman" w:eastAsia="FangSong" w:cs="Times New Roman"/>
-        </w:rPr>
-        <w:t>白色</w:t>
+        <w:t>；④</w:t>
+      </w:r>
+      <w:r>
+        <w:rPr>
+          <w:rFonts w:hint="eastAsia" w:ascii="Times New Roman" w:hAnsi="Times New Roman" w:eastAsia="FangSong" w:cs="Times New Roman"/>
+        </w:rPr>
+        <w:t>白色沉淀</w:t>
       </w:r>
       <w:r>
         <w:rPr>
@@ -36680,78 +37062,6 @@
           <w:rFonts w:hint="eastAsia" w:ascii="Times New Roman" w:hAnsi="Times New Roman" w:eastAsia="FangSong" w:cs="Times New Roman"/>
         </w:rPr>
         <w:t>最弱</w:t>
-      </w:r>
-      <w:r>
-        <w:rPr>
-          <w:rFonts w:hint="eastAsia" w:ascii="Times New Roman" w:hAnsi="Times New Roman" w:eastAsia="Times New Roman" w:cs="Times New Roman"/>
-        </w:rPr>
-        <w:t>。</w:t>
-      </w:r>
-      <w:r>
-        <w:rPr>
-          <w:rFonts w:hint="eastAsia" w:ascii="Times New Roman" w:hAnsi="Times New Roman" w:eastAsia="FangSong" w:cs="Times New Roman"/>
-        </w:rPr>
-        <w:t>注</w:t>
-      </w:r>
-      <w:r>
-        <w:rPr>
-          <w:rFonts w:hint="eastAsia" w:ascii="Times New Roman" w:hAnsi="Times New Roman" w:eastAsia="Times New Roman" w:cs="Times New Roman"/>
-        </w:rPr>
-        <w:t>：</w:t>
-      </w:r>
-      <w:r>
-        <w:rPr>
-          <w:rFonts w:hint="eastAsia" w:ascii="Times New Roman" w:hAnsi="Times New Roman" w:eastAsia="FangSong" w:cs="Times New Roman"/>
-        </w:rPr>
-        <w:t>若</w:t>
-      </w:r>
-      <w:r>
-        <w:rPr>
-          <w:rFonts w:ascii="Times New Roman" w:hAnsi="Times New Roman" w:eastAsia="Times New Roman" w:cs="Times New Roman"/>
-        </w:rPr>
-        <w:t xml:space="preserve"> ① </w:t>
-      </w:r>
-      <w:r>
-        <w:rPr>
-          <w:rFonts w:hint="eastAsia" w:ascii="Times New Roman" w:hAnsi="Times New Roman" w:eastAsia="FangSong" w:cs="Times New Roman"/>
-        </w:rPr>
-        <w:t xml:space="preserve">已排除</w:t>
-      </w:r>
-      <w:r>
-        <w:rPr>
-          <w:rFonts w:ascii="Times New Roman" w:hAnsi="Times New Roman" w:eastAsia="Times New Roman" w:cs="Times New Roman"/>
-        </w:rPr>
-        <w:t xml:space="preserve"> K </w:t>
-      </w:r>
-      <w:r>
-        <w:rPr>
-          <w:rFonts w:hint="eastAsia" w:ascii="Times New Roman" w:hAnsi="Times New Roman" w:eastAsia="FangSong" w:cs="Times New Roman"/>
-        </w:rPr>
-        <w:t xml:space="preserve">干扰则</w:t>
-      </w:r>
-      <w:r>
-        <w:rPr>
-          <w:rFonts w:ascii="Times New Roman" w:hAnsi="Times New Roman" w:eastAsia="Times New Roman" w:cs="Times New Roman"/>
-        </w:rPr>
-        <w:t xml:space="preserve"> ① </w:t>
-      </w:r>
-      <w:r>
-        <w:rPr>
-          <w:rFonts w:hint="eastAsia" w:ascii="Times New Roman" w:hAnsi="Times New Roman" w:eastAsia="FangSong" w:cs="Times New Roman"/>
-        </w:rPr>
-        <w:t>可视为最强</w:t>
-      </w:r>
-      <w:r>
-        <w:rPr>
-          <w:rFonts w:hint="eastAsia" w:ascii="Times New Roman" w:hAnsi="Times New Roman" w:eastAsia="Times New Roman" w:cs="Times New Roman"/>
-        </w:rPr>
-        <w:t>，</w:t>
-      </w:r>
-      <w:r>
-        <w:rPr>
-          <w:rFonts w:hint="eastAsia" w:ascii="Times New Roman" w:hAnsi="Times New Roman" w:eastAsia="FangSong" w:cs="Times New Roman"/>
-        </w:rPr>
-        <w:t>但通常组合信号更稳</w:t>
       </w:r>
       <w:r>
         <w:rPr>
@@ -37116,7 +37426,31 @@
         <w:rPr>
           <w:rFonts w:hint="eastAsia" w:ascii="Times New Roman" w:hAnsi="Times New Roman" w:eastAsia="Times New Roman" w:cs="Times New Roman"/>
         </w:rPr>
-        <w:t>，H</w:t>
+        <w:t>（NO</w:t>
+      </w:r>
+      <w:r>
+        <w:rPr>
+          <w:rFonts w:ascii="Times New Roman" w:hAnsi="Times New Roman" w:eastAsia="Times New Roman" w:cs="Times New Roman"/>
+        </w:rPr>
+        <w:t xml:space="preserve"> </w:t>
+      </w:r>
+      <w:r>
+        <w:rPr>
+          <w:rFonts w:hint="eastAsia" w:ascii="Times New Roman" w:hAnsi="Times New Roman" w:eastAsia="FangSong" w:cs="Times New Roman"/>
+        </w:rPr>
+        <w:t xml:space="preserve">及其氧化产物</w:t>
+      </w:r>
+      <w:r>
+        <w:rPr>
+          <w:rFonts w:ascii="Times New Roman" w:hAnsi="Times New Roman" w:eastAsia="Times New Roman" w:cs="Times New Roman"/>
+        </w:rPr>
+        <w:t xml:space="preserve"> </w:t>
+      </w:r>
+      <w:r>
+        <w:rPr>
+          <w:rFonts w:hint="eastAsia" w:ascii="Times New Roman" w:hAnsi="Times New Roman" w:eastAsia="Times New Roman" w:cs="Times New Roman"/>
+        </w:rPr>
+        <w:t>NO</w:t>
       </w:r>
       <w:r>
         <w:rPr>
@@ -37129,6 +37463,19 @@
         <w:rPr>
           <w:rFonts w:hint="eastAsia" w:ascii="Times New Roman" w:hAnsi="Times New Roman" w:eastAsia="Times New Roman" w:cs="Times New Roman"/>
         </w:rPr>
+        <w:t>），H</w:t>
+      </w:r>
+      <w:r>
+        <w:rPr>
+          <w:rFonts w:hint="eastAsia" w:ascii="Times New Roman" w:hAnsi="Times New Roman" w:eastAsia="Times New Roman" w:cs="Times New Roman"/>
+          <w:vertAlign w:val="subscript"/>
+        </w:rPr>
+        <w:t>2</w:t>
+      </w:r>
+      <w:r>
+        <w:rPr>
+          <w:rFonts w:hint="eastAsia" w:ascii="Times New Roman" w:hAnsi="Times New Roman" w:eastAsia="Times New Roman" w:cs="Times New Roman"/>
+        </w:rPr>
         <w:t>S</w:t>
       </w:r>
       <w:r>
@@ -37153,81 +37500,7 @@
         <w:rPr>
           <w:rFonts w:hint="eastAsia" w:ascii="Times New Roman" w:hAnsi="Times New Roman" w:eastAsia="FangSong" w:cs="Times New Roman"/>
         </w:rPr>
-        <w:t>两者间氧化还原</w:t>
-      </w:r>
-      <w:r>
-        <w:rPr>
-          <w:rFonts w:hint="eastAsia" w:ascii="Times New Roman" w:hAnsi="Times New Roman" w:eastAsia="Times New Roman" w:cs="Times New Roman"/>
-        </w:rPr>
-        <w:t>（</w:t>
-      </w:r>
-      <w:r>
-        <w:rPr>
-          <w:rFonts w:hint="eastAsia" w:ascii="Times New Roman" w:hAnsi="Times New Roman" w:eastAsia="FangSong" w:cs="Times New Roman"/>
-        </w:rPr>
-        <w:t>如</w:t>
-      </w:r>
-      <w:r>
-        <w:rPr>
-          <w:rFonts w:ascii="Times New Roman" w:hAnsi="Times New Roman" w:eastAsia="Times New Roman" w:cs="Times New Roman"/>
-        </w:rPr>
-        <w:t xml:space="preserve"> NO</w:t>
-      </w:r>
-      <w:r>
-        <w:rPr>
-          <w:rFonts w:ascii="Times New Roman" w:hAnsi="Times New Roman" w:eastAsia="Times New Roman" w:cs="Times New Roman"/>
-          <w:vertAlign w:val="subscript"/>
-        </w:rPr>
-        <w:t>2</w:t>
-      </w:r>
-      <w:r>
-        <w:rPr>
-          <w:rFonts w:ascii="Times New Roman" w:hAnsi="Times New Roman" w:eastAsia="Times New Roman" w:cs="Times New Roman"/>
-        </w:rPr>
-        <w:t xml:space="preserve"> </w:t>
-      </w:r>
-      <w:r>
-        <w:rPr>
-          <w:rFonts w:hint="eastAsia" w:ascii="Times New Roman" w:hAnsi="Times New Roman" w:eastAsia="FangSong" w:cs="Times New Roman"/>
-        </w:rPr>
-        <w:t xml:space="preserve">与</w:t>
-      </w:r>
-      <w:r>
-        <w:rPr>
-          <w:rFonts w:ascii="Times New Roman" w:hAnsi="Times New Roman" w:eastAsia="Times New Roman" w:cs="Times New Roman"/>
-        </w:rPr>
-        <w:t xml:space="preserve"> H</w:t>
-      </w:r>
-      <w:r>
-        <w:rPr>
-          <w:rFonts w:ascii="Times New Roman" w:hAnsi="Times New Roman" w:eastAsia="Times New Roman" w:cs="Times New Roman"/>
-          <w:vertAlign w:val="subscript"/>
-        </w:rPr>
-        <w:t>2</w:t>
-      </w:r>
-      <w:r>
-        <w:rPr>
-          <w:rFonts w:ascii="Times New Roman" w:hAnsi="Times New Roman" w:eastAsia="Times New Roman" w:cs="Times New Roman"/>
-        </w:rPr>
-        <w:t xml:space="preserve">S </w:t>
-      </w:r>
-      <w:r>
-        <w:rPr>
-          <w:rFonts w:hint="eastAsia" w:ascii="Times New Roman" w:hAnsi="Times New Roman" w:eastAsia="FangSong" w:cs="Times New Roman"/>
-        </w:rPr>
-        <w:t>反应</w:t>
-      </w:r>
-      <w:r>
-        <w:rPr>
-          <w:rFonts w:hint="eastAsia" w:ascii="Times New Roman" w:hAnsi="Times New Roman" w:eastAsia="Times New Roman" w:cs="Times New Roman"/>
-        </w:rPr>
-        <w:t>）</w:t>
-      </w:r>
-      <w:r>
-        <w:rPr>
-          <w:rFonts w:hint="eastAsia" w:ascii="Times New Roman" w:hAnsi="Times New Roman" w:eastAsia="FangSong" w:cs="Times New Roman"/>
-        </w:rPr>
-        <w:t>配平书写</w:t>
+        <w:t>两者间氧化还原配平书写</w:t>
       </w:r>
       <w:r>
         <w:rPr>

--- a/06-学生侧材料/讲义/5-无机化学/元素推断综合训练-超级充实版（自学完整）.docx
+++ b/06-学生侧材料/讲义/5-无机化学/元素推断综合训练-超级充实版（自学完整）.docx
@@ -11773,7 +11773,7 @@
           <w:iCs/>
           <w:sz w:val="21"/>
         </w:rPr>
-        <w:t xml:space="preserve"> 5 </w:t>
+        <w:t xml:space="preserve"> 1 </w:t>
       </w:r>
       <w:r>
         <w:rPr>
@@ -15265,7 +15265,7 @@
           <w:iCs/>
           <w:sz w:val="21"/>
         </w:rPr>
-        <w:t xml:space="preserve"> 6 </w:t>
+        <w:t xml:space="preserve"> 2 </w:t>
       </w:r>
       <w:r>
         <w:rPr>
@@ -18791,7 +18791,7 @@
           <w:iCs/>
           <w:sz w:val="21"/>
         </w:rPr>
-        <w:t xml:space="preserve"> 8 </w:t>
+        <w:t xml:space="preserve"> 3 </w:t>
       </w:r>
       <w:r>
         <w:rPr>

--- a/06-学生侧材料/讲义/5-无机化学/元素推断综合训练-超级充实版（自学完整）.docx
+++ b/06-学生侧材料/讲义/5-无机化学/元素推断综合训练-超级充实版（自学完整）.docx
@@ -11773,7 +11773,7 @@
           <w:iCs/>
           <w:sz w:val="21"/>
         </w:rPr>
-        <w:t xml:space="preserve"> 1 </w:t>
+        <w:t xml:space="preserve"> 5 </w:t>
       </w:r>
       <w:r>
         <w:rPr>
@@ -15265,7 +15265,7 @@
           <w:iCs/>
           <w:sz w:val="21"/>
         </w:rPr>
-        <w:t xml:space="preserve"> 2 </w:t>
+        <w:t xml:space="preserve"> 6 </w:t>
       </w:r>
       <w:r>
         <w:rPr>
@@ -18791,7 +18791,7 @@
           <w:iCs/>
           <w:sz w:val="21"/>
         </w:rPr>
-        <w:t xml:space="preserve"> 3 </w:t>
+        <w:t xml:space="preserve"> 8 </w:t>
       </w:r>
       <w:r>
         <w:rPr>

--- a/06-学生侧材料/讲义/5-无机化学/元素推断综合训练-超级充实版（自学完整）.docx
+++ b/06-学生侧材料/讲义/5-无机化学/元素推断综合训练-超级充实版（自学完整）.docx
@@ -2,7 +2,7 @@
 <file path=word/document.xml><?xml version="1.0" encoding="utf-8"?>
 <w:document xmlns:w="http://schemas.openxmlformats.org/wordprocessingml/2006/main" xmlns:m="http://schemas.openxmlformats.org/officeDocument/2006/math" xmlns:r="http://schemas.openxmlformats.org/officeDocument/2006/relationships" xmlns:o="urn:schemas-microsoft-com:office:office" xmlns:v="urn:schemas-microsoft-com:vml" xmlns:w10="urn:schemas-microsoft-com:office:word" xmlns:a="http://schemas.openxmlformats.org/drawingml/2006/main" xmlns:pic="http://schemas.openxmlformats.org/drawingml/2006/picture" xmlns:wp="http://schemas.openxmlformats.org/drawingml/2006/wordprocessingDrawing">
   <w:body>
-    <w:bookmarkStart w:id="81" w:name="第八讲元素推断综合训练第二轮元素化学章末收束"/>
+    <w:bookmarkStart w:id="78" w:name="第八讲元素推断综合训练第二轮元素化学章末收束"/>
     <w:p>
       <w:pPr>
         <w:pStyle w:val="Heading1"/>
@@ -83,7 +83,7 @@
     </w:p>
     <w:p>
       <w:pPr>
-        <w:pStyle w:val="BlockText"/>
+        <w:pStyle w:val="FirstParagraph"/>
         <w:spacing w:after="80"/>
       </w:pPr>
       <w:r>
@@ -800,7 +800,7 @@
     </w:p>
     <w:p>
       <w:pPr>
-        <w:pStyle w:val="BlockText"/>
+        <w:pStyle w:val="FirstParagraph"/>
       </w:pPr>
       <w:r>
         <w:rPr>
@@ -2593,7 +2593,7 @@
     </w:tbl>
     <w:p>
       <w:pPr>
-        <w:pStyle w:val="BlockText"/>
+        <w:pStyle w:val="BodyText"/>
         <w:spacing w:before="120"/>
       </w:pPr>
       <w:r>
@@ -2852,7 +2852,7 @@
     </w:p>
     <w:p>
       <w:pPr>
-        <w:pStyle w:val="BlockText"/>
+        <w:pStyle w:val="BodyText"/>
       </w:pPr>
       <w:r>
         <w:rPr>
@@ -3350,7 +3350,7 @@
     </w:p>
     <w:p>
       <w:pPr>
-        <w:pStyle w:val="BlockText"/>
+        <w:pStyle w:val="FirstParagraph"/>
       </w:pPr>
       <w:r>
         <w:rPr>
@@ -5213,7 +5213,7 @@
     </w:tbl>
     <w:p>
       <w:pPr>
-        <w:pStyle w:val="BlockText"/>
+        <w:pStyle w:val="BodyText"/>
         <w:spacing w:before="120"/>
       </w:pPr>
       <w:r>
@@ -5985,7 +5985,7 @@
     </w:tbl>
     <w:p>
       <w:pPr>
-        <w:pStyle w:val="BlockText"/>
+        <w:pStyle w:val="BodyText"/>
         <w:spacing w:before="120"/>
       </w:pPr>
       <w:r>
@@ -7771,7 +7771,7 @@
     </w:p>
     <w:p>
       <w:pPr>
-        <w:pStyle w:val="BlockText"/>
+        <w:pStyle w:val="FirstParagraph"/>
       </w:pPr>
       <w:r>
         <w:rPr>
@@ -11317,7 +11317,7 @@
     </w:tbl>
     <w:p>
       <w:pPr>
-        <w:pStyle w:val="BlockText"/>
+        <w:pStyle w:val="BodyText"/>
         <w:spacing w:before="120"/>
       </w:pPr>
       <w:r>
@@ -11694,7 +11694,7 @@
     </w:p>
     <w:p>
       <w:pPr>
-        <w:pStyle w:val="FirstParagraph"/>
+        <w:pStyle w:val="BlockText"/>
         <w:spacing w:before="160" w:after="80"/>
         <w:jc w:val="center"/>
       </w:pPr>
@@ -11773,7 +11773,7 @@
           <w:iCs/>
           <w:sz w:val="21"/>
         </w:rPr>
-        <w:t xml:space="preserve"> 1 </w:t>
+        <w:t xml:space="preserve"> 5 </w:t>
       </w:r>
       <w:r>
         <w:rPr>
@@ -11837,7 +11837,7 @@
     </w:p>
     <w:p>
       <w:pPr>
-        <w:pStyle w:val="BlockText"/>
+        <w:pStyle w:val="FirstParagraph"/>
       </w:pPr>
       <w:r>
         <w:rPr>
@@ -14707,7 +14707,7 @@
     </w:p>
     <w:p>
       <w:pPr>
-        <w:pStyle w:val="BlockText"/>
+        <w:pStyle w:val="FirstParagraph"/>
       </w:pPr>
       <w:r>
         <w:rPr>
@@ -15186,7 +15186,7 @@
     </w:p>
     <w:p>
       <w:pPr>
-        <w:pStyle w:val="FirstParagraph"/>
+        <w:pStyle w:val="BlockText"/>
         <w:spacing w:before="160" w:after="80"/>
         <w:jc w:val="center"/>
       </w:pPr>
@@ -15265,7 +15265,7 @@
           <w:iCs/>
           <w:sz w:val="21"/>
         </w:rPr>
-        <w:t xml:space="preserve"> 2 </w:t>
+        <w:t xml:space="preserve"> 6 </w:t>
       </w:r>
       <w:r>
         <w:rPr>
@@ -15601,7 +15601,7 @@
     </w:p>
     <w:p>
       <w:pPr>
-        <w:pStyle w:val="BlockText"/>
+        <w:pStyle w:val="FirstParagraph"/>
       </w:pPr>
       <w:r>
         <w:rPr>
@@ -17106,7 +17106,7 @@
     </w:p>
     <w:p>
       <w:pPr>
-        <w:pStyle w:val="BlockText"/>
+        <w:pStyle w:val="FirstParagraph"/>
       </w:pPr>
       <w:r>
         <w:rPr>
@@ -18072,7 +18072,7 @@
     </w:p>
     <w:p>
       <w:pPr>
-        <w:pStyle w:val="BlockText"/>
+        <w:pStyle w:val="FirstParagraph"/>
       </w:pPr>
       <w:r>
         <w:rPr>
@@ -18181,7 +18181,7 @@
     </w:p>
     <w:p>
       <w:pPr>
-        <w:pStyle w:val="BlockText"/>
+        <w:pStyle w:val="BodyText"/>
       </w:pPr>
       <w:r>
         <w:rPr>
@@ -18712,7 +18712,7 @@
     </w:p>
     <w:p>
       <w:pPr>
-        <w:pStyle w:val="FirstParagraph"/>
+        <w:pStyle w:val="BlockText"/>
         <w:spacing w:before="160" w:after="80"/>
         <w:jc w:val="center"/>
       </w:pPr>
@@ -18791,7 +18791,7 @@
           <w:iCs/>
           <w:sz w:val="21"/>
         </w:rPr>
-        <w:t xml:space="preserve"> 3 </w:t>
+        <w:t xml:space="preserve"> 8 </w:t>
       </w:r>
       <w:r>
         <w:rPr>
@@ -18975,7 +18975,7 @@
     </w:p>
     <w:p>
       <w:pPr>
-        <w:pStyle w:val="BlockText"/>
+        <w:pStyle w:val="FirstParagraph"/>
       </w:pPr>
       <w:r>
         <w:rPr>
@@ -20021,7 +20021,7 @@
     </w:tbl>
     <w:p>
       <w:pPr>
-        <w:pStyle w:val="BlockText"/>
+        <w:pStyle w:val="BodyText"/>
         <w:spacing w:before="120"/>
       </w:pPr>
       <w:r>
@@ -20079,7 +20079,7 @@
     </w:p>
     <w:p>
       <w:pPr>
-        <w:pStyle w:val="FirstParagraph"/>
+        <w:pStyle w:val="BodyText"/>
       </w:pPr>
       <w:r>
         <w:rPr>
@@ -20898,7 +20898,7 @@
     </w:tbl>
     <w:p>
       <w:pPr>
-        <w:pStyle w:val="BlockText"/>
+        <w:pStyle w:val="BodyText"/>
         <w:spacing w:before="120"/>
       </w:pPr>
       <w:r>
@@ -22369,7 +22369,7 @@
     </w:p>
     <w:p>
       <w:pPr>
-        <w:pStyle w:val="BlockText"/>
+        <w:pStyle w:val="BodyText"/>
         <w:spacing w:after="80"/>
       </w:pPr>
       <w:r>
@@ -22905,7 +22905,7 @@
     </w:tbl>
     <w:p>
       <w:pPr>
-        <w:pStyle w:val="BlockText"/>
+        <w:pStyle w:val="BodyText"/>
         <w:spacing w:before="120"/>
       </w:pPr>
       <w:r>
@@ -23152,7 +23152,7 @@
     </w:p>
     <w:p>
       <w:pPr>
-        <w:pStyle w:val="BlockText"/>
+        <w:pStyle w:val="FirstParagraph"/>
       </w:pPr>
       <w:r>
         <w:rPr>
@@ -26101,7 +26101,7 @@
     </w:tbl>
     <w:p>
       <w:pPr>
-        <w:pStyle w:val="BlockText"/>
+        <w:pStyle w:val="BodyText"/>
         <w:spacing w:before="120"/>
       </w:pPr>
       <w:r>
@@ -26821,7 +26821,7 @@
     </w:p>
     <w:p>
       <w:pPr>
-        <w:pStyle w:val="BlockText"/>
+        <w:pStyle w:val="FirstParagraph"/>
       </w:pPr>
       <w:r>
         <w:rPr>
@@ -26922,7 +26922,7 @@
     </w:p>
     <w:bookmarkEnd w:id="64"/>
     <w:bookmarkEnd w:id="65"/>
-    <w:bookmarkStart w:id="69" w:name="八本讲速查一页"/>
+    <w:bookmarkStart w:id="70" w:name="八本讲速查一页"/>
     <w:p>
       <w:pPr>
         <w:pStyle w:val="Heading2"/>
@@ -28746,166 +28746,59 @@
         </w:tc>
       </w:tr>
     </w:tbl>
+    <w:bookmarkEnd w:id="68"/>
+    <w:bookmarkStart w:id="69" w:name="规则与易错提醒"/>
     <w:p>
       <w:pPr>
-        <w:spacing w:before="160" w:after="80"/>
-      </w:pPr>
-      <w:r>
-        <w:pict>
-          <v:rect style="width:0;height:1.5pt" o:hralign="center" o:hrstd="t" o:hr="t"/>
-        </w:pict>
-      </w:r>
-    </w:p>
-    <w:bookmarkEnd w:id="68"/>
-    <w:bookmarkEnd w:id="69"/>
-    <w:bookmarkStart w:id="70" w:name="九小结"/>
-    <w:p>
-      <w:pPr>
-        <w:pStyle w:val="Heading2"/>
+        <w:pStyle w:val="Heading3"/>
         <w:spacing w:before="280" w:after="120"/>
       </w:pPr>
       <w:r>
         <w:rPr>
+          <w:rFonts w:ascii="Times New Roman" w:hAnsi="Times New Roman" w:eastAsia="Times New Roman" w:cs="Times New Roman"/>
+        </w:rPr>
+        <w:t xml:space="preserve">8.4 </w:t>
+      </w:r>
+      <w:r>
+        <w:rPr>
           <w:rFonts w:hint="eastAsia" w:ascii="Times New Roman" w:hAnsi="Times New Roman" w:eastAsia="SimHei" w:cs="Times New Roman"/>
         </w:rPr>
-        <w:t>九</w:t>
-      </w:r>
-      <w:r>
-        <w:rPr>
-          <w:rFonts w:hint="eastAsia" w:ascii="Times New Roman" w:hAnsi="Times New Roman" w:eastAsia="Times New Roman" w:cs="Times New Roman"/>
-        </w:rPr>
-        <w:t>、</w:t>
-      </w:r>
-      <w:r>
-        <w:rPr>
-          <w:rFonts w:hint="eastAsia" w:ascii="Times New Roman" w:hAnsi="Times New Roman" w:eastAsia="SimHei" w:cs="Times New Roman"/>
-        </w:rPr>
-        <w:t>小结</w:t>
+        <w:t xml:space="preserve">规则与易错提醒</w:t>
       </w:r>
     </w:p>
     <w:p>
       <w:pPr>
-        <w:pStyle w:val="Compact"/>
-        <w:numPr>
-          <w:ilvl w:val="0"/>
-          <w:numId w:val="1018"/>
-        </w:numPr>
+        <w:pStyle w:val="FirstParagraph"/>
       </w:pPr>
       <w:r>
         <w:rPr>
           <w:rFonts w:hint="eastAsia" w:ascii="Times New Roman" w:hAnsi="Times New Roman" w:eastAsia="FangSong" w:cs="Times New Roman"/>
-          <w:b/>
-          <w:bCs/>
-        </w:rPr>
-        <w:t xml:space="preserve">一条主线</w:t>
-      </w:r>
-      <w:r>
-        <w:rPr>
-          <w:rFonts w:hint="eastAsia" w:ascii="Times New Roman" w:hAnsi="Times New Roman" w:eastAsia="Times New Roman" w:cs="Times New Roman"/>
-        </w:rPr>
-        <w:t>：</w:t>
-      </w:r>
-      <w:r>
-        <w:rPr>
-          <w:rFonts w:hint="eastAsia" w:ascii="Times New Roman" w:hAnsi="Times New Roman" w:eastAsia="FangSong" w:cs="Times New Roman"/>
-        </w:rPr>
-        <w:t>推断</w:t>
-      </w:r>
-      <w:r>
-        <w:rPr>
-          <w:rFonts w:ascii="Times New Roman" w:hAnsi="Times New Roman" w:eastAsia="Times New Roman" w:cs="Times New Roman"/>
-        </w:rPr>
-        <w:t xml:space="preserve"> = </w:t>
-      </w:r>
-      <w:r>
-        <w:rPr>
-          <w:rFonts w:hint="eastAsia" w:ascii="Times New Roman" w:hAnsi="Times New Roman" w:eastAsia="FangSong" w:cs="Times New Roman"/>
-        </w:rPr>
-        <w:t xml:space="preserve">信号</w:t>
-      </w:r>
-      <w:r>
-        <w:rPr>
-          <w:rFonts w:ascii="Times New Roman" w:hAnsi="Times New Roman" w:eastAsia="Times New Roman" w:cs="Times New Roman"/>
-        </w:rPr>
-        <w:t xml:space="preserve"> → </w:t>
-      </w:r>
-      <w:r>
-        <w:rPr>
-          <w:rFonts w:hint="eastAsia" w:ascii="Times New Roman" w:hAnsi="Times New Roman" w:eastAsia="FangSong" w:cs="Times New Roman"/>
-        </w:rPr>
-        <w:t xml:space="preserve">候选</w:t>
-      </w:r>
-      <w:r>
-        <w:rPr>
-          <w:rFonts w:ascii="Times New Roman" w:hAnsi="Times New Roman" w:eastAsia="Times New Roman" w:cs="Times New Roman"/>
-        </w:rPr>
-        <w:t xml:space="preserve"> → </w:t>
-      </w:r>
-      <w:r>
-        <w:rPr>
-          <w:rFonts w:hint="eastAsia" w:ascii="Times New Roman" w:hAnsi="Times New Roman" w:eastAsia="FangSong" w:cs="Times New Roman"/>
-        </w:rPr>
-        <w:t xml:space="preserve">排除</w:t>
-      </w:r>
-      <w:r>
-        <w:rPr>
-          <w:rFonts w:ascii="Times New Roman" w:hAnsi="Times New Roman" w:eastAsia="Times New Roman" w:cs="Times New Roman"/>
-        </w:rPr>
-        <w:t xml:space="preserve"> → </w:t>
-      </w:r>
-      <w:r>
-        <w:rPr>
-          <w:rFonts w:hint="eastAsia" w:ascii="Times New Roman" w:hAnsi="Times New Roman" w:eastAsia="FangSong" w:cs="Times New Roman"/>
-        </w:rPr>
-        <w:t>定论</w:t>
-      </w:r>
-      <w:r>
-        <w:rPr>
-          <w:rFonts w:hint="eastAsia" w:ascii="Times New Roman" w:hAnsi="Times New Roman" w:eastAsia="Times New Roman" w:cs="Times New Roman"/>
-        </w:rPr>
-        <w:t>。</w:t>
-      </w:r>
-      <w:r>
-        <w:rPr>
-          <w:rFonts w:hint="eastAsia" w:ascii="Times New Roman" w:hAnsi="Times New Roman" w:eastAsia="FangSong" w:cs="Times New Roman"/>
-        </w:rPr>
-        <w:t>四步法是骨架</w:t>
-      </w:r>
-      <w:r>
-        <w:rPr>
-          <w:rFonts w:hint="eastAsia" w:ascii="Times New Roman" w:hAnsi="Times New Roman" w:eastAsia="Times New Roman" w:cs="Times New Roman"/>
-        </w:rPr>
-        <w:t>，</w:t>
-      </w:r>
-      <w:r>
-        <w:rPr>
-          <w:rFonts w:hint="eastAsia" w:ascii="Times New Roman" w:hAnsi="Times New Roman" w:eastAsia="FangSong" w:cs="Times New Roman"/>
-        </w:rPr>
-        <w:t>五步法是进阶</w:t>
-      </w:r>
-      <w:r>
-        <w:rPr>
-          <w:rFonts w:hint="eastAsia" w:ascii="Times New Roman" w:hAnsi="Times New Roman" w:eastAsia="Times New Roman" w:cs="Times New Roman"/>
-        </w:rPr>
-        <w:t>，</w:t>
-      </w:r>
-      <w:r>
-        <w:rPr>
-          <w:rFonts w:hint="eastAsia" w:ascii="Times New Roman" w:hAnsi="Times New Roman" w:eastAsia="FangSong" w:cs="Times New Roman"/>
-        </w:rPr>
-        <w:t>否定信息是杠杆</w:t>
-      </w:r>
-      <w:r>
-        <w:rPr>
-          <w:rFonts w:hint="eastAsia" w:ascii="Times New Roman" w:hAnsi="Times New Roman" w:eastAsia="Times New Roman" w:cs="Times New Roman"/>
-        </w:rPr>
-        <w:t>，</w:t>
-      </w:r>
-      <w:r>
-        <w:rPr>
-          <w:rFonts w:hint="eastAsia" w:ascii="Times New Roman" w:hAnsi="Times New Roman" w:eastAsia="FangSong" w:cs="Times New Roman"/>
-        </w:rPr>
-        <w:t>过程分是落地</w:t>
+        </w:rPr>
+        <w:t>按模块查判据</w:t>
+      </w:r>
+      <w:r>
+        <w:rPr>
+          <w:rFonts w:hint="eastAsia" w:ascii="Times New Roman" w:hAnsi="Times New Roman" w:eastAsia="Times New Roman" w:cs="Times New Roman"/>
+        </w:rPr>
+        <w:t>，「</w:t>
+      </w:r>
+      <w:r>
+        <w:rPr>
+          <w:rFonts w:hint="eastAsia" w:ascii="Times New Roman" w:hAnsi="Times New Roman" w:eastAsia="FangSong" w:cs="Times New Roman"/>
+        </w:rPr>
+        <w:t>易错提醒</w:t>
+      </w:r>
+      <w:r>
+        <w:rPr>
+          <w:rFonts w:hint="eastAsia" w:ascii="Times New Roman" w:hAnsi="Times New Roman" w:eastAsia="Times New Roman" w:cs="Times New Roman"/>
+        </w:rPr>
+        <w:t>」</w:t>
+      </w:r>
+      <w:r>
+        <w:rPr>
+          <w:rFonts w:hint="eastAsia" w:ascii="Times New Roman" w:hAnsi="Times New Roman" w:eastAsia="FangSong" w:cs="Times New Roman"/>
+        </w:rPr>
+        <w:t>列对应正文各节的辨析点</w:t>
       </w:r>
       <w:r>
         <w:rPr>
@@ -28916,773 +28809,14 @@
     </w:p>
     <w:p>
       <w:pPr>
-        <w:pStyle w:val="Compact"/>
-        <w:numPr>
-          <w:ilvl w:val="0"/>
-          <w:numId w:val="1018"/>
-        </w:numPr>
+        <w:pStyle w:val="BodyText"/>
+        <w:spacing w:after="80"/>
       </w:pPr>
       <w:r>
         <w:rPr>
           <w:rFonts w:hint="eastAsia" w:ascii="Times New Roman" w:hAnsi="Times New Roman" w:eastAsia="FangSong" w:cs="Times New Roman"/>
           <w:b/>
           <w:bCs/>
-        </w:rPr>
-        <w:t xml:space="preserve">四种信号优先级</w:t>
-      </w:r>
-      <w:r>
-        <w:rPr>
-          <w:rFonts w:hint="eastAsia" w:ascii="Times New Roman" w:hAnsi="Times New Roman" w:eastAsia="Times New Roman" w:cs="Times New Roman"/>
-        </w:rPr>
-        <w:t>：</w:t>
-      </w:r>
-      <w:r>
-        <w:rPr>
-          <w:rFonts w:hint="eastAsia" w:ascii="Times New Roman" w:hAnsi="Times New Roman" w:eastAsia="FangSong" w:cs="Times New Roman"/>
-        </w:rPr>
-        <w:t>唯一性</w:t>
-      </w:r>
-      <w:r>
-        <w:rPr>
-          <w:rFonts w:ascii="Times New Roman" w:hAnsi="Times New Roman" w:eastAsia="Times New Roman" w:cs="Times New Roman"/>
-        </w:rPr>
-        <w:t xml:space="preserve"> &gt; </w:t>
-      </w:r>
-      <w:r>
-        <w:rPr>
-          <w:rFonts w:hint="eastAsia" w:ascii="Times New Roman" w:hAnsi="Times New Roman" w:eastAsia="FangSong" w:cs="Times New Roman"/>
-        </w:rPr>
-        <w:t xml:space="preserve">组合</w:t>
-      </w:r>
-      <w:r>
-        <w:rPr>
-          <w:rFonts w:ascii="Times New Roman" w:hAnsi="Times New Roman" w:eastAsia="Times New Roman" w:cs="Times New Roman"/>
-        </w:rPr>
-        <w:t xml:space="preserve"> &gt; </w:t>
-      </w:r>
-      <w:r>
-        <w:rPr>
-          <w:rFonts w:hint="eastAsia" w:ascii="Times New Roman" w:hAnsi="Times New Roman" w:eastAsia="FangSong" w:cs="Times New Roman"/>
-        </w:rPr>
-        <w:t xml:space="preserve">强指向</w:t>
-      </w:r>
-      <w:r>
-        <w:rPr>
-          <w:rFonts w:ascii="Times New Roman" w:hAnsi="Times New Roman" w:eastAsia="Times New Roman" w:cs="Times New Roman"/>
-        </w:rPr>
-        <w:t xml:space="preserve"> &gt; </w:t>
-      </w:r>
-      <w:r>
-        <w:rPr>
-          <w:rFonts w:hint="eastAsia" w:ascii="Times New Roman" w:hAnsi="Times New Roman" w:eastAsia="FangSong" w:cs="Times New Roman"/>
-        </w:rPr>
-        <w:t>弱指向</w:t>
-      </w:r>
-      <w:r>
-        <w:rPr>
-          <w:rFonts w:hint="eastAsia" w:ascii="Times New Roman" w:hAnsi="Times New Roman" w:eastAsia="Times New Roman" w:cs="Times New Roman"/>
-        </w:rPr>
-        <w:t>。</w:t>
-      </w:r>
-      <w:r>
-        <w:rPr>
-          <w:rFonts w:hint="eastAsia" w:ascii="Times New Roman" w:hAnsi="Times New Roman" w:eastAsia="FangSong" w:cs="Times New Roman"/>
-        </w:rPr>
-        <w:t>先锁最特征</w:t>
-      </w:r>
-      <w:r>
-        <w:rPr>
-          <w:rFonts w:hint="eastAsia" w:ascii="Times New Roman" w:hAnsi="Times New Roman" w:eastAsia="Times New Roman" w:cs="Times New Roman"/>
-        </w:rPr>
-        <w:t>，</w:t>
-      </w:r>
-      <w:r>
-        <w:rPr>
-          <w:rFonts w:hint="eastAsia" w:ascii="Times New Roman" w:hAnsi="Times New Roman" w:eastAsia="FangSong" w:cs="Times New Roman"/>
-        </w:rPr>
-        <w:t>再补证据</w:t>
-      </w:r>
-      <w:r>
-        <w:rPr>
-          <w:rFonts w:hint="eastAsia" w:ascii="Times New Roman" w:hAnsi="Times New Roman" w:eastAsia="Times New Roman" w:cs="Times New Roman"/>
-        </w:rPr>
-        <w:t>。</w:t>
-      </w:r>
-    </w:p>
-    <w:p>
-      <w:pPr>
-        <w:pStyle w:val="Compact"/>
-        <w:numPr>
-          <w:ilvl w:val="0"/>
-          <w:numId w:val="1018"/>
-        </w:numPr>
-      </w:pPr>
-      <w:r>
-        <w:rPr>
-          <w:rFonts w:hint="eastAsia" w:ascii="Times New Roman" w:hAnsi="Times New Roman" w:eastAsia="FangSong" w:cs="Times New Roman"/>
-          <w:b/>
-          <w:bCs/>
-        </w:rPr>
-        <w:t xml:space="preserve">否定信息</w:t>
-      </w:r>
-      <w:r>
-        <w:rPr>
-          <w:rFonts w:hint="eastAsia" w:ascii="Times New Roman" w:hAnsi="Times New Roman" w:eastAsia="Times New Roman" w:cs="Times New Roman"/>
-        </w:rPr>
-        <w:t>：「</w:t>
-      </w:r>
-      <w:r>
-        <w:rPr>
-          <w:rFonts w:hint="eastAsia" w:ascii="Times New Roman" w:hAnsi="Times New Roman" w:eastAsia="FangSong" w:cs="Times New Roman"/>
-        </w:rPr>
-        <w:t>不</w:t>
-      </w:r>
-      <w:r>
-        <w:rPr>
-          <w:rFonts w:hint="eastAsia" w:ascii="Times New Roman" w:hAnsi="Times New Roman" w:eastAsia="Times New Roman" w:cs="Times New Roman"/>
-        </w:rPr>
-        <w:t>/</w:t>
-      </w:r>
-      <w:r>
-        <w:rPr>
-          <w:rFonts w:hint="eastAsia" w:ascii="Times New Roman" w:hAnsi="Times New Roman" w:eastAsia="FangSong" w:cs="Times New Roman"/>
-        </w:rPr>
-        <w:t>无</w:t>
-      </w:r>
-      <w:r>
-        <w:rPr>
-          <w:rFonts w:hint="eastAsia" w:ascii="Times New Roman" w:hAnsi="Times New Roman" w:eastAsia="Times New Roman" w:cs="Times New Roman"/>
-        </w:rPr>
-        <w:t>/</w:t>
-      </w:r>
-      <w:r>
-        <w:rPr>
-          <w:rFonts w:hint="eastAsia" w:ascii="Times New Roman" w:hAnsi="Times New Roman" w:eastAsia="FangSong" w:cs="Times New Roman"/>
-        </w:rPr>
-        <w:t>没有</w:t>
-      </w:r>
-      <w:r>
-        <w:rPr>
-          <w:rFonts w:hint="eastAsia" w:ascii="Times New Roman" w:hAnsi="Times New Roman" w:eastAsia="Times New Roman" w:cs="Times New Roman"/>
-        </w:rPr>
-        <w:t>」</w:t>
-      </w:r>
-      <w:r>
-        <w:rPr>
-          <w:rFonts w:hint="eastAsia" w:ascii="Times New Roman" w:hAnsi="Times New Roman" w:eastAsia="FangSong" w:cs="Times New Roman"/>
-        </w:rPr>
-        <w:t>每个圈出来</w:t>
-      </w:r>
-      <w:r>
-        <w:rPr>
-          <w:rFonts w:hint="eastAsia" w:ascii="Times New Roman" w:hAnsi="Times New Roman" w:eastAsia="Times New Roman" w:cs="Times New Roman"/>
-        </w:rPr>
-        <w:t>，</w:t>
-      </w:r>
-      <w:r>
-        <w:rPr>
-          <w:rFonts w:hint="eastAsia" w:ascii="Times New Roman" w:hAnsi="Times New Roman" w:eastAsia="FangSong" w:cs="Times New Roman"/>
-        </w:rPr>
-        <w:t>一次排除一个候选</w:t>
-      </w:r>
-      <w:r>
-        <w:rPr>
-          <w:rFonts w:hint="eastAsia" w:ascii="Times New Roman" w:hAnsi="Times New Roman" w:eastAsia="Times New Roman" w:cs="Times New Roman"/>
-        </w:rPr>
-        <w:t>。</w:t>
-      </w:r>
-    </w:p>
-    <w:p>
-      <w:pPr>
-        <w:pStyle w:val="Compact"/>
-        <w:numPr>
-          <w:ilvl w:val="0"/>
-          <w:numId w:val="1018"/>
-        </w:numPr>
-      </w:pPr>
-      <w:r>
-        <w:rPr>
-          <w:rFonts w:hint="eastAsia" w:ascii="Times New Roman" w:hAnsi="Times New Roman" w:eastAsia="FangSong" w:cs="Times New Roman"/>
-          <w:b/>
-          <w:bCs/>
-        </w:rPr>
-        <w:t xml:space="preserve">三大陷阱</w:t>
-      </w:r>
-      <w:r>
-        <w:rPr>
-          <w:rFonts w:hint="eastAsia" w:ascii="Times New Roman" w:hAnsi="Times New Roman" w:eastAsia="Times New Roman" w:cs="Times New Roman"/>
-        </w:rPr>
-        <w:t>：</w:t>
-      </w:r>
-      <w:r>
-        <w:rPr>
-          <w:rFonts w:hint="eastAsia" w:ascii="Times New Roman" w:hAnsi="Times New Roman" w:eastAsia="FangSong" w:cs="Times New Roman"/>
-        </w:rPr>
-        <w:t>假熟悉</w:t>
-      </w:r>
-      <w:r>
-        <w:rPr>
-          <w:rFonts w:hint="eastAsia" w:ascii="Times New Roman" w:hAnsi="Times New Roman" w:eastAsia="Times New Roman" w:cs="Times New Roman"/>
-        </w:rPr>
-        <w:t>（</w:t>
-      </w:r>
-      <w:r>
-        <w:rPr>
-          <w:rFonts w:hint="eastAsia" w:ascii="Times New Roman" w:hAnsi="Times New Roman" w:eastAsia="FangSong" w:cs="Times New Roman"/>
-        </w:rPr>
-        <w:t>第一眼像</w:t>
-      </w:r>
-      <w:r>
-        <w:rPr>
-          <w:rFonts w:hint="eastAsia" w:ascii="Times New Roman" w:hAnsi="Times New Roman" w:eastAsia="Times New Roman" w:cs="Times New Roman"/>
-        </w:rPr>
-        <w:t>≠</w:t>
-      </w:r>
-      <w:r>
-        <w:rPr>
-          <w:rFonts w:hint="eastAsia" w:ascii="Times New Roman" w:hAnsi="Times New Roman" w:eastAsia="FangSong" w:cs="Times New Roman"/>
-        </w:rPr>
-        <w:t>答案</w:t>
-      </w:r>
-      <w:r>
-        <w:rPr>
-          <w:rFonts w:hint="eastAsia" w:ascii="Times New Roman" w:hAnsi="Times New Roman" w:eastAsia="Times New Roman" w:cs="Times New Roman"/>
-        </w:rPr>
-        <w:t>）、</w:t>
-      </w:r>
-      <w:r>
-        <w:rPr>
-          <w:rFonts w:hint="eastAsia" w:ascii="Times New Roman" w:hAnsi="Times New Roman" w:eastAsia="FangSong" w:cs="Times New Roman"/>
-        </w:rPr>
-        <w:t>单一颜色</w:t>
-      </w:r>
-      <w:r>
-        <w:rPr>
-          <w:rFonts w:hint="eastAsia" w:ascii="Times New Roman" w:hAnsi="Times New Roman" w:eastAsia="Times New Roman" w:cs="Times New Roman"/>
-        </w:rPr>
-        <w:t>（</w:t>
-      </w:r>
-      <w:r>
-        <w:rPr>
-          <w:rFonts w:hint="eastAsia" w:ascii="Times New Roman" w:hAnsi="Times New Roman" w:eastAsia="FangSong" w:cs="Times New Roman"/>
-        </w:rPr>
-        <w:t>绿色</w:t>
-      </w:r>
-      <w:r>
-        <w:rPr>
-          <w:rFonts w:hint="eastAsia" w:ascii="Times New Roman" w:hAnsi="Times New Roman" w:eastAsia="Times New Roman" w:cs="Times New Roman"/>
-        </w:rPr>
-        <w:t>≠Cr</w:t>
-      </w:r>
-      <w:r>
-        <w:rPr>
-          <w:rFonts w:hint="eastAsia" w:ascii="Times New Roman" w:hAnsi="Times New Roman" w:eastAsia="Times New Roman" w:cs="Times New Roman"/>
-          <w:vertAlign w:val="superscript"/>
-        </w:rPr>
-        <w:t>3+</w:t>
-      </w:r>
-      <w:r>
-        <w:rPr>
-          <w:rFonts w:hint="eastAsia" w:ascii="Times New Roman" w:hAnsi="Times New Roman" w:eastAsia="Times New Roman" w:cs="Times New Roman"/>
-        </w:rPr>
-        <w:t>）、</w:t>
-      </w:r>
-      <w:r>
-        <w:rPr>
-          <w:rFonts w:hint="eastAsia" w:ascii="Times New Roman" w:hAnsi="Times New Roman" w:eastAsia="FangSong" w:cs="Times New Roman"/>
-        </w:rPr>
-        <w:t>无色</w:t>
-      </w:r>
-      <w:r>
-        <w:rPr>
-          <w:rFonts w:hint="eastAsia" w:ascii="Times New Roman" w:hAnsi="Times New Roman" w:eastAsia="Times New Roman" w:cs="Times New Roman"/>
-        </w:rPr>
-        <w:t>≠</w:t>
-      </w:r>
-      <w:r>
-        <w:rPr>
-          <w:rFonts w:hint="eastAsia" w:ascii="Times New Roman" w:hAnsi="Times New Roman" w:eastAsia="FangSong" w:cs="Times New Roman"/>
-        </w:rPr>
-        <w:t>无过渡金属</w:t>
-      </w:r>
-      <w:r>
-        <w:rPr>
-          <w:rFonts w:hint="eastAsia" w:ascii="Times New Roman" w:hAnsi="Times New Roman" w:eastAsia="Times New Roman" w:cs="Times New Roman"/>
-        </w:rPr>
-        <w:t>（d</w:t>
-      </w:r>
-      <w:r>
-        <w:rPr>
-          <w:rFonts w:hint="eastAsia" w:ascii="Times New Roman" w:hAnsi="Times New Roman" w:eastAsia="Times New Roman" w:cs="Times New Roman"/>
-          <w:vertAlign w:val="superscript"/>
-        </w:rPr>
-        <w:t>0</w:t>
-      </w:r>
-      <w:r>
-        <w:rPr>
-          <w:rFonts w:hint="eastAsia" w:ascii="Times New Roman" w:hAnsi="Times New Roman" w:eastAsia="Times New Roman" w:cs="Times New Roman"/>
-        </w:rPr>
-        <w:t>/d</w:t>
-      </w:r>
-      <w:r>
-        <w:rPr>
-          <w:rFonts w:hint="eastAsia" w:ascii="Times New Roman" w:hAnsi="Times New Roman" w:eastAsia="Times New Roman" w:cs="Times New Roman"/>
-          <w:vertAlign w:val="superscript"/>
-        </w:rPr>
-        <w:t>10</w:t>
-      </w:r>
-      <w:r>
-        <w:rPr>
-          <w:rFonts w:hint="eastAsia" w:ascii="Times New Roman" w:hAnsi="Times New Roman" w:eastAsia="Times New Roman" w:cs="Times New Roman"/>
-        </w:rPr>
-        <w:t>）。</w:t>
-      </w:r>
-    </w:p>
-    <w:p>
-      <w:pPr>
-        <w:pStyle w:val="Compact"/>
-        <w:numPr>
-          <w:ilvl w:val="0"/>
-          <w:numId w:val="1018"/>
-        </w:numPr>
-      </w:pPr>
-      <w:r>
-        <w:rPr>
-          <w:rFonts w:hint="eastAsia" w:ascii="Times New Roman" w:hAnsi="Times New Roman" w:eastAsia="FangSong" w:cs="Times New Roman"/>
-          <w:b/>
-          <w:bCs/>
-        </w:rPr>
-        <w:t xml:space="preserve">介质决定产物</w:t>
-      </w:r>
-      <w:r>
-        <w:rPr>
-          <w:rFonts w:hint="eastAsia" w:ascii="Times New Roman" w:hAnsi="Times New Roman" w:eastAsia="Times New Roman" w:cs="Times New Roman"/>
-        </w:rPr>
-        <w:t>：MnO</w:t>
-      </w:r>
-      <w:r>
-        <w:rPr>
-          <w:rFonts w:hint="eastAsia" w:ascii="Times New Roman" w:hAnsi="Times New Roman" w:eastAsia="Times New Roman" w:cs="Times New Roman"/>
-          <w:vertAlign w:val="subscript"/>
-        </w:rPr>
-        <w:t>4</w:t>
-      </w:r>
-      <w:r>
-        <w:rPr>
-          <w:rFonts w:hint="eastAsia" w:ascii="Times New Roman" w:hAnsi="Times New Roman" w:eastAsia="Times New Roman" w:cs="Times New Roman"/>
-          <w:vertAlign w:val="superscript"/>
-        </w:rPr>
-        <w:t>-</w:t>
-      </w:r>
-      <w:r>
-        <w:rPr>
-          <w:rFonts w:ascii="Times New Roman" w:hAnsi="Times New Roman" w:eastAsia="Times New Roman" w:cs="Times New Roman"/>
-        </w:rPr>
-        <w:t xml:space="preserve"> </w:t>
-      </w:r>
-      <w:r>
-        <w:rPr>
-          <w:rFonts w:hint="eastAsia" w:ascii="Times New Roman" w:hAnsi="Times New Roman" w:eastAsia="FangSong" w:cs="Times New Roman"/>
-        </w:rPr>
-        <w:t>酸</w:t>
-      </w:r>
-      <w:r>
-        <w:rPr>
-          <w:rFonts w:hint="eastAsia" w:ascii="Times New Roman" w:hAnsi="Times New Roman" w:eastAsia="Times New Roman" w:cs="Times New Roman"/>
-        </w:rPr>
-        <w:t>/</w:t>
-      </w:r>
-      <w:r>
-        <w:rPr>
-          <w:rFonts w:hint="eastAsia" w:ascii="Times New Roman" w:hAnsi="Times New Roman" w:eastAsia="FangSong" w:cs="Times New Roman"/>
-        </w:rPr>
-        <w:t>中</w:t>
-      </w:r>
-      <w:r>
-        <w:rPr>
-          <w:rFonts w:hint="eastAsia" w:ascii="Times New Roman" w:hAnsi="Times New Roman" w:eastAsia="Times New Roman" w:cs="Times New Roman"/>
-        </w:rPr>
-        <w:t>/</w:t>
-      </w:r>
-      <w:r>
-        <w:rPr>
-          <w:rFonts w:hint="eastAsia" w:ascii="Times New Roman" w:hAnsi="Times New Roman" w:eastAsia="FangSong" w:cs="Times New Roman"/>
-        </w:rPr>
-        <w:t>碱</w:t>
-      </w:r>
-      <w:r>
-        <w:rPr>
-          <w:rFonts w:ascii="Times New Roman" w:hAnsi="Times New Roman" w:eastAsia="Times New Roman" w:cs="Times New Roman"/>
-        </w:rPr>
-        <w:t xml:space="preserve"> → </w:t>
-      </w:r>
-      <w:r>
-        <w:rPr>
-          <w:rFonts w:hint="eastAsia" w:ascii="Times New Roman" w:hAnsi="Times New Roman" w:eastAsia="Times New Roman" w:cs="Times New Roman"/>
-        </w:rPr>
-        <w:t>Mn</w:t>
-      </w:r>
-      <w:r>
-        <w:rPr>
-          <w:rFonts w:hint="eastAsia" w:ascii="Times New Roman" w:hAnsi="Times New Roman" w:eastAsia="Times New Roman" w:cs="Times New Roman"/>
-          <w:vertAlign w:val="superscript"/>
-        </w:rPr>
-        <w:t>2+</w:t>
-      </w:r>
-      <w:r>
-        <w:rPr>
-          <w:rFonts w:hint="eastAsia" w:ascii="Times New Roman" w:hAnsi="Times New Roman" w:eastAsia="Times New Roman" w:cs="Times New Roman"/>
-        </w:rPr>
-        <w:t>/MnO</w:t>
-      </w:r>
-      <w:r>
-        <w:rPr>
-          <w:rFonts w:hint="eastAsia" w:ascii="Times New Roman" w:hAnsi="Times New Roman" w:eastAsia="Times New Roman" w:cs="Times New Roman"/>
-          <w:vertAlign w:val="subscript"/>
-        </w:rPr>
-        <w:t>2</w:t>
-      </w:r>
-      <w:r>
-        <w:rPr>
-          <w:rFonts w:hint="eastAsia" w:ascii="Times New Roman" w:hAnsi="Times New Roman" w:eastAsia="Times New Roman" w:cs="Times New Roman"/>
-        </w:rPr>
-        <w:t>/MnO</w:t>
-      </w:r>
-      <w:r>
-        <w:rPr>
-          <w:rFonts w:hint="eastAsia" w:ascii="Times New Roman" w:hAnsi="Times New Roman" w:eastAsia="Times New Roman" w:cs="Times New Roman"/>
-          <w:vertAlign w:val="subscript"/>
-        </w:rPr>
-        <w:t>4</w:t>
-      </w:r>
-      <w:r>
-        <w:rPr>
-          <w:rFonts w:hint="eastAsia" w:ascii="Times New Roman" w:hAnsi="Times New Roman" w:eastAsia="Times New Roman" w:cs="Times New Roman"/>
-          <w:vertAlign w:val="superscript"/>
-        </w:rPr>
-        <w:t>2-</w:t>
-      </w:r>
-      <w:r>
-        <w:rPr>
-          <w:rFonts w:hint="eastAsia" w:ascii="Times New Roman" w:hAnsi="Times New Roman" w:eastAsia="Times New Roman" w:cs="Times New Roman"/>
-        </w:rPr>
-        <w:t>；Cu+HNO</w:t>
-      </w:r>
-      <w:r>
-        <w:rPr>
-          <w:rFonts w:hint="eastAsia" w:ascii="Times New Roman" w:hAnsi="Times New Roman" w:eastAsia="Times New Roman" w:cs="Times New Roman"/>
-          <w:vertAlign w:val="subscript"/>
-        </w:rPr>
-        <w:t>3</w:t>
-      </w:r>
-      <w:r>
-        <w:rPr>
-          <w:rFonts w:ascii="Times New Roman" w:hAnsi="Times New Roman" w:eastAsia="Times New Roman" w:cs="Times New Roman"/>
-        </w:rPr>
-        <w:t xml:space="preserve"> </w:t>
-      </w:r>
-      <w:r>
-        <w:rPr>
-          <w:rFonts w:hint="eastAsia" w:ascii="Times New Roman" w:hAnsi="Times New Roman" w:eastAsia="FangSong" w:cs="Times New Roman"/>
-        </w:rPr>
-        <w:t xml:space="preserve">浓稀</w:t>
-      </w:r>
-      <w:r>
-        <w:rPr>
-          <w:rFonts w:ascii="Times New Roman" w:hAnsi="Times New Roman" w:eastAsia="Times New Roman" w:cs="Times New Roman"/>
-        </w:rPr>
-        <w:t xml:space="preserve"> → NO</w:t>
-      </w:r>
-      <w:r>
-        <w:rPr>
-          <w:rFonts w:ascii="Times New Roman" w:hAnsi="Times New Roman" w:eastAsia="Times New Roman" w:cs="Times New Roman"/>
-          <w:vertAlign w:val="subscript"/>
-        </w:rPr>
-        <w:t>2</w:t>
-      </w:r>
-      <w:r>
-        <w:rPr>
-          <w:rFonts w:ascii="Times New Roman" w:hAnsi="Times New Roman" w:eastAsia="Times New Roman" w:cs="Times New Roman"/>
-        </w:rPr>
-        <w:t>/NO。</w:t>
-      </w:r>
-    </w:p>
-    <w:p>
-      <w:pPr>
-        <w:pStyle w:val="Compact"/>
-        <w:numPr>
-          <w:ilvl w:val="0"/>
-          <w:numId w:val="1018"/>
-        </w:numPr>
-      </w:pPr>
-      <w:r>
-        <w:rPr>
-          <w:rFonts w:hint="eastAsia" w:ascii="Times New Roman" w:hAnsi="Times New Roman" w:eastAsia="FangSong" w:cs="Times New Roman"/>
-          <w:b/>
-          <w:bCs/>
-        </w:rPr>
-        <w:t xml:space="preserve">过程分</w:t>
-      </w:r>
-      <w:r>
-        <w:rPr>
-          <w:rFonts w:hint="eastAsia" w:ascii="Times New Roman" w:hAnsi="Times New Roman" w:eastAsia="Times New Roman" w:cs="Times New Roman"/>
-        </w:rPr>
-        <w:t>：</w:t>
-      </w:r>
-      <w:r>
-        <w:rPr>
-          <w:rFonts w:hint="eastAsia" w:ascii="Times New Roman" w:hAnsi="Times New Roman" w:eastAsia="FangSong" w:cs="Times New Roman"/>
-        </w:rPr>
-        <w:t>答案对一半分</w:t>
-      </w:r>
-      <w:r>
-        <w:rPr>
-          <w:rFonts w:hint="eastAsia" w:ascii="Times New Roman" w:hAnsi="Times New Roman" w:eastAsia="Times New Roman" w:cs="Times New Roman"/>
-        </w:rPr>
-        <w:t>，</w:t>
-      </w:r>
-      <w:r>
-        <w:rPr>
-          <w:rFonts w:hint="eastAsia" w:ascii="Times New Roman" w:hAnsi="Times New Roman" w:eastAsia="FangSong" w:cs="Times New Roman"/>
-        </w:rPr>
-        <w:t>推理链完整才拿满</w:t>
-      </w:r>
-      <w:r>
-        <w:rPr>
-          <w:rFonts w:hint="eastAsia" w:ascii="Times New Roman" w:hAnsi="Times New Roman" w:eastAsia="Times New Roman" w:cs="Times New Roman"/>
-        </w:rPr>
-        <w:t>。</w:t>
-      </w:r>
-      <w:r>
-        <w:rPr>
-          <w:rFonts w:hint="eastAsia" w:ascii="Times New Roman" w:hAnsi="Times New Roman" w:eastAsia="FangSong" w:cs="Times New Roman"/>
-        </w:rPr>
-        <w:t>每个候选都要写保留</w:t>
-      </w:r>
-      <w:r>
-        <w:rPr>
-          <w:rFonts w:hint="eastAsia" w:ascii="Times New Roman" w:hAnsi="Times New Roman" w:eastAsia="Times New Roman" w:cs="Times New Roman"/>
-        </w:rPr>
-        <w:t>/</w:t>
-      </w:r>
-      <w:r>
-        <w:rPr>
-          <w:rFonts w:hint="eastAsia" w:ascii="Times New Roman" w:hAnsi="Times New Roman" w:eastAsia="FangSong" w:cs="Times New Roman"/>
-        </w:rPr>
-        <w:t>排除理由</w:t>
-      </w:r>
-      <w:r>
-        <w:rPr>
-          <w:rFonts w:hint="eastAsia" w:ascii="Times New Roman" w:hAnsi="Times New Roman" w:eastAsia="Times New Roman" w:cs="Times New Roman"/>
-        </w:rPr>
-        <w:t>。</w:t>
-      </w:r>
-    </w:p>
-    <w:p>
-      <w:pPr>
-        <w:pStyle w:val="Compact"/>
-        <w:numPr>
-          <w:ilvl w:val="0"/>
-          <w:numId w:val="1018"/>
-        </w:numPr>
-      </w:pPr>
-      <w:r>
-        <w:rPr>
-          <w:rFonts w:hint="eastAsia" w:ascii="Times New Roman" w:hAnsi="Times New Roman" w:eastAsia="FangSong" w:cs="Times New Roman"/>
-          <w:b/>
-          <w:bCs/>
-        </w:rPr>
-        <w:t xml:space="preserve">方法论进阶</w:t>
-      </w:r>
-      <w:r>
-        <w:rPr>
-          <w:rFonts w:hint="eastAsia" w:ascii="Times New Roman" w:hAnsi="Times New Roman" w:eastAsia="Times New Roman" w:cs="Times New Roman"/>
-        </w:rPr>
-        <w:t>：</w:t>
-      </w:r>
-      <w:r>
-        <w:rPr>
-          <w:rFonts w:hint="eastAsia" w:ascii="Times New Roman" w:hAnsi="Times New Roman" w:eastAsia="FangSong" w:cs="Times New Roman"/>
-        </w:rPr>
-        <w:t>陌生</w:t>
-      </w:r>
-      <w:r>
-        <w:rPr>
-          <w:rFonts w:hint="eastAsia" w:ascii="Times New Roman" w:hAnsi="Times New Roman" w:eastAsia="Times New Roman" w:cs="Times New Roman"/>
-        </w:rPr>
-        <w:t>+</w:t>
-      </w:r>
-      <w:r>
-        <w:rPr>
-          <w:rFonts w:hint="eastAsia" w:ascii="Times New Roman" w:hAnsi="Times New Roman" w:eastAsia="FangSong" w:cs="Times New Roman"/>
-        </w:rPr>
-        <w:t>零碎题</w:t>
-      </w:r>
-      <w:r>
-        <w:rPr>
-          <w:rFonts w:ascii="Times New Roman" w:hAnsi="Times New Roman" w:eastAsia="Times New Roman" w:cs="Times New Roman"/>
-        </w:rPr>
-        <w:t xml:space="preserve"> → </w:t>
-      </w:r>
-      <w:r>
-        <w:rPr>
-          <w:rFonts w:hint="eastAsia" w:ascii="Times New Roman" w:hAnsi="Times New Roman" w:eastAsia="FangSong" w:cs="Times New Roman"/>
-        </w:rPr>
-        <w:t xml:space="preserve">五步推断法</w:t>
-      </w:r>
-      <w:r>
-        <w:rPr>
-          <w:rFonts w:ascii="Times New Roman" w:hAnsi="Times New Roman" w:eastAsia="Times New Roman" w:cs="Times New Roman"/>
-        </w:rPr>
-        <w:t xml:space="preserve"> + </w:t>
-      </w:r>
-      <w:r>
-        <w:rPr>
-          <w:rFonts w:hint="eastAsia" w:ascii="Times New Roman" w:hAnsi="Times New Roman" w:eastAsia="FangSong" w:cs="Times New Roman"/>
-        </w:rPr>
-        <w:t>广义复盐法整体打包</w:t>
-      </w:r>
-      <w:r>
-        <w:rPr>
-          <w:rFonts w:hint="eastAsia" w:ascii="Times New Roman" w:hAnsi="Times New Roman" w:eastAsia="Times New Roman" w:cs="Times New Roman"/>
-        </w:rPr>
-        <w:t>；</w:t>
-      </w:r>
-      <w:r>
-        <w:rPr>
-          <w:rFonts w:hint="eastAsia" w:ascii="Times New Roman" w:hAnsi="Times New Roman" w:eastAsia="FangSong" w:cs="Times New Roman"/>
-        </w:rPr>
-        <w:t>材料</w:t>
-      </w:r>
-      <w:r>
-        <w:rPr>
-          <w:rFonts w:hint="eastAsia" w:ascii="Times New Roman" w:hAnsi="Times New Roman" w:eastAsia="Times New Roman" w:cs="Times New Roman"/>
-        </w:rPr>
-        <w:t>/</w:t>
-      </w:r>
-      <w:r>
-        <w:rPr>
-          <w:rFonts w:hint="eastAsia" w:ascii="Times New Roman" w:hAnsi="Times New Roman" w:eastAsia="FangSong" w:cs="Times New Roman"/>
-        </w:rPr>
-        <w:t>古文题</w:t>
-      </w:r>
-      <w:r>
-        <w:rPr>
-          <w:rFonts w:ascii="Times New Roman" w:hAnsi="Times New Roman" w:eastAsia="Times New Roman" w:cs="Times New Roman"/>
-        </w:rPr>
-        <w:t xml:space="preserve"> → </w:t>
-      </w:r>
-      <w:r>
-        <w:rPr>
-          <w:rFonts w:hint="eastAsia" w:ascii="Times New Roman" w:hAnsi="Times New Roman" w:eastAsia="FangSong" w:cs="Times New Roman"/>
-        </w:rPr>
-        <w:t>先翻译成现代化学对象</w:t>
-      </w:r>
-      <w:r>
-        <w:rPr>
-          <w:rFonts w:hint="eastAsia" w:ascii="Times New Roman" w:hAnsi="Times New Roman" w:eastAsia="Times New Roman" w:cs="Times New Roman"/>
-        </w:rPr>
-        <w:t>。</w:t>
-      </w:r>
-    </w:p>
-    <w:p>
-      <w:pPr>
-        <w:spacing w:before="160" w:after="80"/>
-      </w:pPr>
-      <w:r>
-        <w:pict>
-          <v:rect style="width:0;height:1.5pt" o:hralign="center" o:hrstd="t" o:hr="t"/>
-        </w:pict>
-      </w:r>
-    </w:p>
-    <w:bookmarkEnd w:id="70"/>
-    <w:bookmarkStart w:id="74" w:name="十核心公式速查"/>
-    <w:p>
-      <w:pPr>
-        <w:pStyle w:val="Heading2"/>
-        <w:spacing w:before="280" w:after="120"/>
-      </w:pPr>
-      <w:r>
-        <w:rPr>
-          <w:rFonts w:hint="eastAsia" w:ascii="Times New Roman" w:hAnsi="Times New Roman" w:eastAsia="SimHei" w:cs="Times New Roman"/>
-        </w:rPr>
-        <w:t>十</w:t>
-      </w:r>
-      <w:r>
-        <w:rPr>
-          <w:rFonts w:hint="eastAsia" w:ascii="Times New Roman" w:hAnsi="Times New Roman" w:eastAsia="Times New Roman" w:cs="Times New Roman"/>
-        </w:rPr>
-        <w:t>、</w:t>
-      </w:r>
-      <w:r>
-        <w:rPr>
-          <w:rFonts w:hint="eastAsia" w:ascii="Times New Roman" w:hAnsi="Times New Roman" w:eastAsia="SimHei" w:cs="Times New Roman"/>
-        </w:rPr>
-        <w:t>核心公式速查</w:t>
-      </w:r>
-    </w:p>
-    <w:p>
-      <w:pPr>
-        <w:pStyle w:val="BlockText"/>
-      </w:pPr>
-      <w:r>
-        <w:rPr>
-          <w:rFonts w:hint="eastAsia" w:ascii="Times New Roman" w:hAnsi="Times New Roman" w:eastAsia="FangSong" w:cs="Times New Roman"/>
-        </w:rPr>
-        <w:t>考前一张纸</w:t>
-      </w:r>
-      <w:r>
-        <w:rPr>
-          <w:rFonts w:hint="eastAsia" w:ascii="Times New Roman" w:hAnsi="Times New Roman" w:eastAsia="Times New Roman" w:cs="Times New Roman"/>
-        </w:rPr>
-        <w:t>：</w:t>
-      </w:r>
-      <w:r>
-        <w:rPr>
-          <w:rFonts w:hint="eastAsia" w:ascii="Times New Roman" w:hAnsi="Times New Roman" w:eastAsia="FangSong" w:cs="Times New Roman"/>
-        </w:rPr>
-        <w:t>按模块查判据</w:t>
-      </w:r>
-      <w:r>
-        <w:rPr>
-          <w:rFonts w:hint="eastAsia" w:ascii="Times New Roman" w:hAnsi="Times New Roman" w:eastAsia="Times New Roman" w:cs="Times New Roman"/>
-        </w:rPr>
-        <w:t>。</w:t>
-      </w:r>
-      <w:r>
-        <w:rPr>
-          <w:rFonts w:hint="eastAsia" w:ascii="Times New Roman" w:hAnsi="Times New Roman" w:eastAsia="FangSong" w:cs="Times New Roman"/>
-        </w:rPr>
-        <w:t>易错提醒与正文各节</w:t>
-      </w:r>
-      <w:r>
-        <w:rPr>
-          <w:rFonts w:ascii="Times New Roman" w:hAnsi="Times New Roman" w:eastAsia="Times New Roman" w:cs="Times New Roman"/>
-        </w:rPr>
-        <w:t xml:space="preserve"> [!warning] </w:t>
-      </w:r>
-      <w:r>
-        <w:rPr>
-          <w:rFonts w:hint="eastAsia" w:ascii="Times New Roman" w:hAnsi="Times New Roman" w:eastAsia="FangSong" w:cs="Times New Roman"/>
-        </w:rPr>
-        <w:t>呼应</w:t>
-      </w:r>
-      <w:r>
-        <w:rPr>
-          <w:rFonts w:hint="eastAsia" w:ascii="Times New Roman" w:hAnsi="Times New Roman" w:eastAsia="Times New Roman" w:cs="Times New Roman"/>
-        </w:rPr>
-        <w:t>。</w:t>
-      </w:r>
-    </w:p>
-    <w:bookmarkStart w:id="71" w:name="推断流程"/>
-    <w:p>
-      <w:pPr>
-        <w:pStyle w:val="Heading3"/>
-        <w:spacing w:after="120" w:before="280"/>
-      </w:pPr>
-      <w:r>
-        <w:rPr>
-          <w:rFonts w:hint="eastAsia" w:ascii="Times New Roman" w:hAnsi="Times New Roman" w:eastAsia="SimHei" w:cs="Times New Roman"/>
         </w:rPr>
         <w:t xml:space="preserve">推断流程</w:t>
       </w:r>
@@ -30058,16 +29192,16 @@
         </w:tc>
       </w:tr>
     </w:tbl>
-    <w:bookmarkEnd w:id="71"/>
-    <w:bookmarkStart w:id="72" w:name="否定信息与颜色陷阱"/>
     <w:p>
       <w:pPr>
-        <w:pStyle w:val="Heading3"/>
-        <w:spacing w:after="120" w:before="280"/>
+        <w:pStyle w:val="BodyText"/>
+        <w:spacing w:before="120" w:after="80"/>
       </w:pPr>
       <w:r>
         <w:rPr>
-          <w:rFonts w:hint="eastAsia" w:ascii="Times New Roman" w:hAnsi="Times New Roman" w:eastAsia="SimHei" w:cs="Times New Roman"/>
+          <w:rFonts w:hint="eastAsia" w:ascii="Times New Roman" w:hAnsi="Times New Roman" w:eastAsia="FangSong" w:cs="Times New Roman"/>
+          <w:b/>
+          <w:bCs/>
         </w:rPr>
         <w:t xml:space="preserve">否定信息与颜色陷阱</w:t>
       </w:r>
@@ -31048,16 +30182,16 @@
         </w:tc>
       </w:tr>
     </w:tbl>
-    <w:bookmarkEnd w:id="72"/>
-    <w:bookmarkStart w:id="73" w:name="介质决定产物"/>
     <w:p>
       <w:pPr>
-        <w:pStyle w:val="Heading3"/>
-        <w:spacing w:after="120" w:before="280"/>
+        <w:pStyle w:val="BodyText"/>
+        <w:spacing w:before="120" w:after="80"/>
       </w:pPr>
       <w:r>
         <w:rPr>
-          <w:rFonts w:hint="eastAsia" w:ascii="Times New Roman" w:hAnsi="Times New Roman" w:eastAsia="SimHei" w:cs="Times New Roman"/>
+          <w:rFonts w:hint="eastAsia" w:ascii="Times New Roman" w:hAnsi="Times New Roman" w:eastAsia="FangSong" w:cs="Times New Roman"/>
+          <w:b/>
+          <w:bCs/>
         </w:rPr>
         <w:t xml:space="preserve">介质决定产物</w:t>
       </w:r>
@@ -31882,9 +31016,9 @@
         </w:pict>
       </w:r>
     </w:p>
-    <w:bookmarkEnd w:id="73"/>
-    <w:bookmarkEnd w:id="74"/>
-    <w:bookmarkStart w:id="79" w:name="十一练习"/>
+    <w:bookmarkEnd w:id="69"/>
+    <w:bookmarkEnd w:id="70"/>
+    <w:bookmarkStart w:id="71" w:name="九本讲小结"/>
     <w:p>
       <w:pPr>
         <w:pStyle w:val="Heading2"/>
@@ -31894,7 +31028,7 @@
         <w:rPr>
           <w:rFonts w:hint="eastAsia" w:ascii="Times New Roman" w:hAnsi="Times New Roman" w:eastAsia="SimHei" w:cs="Times New Roman"/>
         </w:rPr>
-        <w:t>十一</w:t>
+        <w:t>九</w:t>
       </w:r>
       <w:r>
         <w:rPr>
@@ -31906,10 +31040,848 @@
         <w:rPr>
           <w:rFonts w:hint="eastAsia" w:ascii="Times New Roman" w:hAnsi="Times New Roman" w:eastAsia="SimHei" w:cs="Times New Roman"/>
         </w:rPr>
+        <w:t>本讲小结</w:t>
+      </w:r>
+    </w:p>
+    <w:p>
+      <w:pPr>
+        <w:pStyle w:val="Compact"/>
+        <w:numPr>
+          <w:ilvl w:val="0"/>
+          <w:numId w:val="1018"/>
+        </w:numPr>
+      </w:pPr>
+      <w:r>
+        <w:rPr>
+          <w:rFonts w:hint="eastAsia" w:ascii="Times New Roman" w:hAnsi="Times New Roman" w:eastAsia="FangSong" w:cs="Times New Roman"/>
+          <w:b/>
+          <w:bCs/>
+        </w:rPr>
+        <w:t xml:space="preserve">一条主线</w:t>
+      </w:r>
+      <w:r>
+        <w:rPr>
+          <w:rFonts w:hint="eastAsia" w:ascii="Times New Roman" w:hAnsi="Times New Roman" w:eastAsia="Times New Roman" w:cs="Times New Roman"/>
+        </w:rPr>
+        <w:t>：</w:t>
+      </w:r>
+      <w:r>
+        <w:rPr>
+          <w:rFonts w:hint="eastAsia" w:ascii="Times New Roman" w:hAnsi="Times New Roman" w:eastAsia="FangSong" w:cs="Times New Roman"/>
+        </w:rPr>
+        <w:t>推断</w:t>
+      </w:r>
+      <w:r>
+        <w:rPr>
+          <w:rFonts w:ascii="Times New Roman" w:hAnsi="Times New Roman" w:eastAsia="Times New Roman" w:cs="Times New Roman"/>
+        </w:rPr>
+        <w:t xml:space="preserve"> = </w:t>
+      </w:r>
+      <w:r>
+        <w:rPr>
+          <w:rFonts w:hint="eastAsia" w:ascii="Times New Roman" w:hAnsi="Times New Roman" w:eastAsia="FangSong" w:cs="Times New Roman"/>
+        </w:rPr>
+        <w:t xml:space="preserve">信号</w:t>
+      </w:r>
+      <w:r>
+        <w:rPr>
+          <w:rFonts w:ascii="Times New Roman" w:hAnsi="Times New Roman" w:eastAsia="Times New Roman" w:cs="Times New Roman"/>
+        </w:rPr>
+        <w:t xml:space="preserve"> → </w:t>
+      </w:r>
+      <w:r>
+        <w:rPr>
+          <w:rFonts w:hint="eastAsia" w:ascii="Times New Roman" w:hAnsi="Times New Roman" w:eastAsia="FangSong" w:cs="Times New Roman"/>
+        </w:rPr>
+        <w:t xml:space="preserve">候选</w:t>
+      </w:r>
+      <w:r>
+        <w:rPr>
+          <w:rFonts w:ascii="Times New Roman" w:hAnsi="Times New Roman" w:eastAsia="Times New Roman" w:cs="Times New Roman"/>
+        </w:rPr>
+        <w:t xml:space="preserve"> → </w:t>
+      </w:r>
+      <w:r>
+        <w:rPr>
+          <w:rFonts w:hint="eastAsia" w:ascii="Times New Roman" w:hAnsi="Times New Roman" w:eastAsia="FangSong" w:cs="Times New Roman"/>
+        </w:rPr>
+        <w:t xml:space="preserve">排除</w:t>
+      </w:r>
+      <w:r>
+        <w:rPr>
+          <w:rFonts w:ascii="Times New Roman" w:hAnsi="Times New Roman" w:eastAsia="Times New Roman" w:cs="Times New Roman"/>
+        </w:rPr>
+        <w:t xml:space="preserve"> → </w:t>
+      </w:r>
+      <w:r>
+        <w:rPr>
+          <w:rFonts w:hint="eastAsia" w:ascii="Times New Roman" w:hAnsi="Times New Roman" w:eastAsia="FangSong" w:cs="Times New Roman"/>
+        </w:rPr>
+        <w:t>定论</w:t>
+      </w:r>
+      <w:r>
+        <w:rPr>
+          <w:rFonts w:hint="eastAsia" w:ascii="Times New Roman" w:hAnsi="Times New Roman" w:eastAsia="Times New Roman" w:cs="Times New Roman"/>
+        </w:rPr>
+        <w:t>。</w:t>
+      </w:r>
+      <w:r>
+        <w:rPr>
+          <w:rFonts w:hint="eastAsia" w:ascii="Times New Roman" w:hAnsi="Times New Roman" w:eastAsia="FangSong" w:cs="Times New Roman"/>
+        </w:rPr>
+        <w:t>四步法是骨架</w:t>
+      </w:r>
+      <w:r>
+        <w:rPr>
+          <w:rFonts w:hint="eastAsia" w:ascii="Times New Roman" w:hAnsi="Times New Roman" w:eastAsia="Times New Roman" w:cs="Times New Roman"/>
+        </w:rPr>
+        <w:t>，</w:t>
+      </w:r>
+      <w:r>
+        <w:rPr>
+          <w:rFonts w:hint="eastAsia" w:ascii="Times New Roman" w:hAnsi="Times New Roman" w:eastAsia="FangSong" w:cs="Times New Roman"/>
+        </w:rPr>
+        <w:t>五步法是进阶</w:t>
+      </w:r>
+      <w:r>
+        <w:rPr>
+          <w:rFonts w:hint="eastAsia" w:ascii="Times New Roman" w:hAnsi="Times New Roman" w:eastAsia="Times New Roman" w:cs="Times New Roman"/>
+        </w:rPr>
+        <w:t>，</w:t>
+      </w:r>
+      <w:r>
+        <w:rPr>
+          <w:rFonts w:hint="eastAsia" w:ascii="Times New Roman" w:hAnsi="Times New Roman" w:eastAsia="FangSong" w:cs="Times New Roman"/>
+        </w:rPr>
+        <w:t>否定信息是杠杆</w:t>
+      </w:r>
+      <w:r>
+        <w:rPr>
+          <w:rFonts w:hint="eastAsia" w:ascii="Times New Roman" w:hAnsi="Times New Roman" w:eastAsia="Times New Roman" w:cs="Times New Roman"/>
+        </w:rPr>
+        <w:t>，</w:t>
+      </w:r>
+      <w:r>
+        <w:rPr>
+          <w:rFonts w:hint="eastAsia" w:ascii="Times New Roman" w:hAnsi="Times New Roman" w:eastAsia="FangSong" w:cs="Times New Roman"/>
+        </w:rPr>
+        <w:t>过程分是落地</w:t>
+      </w:r>
+      <w:r>
+        <w:rPr>
+          <w:rFonts w:hint="eastAsia" w:ascii="Times New Roman" w:hAnsi="Times New Roman" w:eastAsia="Times New Roman" w:cs="Times New Roman"/>
+        </w:rPr>
+        <w:t>。</w:t>
+      </w:r>
+    </w:p>
+    <w:p>
+      <w:pPr>
+        <w:pStyle w:val="Compact"/>
+        <w:numPr>
+          <w:ilvl w:val="0"/>
+          <w:numId w:val="1018"/>
+        </w:numPr>
+      </w:pPr>
+      <w:r>
+        <w:rPr>
+          <w:rFonts w:hint="eastAsia" w:ascii="Times New Roman" w:hAnsi="Times New Roman" w:eastAsia="FangSong" w:cs="Times New Roman"/>
+          <w:b/>
+          <w:bCs/>
+        </w:rPr>
+        <w:t xml:space="preserve">四种信号优先级</w:t>
+      </w:r>
+      <w:r>
+        <w:rPr>
+          <w:rFonts w:hint="eastAsia" w:ascii="Times New Roman" w:hAnsi="Times New Roman" w:eastAsia="Times New Roman" w:cs="Times New Roman"/>
+        </w:rPr>
+        <w:t>：</w:t>
+      </w:r>
+      <w:r>
+        <w:rPr>
+          <w:rFonts w:hint="eastAsia" w:ascii="Times New Roman" w:hAnsi="Times New Roman" w:eastAsia="FangSong" w:cs="Times New Roman"/>
+        </w:rPr>
+        <w:t>唯一性</w:t>
+      </w:r>
+      <w:r>
+        <w:rPr>
+          <w:rFonts w:ascii="Times New Roman" w:hAnsi="Times New Roman" w:eastAsia="Times New Roman" w:cs="Times New Roman"/>
+        </w:rPr>
+        <w:t xml:space="preserve"> &gt; </w:t>
+      </w:r>
+      <w:r>
+        <w:rPr>
+          <w:rFonts w:hint="eastAsia" w:ascii="Times New Roman" w:hAnsi="Times New Roman" w:eastAsia="FangSong" w:cs="Times New Roman"/>
+        </w:rPr>
+        <w:t xml:space="preserve">组合</w:t>
+      </w:r>
+      <w:r>
+        <w:rPr>
+          <w:rFonts w:ascii="Times New Roman" w:hAnsi="Times New Roman" w:eastAsia="Times New Roman" w:cs="Times New Roman"/>
+        </w:rPr>
+        <w:t xml:space="preserve"> &gt; </w:t>
+      </w:r>
+      <w:r>
+        <w:rPr>
+          <w:rFonts w:hint="eastAsia" w:ascii="Times New Roman" w:hAnsi="Times New Roman" w:eastAsia="FangSong" w:cs="Times New Roman"/>
+        </w:rPr>
+        <w:t xml:space="preserve">强指向</w:t>
+      </w:r>
+      <w:r>
+        <w:rPr>
+          <w:rFonts w:ascii="Times New Roman" w:hAnsi="Times New Roman" w:eastAsia="Times New Roman" w:cs="Times New Roman"/>
+        </w:rPr>
+        <w:t xml:space="preserve"> &gt; </w:t>
+      </w:r>
+      <w:r>
+        <w:rPr>
+          <w:rFonts w:hint="eastAsia" w:ascii="Times New Roman" w:hAnsi="Times New Roman" w:eastAsia="FangSong" w:cs="Times New Roman"/>
+        </w:rPr>
+        <w:t>弱指向</w:t>
+      </w:r>
+      <w:r>
+        <w:rPr>
+          <w:rFonts w:hint="eastAsia" w:ascii="Times New Roman" w:hAnsi="Times New Roman" w:eastAsia="Times New Roman" w:cs="Times New Roman"/>
+        </w:rPr>
+        <w:t>。</w:t>
+      </w:r>
+      <w:r>
+        <w:rPr>
+          <w:rFonts w:hint="eastAsia" w:ascii="Times New Roman" w:hAnsi="Times New Roman" w:eastAsia="FangSong" w:cs="Times New Roman"/>
+        </w:rPr>
+        <w:t>先锁最特征</w:t>
+      </w:r>
+      <w:r>
+        <w:rPr>
+          <w:rFonts w:hint="eastAsia" w:ascii="Times New Roman" w:hAnsi="Times New Roman" w:eastAsia="Times New Roman" w:cs="Times New Roman"/>
+        </w:rPr>
+        <w:t>，</w:t>
+      </w:r>
+      <w:r>
+        <w:rPr>
+          <w:rFonts w:hint="eastAsia" w:ascii="Times New Roman" w:hAnsi="Times New Roman" w:eastAsia="FangSong" w:cs="Times New Roman"/>
+        </w:rPr>
+        <w:t>再补证据</w:t>
+      </w:r>
+      <w:r>
+        <w:rPr>
+          <w:rFonts w:hint="eastAsia" w:ascii="Times New Roman" w:hAnsi="Times New Roman" w:eastAsia="Times New Roman" w:cs="Times New Roman"/>
+        </w:rPr>
+        <w:t>。</w:t>
+      </w:r>
+    </w:p>
+    <w:p>
+      <w:pPr>
+        <w:pStyle w:val="Compact"/>
+        <w:numPr>
+          <w:ilvl w:val="0"/>
+          <w:numId w:val="1018"/>
+        </w:numPr>
+      </w:pPr>
+      <w:r>
+        <w:rPr>
+          <w:rFonts w:hint="eastAsia" w:ascii="Times New Roman" w:hAnsi="Times New Roman" w:eastAsia="FangSong" w:cs="Times New Roman"/>
+          <w:b/>
+          <w:bCs/>
+        </w:rPr>
+        <w:t xml:space="preserve">否定信息</w:t>
+      </w:r>
+      <w:r>
+        <w:rPr>
+          <w:rFonts w:hint="eastAsia" w:ascii="Times New Roman" w:hAnsi="Times New Roman" w:eastAsia="Times New Roman" w:cs="Times New Roman"/>
+        </w:rPr>
+        <w:t>：「</w:t>
+      </w:r>
+      <w:r>
+        <w:rPr>
+          <w:rFonts w:hint="eastAsia" w:ascii="Times New Roman" w:hAnsi="Times New Roman" w:eastAsia="FangSong" w:cs="Times New Roman"/>
+        </w:rPr>
+        <w:t>不</w:t>
+      </w:r>
+      <w:r>
+        <w:rPr>
+          <w:rFonts w:hint="eastAsia" w:ascii="Times New Roman" w:hAnsi="Times New Roman" w:eastAsia="Times New Roman" w:cs="Times New Roman"/>
+        </w:rPr>
+        <w:t>/</w:t>
+      </w:r>
+      <w:r>
+        <w:rPr>
+          <w:rFonts w:hint="eastAsia" w:ascii="Times New Roman" w:hAnsi="Times New Roman" w:eastAsia="FangSong" w:cs="Times New Roman"/>
+        </w:rPr>
+        <w:t>无</w:t>
+      </w:r>
+      <w:r>
+        <w:rPr>
+          <w:rFonts w:hint="eastAsia" w:ascii="Times New Roman" w:hAnsi="Times New Roman" w:eastAsia="Times New Roman" w:cs="Times New Roman"/>
+        </w:rPr>
+        <w:t>/</w:t>
+      </w:r>
+      <w:r>
+        <w:rPr>
+          <w:rFonts w:hint="eastAsia" w:ascii="Times New Roman" w:hAnsi="Times New Roman" w:eastAsia="FangSong" w:cs="Times New Roman"/>
+        </w:rPr>
+        <w:t>没有</w:t>
+      </w:r>
+      <w:r>
+        <w:rPr>
+          <w:rFonts w:hint="eastAsia" w:ascii="Times New Roman" w:hAnsi="Times New Roman" w:eastAsia="Times New Roman" w:cs="Times New Roman"/>
+        </w:rPr>
+        <w:t>」</w:t>
+      </w:r>
+      <w:r>
+        <w:rPr>
+          <w:rFonts w:hint="eastAsia" w:ascii="Times New Roman" w:hAnsi="Times New Roman" w:eastAsia="FangSong" w:cs="Times New Roman"/>
+        </w:rPr>
+        <w:t>每个圈出来</w:t>
+      </w:r>
+      <w:r>
+        <w:rPr>
+          <w:rFonts w:hint="eastAsia" w:ascii="Times New Roman" w:hAnsi="Times New Roman" w:eastAsia="Times New Roman" w:cs="Times New Roman"/>
+        </w:rPr>
+        <w:t>，</w:t>
+      </w:r>
+      <w:r>
+        <w:rPr>
+          <w:rFonts w:hint="eastAsia" w:ascii="Times New Roman" w:hAnsi="Times New Roman" w:eastAsia="FangSong" w:cs="Times New Roman"/>
+        </w:rPr>
+        <w:t>一次排除一个候选</w:t>
+      </w:r>
+      <w:r>
+        <w:rPr>
+          <w:rFonts w:hint="eastAsia" w:ascii="Times New Roman" w:hAnsi="Times New Roman" w:eastAsia="Times New Roman" w:cs="Times New Roman"/>
+        </w:rPr>
+        <w:t>。</w:t>
+      </w:r>
+    </w:p>
+    <w:p>
+      <w:pPr>
+        <w:pStyle w:val="Compact"/>
+        <w:numPr>
+          <w:ilvl w:val="0"/>
+          <w:numId w:val="1018"/>
+        </w:numPr>
+      </w:pPr>
+      <w:r>
+        <w:rPr>
+          <w:rFonts w:hint="eastAsia" w:ascii="Times New Roman" w:hAnsi="Times New Roman" w:eastAsia="FangSong" w:cs="Times New Roman"/>
+          <w:b/>
+          <w:bCs/>
+        </w:rPr>
+        <w:t xml:space="preserve">三大陷阱</w:t>
+      </w:r>
+      <w:r>
+        <w:rPr>
+          <w:rFonts w:hint="eastAsia" w:ascii="Times New Roman" w:hAnsi="Times New Roman" w:eastAsia="Times New Roman" w:cs="Times New Roman"/>
+        </w:rPr>
+        <w:t>：</w:t>
+      </w:r>
+      <w:r>
+        <w:rPr>
+          <w:rFonts w:hint="eastAsia" w:ascii="Times New Roman" w:hAnsi="Times New Roman" w:eastAsia="FangSong" w:cs="Times New Roman"/>
+        </w:rPr>
+        <w:t>假熟悉</w:t>
+      </w:r>
+      <w:r>
+        <w:rPr>
+          <w:rFonts w:hint="eastAsia" w:ascii="Times New Roman" w:hAnsi="Times New Roman" w:eastAsia="Times New Roman" w:cs="Times New Roman"/>
+        </w:rPr>
+        <w:t>（</w:t>
+      </w:r>
+      <w:r>
+        <w:rPr>
+          <w:rFonts w:hint="eastAsia" w:ascii="Times New Roman" w:hAnsi="Times New Roman" w:eastAsia="FangSong" w:cs="Times New Roman"/>
+        </w:rPr>
+        <w:t>第一眼像</w:t>
+      </w:r>
+      <w:r>
+        <w:rPr>
+          <w:rFonts w:hint="eastAsia" w:ascii="Times New Roman" w:hAnsi="Times New Roman" w:eastAsia="Times New Roman" w:cs="Times New Roman"/>
+        </w:rPr>
+        <w:t>≠</w:t>
+      </w:r>
+      <w:r>
+        <w:rPr>
+          <w:rFonts w:hint="eastAsia" w:ascii="Times New Roman" w:hAnsi="Times New Roman" w:eastAsia="FangSong" w:cs="Times New Roman"/>
+        </w:rPr>
+        <w:t>答案</w:t>
+      </w:r>
+      <w:r>
+        <w:rPr>
+          <w:rFonts w:hint="eastAsia" w:ascii="Times New Roman" w:hAnsi="Times New Roman" w:eastAsia="Times New Roman" w:cs="Times New Roman"/>
+        </w:rPr>
+        <w:t>）、</w:t>
+      </w:r>
+      <w:r>
+        <w:rPr>
+          <w:rFonts w:hint="eastAsia" w:ascii="Times New Roman" w:hAnsi="Times New Roman" w:eastAsia="FangSong" w:cs="Times New Roman"/>
+        </w:rPr>
+        <w:t>单一颜色</w:t>
+      </w:r>
+      <w:r>
+        <w:rPr>
+          <w:rFonts w:hint="eastAsia" w:ascii="Times New Roman" w:hAnsi="Times New Roman" w:eastAsia="Times New Roman" w:cs="Times New Roman"/>
+        </w:rPr>
+        <w:t>（</w:t>
+      </w:r>
+      <w:r>
+        <w:rPr>
+          <w:rFonts w:hint="eastAsia" w:ascii="Times New Roman" w:hAnsi="Times New Roman" w:eastAsia="FangSong" w:cs="Times New Roman"/>
+        </w:rPr>
+        <w:t>绿色</w:t>
+      </w:r>
+      <w:r>
+        <w:rPr>
+          <w:rFonts w:hint="eastAsia" w:ascii="Times New Roman" w:hAnsi="Times New Roman" w:eastAsia="Times New Roman" w:cs="Times New Roman"/>
+        </w:rPr>
+        <w:t>≠Cr</w:t>
+      </w:r>
+      <w:r>
+        <w:rPr>
+          <w:rFonts w:hint="eastAsia" w:ascii="Times New Roman" w:hAnsi="Times New Roman" w:eastAsia="Times New Roman" w:cs="Times New Roman"/>
+          <w:vertAlign w:val="superscript"/>
+        </w:rPr>
+        <w:t>3+</w:t>
+      </w:r>
+      <w:r>
+        <w:rPr>
+          <w:rFonts w:hint="eastAsia" w:ascii="Times New Roman" w:hAnsi="Times New Roman" w:eastAsia="Times New Roman" w:cs="Times New Roman"/>
+        </w:rPr>
+        <w:t>）、</w:t>
+      </w:r>
+      <w:r>
+        <w:rPr>
+          <w:rFonts w:hint="eastAsia" w:ascii="Times New Roman" w:hAnsi="Times New Roman" w:eastAsia="FangSong" w:cs="Times New Roman"/>
+        </w:rPr>
+        <w:t>无色</w:t>
+      </w:r>
+      <w:r>
+        <w:rPr>
+          <w:rFonts w:hint="eastAsia" w:ascii="Times New Roman" w:hAnsi="Times New Roman" w:eastAsia="Times New Roman" w:cs="Times New Roman"/>
+        </w:rPr>
+        <w:t>≠</w:t>
+      </w:r>
+      <w:r>
+        <w:rPr>
+          <w:rFonts w:hint="eastAsia" w:ascii="Times New Roman" w:hAnsi="Times New Roman" w:eastAsia="FangSong" w:cs="Times New Roman"/>
+        </w:rPr>
+        <w:t>无过渡金属</w:t>
+      </w:r>
+      <w:r>
+        <w:rPr>
+          <w:rFonts w:hint="eastAsia" w:ascii="Times New Roman" w:hAnsi="Times New Roman" w:eastAsia="Times New Roman" w:cs="Times New Roman"/>
+        </w:rPr>
+        <w:t>（d</w:t>
+      </w:r>
+      <w:r>
+        <w:rPr>
+          <w:rFonts w:hint="eastAsia" w:ascii="Times New Roman" w:hAnsi="Times New Roman" w:eastAsia="Times New Roman" w:cs="Times New Roman"/>
+          <w:vertAlign w:val="superscript"/>
+        </w:rPr>
+        <w:t>0</w:t>
+      </w:r>
+      <w:r>
+        <w:rPr>
+          <w:rFonts w:hint="eastAsia" w:ascii="Times New Roman" w:hAnsi="Times New Roman" w:eastAsia="Times New Roman" w:cs="Times New Roman"/>
+        </w:rPr>
+        <w:t>/d</w:t>
+      </w:r>
+      <w:r>
+        <w:rPr>
+          <w:rFonts w:hint="eastAsia" w:ascii="Times New Roman" w:hAnsi="Times New Roman" w:eastAsia="Times New Roman" w:cs="Times New Roman"/>
+          <w:vertAlign w:val="superscript"/>
+        </w:rPr>
+        <w:t>10</w:t>
+      </w:r>
+      <w:r>
+        <w:rPr>
+          <w:rFonts w:hint="eastAsia" w:ascii="Times New Roman" w:hAnsi="Times New Roman" w:eastAsia="Times New Roman" w:cs="Times New Roman"/>
+        </w:rPr>
+        <w:t>）。</w:t>
+      </w:r>
+    </w:p>
+    <w:p>
+      <w:pPr>
+        <w:pStyle w:val="Compact"/>
+        <w:numPr>
+          <w:ilvl w:val="0"/>
+          <w:numId w:val="1018"/>
+        </w:numPr>
+      </w:pPr>
+      <w:r>
+        <w:rPr>
+          <w:rFonts w:hint="eastAsia" w:ascii="Times New Roman" w:hAnsi="Times New Roman" w:eastAsia="FangSong" w:cs="Times New Roman"/>
+          <w:b/>
+          <w:bCs/>
+        </w:rPr>
+        <w:t xml:space="preserve">介质决定产物</w:t>
+      </w:r>
+      <w:r>
+        <w:rPr>
+          <w:rFonts w:hint="eastAsia" w:ascii="Times New Roman" w:hAnsi="Times New Roman" w:eastAsia="Times New Roman" w:cs="Times New Roman"/>
+        </w:rPr>
+        <w:t>：MnO</w:t>
+      </w:r>
+      <w:r>
+        <w:rPr>
+          <w:rFonts w:hint="eastAsia" w:ascii="Times New Roman" w:hAnsi="Times New Roman" w:eastAsia="Times New Roman" w:cs="Times New Roman"/>
+          <w:vertAlign w:val="subscript"/>
+        </w:rPr>
+        <w:t>4</w:t>
+      </w:r>
+      <w:r>
+        <w:rPr>
+          <w:rFonts w:hint="eastAsia" w:ascii="Times New Roman" w:hAnsi="Times New Roman" w:eastAsia="Times New Roman" w:cs="Times New Roman"/>
+          <w:vertAlign w:val="superscript"/>
+        </w:rPr>
+        <w:t>-</w:t>
+      </w:r>
+      <w:r>
+        <w:rPr>
+          <w:rFonts w:ascii="Times New Roman" w:hAnsi="Times New Roman" w:eastAsia="Times New Roman" w:cs="Times New Roman"/>
+        </w:rPr>
+        <w:t xml:space="preserve"> </w:t>
+      </w:r>
+      <w:r>
+        <w:rPr>
+          <w:rFonts w:hint="eastAsia" w:ascii="Times New Roman" w:hAnsi="Times New Roman" w:eastAsia="FangSong" w:cs="Times New Roman"/>
+        </w:rPr>
+        <w:t>酸</w:t>
+      </w:r>
+      <w:r>
+        <w:rPr>
+          <w:rFonts w:hint="eastAsia" w:ascii="Times New Roman" w:hAnsi="Times New Roman" w:eastAsia="Times New Roman" w:cs="Times New Roman"/>
+        </w:rPr>
+        <w:t>/</w:t>
+      </w:r>
+      <w:r>
+        <w:rPr>
+          <w:rFonts w:hint="eastAsia" w:ascii="Times New Roman" w:hAnsi="Times New Roman" w:eastAsia="FangSong" w:cs="Times New Roman"/>
+        </w:rPr>
+        <w:t>中</w:t>
+      </w:r>
+      <w:r>
+        <w:rPr>
+          <w:rFonts w:hint="eastAsia" w:ascii="Times New Roman" w:hAnsi="Times New Roman" w:eastAsia="Times New Roman" w:cs="Times New Roman"/>
+        </w:rPr>
+        <w:t>/</w:t>
+      </w:r>
+      <w:r>
+        <w:rPr>
+          <w:rFonts w:hint="eastAsia" w:ascii="Times New Roman" w:hAnsi="Times New Roman" w:eastAsia="FangSong" w:cs="Times New Roman"/>
+        </w:rPr>
+        <w:t>碱</w:t>
+      </w:r>
+      <w:r>
+        <w:rPr>
+          <w:rFonts w:ascii="Times New Roman" w:hAnsi="Times New Roman" w:eastAsia="Times New Roman" w:cs="Times New Roman"/>
+        </w:rPr>
+        <w:t xml:space="preserve"> → </w:t>
+      </w:r>
+      <w:r>
+        <w:rPr>
+          <w:rFonts w:hint="eastAsia" w:ascii="Times New Roman" w:hAnsi="Times New Roman" w:eastAsia="Times New Roman" w:cs="Times New Roman"/>
+        </w:rPr>
+        <w:t>Mn</w:t>
+      </w:r>
+      <w:r>
+        <w:rPr>
+          <w:rFonts w:hint="eastAsia" w:ascii="Times New Roman" w:hAnsi="Times New Roman" w:eastAsia="Times New Roman" w:cs="Times New Roman"/>
+          <w:vertAlign w:val="superscript"/>
+        </w:rPr>
+        <w:t>2+</w:t>
+      </w:r>
+      <w:r>
+        <w:rPr>
+          <w:rFonts w:hint="eastAsia" w:ascii="Times New Roman" w:hAnsi="Times New Roman" w:eastAsia="Times New Roman" w:cs="Times New Roman"/>
+        </w:rPr>
+        <w:t>/MnO</w:t>
+      </w:r>
+      <w:r>
+        <w:rPr>
+          <w:rFonts w:hint="eastAsia" w:ascii="Times New Roman" w:hAnsi="Times New Roman" w:eastAsia="Times New Roman" w:cs="Times New Roman"/>
+          <w:vertAlign w:val="subscript"/>
+        </w:rPr>
+        <w:t>2</w:t>
+      </w:r>
+      <w:r>
+        <w:rPr>
+          <w:rFonts w:hint="eastAsia" w:ascii="Times New Roman" w:hAnsi="Times New Roman" w:eastAsia="Times New Roman" w:cs="Times New Roman"/>
+        </w:rPr>
+        <w:t>/MnO</w:t>
+      </w:r>
+      <w:r>
+        <w:rPr>
+          <w:rFonts w:hint="eastAsia" w:ascii="Times New Roman" w:hAnsi="Times New Roman" w:eastAsia="Times New Roman" w:cs="Times New Roman"/>
+          <w:vertAlign w:val="subscript"/>
+        </w:rPr>
+        <w:t>4</w:t>
+      </w:r>
+      <w:r>
+        <w:rPr>
+          <w:rFonts w:hint="eastAsia" w:ascii="Times New Roman" w:hAnsi="Times New Roman" w:eastAsia="Times New Roman" w:cs="Times New Roman"/>
+          <w:vertAlign w:val="superscript"/>
+        </w:rPr>
+        <w:t>2-</w:t>
+      </w:r>
+      <w:r>
+        <w:rPr>
+          <w:rFonts w:hint="eastAsia" w:ascii="Times New Roman" w:hAnsi="Times New Roman" w:eastAsia="Times New Roman" w:cs="Times New Roman"/>
+        </w:rPr>
+        <w:t>；Cu+HNO</w:t>
+      </w:r>
+      <w:r>
+        <w:rPr>
+          <w:rFonts w:hint="eastAsia" w:ascii="Times New Roman" w:hAnsi="Times New Roman" w:eastAsia="Times New Roman" w:cs="Times New Roman"/>
+          <w:vertAlign w:val="subscript"/>
+        </w:rPr>
+        <w:t>3</w:t>
+      </w:r>
+      <w:r>
+        <w:rPr>
+          <w:rFonts w:ascii="Times New Roman" w:hAnsi="Times New Roman" w:eastAsia="Times New Roman" w:cs="Times New Roman"/>
+        </w:rPr>
+        <w:t xml:space="preserve"> </w:t>
+      </w:r>
+      <w:r>
+        <w:rPr>
+          <w:rFonts w:hint="eastAsia" w:ascii="Times New Roman" w:hAnsi="Times New Roman" w:eastAsia="FangSong" w:cs="Times New Roman"/>
+        </w:rPr>
+        <w:t xml:space="preserve">浓稀</w:t>
+      </w:r>
+      <w:r>
+        <w:rPr>
+          <w:rFonts w:ascii="Times New Roman" w:hAnsi="Times New Roman" w:eastAsia="Times New Roman" w:cs="Times New Roman"/>
+        </w:rPr>
+        <w:t xml:space="preserve"> → NO</w:t>
+      </w:r>
+      <w:r>
+        <w:rPr>
+          <w:rFonts w:ascii="Times New Roman" w:hAnsi="Times New Roman" w:eastAsia="Times New Roman" w:cs="Times New Roman"/>
+          <w:vertAlign w:val="subscript"/>
+        </w:rPr>
+        <w:t>2</w:t>
+      </w:r>
+      <w:r>
+        <w:rPr>
+          <w:rFonts w:ascii="Times New Roman" w:hAnsi="Times New Roman" w:eastAsia="Times New Roman" w:cs="Times New Roman"/>
+        </w:rPr>
+        <w:t>/NO。</w:t>
+      </w:r>
+    </w:p>
+    <w:p>
+      <w:pPr>
+        <w:pStyle w:val="Compact"/>
+        <w:numPr>
+          <w:ilvl w:val="0"/>
+          <w:numId w:val="1018"/>
+        </w:numPr>
+      </w:pPr>
+      <w:r>
+        <w:rPr>
+          <w:rFonts w:hint="eastAsia" w:ascii="Times New Roman" w:hAnsi="Times New Roman" w:eastAsia="FangSong" w:cs="Times New Roman"/>
+          <w:b/>
+          <w:bCs/>
+        </w:rPr>
+        <w:t xml:space="preserve">过程分</w:t>
+      </w:r>
+      <w:r>
+        <w:rPr>
+          <w:rFonts w:hint="eastAsia" w:ascii="Times New Roman" w:hAnsi="Times New Roman" w:eastAsia="Times New Roman" w:cs="Times New Roman"/>
+        </w:rPr>
+        <w:t>：</w:t>
+      </w:r>
+      <w:r>
+        <w:rPr>
+          <w:rFonts w:hint="eastAsia" w:ascii="Times New Roman" w:hAnsi="Times New Roman" w:eastAsia="FangSong" w:cs="Times New Roman"/>
+        </w:rPr>
+        <w:t>答案对一半分</w:t>
+      </w:r>
+      <w:r>
+        <w:rPr>
+          <w:rFonts w:hint="eastAsia" w:ascii="Times New Roman" w:hAnsi="Times New Roman" w:eastAsia="Times New Roman" w:cs="Times New Roman"/>
+        </w:rPr>
+        <w:t>，</w:t>
+      </w:r>
+      <w:r>
+        <w:rPr>
+          <w:rFonts w:hint="eastAsia" w:ascii="Times New Roman" w:hAnsi="Times New Roman" w:eastAsia="FangSong" w:cs="Times New Roman"/>
+        </w:rPr>
+        <w:t>推理链完整才拿满</w:t>
+      </w:r>
+      <w:r>
+        <w:rPr>
+          <w:rFonts w:hint="eastAsia" w:ascii="Times New Roman" w:hAnsi="Times New Roman" w:eastAsia="Times New Roman" w:cs="Times New Roman"/>
+        </w:rPr>
+        <w:t>。</w:t>
+      </w:r>
+      <w:r>
+        <w:rPr>
+          <w:rFonts w:hint="eastAsia" w:ascii="Times New Roman" w:hAnsi="Times New Roman" w:eastAsia="FangSong" w:cs="Times New Roman"/>
+        </w:rPr>
+        <w:t>每个候选都要写保留</w:t>
+      </w:r>
+      <w:r>
+        <w:rPr>
+          <w:rFonts w:hint="eastAsia" w:ascii="Times New Roman" w:hAnsi="Times New Roman" w:eastAsia="Times New Roman" w:cs="Times New Roman"/>
+        </w:rPr>
+        <w:t>/</w:t>
+      </w:r>
+      <w:r>
+        <w:rPr>
+          <w:rFonts w:hint="eastAsia" w:ascii="Times New Roman" w:hAnsi="Times New Roman" w:eastAsia="FangSong" w:cs="Times New Roman"/>
+        </w:rPr>
+        <w:t>排除理由</w:t>
+      </w:r>
+      <w:r>
+        <w:rPr>
+          <w:rFonts w:hint="eastAsia" w:ascii="Times New Roman" w:hAnsi="Times New Roman" w:eastAsia="Times New Roman" w:cs="Times New Roman"/>
+        </w:rPr>
+        <w:t>。</w:t>
+      </w:r>
+    </w:p>
+    <w:p>
+      <w:pPr>
+        <w:pStyle w:val="Compact"/>
+        <w:numPr>
+          <w:ilvl w:val="0"/>
+          <w:numId w:val="1018"/>
+        </w:numPr>
+      </w:pPr>
+      <w:r>
+        <w:rPr>
+          <w:rFonts w:hint="eastAsia" w:ascii="Times New Roman" w:hAnsi="Times New Roman" w:eastAsia="FangSong" w:cs="Times New Roman"/>
+          <w:b/>
+          <w:bCs/>
+        </w:rPr>
+        <w:t xml:space="preserve">方法论进阶</w:t>
+      </w:r>
+      <w:r>
+        <w:rPr>
+          <w:rFonts w:hint="eastAsia" w:ascii="Times New Roman" w:hAnsi="Times New Roman" w:eastAsia="Times New Roman" w:cs="Times New Roman"/>
+        </w:rPr>
+        <w:t>：</w:t>
+      </w:r>
+      <w:r>
+        <w:rPr>
+          <w:rFonts w:hint="eastAsia" w:ascii="Times New Roman" w:hAnsi="Times New Roman" w:eastAsia="FangSong" w:cs="Times New Roman"/>
+        </w:rPr>
+        <w:t>陌生</w:t>
+      </w:r>
+      <w:r>
+        <w:rPr>
+          <w:rFonts w:hint="eastAsia" w:ascii="Times New Roman" w:hAnsi="Times New Roman" w:eastAsia="Times New Roman" w:cs="Times New Roman"/>
+        </w:rPr>
+        <w:t>+</w:t>
+      </w:r>
+      <w:r>
+        <w:rPr>
+          <w:rFonts w:hint="eastAsia" w:ascii="Times New Roman" w:hAnsi="Times New Roman" w:eastAsia="FangSong" w:cs="Times New Roman"/>
+        </w:rPr>
+        <w:t>零碎题</w:t>
+      </w:r>
+      <w:r>
+        <w:rPr>
+          <w:rFonts w:ascii="Times New Roman" w:hAnsi="Times New Roman" w:eastAsia="Times New Roman" w:cs="Times New Roman"/>
+        </w:rPr>
+        <w:t xml:space="preserve"> → </w:t>
+      </w:r>
+      <w:r>
+        <w:rPr>
+          <w:rFonts w:hint="eastAsia" w:ascii="Times New Roman" w:hAnsi="Times New Roman" w:eastAsia="FangSong" w:cs="Times New Roman"/>
+        </w:rPr>
+        <w:t xml:space="preserve">五步推断法</w:t>
+      </w:r>
+      <w:r>
+        <w:rPr>
+          <w:rFonts w:ascii="Times New Roman" w:hAnsi="Times New Roman" w:eastAsia="Times New Roman" w:cs="Times New Roman"/>
+        </w:rPr>
+        <w:t xml:space="preserve"> + </w:t>
+      </w:r>
+      <w:r>
+        <w:rPr>
+          <w:rFonts w:hint="eastAsia" w:ascii="Times New Roman" w:hAnsi="Times New Roman" w:eastAsia="FangSong" w:cs="Times New Roman"/>
+        </w:rPr>
+        <w:t>广义复盐法整体打包</w:t>
+      </w:r>
+      <w:r>
+        <w:rPr>
+          <w:rFonts w:hint="eastAsia" w:ascii="Times New Roman" w:hAnsi="Times New Roman" w:eastAsia="Times New Roman" w:cs="Times New Roman"/>
+        </w:rPr>
+        <w:t>；</w:t>
+      </w:r>
+      <w:r>
+        <w:rPr>
+          <w:rFonts w:hint="eastAsia" w:ascii="Times New Roman" w:hAnsi="Times New Roman" w:eastAsia="FangSong" w:cs="Times New Roman"/>
+        </w:rPr>
+        <w:t>材料</w:t>
+      </w:r>
+      <w:r>
+        <w:rPr>
+          <w:rFonts w:hint="eastAsia" w:ascii="Times New Roman" w:hAnsi="Times New Roman" w:eastAsia="Times New Roman" w:cs="Times New Roman"/>
+        </w:rPr>
+        <w:t>/</w:t>
+      </w:r>
+      <w:r>
+        <w:rPr>
+          <w:rFonts w:hint="eastAsia" w:ascii="Times New Roman" w:hAnsi="Times New Roman" w:eastAsia="FangSong" w:cs="Times New Roman"/>
+        </w:rPr>
+        <w:t>古文题</w:t>
+      </w:r>
+      <w:r>
+        <w:rPr>
+          <w:rFonts w:ascii="Times New Roman" w:hAnsi="Times New Roman" w:eastAsia="Times New Roman" w:cs="Times New Roman"/>
+        </w:rPr>
+        <w:t xml:space="preserve"> → </w:t>
+      </w:r>
+      <w:r>
+        <w:rPr>
+          <w:rFonts w:hint="eastAsia" w:ascii="Times New Roman" w:hAnsi="Times New Roman" w:eastAsia="FangSong" w:cs="Times New Roman"/>
+        </w:rPr>
+        <w:t>先翻译成现代化学对象</w:t>
+      </w:r>
+      <w:r>
+        <w:rPr>
+          <w:rFonts w:hint="eastAsia" w:ascii="Times New Roman" w:hAnsi="Times New Roman" w:eastAsia="Times New Roman" w:cs="Times New Roman"/>
+        </w:rPr>
+        <w:t>。</w:t>
+      </w:r>
+    </w:p>
+    <w:p>
+      <w:pPr>
+        <w:spacing w:before="160" w:after="80"/>
+      </w:pPr>
+      <w:r>
+        <w:pict>
+          <v:rect style="width:0;height:1.5pt" o:hralign="center" o:hrstd="t" o:hr="t"/>
+        </w:pict>
+      </w:r>
+    </w:p>
+    <w:bookmarkEnd w:id="71"/>
+    <w:bookmarkStart w:id="76" w:name="十练习"/>
+    <w:p>
+      <w:pPr>
+        <w:pStyle w:val="Heading2"/>
+        <w:spacing w:before="280" w:after="120"/>
+      </w:pPr>
+      <w:r>
+        <w:rPr>
+          <w:rFonts w:hint="eastAsia" w:ascii="Times New Roman" w:hAnsi="Times New Roman" w:eastAsia="SimHei" w:cs="Times New Roman"/>
+        </w:rPr>
+        <w:t>十</w:t>
+      </w:r>
+      <w:r>
+        <w:rPr>
+          <w:rFonts w:hint="eastAsia" w:ascii="Times New Roman" w:hAnsi="Times New Roman" w:eastAsia="Times New Roman" w:cs="Times New Roman"/>
+        </w:rPr>
+        <w:t>、</w:t>
+      </w:r>
+      <w:r>
+        <w:rPr>
+          <w:rFonts w:hint="eastAsia" w:ascii="Times New Roman" w:hAnsi="Times New Roman" w:eastAsia="SimHei" w:cs="Times New Roman"/>
+        </w:rPr>
         <w:t>练习</w:t>
       </w:r>
     </w:p>
-    <w:bookmarkStart w:id="75" w:name="基础巩固5-题"/>
+    <w:bookmarkStart w:id="72" w:name="基础巩固5-题"/>
     <w:p>
       <w:pPr>
         <w:pStyle w:val="Heading3"/>
@@ -31917,6 +31889,12 @@
       </w:pPr>
       <w:r>
         <w:rPr>
+          <w:rFonts w:ascii="Times New Roman" w:hAnsi="Times New Roman" w:eastAsia="Times New Roman" w:cs="Times New Roman"/>
+        </w:rPr>
+        <w:t xml:space="preserve">10.1 </w:t>
+      </w:r>
+      <w:r>
+        <w:rPr>
           <w:rFonts w:hint="eastAsia" w:ascii="Times New Roman" w:hAnsi="Times New Roman" w:eastAsia="SimHei" w:cs="Times New Roman"/>
         </w:rPr>
         <w:t>基础巩固</w:t>
@@ -32444,8 +32422,8 @@
         <w:t>。</w:t>
       </w:r>
     </w:p>
-    <w:bookmarkEnd w:id="75"/>
-    <w:bookmarkStart w:id="76" w:name="竞赛入门5-题"/>
+    <w:bookmarkEnd w:id="72"/>
+    <w:bookmarkStart w:id="73" w:name="竞赛入门5-题"/>
     <w:p>
       <w:pPr>
         <w:pStyle w:val="Heading3"/>
@@ -32453,6 +32431,12 @@
       </w:pPr>
       <w:r>
         <w:rPr>
+          <w:rFonts w:ascii="Times New Roman" w:hAnsi="Times New Roman" w:eastAsia="Times New Roman" w:cs="Times New Roman"/>
+        </w:rPr>
+        <w:t xml:space="preserve">10.2 </w:t>
+      </w:r>
+      <w:r>
+        <w:rPr>
           <w:rFonts w:hint="eastAsia" w:ascii="Times New Roman" w:hAnsi="Times New Roman" w:eastAsia="SimHei" w:cs="Times New Roman"/>
         </w:rPr>
         <w:t>竞赛入门</w:t>
@@ -33322,8 +33306,8 @@
         <w:t>。</w:t>
       </w:r>
     </w:p>
-    <w:bookmarkEnd w:id="76"/>
-    <w:bookmarkStart w:id="77" w:name="真题挑战5-题"/>
+    <w:bookmarkEnd w:id="73"/>
+    <w:bookmarkStart w:id="74" w:name="真题挑战5-题"/>
     <w:p>
       <w:pPr>
         <w:pStyle w:val="Heading3"/>
@@ -33331,6 +33315,12 @@
       </w:pPr>
       <w:r>
         <w:rPr>
+          <w:rFonts w:ascii="Times New Roman" w:hAnsi="Times New Roman" w:eastAsia="Times New Roman" w:cs="Times New Roman"/>
+        </w:rPr>
+        <w:t xml:space="preserve">10.3 </w:t>
+      </w:r>
+      <w:r>
+        <w:rPr>
           <w:rFonts w:hint="eastAsia" w:ascii="Times New Roman" w:hAnsi="Times New Roman" w:eastAsia="SimHei" w:cs="Times New Roman"/>
         </w:rPr>
         <w:t>真题挑战</w:t>
@@ -34478,8 +34468,8 @@
         <w:t>）。</w:t>
       </w:r>
     </w:p>
-    <w:bookmarkEnd w:id="77"/>
-    <w:bookmarkStart w:id="78" w:name="参考答案"/>
+    <w:bookmarkEnd w:id="74"/>
+    <w:bookmarkStart w:id="75" w:name="参考答案"/>
     <w:p>
       <w:pPr>
         <w:pStyle w:val="Heading3"/>
@@ -38413,9 +38403,9 @@
         </w:pict>
       </w:r>
     </w:p>
-    <w:bookmarkEnd w:id="78"/>
-    <w:bookmarkEnd w:id="79"/>
-    <w:bookmarkStart w:id="80" w:name="延伸阅读"/>
+    <w:bookmarkEnd w:id="75"/>
+    <w:bookmarkEnd w:id="76"/>
+    <w:bookmarkStart w:id="77" w:name="延伸阅读"/>
     <w:p>
       <w:pPr>
         <w:pStyle w:val="Heading2"/>
@@ -39417,8 +39407,8 @@
         <w:t>）</w:t>
       </w:r>
     </w:p>
-    <w:bookmarkEnd w:id="80"/>
-    <w:bookmarkEnd w:id="81"/>
+    <w:bookmarkEnd w:id="77"/>
+    <w:bookmarkEnd w:id="78"/>
     <w:sectPr>
       <w:footerReference w:type="default" r:id="rId9"/>
       <w:footnotePr>

--- a/06-学生侧材料/讲义/5-无机化学/元素推断综合训练-超级充实版（自学完整）.docx
+++ b/06-学生侧材料/讲义/5-无机化学/元素推断综合训练-超级充实版（自学完整）.docx
@@ -2599,6 +2599,77 @@
       <w:r>
         <w:rPr>
           <w:rFonts w:hint="eastAsia" w:ascii="Times New Roman" w:hAnsi="Times New Roman" w:eastAsia="FangSong" w:cs="Times New Roman"/>
+        </w:rPr>
+        <w:t xml:space="preserve">推断四步法的闭环关系见图</w:t>
+      </w:r>
+      <w:r>
+        <w:rPr>
+          <w:rFonts w:ascii="Times New Roman" w:hAnsi="Times New Roman" w:eastAsia="Times New Roman" w:cs="Times New Roman"/>
+        </w:rPr>
+        <w:t xml:space="preserve"> </w:t>
+      </w:r>
+      <w:r>
+        <w:rPr>
+          <w:rFonts w:hint="eastAsia" w:ascii="Times New Roman" w:hAnsi="Times New Roman" w:eastAsia="Times New Roman" w:cs="Times New Roman"/>
+        </w:rPr>
+        <w:t>1（</w:t>
+      </w:r>
+      <w:r>
+        <w:rPr>
+          <w:rFonts w:hint="eastAsia" w:ascii="Times New Roman" w:hAnsi="Times New Roman" w:eastAsia="FangSong" w:cs="Times New Roman"/>
+        </w:rPr>
+        <w:t>抓取信号</w:t>
+      </w:r>
+      <w:r>
+        <w:rPr>
+          <w:rFonts w:ascii="Times New Roman" w:hAnsi="Times New Roman" w:eastAsia="Times New Roman" w:cs="Times New Roman"/>
+        </w:rPr>
+        <w:t xml:space="preserve"> → </w:t>
+      </w:r>
+      <w:r>
+        <w:rPr>
+          <w:rFonts w:hint="eastAsia" w:ascii="Times New Roman" w:hAnsi="Times New Roman" w:eastAsia="FangSong" w:cs="Times New Roman"/>
+        </w:rPr>
+        <w:t xml:space="preserve">建立候选池</w:t>
+      </w:r>
+      <w:r>
+        <w:rPr>
+          <w:rFonts w:ascii="Times New Roman" w:hAnsi="Times New Roman" w:eastAsia="Times New Roman" w:cs="Times New Roman"/>
+        </w:rPr>
+        <w:t xml:space="preserve"> → </w:t>
+      </w:r>
+      <w:r>
+        <w:rPr>
+          <w:rFonts w:hint="eastAsia" w:ascii="Times New Roman" w:hAnsi="Times New Roman" w:eastAsia="FangSong" w:cs="Times New Roman"/>
+        </w:rPr>
+        <w:t xml:space="preserve">否定排除</w:t>
+      </w:r>
+      <w:r>
+        <w:rPr>
+          <w:rFonts w:ascii="Times New Roman" w:hAnsi="Times New Roman" w:eastAsia="Times New Roman" w:cs="Times New Roman"/>
+        </w:rPr>
+        <w:t xml:space="preserve"> → </w:t>
+      </w:r>
+      <w:r>
+        <w:rPr>
+          <w:rFonts w:hint="eastAsia" w:ascii="Times New Roman" w:hAnsi="Times New Roman" w:eastAsia="FangSong" w:cs="Times New Roman"/>
+        </w:rPr>
+        <w:t>反向验证</w:t>
+      </w:r>
+      <w:r>
+        <w:rPr>
+          <w:rFonts w:hint="eastAsia" w:ascii="Times New Roman" w:hAnsi="Times New Roman" w:eastAsia="Times New Roman" w:cs="Times New Roman"/>
+        </w:rPr>
+        <w:t>）。</w:t>
+      </w:r>
+    </w:p>
+    <w:p>
+      <w:pPr>
+        <w:pStyle w:val="BodyText"/>
+      </w:pPr>
+      <w:r>
+        <w:rPr>
+          <w:rFonts w:hint="eastAsia" w:ascii="Times New Roman" w:hAnsi="Times New Roman" w:eastAsia="FangSong" w:cs="Times New Roman"/>
           <w:b/>
           <w:bCs/>
         </w:rPr>
@@ -3102,7 +3173,7 @@
         </w:rPr>
         <w:drawing>
           <wp:inline>
-            <wp:extent cx="3600000" cy="1953903"/>
+            <wp:extent cx="3600000" cy="1580779"/>
             <wp:effectExtent b="0" l="0" r="0" t="0"/>
             <wp:docPr descr="" title="" id="12" name="Picture"/>
             <a:graphic>
@@ -3123,7 +3194,7 @@
                   <pic:spPr bwMode="auto">
                     <a:xfrm>
                       <a:off x="0" y="0"/>
-                      <a:ext cx="3600000" cy="1953903"/>
+                      <a:ext cx="3600000" cy="1580779"/>
                     </a:xfrm>
                     <a:prstGeom prst="rect">
                       <a:avLst/>
@@ -5441,7 +5512,25 @@
         <w:rPr>
           <w:rFonts w:hint="eastAsia" w:ascii="Times New Roman" w:hAnsi="Times New Roman" w:eastAsia="Times New Roman" w:cs="Times New Roman"/>
         </w:rPr>
-        <w:t xml:space="preserve">d-d）。</w:t>
+        <w:t>d-d）。（</w:t>
+      </w:r>
+      <w:r>
+        <w:rPr>
+          <w:rFonts w:hint="eastAsia" w:ascii="Times New Roman" w:hAnsi="Times New Roman" w:eastAsia="FangSong" w:cs="Times New Roman"/>
+        </w:rPr>
+        <w:t>见图</w:t>
+      </w:r>
+      <w:r>
+        <w:rPr>
+          <w:rFonts w:ascii="Times New Roman" w:hAnsi="Times New Roman" w:eastAsia="Times New Roman" w:cs="Times New Roman"/>
+        </w:rPr>
+        <w:t xml:space="preserve"> </w:t>
+      </w:r>
+      <w:r>
+        <w:rPr>
+          <w:rFonts w:hint="eastAsia" w:ascii="Times New Roman" w:hAnsi="Times New Roman" w:eastAsia="Times New Roman" w:cs="Times New Roman"/>
+        </w:rPr>
+        <w:t xml:space="preserve">3）</w:t>
       </w:r>
     </w:p>
     <w:bookmarkEnd w:id="16"/>
@@ -5977,7 +6066,31 @@
               <w:rPr>
                 <w:rFonts w:hint="eastAsia" w:ascii="Times New Roman" w:hAnsi="Times New Roman" w:eastAsia="FangSong" w:cs="Times New Roman"/>
               </w:rPr>
-              <w:t xml:space="preserve">需配合其他信号</w:t>
+              <w:t>需配合其他信号</w:t>
+            </w:r>
+            <w:r>
+              <w:rPr>
+                <w:rFonts w:hint="eastAsia" w:ascii="Times New Roman" w:hAnsi="Times New Roman" w:eastAsia="Times New Roman" w:cs="Times New Roman"/>
+              </w:rPr>
+              <w:t>（</w:t>
+            </w:r>
+            <w:r>
+              <w:rPr>
+                <w:rFonts w:hint="eastAsia" w:ascii="Times New Roman" w:hAnsi="Times New Roman" w:eastAsia="FangSong" w:cs="Times New Roman"/>
+              </w:rPr>
+              <w:t>见图</w:t>
+            </w:r>
+            <w:r>
+              <w:rPr>
+                <w:rFonts w:ascii="Times New Roman" w:hAnsi="Times New Roman" w:eastAsia="Times New Roman" w:cs="Times New Roman"/>
+              </w:rPr>
+              <w:t xml:space="preserve"> </w:t>
+            </w:r>
+            <w:r>
+              <w:rPr>
+                <w:rFonts w:hint="eastAsia" w:ascii="Times New Roman" w:hAnsi="Times New Roman" w:eastAsia="Times New Roman" w:cs="Times New Roman"/>
+              </w:rPr>
+              <w:t xml:space="preserve">2）</w:t>
             </w:r>
           </w:p>
         </w:tc>
@@ -7145,7 +7258,7 @@
         </w:rPr>
         <w:drawing>
           <wp:inline>
-            <wp:extent cx="3600000" cy="2065225"/>
+            <wp:extent cx="3600000" cy="1812896"/>
             <wp:effectExtent b="0" l="0" r="0" t="0"/>
             <wp:docPr descr="" title="" id="19" name="Picture"/>
             <a:graphic>
@@ -7166,7 +7279,7 @@
                   <pic:spPr bwMode="auto">
                     <a:xfrm>
                       <a:off x="0" y="0"/>
-                      <a:ext cx="3600000" cy="2065225"/>
+                      <a:ext cx="3600000" cy="1812896"/>
                     </a:xfrm>
                     <a:prstGeom prst="rect">
                       <a:avLst/>
@@ -9978,7 +10091,25 @@
         <w:rPr>
           <w:rFonts w:hint="eastAsia" w:ascii="Times New Roman" w:hAnsi="Times New Roman" w:eastAsia="Times New Roman" w:cs="Times New Roman"/>
         </w:rPr>
-        <w:t>。</w:t>
+        <w:t>。（</w:t>
+      </w:r>
+      <w:r>
+        <w:rPr>
+          <w:rFonts w:hint="eastAsia" w:ascii="Times New Roman" w:hAnsi="Times New Roman" w:eastAsia="FangSong" w:cs="Times New Roman"/>
+        </w:rPr>
+        <w:t>见图</w:t>
+      </w:r>
+      <w:r>
+        <w:rPr>
+          <w:rFonts w:ascii="Times New Roman" w:hAnsi="Times New Roman" w:eastAsia="Times New Roman" w:cs="Times New Roman"/>
+        </w:rPr>
+        <w:t xml:space="preserve"> </w:t>
+      </w:r>
+      <w:r>
+        <w:rPr>
+          <w:rFonts w:hint="eastAsia" w:ascii="Times New Roman" w:hAnsi="Times New Roman" w:eastAsia="Times New Roman" w:cs="Times New Roman"/>
+        </w:rPr>
+        <w:t xml:space="preserve">4）</w:t>
       </w:r>
     </w:p>
     <w:bookmarkEnd w:id="26"/>
@@ -11505,7 +11636,25 @@
         <w:rPr>
           <w:rFonts w:hint="eastAsia" w:ascii="Times New Roman" w:hAnsi="Times New Roman" w:eastAsia="Times New Roman" w:cs="Times New Roman"/>
         </w:rPr>
-        <w:t>。</w:t>
+        <w:t>。（</w:t>
+      </w:r>
+      <w:r>
+        <w:rPr>
+          <w:rFonts w:hint="eastAsia" w:ascii="Times New Roman" w:hAnsi="Times New Roman" w:eastAsia="FangSong" w:cs="Times New Roman"/>
+        </w:rPr>
+        <w:t>见图</w:t>
+      </w:r>
+      <w:r>
+        <w:rPr>
+          <w:rFonts w:ascii="Times New Roman" w:hAnsi="Times New Roman" w:eastAsia="Times New Roman" w:cs="Times New Roman"/>
+        </w:rPr>
+        <w:t xml:space="preserve"> </w:t>
+      </w:r>
+      <w:r>
+        <w:rPr>
+          <w:rFonts w:hint="eastAsia" w:ascii="Times New Roman" w:hAnsi="Times New Roman" w:eastAsia="Times New Roman" w:cs="Times New Roman"/>
+        </w:rPr>
+        <w:t xml:space="preserve">5）</w:t>
       </w:r>
     </w:p>
     <w:p>
@@ -11523,7 +11672,7 @@
         </w:rPr>
         <w:drawing>
           <wp:inline>
-            <wp:extent cx="3600000" cy="1701283"/>
+            <wp:extent cx="3600000" cy="1357570"/>
             <wp:effectExtent b="0" l="0" r="0" t="0"/>
             <wp:docPr descr="" title="" id="28" name="Picture"/>
             <a:graphic>
@@ -11544,7 +11693,7 @@
                   <pic:spPr bwMode="auto">
                     <a:xfrm>
                       <a:off x="0" y="0"/>
-                      <a:ext cx="3600000" cy="1701283"/>
+                      <a:ext cx="3600000" cy="1357570"/>
                     </a:xfrm>
                     <a:prstGeom prst="rect">
                       <a:avLst/>
@@ -13602,7 +13751,25 @@
         <w:rPr>
           <w:rFonts w:hint="eastAsia" w:ascii="Times New Roman" w:hAnsi="Times New Roman" w:eastAsia="Times New Roman" w:cs="Times New Roman"/>
         </w:rPr>
-        <w:t>」。</w:t>
+        <w:t>」。（</w:t>
+      </w:r>
+      <w:r>
+        <w:rPr>
+          <w:rFonts w:hint="eastAsia" w:ascii="Times New Roman" w:hAnsi="Times New Roman" w:eastAsia="FangSong" w:cs="Times New Roman"/>
+        </w:rPr>
+        <w:t>见图</w:t>
+      </w:r>
+      <w:r>
+        <w:rPr>
+          <w:rFonts w:ascii="Times New Roman" w:hAnsi="Times New Roman" w:eastAsia="Times New Roman" w:cs="Times New Roman"/>
+        </w:rPr>
+        <w:t xml:space="preserve"> </w:t>
+      </w:r>
+      <w:r>
+        <w:rPr>
+          <w:rFonts w:hint="eastAsia" w:ascii="Times New Roman" w:hAnsi="Times New Roman" w:eastAsia="Times New Roman" w:cs="Times New Roman"/>
+        </w:rPr>
+        <w:t xml:space="preserve">6）</w:t>
       </w:r>
     </w:p>
     <w:bookmarkEnd w:id="35"/>
@@ -14682,7 +14849,31 @@
         <w:rPr>
           <w:rFonts w:ascii="Times New Roman" w:hAnsi="Times New Roman" w:eastAsia="Times New Roman" w:cs="Times New Roman"/>
         </w:rPr>
-        <w:t xml:space="preserve"> Zn。</w:t>
+        <w:t xml:space="preserve"> </w:t>
+      </w:r>
+      <w:r>
+        <w:rPr>
+          <w:rFonts w:hint="eastAsia" w:ascii="Times New Roman" w:hAnsi="Times New Roman" w:eastAsia="Times New Roman" w:cs="Times New Roman"/>
+        </w:rPr>
+        <w:t>Zn。（</w:t>
+      </w:r>
+      <w:r>
+        <w:rPr>
+          <w:rFonts w:hint="eastAsia" w:ascii="Times New Roman" w:hAnsi="Times New Roman" w:eastAsia="FangSong" w:cs="Times New Roman"/>
+        </w:rPr>
+        <w:t>见图</w:t>
+      </w:r>
+      <w:r>
+        <w:rPr>
+          <w:rFonts w:ascii="Times New Roman" w:hAnsi="Times New Roman" w:eastAsia="Times New Roman" w:cs="Times New Roman"/>
+        </w:rPr>
+        <w:t xml:space="preserve"> </w:t>
+      </w:r>
+      <w:r>
+        <w:rPr>
+          <w:rFonts w:hint="eastAsia" w:ascii="Times New Roman" w:hAnsi="Times New Roman" w:eastAsia="Times New Roman" w:cs="Times New Roman"/>
+        </w:rPr>
+        <w:t xml:space="preserve">7）</w:t>
       </w:r>
     </w:p>
     <w:bookmarkEnd w:id="36"/>
@@ -15383,7 +15574,7 @@
         </w:rPr>
         <w:drawing>
           <wp:inline>
-            <wp:extent cx="3600000" cy="2065225"/>
+            <wp:extent cx="3600000" cy="1920779"/>
             <wp:effectExtent b="0" l="0" r="0" t="0"/>
             <wp:docPr descr="" title="" id="41" name="Picture"/>
             <a:graphic>
@@ -15404,7 +15595,7 @@
                   <pic:spPr bwMode="auto">
                     <a:xfrm>
                       <a:off x="0" y="0"/>
-                      <a:ext cx="3600000" cy="2065225"/>
+                      <a:ext cx="3600000" cy="1920779"/>
                     </a:xfrm>
                     <a:prstGeom prst="rect">
                       <a:avLst/>
@@ -17684,7 +17875,25 @@
         <w:rPr>
           <w:rFonts w:hint="eastAsia" w:ascii="Times New Roman" w:hAnsi="Times New Roman" w:eastAsia="Times New Roman" w:cs="Times New Roman"/>
         </w:rPr>
-        <w:t>。</w:t>
+        <w:t>。（</w:t>
+      </w:r>
+      <w:r>
+        <w:rPr>
+          <w:rFonts w:hint="eastAsia" w:ascii="Times New Roman" w:hAnsi="Times New Roman" w:eastAsia="FangSong" w:cs="Times New Roman"/>
+        </w:rPr>
+        <w:t>见图</w:t>
+      </w:r>
+      <w:r>
+        <w:rPr>
+          <w:rFonts w:ascii="Times New Roman" w:hAnsi="Times New Roman" w:eastAsia="Times New Roman" w:cs="Times New Roman"/>
+        </w:rPr>
+        <w:t xml:space="preserve"> </w:t>
+      </w:r>
+      <w:r>
+        <w:rPr>
+          <w:rFonts w:hint="eastAsia" w:ascii="Times New Roman" w:hAnsi="Times New Roman" w:eastAsia="Times New Roman" w:cs="Times New Roman"/>
+        </w:rPr>
+        <w:t xml:space="preserve">8）</w:t>
       </w:r>
     </w:p>
     <w:bookmarkEnd w:id="47"/>
@@ -18725,7 +18934,7 @@
         </w:rPr>
         <w:drawing>
           <wp:inline>
-            <wp:extent cx="3600000" cy="1983889"/>
+            <wp:extent cx="3600000" cy="1753347"/>
             <wp:effectExtent b="0" l="0" r="0" t="0"/>
             <wp:docPr descr="" title="" id="49" name="Picture"/>
             <a:graphic>
@@ -18746,7 +18955,7 @@
                   <pic:spPr bwMode="auto">
                     <a:xfrm>
                       <a:off x="0" y="0"/>
-                      <a:ext cx="3600000" cy="1983889"/>
+                      <a:ext cx="3600000" cy="1753347"/>
                     </a:xfrm>
                     <a:prstGeom prst="rect">
                       <a:avLst/>
@@ -20997,7 +21206,25 @@
         <w:rPr>
           <w:rFonts w:hint="eastAsia" w:ascii="Times New Roman" w:hAnsi="Times New Roman" w:eastAsia="Times New Roman" w:cs="Times New Roman"/>
         </w:rPr>
-        <w:t>。</w:t>
+        <w:t>。（</w:t>
+      </w:r>
+      <w:r>
+        <w:rPr>
+          <w:rFonts w:hint="eastAsia" w:ascii="Times New Roman" w:hAnsi="Times New Roman" w:eastAsia="FangSong" w:cs="Times New Roman"/>
+        </w:rPr>
+        <w:t>见图</w:t>
+      </w:r>
+      <w:r>
+        <w:rPr>
+          <w:rFonts w:ascii="Times New Roman" w:hAnsi="Times New Roman" w:eastAsia="Times New Roman" w:cs="Times New Roman"/>
+        </w:rPr>
+        <w:t xml:space="preserve"> </w:t>
+      </w:r>
+      <w:r>
+        <w:rPr>
+          <w:rFonts w:hint="eastAsia" w:ascii="Times New Roman" w:hAnsi="Times New Roman" w:eastAsia="Times New Roman" w:cs="Times New Roman"/>
+        </w:rPr>
+        <w:t xml:space="preserve">9）</w:t>
       </w:r>
     </w:p>
     <w:bookmarkEnd w:id="54"/>
@@ -22984,7 +23211,7 @@
         </w:rPr>
         <w:drawing>
           <wp:inline>
-            <wp:extent cx="3600000" cy="2065225"/>
+            <wp:extent cx="3600000" cy="1889662"/>
             <wp:effectExtent b="0" l="0" r="0" t="0"/>
             <wp:docPr descr="" title="" id="57" name="Picture"/>
             <a:graphic>
@@ -23005,7 +23232,7 @@
                   <pic:spPr bwMode="auto">
                     <a:xfrm>
                       <a:off x="0" y="0"/>
-                      <a:ext cx="3600000" cy="2065225"/>
+                      <a:ext cx="3600000" cy="1889662"/>
                     </a:xfrm>
                     <a:prstGeom prst="rect">
                       <a:avLst/>

--- a/06-学生侧材料/讲义/5-无机化学/元素推断综合训练-超级充实版（自学完整）.docx
+++ b/06-学生侧材料/讲义/5-无机化学/元素推断综合训练-超级充实版（自学完整）.docx
@@ -2,62 +2,6 @@
 <file path=word/document.xml><?xml version="1.0" encoding="utf-8"?>
 <w:document xmlns:w="http://schemas.openxmlformats.org/wordprocessingml/2006/main" xmlns:m="http://schemas.openxmlformats.org/officeDocument/2006/math" xmlns:r="http://schemas.openxmlformats.org/officeDocument/2006/relationships" xmlns:o="urn:schemas-microsoft-com:office:office" xmlns:v="urn:schemas-microsoft-com:vml" xmlns:w10="urn:schemas-microsoft-com:office:word" xmlns:a="http://schemas.openxmlformats.org/drawingml/2006/main" xmlns:pic="http://schemas.openxmlformats.org/drawingml/2006/picture" xmlns:wp="http://schemas.openxmlformats.org/drawingml/2006/wordprocessingDrawing">
   <w:body>
-    <w:bookmarkStart w:id="56" w:name="第八讲元素推断综合训练第二轮元素化学章末收束"/>
-    <w:p>
-      <w:pPr>
-        <w:pStyle w:val="Heading1"/>
-        <w:spacing w:before="280" w:after="120"/>
-        <w:jc w:val="center"/>
-      </w:pPr>
-      <w:r>
-        <w:rPr>
-          <w:rFonts w:hint="eastAsia" w:ascii="Times New Roman" w:hAnsi="Times New Roman" w:eastAsia="SimHei" w:cs="Times New Roman"/>
-        </w:rPr>
-        <w:t>第八讲</w:t>
-      </w:r>
-      <w:r>
-        <w:rPr>
-          <w:rFonts w:hint="eastAsia" w:ascii="Times New Roman" w:hAnsi="Times New Roman" w:eastAsia="Times New Roman" w:cs="Times New Roman"/>
-        </w:rPr>
-        <w:t>：</w:t>
-      </w:r>
-      <w:r>
-        <w:rPr>
-          <w:rFonts w:hint="eastAsia" w:ascii="Times New Roman" w:hAnsi="Times New Roman" w:eastAsia="SimHei" w:cs="Times New Roman"/>
-        </w:rPr>
-        <w:t>元素推断综合训练</w:t>
-      </w:r>
-      <w:r>
-        <w:rPr>
-          <w:rFonts w:hint="eastAsia" w:ascii="Times New Roman" w:hAnsi="Times New Roman" w:eastAsia="Times New Roman" w:cs="Times New Roman"/>
-        </w:rPr>
-        <w:t>（</w:t>
-      </w:r>
-      <w:r>
-        <w:rPr>
-          <w:rFonts w:hint="eastAsia" w:ascii="Times New Roman" w:hAnsi="Times New Roman" w:eastAsia="SimHei" w:cs="Times New Roman"/>
-        </w:rPr>
-        <w:t>第二轮元素化学</w:t>
-      </w:r>
-      <w:r>
-        <w:rPr>
-          <w:rFonts w:hint="eastAsia" w:ascii="Times New Roman" w:hAnsi="Times New Roman" w:eastAsia="Times New Roman" w:cs="Times New Roman"/>
-        </w:rPr>
-        <w:t>·</w:t>
-      </w:r>
-      <w:r>
-        <w:rPr>
-          <w:rFonts w:hint="eastAsia" w:ascii="Times New Roman" w:hAnsi="Times New Roman" w:eastAsia="SimHei" w:cs="Times New Roman"/>
-        </w:rPr>
-        <w:t>章末收束</w:t>
-      </w:r>
-      <w:r>
-        <w:rPr>
-          <w:rFonts w:hint="eastAsia" w:ascii="Times New Roman" w:hAnsi="Times New Roman" w:eastAsia="Times New Roman" w:cs="Times New Roman"/>
-        </w:rPr>
-        <w:t>）</w:t>
-      </w:r>
-    </w:p>
     <w:p>
       <w:pPr>
         <w:spacing w:before="160" w:after="80"/>
@@ -68,718 +12,7 @@
         </w:pict>
       </w:r>
     </w:p>
-    <w:bookmarkStart w:id="9" w:name="学习目标与考纲锚点"/>
-    <w:p>
-      <w:pPr>
-        <w:pStyle w:val="Heading2"/>
-        <w:spacing w:before="280" w:after="120"/>
-      </w:pPr>
-      <w:r>
-        <w:rPr>
-          <w:rFonts w:hint="eastAsia" w:ascii="Times New Roman" w:hAnsi="Times New Roman" w:eastAsia="SimHei" w:cs="Times New Roman"/>
-        </w:rPr>
-        <w:t xml:space="preserve">学习目标与考纲锚点</w:t>
-      </w:r>
-    </w:p>
-    <w:p>
-      <w:pPr>
-        <w:pStyle w:val="BlockText"/>
-        <w:spacing w:after="80"/>
-        <w:ind w:firstLine="420"/>
-      </w:pPr>
-      <w:r>
-        <w:rPr>
-          <w:rFonts w:hint="eastAsia" w:ascii="Times New Roman" w:hAnsi="Times New Roman" w:eastAsia="FangSong" w:cs="Times New Roman"/>
-        </w:rPr>
-        <w:t>对齐考纲</w:t>
-      </w:r>
-      <w:r>
-        <w:rPr>
-          <w:rFonts w:hint="eastAsia" w:ascii="Times New Roman" w:hAnsi="Times New Roman" w:eastAsia="Times New Roman" w:cs="Times New Roman"/>
-        </w:rPr>
-        <w:t>：§13</w:t>
-      </w:r>
-      <w:r>
-        <w:rPr>
-          <w:rFonts w:ascii="Times New Roman" w:hAnsi="Times New Roman" w:eastAsia="Times New Roman" w:cs="Times New Roman"/>
-        </w:rPr>
-        <w:t xml:space="preserve"> </w:t>
-      </w:r>
-      <w:r>
-        <w:rPr>
-          <w:rFonts w:hint="eastAsia" w:ascii="Times New Roman" w:hAnsi="Times New Roman" w:eastAsia="FangSong" w:cs="Times New Roman"/>
-        </w:rPr>
-        <w:t xml:space="preserve">元素化学</w:t>
-      </w:r>
-    </w:p>
-    <w:tbl>
-      <w:tblPr>
-        <w:tblStyle w:val="Table"/>
-        <w:tblW w:type="pct" w:w="5000"/>
-        <w:tblLayout w:type="fixed"/>
-        <w:tblLook w:firstRow="1" w:lastRow="0" w:firstColumn="0" w:lastColumn="0" w:noHBand="0" w:noVBand="0" w:val="0020"/>
-        <w:jc w:val="center"/>
-        <w:tblBorders>
-          <w:top w:val="single" w:sz="12" w:space="0" w:color="333333"/>
-          <w:bottom w:val="single" w:sz="12" w:space="0" w:color="333333"/>
-          <w:left w:val="none"/>
-          <w:right w:val="none"/>
-          <w:insideH w:val="none"/>
-          <w:insideV w:val="none"/>
-        </w:tblBorders>
-      </w:tblPr>
-      <w:tblGrid>
-        <w:gridCol w:w="3960"/>
-        <w:gridCol w:w="3960"/>
-      </w:tblGrid>
-      <w:tr>
-        <w:trPr>
-          <w:tblHeader w:val="on"/>
-        </w:trPr>
-        <w:tc>
-          <w:tcPr>
-            <w:tcBorders>
-              <w:bottom w:val="single" w:sz="6" w:space="0" w:color="333333"/>
-            </w:tcBorders>
-          </w:tcPr>
-          <w:p>
-            <w:pPr>
-              <w:pStyle w:val="Compact"/>
-              <w:jc w:val="center"/>
-            </w:pPr>
-            <w:r>
-              <w:rPr>
-                <w:rFonts w:hint="eastAsia" w:ascii="Times New Roman" w:hAnsi="Times New Roman" w:eastAsia="SimHei" w:cs="Times New Roman"/>
-                <w:b/>
-              </w:rPr>
-              <w:t xml:space="preserve">考纲条目</w:t>
-            </w:r>
-          </w:p>
-        </w:tc>
-        <w:tc>
-          <w:tcPr>
-            <w:tcBorders>
-              <w:bottom w:val="single" w:sz="6" w:space="0" w:color="333333"/>
-            </w:tcBorders>
-          </w:tcPr>
-          <w:p>
-            <w:pPr>
-              <w:pStyle w:val="Compact"/>
-              <w:jc w:val="center"/>
-            </w:pPr>
-            <w:r>
-              <w:rPr>
-                <w:rFonts w:hint="eastAsia" w:ascii="Times New Roman" w:hAnsi="Times New Roman" w:eastAsia="SimHei" w:cs="Times New Roman"/>
-                <w:b/>
-              </w:rPr>
-              <w:t xml:space="preserve">学完本讲应能</w:t>
-            </w:r>
-          </w:p>
-        </w:tc>
-      </w:tr>
-      <w:tr>
-        <w:tc>
-          <w:tcPr/>
-          <w:p>
-            <w:pPr>
-              <w:pStyle w:val="Compact"/>
-              <w:jc w:val="center"/>
-            </w:pPr>
-            <w:r>
-              <w:rPr>
-                <w:rFonts w:ascii="Times New Roman" w:hAnsi="Times New Roman" w:eastAsia="Times New Roman" w:cs="Times New Roman"/>
-              </w:rPr>
-              <w:t xml:space="preserve">§13 </w:t>
-            </w:r>
-            <w:r>
-              <w:rPr>
-                <w:rFonts w:hint="eastAsia" w:ascii="Times New Roman" w:hAnsi="Times New Roman" w:eastAsia="FangSong" w:cs="Times New Roman"/>
-              </w:rPr>
-              <w:t xml:space="preserve">元素化学</w:t>
-            </w:r>
-            <w:r>
-              <w:rPr>
-                <w:rFonts w:ascii="Times New Roman" w:hAnsi="Times New Roman" w:eastAsia="Times New Roman" w:cs="Times New Roman"/>
-              </w:rPr>
-              <w:t xml:space="preserve"> · </w:t>
-            </w:r>
-            <w:r>
-              <w:rPr>
-                <w:rFonts w:hint="eastAsia" w:ascii="Times New Roman" w:hAnsi="Times New Roman" w:eastAsia="FangSong" w:cs="Times New Roman"/>
-              </w:rPr>
-              <w:t xml:space="preserve">推断四步法</w:t>
-            </w:r>
-          </w:p>
-        </w:tc>
-        <w:tc>
-          <w:tcPr/>
-          <w:p>
-            <w:pPr>
-              <w:pStyle w:val="Compact"/>
-              <w:jc w:val="center"/>
-            </w:pPr>
-            <w:r>
-              <w:rPr>
-                <w:rFonts w:hint="eastAsia" w:ascii="Times New Roman" w:hAnsi="Times New Roman" w:eastAsia="FangSong" w:cs="Times New Roman"/>
-              </w:rPr>
-              <w:t>能说出推断四步法</w:t>
-            </w:r>
-            <w:r>
-              <w:rPr>
-                <w:rFonts w:hint="eastAsia" w:ascii="Times New Roman" w:hAnsi="Times New Roman" w:eastAsia="Times New Roman" w:cs="Times New Roman"/>
-              </w:rPr>
-              <w:t>，</w:t>
-            </w:r>
-            <w:r>
-              <w:rPr>
-                <w:rFonts w:hint="eastAsia" w:ascii="Times New Roman" w:hAnsi="Times New Roman" w:eastAsia="FangSong" w:cs="Times New Roman"/>
-              </w:rPr>
-              <w:t>并解释为什么每一步都必须写理由</w:t>
-            </w:r>
-            <w:r>
-              <w:rPr>
-                <w:rFonts w:hint="eastAsia" w:ascii="Times New Roman" w:hAnsi="Times New Roman" w:eastAsia="Times New Roman" w:cs="Times New Roman"/>
-              </w:rPr>
-              <w:t>（</w:t>
-            </w:r>
-            <w:r>
-              <w:rPr>
-                <w:rFonts w:hint="eastAsia" w:ascii="Times New Roman" w:hAnsi="Times New Roman" w:eastAsia="FangSong" w:cs="Times New Roman"/>
-              </w:rPr>
-              <w:t>过程分</w:t>
-            </w:r>
-            <w:r>
-              <w:rPr>
-                <w:rFonts w:hint="eastAsia" w:ascii="Times New Roman" w:hAnsi="Times New Roman" w:eastAsia="Times New Roman" w:cs="Times New Roman"/>
-              </w:rPr>
-              <w:t>）</w:t>
-            </w:r>
-          </w:p>
-        </w:tc>
-      </w:tr>
-      <w:tr>
-        <w:tc>
-          <w:tcPr/>
-          <w:p>
-            <w:pPr>
-              <w:pStyle w:val="Compact"/>
-              <w:jc w:val="center"/>
-            </w:pPr>
-            <w:r>
-              <w:rPr>
-                <w:rFonts w:ascii="Times New Roman" w:hAnsi="Times New Roman" w:eastAsia="Times New Roman" w:cs="Times New Roman"/>
-              </w:rPr>
-              <w:t xml:space="preserve">§13 </w:t>
-            </w:r>
-            <w:r>
-              <w:rPr>
-                <w:rFonts w:hint="eastAsia" w:ascii="Times New Roman" w:hAnsi="Times New Roman" w:eastAsia="FangSong" w:cs="Times New Roman"/>
-              </w:rPr>
-              <w:t xml:space="preserve">元素化学</w:t>
-            </w:r>
-            <w:r>
-              <w:rPr>
-                <w:rFonts w:ascii="Times New Roman" w:hAnsi="Times New Roman" w:eastAsia="Times New Roman" w:cs="Times New Roman"/>
-              </w:rPr>
-              <w:t xml:space="preserve"> · </w:t>
-            </w:r>
-            <w:r>
-              <w:rPr>
-                <w:rFonts w:hint="eastAsia" w:ascii="Times New Roman" w:hAnsi="Times New Roman" w:eastAsia="FangSong" w:cs="Times New Roman"/>
-              </w:rPr>
-              <w:t xml:space="preserve">五类信号识别</w:t>
-            </w:r>
-          </w:p>
-        </w:tc>
-        <w:tc>
-          <w:tcPr/>
-          <w:p>
-            <w:pPr>
-              <w:pStyle w:val="Compact"/>
-              <w:jc w:val="center"/>
-            </w:pPr>
-            <w:r>
-              <w:rPr>
-                <w:rFonts w:hint="eastAsia" w:ascii="Times New Roman" w:hAnsi="Times New Roman" w:eastAsia="FangSong" w:cs="Times New Roman"/>
-              </w:rPr>
-              <w:t>能识别五类信号</w:t>
-            </w:r>
-            <w:r>
-              <w:rPr>
-                <w:rFonts w:hint="eastAsia" w:ascii="Times New Roman" w:hAnsi="Times New Roman" w:eastAsia="Times New Roman" w:cs="Times New Roman"/>
-              </w:rPr>
-              <w:t>（</w:t>
-            </w:r>
-            <w:r>
-              <w:rPr>
-                <w:rFonts w:hint="eastAsia" w:ascii="Times New Roman" w:hAnsi="Times New Roman" w:eastAsia="FangSong" w:cs="Times New Roman"/>
-              </w:rPr>
-              <w:t>颜色</w:t>
-            </w:r>
-            <w:r>
-              <w:rPr>
-                <w:rFonts w:hint="eastAsia" w:ascii="Times New Roman" w:hAnsi="Times New Roman" w:eastAsia="Times New Roman" w:cs="Times New Roman"/>
-              </w:rPr>
-              <w:t>/</w:t>
-            </w:r>
-            <w:r>
-              <w:rPr>
-                <w:rFonts w:hint="eastAsia" w:ascii="Times New Roman" w:hAnsi="Times New Roman" w:eastAsia="FangSong" w:cs="Times New Roman"/>
-              </w:rPr>
-              <w:t>沉淀</w:t>
-            </w:r>
-            <w:r>
-              <w:rPr>
-                <w:rFonts w:hint="eastAsia" w:ascii="Times New Roman" w:hAnsi="Times New Roman" w:eastAsia="Times New Roman" w:cs="Times New Roman"/>
-              </w:rPr>
-              <w:t>/</w:t>
-            </w:r>
-            <w:r>
-              <w:rPr>
-                <w:rFonts w:hint="eastAsia" w:ascii="Times New Roman" w:hAnsi="Times New Roman" w:eastAsia="FangSong" w:cs="Times New Roman"/>
-              </w:rPr>
-              <w:t>气体</w:t>
-            </w:r>
-            <w:r>
-              <w:rPr>
-                <w:rFonts w:hint="eastAsia" w:ascii="Times New Roman" w:hAnsi="Times New Roman" w:eastAsia="Times New Roman" w:cs="Times New Roman"/>
-              </w:rPr>
-              <w:t>/</w:t>
-            </w:r>
-            <w:r>
-              <w:rPr>
-                <w:rFonts w:hint="eastAsia" w:ascii="Times New Roman" w:hAnsi="Times New Roman" w:eastAsia="FangSong" w:cs="Times New Roman"/>
-              </w:rPr>
-              <w:t>价态</w:t>
-            </w:r>
-            <w:r>
-              <w:rPr>
-                <w:rFonts w:hint="eastAsia" w:ascii="Times New Roman" w:hAnsi="Times New Roman" w:eastAsia="Times New Roman" w:cs="Times New Roman"/>
-              </w:rPr>
-              <w:t>/</w:t>
-            </w:r>
-            <w:r>
-              <w:rPr>
-                <w:rFonts w:hint="eastAsia" w:ascii="Times New Roman" w:hAnsi="Times New Roman" w:eastAsia="FangSong" w:cs="Times New Roman"/>
-              </w:rPr>
-              <w:t>配合物</w:t>
-            </w:r>
-            <w:r>
-              <w:rPr>
-                <w:rFonts w:hint="eastAsia" w:ascii="Times New Roman" w:hAnsi="Times New Roman" w:eastAsia="Times New Roman" w:cs="Times New Roman"/>
-              </w:rPr>
-              <w:t>）</w:t>
-            </w:r>
-            <w:r>
-              <w:rPr>
-                <w:rFonts w:hint="eastAsia" w:ascii="Times New Roman" w:hAnsi="Times New Roman" w:eastAsia="FangSong" w:cs="Times New Roman"/>
-              </w:rPr>
-              <w:t>并标注优先级</w:t>
-            </w:r>
-            <w:r>
-              <w:rPr>
-                <w:rFonts w:hint="eastAsia" w:ascii="Times New Roman" w:hAnsi="Times New Roman" w:eastAsia="Times New Roman" w:cs="Times New Roman"/>
-              </w:rPr>
-              <w:t>（</w:t>
-            </w:r>
-            <w:r>
-              <w:rPr>
-                <w:rFonts w:hint="eastAsia" w:ascii="Times New Roman" w:hAnsi="Times New Roman" w:eastAsia="FangSong" w:cs="Times New Roman"/>
-              </w:rPr>
-              <w:t>唯一性</w:t>
-            </w:r>
-            <w:r>
-              <w:rPr>
-                <w:rFonts w:hint="eastAsia" w:ascii="Times New Roman" w:hAnsi="Times New Roman" w:eastAsia="Times New Roman" w:cs="Times New Roman"/>
-              </w:rPr>
-              <w:t>&gt;</w:t>
-            </w:r>
-            <w:r>
-              <w:rPr>
-                <w:rFonts w:hint="eastAsia" w:ascii="Times New Roman" w:hAnsi="Times New Roman" w:eastAsia="FangSong" w:cs="Times New Roman"/>
-              </w:rPr>
-              <w:t>组合</w:t>
-            </w:r>
-            <w:r>
-              <w:rPr>
-                <w:rFonts w:hint="eastAsia" w:ascii="Times New Roman" w:hAnsi="Times New Roman" w:eastAsia="Times New Roman" w:cs="Times New Roman"/>
-              </w:rPr>
-              <w:t>&gt;</w:t>
-            </w:r>
-            <w:r>
-              <w:rPr>
-                <w:rFonts w:hint="eastAsia" w:ascii="Times New Roman" w:hAnsi="Times New Roman" w:eastAsia="FangSong" w:cs="Times New Roman"/>
-              </w:rPr>
-              <w:t>强指向</w:t>
-            </w:r>
-            <w:r>
-              <w:rPr>
-                <w:rFonts w:hint="eastAsia" w:ascii="Times New Roman" w:hAnsi="Times New Roman" w:eastAsia="Times New Roman" w:cs="Times New Roman"/>
-              </w:rPr>
-              <w:t>&gt;</w:t>
-            </w:r>
-            <w:r>
-              <w:rPr>
-                <w:rFonts w:hint="eastAsia" w:ascii="Times New Roman" w:hAnsi="Times New Roman" w:eastAsia="FangSong" w:cs="Times New Roman"/>
-              </w:rPr>
-              <w:t>弱指向</w:t>
-            </w:r>
-            <w:r>
-              <w:rPr>
-                <w:rFonts w:hint="eastAsia" w:ascii="Times New Roman" w:hAnsi="Times New Roman" w:eastAsia="Times New Roman" w:cs="Times New Roman"/>
-              </w:rPr>
-              <w:t>）</w:t>
-            </w:r>
-          </w:p>
-        </w:tc>
-      </w:tr>
-      <w:tr>
-        <w:tc>
-          <w:tcPr/>
-          <w:p>
-            <w:pPr>
-              <w:pStyle w:val="Compact"/>
-              <w:jc w:val="center"/>
-            </w:pPr>
-            <w:r>
-              <w:rPr>
-                <w:rFonts w:ascii="Times New Roman" w:hAnsi="Times New Roman" w:eastAsia="Times New Roman" w:cs="Times New Roman"/>
-              </w:rPr>
-              <w:t xml:space="preserve">§13 </w:t>
-            </w:r>
-            <w:r>
-              <w:rPr>
-                <w:rFonts w:hint="eastAsia" w:ascii="Times New Roman" w:hAnsi="Times New Roman" w:eastAsia="FangSong" w:cs="Times New Roman"/>
-              </w:rPr>
-              <w:t xml:space="preserve">元素化学</w:t>
-            </w:r>
-            <w:r>
-              <w:rPr>
-                <w:rFonts w:ascii="Times New Roman" w:hAnsi="Times New Roman" w:eastAsia="Times New Roman" w:cs="Times New Roman"/>
-              </w:rPr>
-              <w:t xml:space="preserve"> · </w:t>
-            </w:r>
-            <w:r>
-              <w:rPr>
-                <w:rFonts w:hint="eastAsia" w:ascii="Times New Roman" w:hAnsi="Times New Roman" w:eastAsia="FangSong" w:cs="Times New Roman"/>
-              </w:rPr>
-              <w:t xml:space="preserve">排除法与硬约束</w:t>
-            </w:r>
-          </w:p>
-        </w:tc>
-        <w:tc>
-          <w:tcPr/>
-          <w:p>
-            <w:pPr>
-              <w:pStyle w:val="Compact"/>
-              <w:jc w:val="center"/>
-            </w:pPr>
-            <w:r>
-              <w:rPr>
-                <w:rFonts w:hint="eastAsia" w:ascii="Times New Roman" w:hAnsi="Times New Roman" w:eastAsia="FangSong" w:cs="Times New Roman"/>
-              </w:rPr>
-              <w:t>能把</w:t>
-            </w:r>
-            <w:r>
-              <w:rPr>
-                <w:rFonts w:hint="eastAsia" w:ascii="Times New Roman" w:hAnsi="Times New Roman" w:eastAsia="Times New Roman" w:cs="Times New Roman"/>
-              </w:rPr>
-              <w:t>「</w:t>
-            </w:r>
-            <w:r>
-              <w:rPr>
-                <w:rFonts w:hint="eastAsia" w:ascii="Times New Roman" w:hAnsi="Times New Roman" w:eastAsia="FangSong" w:cs="Times New Roman"/>
-              </w:rPr>
-              <w:t>不</w:t>
-            </w:r>
-            <w:r>
-              <w:rPr>
-                <w:rFonts w:hint="eastAsia" w:ascii="Times New Roman" w:hAnsi="Times New Roman" w:eastAsia="Times New Roman" w:cs="Times New Roman"/>
-              </w:rPr>
-              <w:t>/</w:t>
-            </w:r>
-            <w:r>
-              <w:rPr>
-                <w:rFonts w:hint="eastAsia" w:ascii="Times New Roman" w:hAnsi="Times New Roman" w:eastAsia="FangSong" w:cs="Times New Roman"/>
-              </w:rPr>
-              <w:t>无</w:t>
-            </w:r>
-            <w:r>
-              <w:rPr>
-                <w:rFonts w:hint="eastAsia" w:ascii="Times New Roman" w:hAnsi="Times New Roman" w:eastAsia="Times New Roman" w:cs="Times New Roman"/>
-              </w:rPr>
-              <w:t>/</w:t>
-            </w:r>
-            <w:r>
-              <w:rPr>
-                <w:rFonts w:hint="eastAsia" w:ascii="Times New Roman" w:hAnsi="Times New Roman" w:eastAsia="FangSong" w:cs="Times New Roman"/>
-              </w:rPr>
-              <w:t>没有</w:t>
-            </w:r>
-            <w:r>
-              <w:rPr>
-                <w:rFonts w:hint="eastAsia" w:ascii="Times New Roman" w:hAnsi="Times New Roman" w:eastAsia="Times New Roman" w:cs="Times New Roman"/>
-              </w:rPr>
-              <w:t>」</w:t>
-            </w:r>
-            <w:r>
-              <w:rPr>
-                <w:rFonts w:hint="eastAsia" w:ascii="Times New Roman" w:hAnsi="Times New Roman" w:eastAsia="FangSong" w:cs="Times New Roman"/>
-              </w:rPr>
-              <w:t>转化为排除操作</w:t>
-            </w:r>
-            <w:r>
-              <w:rPr>
-                <w:rFonts w:hint="eastAsia" w:ascii="Times New Roman" w:hAnsi="Times New Roman" w:eastAsia="Times New Roman" w:cs="Times New Roman"/>
-              </w:rPr>
-              <w:t>，</w:t>
-            </w:r>
-            <w:r>
-              <w:rPr>
-                <w:rFonts w:hint="eastAsia" w:ascii="Times New Roman" w:hAnsi="Times New Roman" w:eastAsia="FangSong" w:cs="Times New Roman"/>
-              </w:rPr>
-              <w:t>快速缩小候选范围</w:t>
-            </w:r>
-            <w:r>
-              <w:rPr>
-                <w:rFonts w:hint="eastAsia" w:ascii="Times New Roman" w:hAnsi="Times New Roman" w:eastAsia="Times New Roman" w:cs="Times New Roman"/>
-              </w:rPr>
-              <w:t>；</w:t>
-            </w:r>
-            <w:r>
-              <w:rPr>
-                <w:rFonts w:hint="eastAsia" w:ascii="Times New Roman" w:hAnsi="Times New Roman" w:eastAsia="FangSong" w:cs="Times New Roman"/>
-              </w:rPr>
-              <w:t>能在多信号矛盾时回到硬约束重新检查</w:t>
-            </w:r>
-            <w:r>
-              <w:rPr>
-                <w:rFonts w:hint="eastAsia" w:ascii="Times New Roman" w:hAnsi="Times New Roman" w:eastAsia="Times New Roman" w:cs="Times New Roman"/>
-              </w:rPr>
-              <w:t>（</w:t>
-            </w:r>
-            <w:r>
-              <w:rPr>
-                <w:rFonts w:hint="eastAsia" w:ascii="Times New Roman" w:hAnsi="Times New Roman" w:eastAsia="FangSong" w:cs="Times New Roman"/>
-              </w:rPr>
-              <w:t>止损意识</w:t>
-            </w:r>
-            <w:r>
-              <w:rPr>
-                <w:rFonts w:hint="eastAsia" w:ascii="Times New Roman" w:hAnsi="Times New Roman" w:eastAsia="Times New Roman" w:cs="Times New Roman"/>
-              </w:rPr>
-              <w:t>）</w:t>
-            </w:r>
-          </w:p>
-        </w:tc>
-      </w:tr>
-      <w:tr>
-        <w:tc>
-          <w:tcPr/>
-          <w:p>
-            <w:pPr>
-              <w:pStyle w:val="Compact"/>
-              <w:jc w:val="center"/>
-            </w:pPr>
-            <w:r>
-              <w:rPr>
-                <w:rFonts w:ascii="Times New Roman" w:hAnsi="Times New Roman" w:eastAsia="Times New Roman" w:cs="Times New Roman"/>
-              </w:rPr>
-              <w:t xml:space="preserve">§13 </w:t>
-            </w:r>
-            <w:r>
-              <w:rPr>
-                <w:rFonts w:hint="eastAsia" w:ascii="Times New Roman" w:hAnsi="Times New Roman" w:eastAsia="FangSong" w:cs="Times New Roman"/>
-              </w:rPr>
-              <w:t xml:space="preserve">元素化学</w:t>
-            </w:r>
-            <w:r>
-              <w:rPr>
-                <w:rFonts w:ascii="Times New Roman" w:hAnsi="Times New Roman" w:eastAsia="Times New Roman" w:cs="Times New Roman"/>
-              </w:rPr>
-              <w:t xml:space="preserve"> · </w:t>
-            </w:r>
-            <w:r>
-              <w:rPr>
-                <w:rFonts w:hint="eastAsia" w:ascii="Times New Roman" w:hAnsi="Times New Roman" w:eastAsia="FangSong" w:cs="Times New Roman"/>
-              </w:rPr>
-              <w:t xml:space="preserve">推理链书写</w:t>
-            </w:r>
-          </w:p>
-        </w:tc>
-        <w:tc>
-          <w:tcPr/>
-          <w:p>
-            <w:pPr>
-              <w:pStyle w:val="Compact"/>
-              <w:jc w:val="center"/>
-            </w:pPr>
-            <w:r>
-              <w:rPr>
-                <w:rFonts w:hint="eastAsia" w:ascii="Times New Roman" w:hAnsi="Times New Roman" w:eastAsia="FangSong" w:cs="Times New Roman"/>
-              </w:rPr>
-              <w:t>能写出</w:t>
-            </w:r>
-            <w:r>
-              <w:rPr>
-                <w:rFonts w:hint="eastAsia" w:ascii="Times New Roman" w:hAnsi="Times New Roman" w:eastAsia="Times New Roman" w:cs="Times New Roman"/>
-              </w:rPr>
-              <w:t>「</w:t>
-            </w:r>
-            <w:r>
-              <w:rPr>
-                <w:rFonts w:hint="eastAsia" w:ascii="Times New Roman" w:hAnsi="Times New Roman" w:eastAsia="FangSong" w:cs="Times New Roman"/>
-              </w:rPr>
-              <w:t>因为</w:t>
-            </w:r>
-            <w:r>
-              <w:rPr>
-                <w:rFonts w:hint="eastAsia" w:ascii="Times New Roman" w:hAnsi="Times New Roman" w:eastAsia="Times New Roman" w:cs="Times New Roman"/>
-              </w:rPr>
-              <w:t>…</w:t>
-            </w:r>
-            <w:r>
-              <w:rPr>
-                <w:rFonts w:hint="eastAsia" w:ascii="Times New Roman" w:hAnsi="Times New Roman" w:eastAsia="FangSong" w:cs="Times New Roman"/>
-              </w:rPr>
-              <w:t>所以</w:t>
-            </w:r>
-            <w:r>
-              <w:rPr>
-                <w:rFonts w:hint="eastAsia" w:ascii="Times New Roman" w:hAnsi="Times New Roman" w:eastAsia="Times New Roman" w:cs="Times New Roman"/>
-              </w:rPr>
-              <w:t>…」</w:t>
-            </w:r>
-            <w:r>
-              <w:rPr>
-                <w:rFonts w:hint="eastAsia" w:ascii="Times New Roman" w:hAnsi="Times New Roman" w:eastAsia="FangSong" w:cs="Times New Roman"/>
-              </w:rPr>
-              <w:t>的完整推理链</w:t>
-            </w:r>
-            <w:r>
-              <w:rPr>
-                <w:rFonts w:hint="eastAsia" w:ascii="Times New Roman" w:hAnsi="Times New Roman" w:eastAsia="Times New Roman" w:cs="Times New Roman"/>
-              </w:rPr>
-              <w:t>，</w:t>
-            </w:r>
-            <w:r>
-              <w:rPr>
-                <w:rFonts w:hint="eastAsia" w:ascii="Times New Roman" w:hAnsi="Times New Roman" w:eastAsia="FangSong" w:cs="Times New Roman"/>
-              </w:rPr>
-              <w:t>不跳步</w:t>
-            </w:r>
-            <w:r>
-              <w:rPr>
-                <w:rFonts w:hint="eastAsia" w:ascii="Times New Roman" w:hAnsi="Times New Roman" w:eastAsia="Times New Roman" w:cs="Times New Roman"/>
-              </w:rPr>
-              <w:t>、</w:t>
-            </w:r>
-            <w:r>
-              <w:rPr>
-                <w:rFonts w:hint="eastAsia" w:ascii="Times New Roman" w:hAnsi="Times New Roman" w:eastAsia="FangSong" w:cs="Times New Roman"/>
-              </w:rPr>
-              <w:t>不省略排除理由</w:t>
-            </w:r>
-          </w:p>
-        </w:tc>
-      </w:tr>
-      <w:tr>
-        <w:tc>
-          <w:tcPr/>
-          <w:p>
-            <w:pPr>
-              <w:pStyle w:val="Compact"/>
-              <w:jc w:val="center"/>
-            </w:pPr>
-            <w:r>
-              <w:rPr>
-                <w:rFonts w:ascii="Times New Roman" w:hAnsi="Times New Roman" w:eastAsia="Times New Roman" w:cs="Times New Roman"/>
-              </w:rPr>
-              <w:t xml:space="preserve">§13 </w:t>
-            </w:r>
-            <w:r>
-              <w:rPr>
-                <w:rFonts w:hint="eastAsia" w:ascii="Times New Roman" w:hAnsi="Times New Roman" w:eastAsia="FangSong" w:cs="Times New Roman"/>
-              </w:rPr>
-              <w:t xml:space="preserve">元素化学</w:t>
-            </w:r>
-            <w:r>
-              <w:rPr>
-                <w:rFonts w:ascii="Times New Roman" w:hAnsi="Times New Roman" w:eastAsia="Times New Roman" w:cs="Times New Roman"/>
-              </w:rPr>
-              <w:t xml:space="preserve"> · </w:t>
-            </w:r>
-            <w:r>
-              <w:rPr>
-                <w:rFonts w:hint="eastAsia" w:ascii="Times New Roman" w:hAnsi="Times New Roman" w:eastAsia="FangSong" w:cs="Times New Roman"/>
-              </w:rPr>
-              <w:t xml:space="preserve">真题实战</w:t>
-            </w:r>
-          </w:p>
-        </w:tc>
-        <w:tc>
-          <w:tcPr/>
-          <w:p>
-            <w:pPr>
-              <w:pStyle w:val="Compact"/>
-              <w:jc w:val="center"/>
-            </w:pPr>
-            <w:r>
-              <w:rPr>
-                <w:rFonts w:hint="eastAsia" w:ascii="Times New Roman" w:hAnsi="Times New Roman" w:eastAsia="FangSong" w:cs="Times New Roman"/>
-              </w:rPr>
-              <w:t>能独立完成卤素排除法模板题与国初推断真题</w:t>
-            </w:r>
-            <w:r>
-              <w:rPr>
-                <w:rFonts w:hint="eastAsia" w:ascii="Times New Roman" w:hAnsi="Times New Roman" w:eastAsia="Times New Roman" w:cs="Times New Roman"/>
-              </w:rPr>
-              <w:t>（37/38/39</w:t>
-            </w:r>
-            <w:r>
-              <w:rPr>
-                <w:rFonts w:ascii="Times New Roman" w:hAnsi="Times New Roman" w:eastAsia="Times New Roman" w:cs="Times New Roman"/>
-              </w:rPr>
-              <w:t xml:space="preserve"> </w:t>
-            </w:r>
-            <w:r>
-              <w:rPr>
-                <w:rFonts w:hint="eastAsia" w:ascii="Times New Roman" w:hAnsi="Times New Roman" w:eastAsia="FangSong" w:cs="Times New Roman"/>
-              </w:rPr>
-              <w:t>届</w:t>
-            </w:r>
-            <w:r>
-              <w:rPr>
-                <w:rFonts w:hint="eastAsia" w:ascii="Times New Roman" w:hAnsi="Times New Roman" w:eastAsia="Times New Roman" w:cs="Times New Roman"/>
-              </w:rPr>
-              <w:t>）</w:t>
-            </w:r>
-          </w:p>
-        </w:tc>
-      </w:tr>
-    </w:tbl>
-    <w:p>
-      <w:pPr>
-        <w:spacing w:before="160" w:after="80"/>
-      </w:pPr>
-      <w:r>
-        <w:pict>
-          <v:rect style="width:0;height:1.5pt" o:hralign="center" o:hrstd="t" o:hr="t"/>
-        </w:pict>
-      </w:r>
-    </w:p>
-    <w:p>
-      <w:pPr>
-        <w:spacing w:before="160" w:after="80"/>
-      </w:pPr>
-      <w:r>
-        <w:pict>
-          <v:rect style="width:0;height:1.5pt" o:hralign="center" o:hrstd="t" o:hr="t"/>
-        </w:pict>
-      </w:r>
-    </w:p>
-    <w:bookmarkEnd w:id="9"/>
-    <w:bookmarkStart w:id="15" w:name="方法总纲推断四步法"/>
+    <w:bookmarkStart w:id="14" w:name="方法总纲推断四步法"/>
     <w:p>
       <w:pPr>
         <w:pStyle w:val="Heading2"/>
@@ -996,7 +229,7 @@
         <w:t>。</w:t>
       </w:r>
     </w:p>
-    <w:bookmarkStart w:id="10" w:name="推断题的本质"/>
+    <w:bookmarkStart w:id="9" w:name="推断题的本质"/>
     <w:p>
       <w:pPr>
         <w:pStyle w:val="Heading3"/>
@@ -1017,7 +250,6 @@
     </w:p>
     <w:p>
       <w:pPr>
-        <w:pStyle w:val="Compact"/>
         <w:numPr>
           <w:ilvl w:val="0"/>
           <w:numId w:val="1001"/>
@@ -1111,7 +343,6 @@
     </w:p>
     <w:p>
       <w:pPr>
-        <w:pStyle w:val="Compact"/>
         <w:numPr>
           <w:ilvl w:val="0"/>
           <w:numId w:val="1001"/>
@@ -1163,7 +394,6 @@
     </w:p>
     <w:p>
       <w:pPr>
-        <w:pStyle w:val="Compact"/>
         <w:numPr>
           <w:ilvl w:val="0"/>
           <w:numId w:val="1001"/>
@@ -1203,7 +433,6 @@
     </w:p>
     <w:p>
       <w:pPr>
-        <w:pStyle w:val="Compact"/>
         <w:numPr>
           <w:ilvl w:val="0"/>
           <w:numId w:val="1001"/>
@@ -1276,24 +505,15 @@
         </w:rPr>
         <w:t>：</w:t>
       </w:r>
-      <w:r>
-        <w:rPr>
-          <w:rFonts w:ascii="Times New Roman" w:hAnsi="Times New Roman" w:eastAsia="Times New Roman" w:cs="Times New Roman"/>
-        </w:rPr>
-        <w:t xml:space="preserve"> </w:t>
-      </w:r>
-      <w:r>
-        <w:rPr>
-          <w:rFonts w:ascii="Times New Roman" w:hAnsi="Times New Roman" w:eastAsia="Times New Roman" w:cs="Times New Roman"/>
-        </w:rPr>
-        <w:t xml:space="preserve">1.</w:t>
-      </w:r>
-      <w:r>
-        <w:rPr>
-          <w:rFonts w:ascii="Times New Roman" w:hAnsi="Times New Roman" w:eastAsia="Times New Roman" w:cs="Times New Roman"/>
-        </w:rPr>
-        <w:t xml:space="preserve"> </w:t>
-      </w:r>
+    </w:p>
+    <w:p>
+      <w:pPr>
+        <w:numPr>
+          <w:ilvl w:val="0"/>
+          <w:numId w:val="1002"/>
+        </w:numPr>
+        <w:ind w:firstLine="420"/>
+      </w:pPr>
       <w:r>
         <w:rPr>
           <w:rFonts w:hint="eastAsia" w:ascii="Times New Roman" w:hAnsi="Times New Roman" w:eastAsia="FangSong" w:cs="Times New Roman"/>
@@ -1372,24 +592,15 @@
         </w:rPr>
         <w:t>）。</w:t>
       </w:r>
-      <w:r>
-        <w:rPr>
-          <w:rFonts w:ascii="Times New Roman" w:hAnsi="Times New Roman" w:eastAsia="Times New Roman" w:cs="Times New Roman"/>
-        </w:rPr>
-        <w:t xml:space="preserve"> </w:t>
-      </w:r>
-      <w:r>
-        <w:rPr>
-          <w:rFonts w:ascii="Times New Roman" w:hAnsi="Times New Roman" w:eastAsia="Times New Roman" w:cs="Times New Roman"/>
-        </w:rPr>
-        <w:t xml:space="preserve">2.</w:t>
-      </w:r>
-      <w:r>
-        <w:rPr>
-          <w:rFonts w:ascii="Times New Roman" w:hAnsi="Times New Roman" w:eastAsia="Times New Roman" w:cs="Times New Roman"/>
-        </w:rPr>
-        <w:t xml:space="preserve"> </w:t>
-      </w:r>
+    </w:p>
+    <w:p>
+      <w:pPr>
+        <w:numPr>
+          <w:ilvl w:val="0"/>
+          <w:numId w:val="1002"/>
+        </w:numPr>
+        <w:ind w:firstLine="420"/>
+      </w:pPr>
       <w:r>
         <w:rPr>
           <w:rFonts w:hint="eastAsia" w:ascii="Times New Roman" w:hAnsi="Times New Roman" w:eastAsia="FangSong" w:cs="Times New Roman"/>
@@ -1452,24 +663,15 @@
         </w:rPr>
         <w:t>。</w:t>
       </w:r>
-      <w:r>
-        <w:rPr>
-          <w:rFonts w:ascii="Times New Roman" w:hAnsi="Times New Roman" w:eastAsia="Times New Roman" w:cs="Times New Roman"/>
-        </w:rPr>
-        <w:t xml:space="preserve"> </w:t>
-      </w:r>
-      <w:r>
-        <w:rPr>
-          <w:rFonts w:ascii="Times New Roman" w:hAnsi="Times New Roman" w:eastAsia="Times New Roman" w:cs="Times New Roman"/>
-        </w:rPr>
-        <w:t xml:space="preserve">3.</w:t>
-      </w:r>
-      <w:r>
-        <w:rPr>
-          <w:rFonts w:ascii="Times New Roman" w:hAnsi="Times New Roman" w:eastAsia="Times New Roman" w:cs="Times New Roman"/>
-        </w:rPr>
-        <w:t xml:space="preserve"> </w:t>
-      </w:r>
+    </w:p>
+    <w:p>
+      <w:pPr>
+        <w:numPr>
+          <w:ilvl w:val="0"/>
+          <w:numId w:val="1002"/>
+        </w:numPr>
+        <w:ind w:firstLine="420"/>
+      </w:pPr>
       <w:r>
         <w:rPr>
           <w:rFonts w:hint="eastAsia" w:ascii="Times New Roman" w:hAnsi="Times New Roman" w:eastAsia="FangSong" w:cs="Times New Roman"/>
@@ -1535,8 +737,8 @@
         <w:t>。</w:t>
       </w:r>
     </w:p>
-    <w:bookmarkEnd w:id="10"/>
-    <w:bookmarkStart w:id="14" w:name="推断四步法核心方法论"/>
+    <w:bookmarkEnd w:id="9"/>
+    <w:bookmarkStart w:id="13" w:name="推断四步法核心方法论"/>
     <w:p>
       <w:pPr>
         <w:pStyle w:val="Heading3"/>
@@ -3186,18 +2388,18 @@
           <wp:inline>
             <wp:extent cx="2667000" cy="1171094"/>
             <wp:effectExtent b="0" l="0" r="0" t="0"/>
-            <wp:docPr descr="" title="" id="12" name="Picture"/>
+            <wp:docPr descr="" title="" id="11" name="Picture"/>
             <a:graphic>
               <a:graphicData uri="http://schemas.openxmlformats.org/drawingml/2006/picture">
                 <pic:pic>
                   <pic:nvPicPr>
-                    <pic:cNvPr descr="6f2f8853aa24c146e33ba4e84e2cbca183fbab4964453210fb26bf152a97604d.png" id="13" name="Picture"/>
+                    <pic:cNvPr descr="6f2f8853aa24c146e33ba4e84e2cbca183fbab4964453210fb26bf152a97604d.png" id="12" name="Picture"/>
                     <pic:cNvPicPr>
                       <a:picLocks noChangeArrowheads="1" noChangeAspect="1"/>
                     </pic:cNvPicPr>
                   </pic:nvPicPr>
                   <pic:blipFill>
-                    <a:blip r:embed="rId11"/>
+                    <a:blip r:embed="rId10"/>
                     <a:stretch>
                       <a:fillRect/>
                     </a:stretch>
@@ -3348,9 +2550,9 @@
         </w:pict>
       </w:r>
     </w:p>
+    <w:bookmarkEnd w:id="13"/>
     <w:bookmarkEnd w:id="14"/>
-    <w:bookmarkEnd w:id="15"/>
-    <w:bookmarkStart w:id="22" w:name="颜色信号法"/>
+    <w:bookmarkStart w:id="21" w:name="颜色信号法"/>
     <w:p>
       <w:pPr>
         <w:pStyle w:val="Heading2"/>
@@ -3507,7 +2709,7 @@
         <w:t>。</w:t>
       </w:r>
     </w:p>
-    <w:bookmarkStart w:id="16" w:name="常见离子-固体颜色速查"/>
+    <w:bookmarkStart w:id="15" w:name="常见离子-固体颜色速查"/>
     <w:p>
       <w:pPr>
         <w:pStyle w:val="Heading3"/>
@@ -5510,8 +4712,8 @@
         <w:t xml:space="preserve">3）</w:t>
       </w:r>
     </w:p>
-    <w:bookmarkEnd w:id="16"/>
-    <w:bookmarkStart w:id="17" w:name="信号优先级四层"/>
+    <w:bookmarkEnd w:id="15"/>
+    <w:bookmarkStart w:id="16" w:name="信号优先级四层"/>
     <w:p>
       <w:pPr>
         <w:pStyle w:val="Heading3"/>
@@ -6622,8 +5824,8 @@
         <w:t>」。</w:t>
       </w:r>
     </w:p>
-    <w:bookmarkEnd w:id="17"/>
-    <w:bookmarkStart w:id="21" w:name="颜色驱动的推断策略"/>
+    <w:bookmarkEnd w:id="16"/>
+    <w:bookmarkStart w:id="20" w:name="颜色驱动的推断策略"/>
     <w:p>
       <w:pPr>
         <w:pStyle w:val="Heading3"/>
@@ -6644,10 +5846,9 @@
     </w:p>
     <w:p>
       <w:pPr>
-        <w:pStyle w:val="Compact"/>
         <w:numPr>
           <w:ilvl w:val="0"/>
-          <w:numId w:val="1002"/>
+          <w:numId w:val="1003"/>
         </w:numPr>
         <w:ind w:firstLine="420"/>
       </w:pPr>
@@ -6809,10 +6010,9 @@
     </w:p>
     <w:p>
       <w:pPr>
-        <w:pStyle w:val="Compact"/>
         <w:numPr>
           <w:ilvl w:val="0"/>
-          <w:numId w:val="1002"/>
+          <w:numId w:val="1003"/>
         </w:numPr>
         <w:ind w:firstLine="420"/>
       </w:pPr>
@@ -6887,10 +6087,9 @@
     </w:p>
     <w:p>
       <w:pPr>
-        <w:pStyle w:val="Compact"/>
         <w:numPr>
           <w:ilvl w:val="0"/>
-          <w:numId w:val="1002"/>
+          <w:numId w:val="1003"/>
         </w:numPr>
         <w:ind w:firstLine="420"/>
       </w:pPr>
@@ -7046,10 +6245,9 @@
     </w:p>
     <w:p>
       <w:pPr>
-        <w:pStyle w:val="Compact"/>
         <w:numPr>
           <w:ilvl w:val="0"/>
-          <w:numId w:val="1002"/>
+          <w:numId w:val="1003"/>
         </w:numPr>
         <w:ind w:firstLine="420"/>
       </w:pPr>
@@ -7139,10 +6337,9 @@
     </w:p>
     <w:p>
       <w:pPr>
-        <w:pStyle w:val="Compact"/>
         <w:numPr>
           <w:ilvl w:val="0"/>
-          <w:numId w:val="1002"/>
+          <w:numId w:val="1003"/>
         </w:numPr>
         <w:ind w:firstLine="420"/>
       </w:pPr>
@@ -7247,18 +6444,18 @@
           <wp:inline>
             <wp:extent cx="2667000" cy="682052"/>
             <wp:effectExtent b="0" l="0" r="0" t="0"/>
-            <wp:docPr descr="" title="" id="19" name="Picture"/>
+            <wp:docPr descr="" title="" id="18" name="Picture"/>
             <a:graphic>
               <a:graphicData uri="http://schemas.openxmlformats.org/drawingml/2006/picture">
                 <pic:pic>
                   <pic:nvPicPr>
-                    <pic:cNvPr descr="513610b3927f42b644d3a4f0faa1affa98f0fc6919c119bac08b8855131b01d5.jpg" id="20" name="Picture"/>
+                    <pic:cNvPr descr="513610b3927f42b644d3a4f0faa1affa98f0fc6919c119bac08b8855131b01d5.jpg" id="19" name="Picture"/>
                     <pic:cNvPicPr>
                       <a:picLocks noChangeArrowheads="1" noChangeAspect="1"/>
                     </pic:cNvPicPr>
                   </pic:nvPicPr>
                   <pic:blipFill>
-                    <a:blip r:embed="rId18"/>
+                    <a:blip r:embed="rId17"/>
                     <a:stretch>
                       <a:fillRect/>
                     </a:stretch>
@@ -7355,9 +6552,9 @@
         </w:pict>
       </w:r>
     </w:p>
+    <w:bookmarkEnd w:id="20"/>
     <w:bookmarkEnd w:id="21"/>
-    <w:bookmarkEnd w:id="22"/>
-    <w:bookmarkStart w:id="28" w:name="沉淀信号法与气体信号法"/>
+    <w:bookmarkStart w:id="27" w:name="沉淀信号法与气体信号法"/>
     <w:p>
       <w:pPr>
         <w:pStyle w:val="Heading2"/>
@@ -7558,7 +6755,7 @@
         <w:t>」。</w:t>
       </w:r>
     </w:p>
-    <w:bookmarkStart w:id="23" w:name="沉淀颜色与溶解行为"/>
+    <w:bookmarkStart w:id="22" w:name="沉淀颜色与溶解行为"/>
     <w:p>
       <w:pPr>
         <w:pStyle w:val="Heading3"/>
@@ -9641,8 +8838,8 @@
         <w:t xml:space="preserve">4）</w:t>
       </w:r>
     </w:p>
-    <w:bookmarkEnd w:id="23"/>
-    <w:bookmarkStart w:id="27" w:name="气体信号"/>
+    <w:bookmarkEnd w:id="22"/>
+    <w:bookmarkStart w:id="26" w:name="气体信号"/>
     <w:p>
       <w:pPr>
         <w:pStyle w:val="Heading3"/>
@@ -11230,18 +10427,18 @@
           <wp:inline>
             <wp:extent cx="2667000" cy="2168560"/>
             <wp:effectExtent b="0" l="0" r="0" t="0"/>
-            <wp:docPr descr="" title="" id="25" name="Picture"/>
+            <wp:docPr descr="" title="" id="24" name="Picture"/>
             <a:graphic>
               <a:graphicData uri="http://schemas.openxmlformats.org/drawingml/2006/picture">
                 <pic:pic>
                   <pic:nvPicPr>
-                    <pic:cNvPr descr="2619f7aec28c2965baa10f8329da241f213d47a627cc65c53730239cc2b53fde.png" id="26" name="Picture"/>
+                    <pic:cNvPr descr="2619f7aec28c2965baa10f8329da241f213d47a627cc65c53730239cc2b53fde.png" id="25" name="Picture"/>
                     <pic:cNvPicPr>
                       <a:picLocks noChangeArrowheads="1" noChangeAspect="1"/>
                     </pic:cNvPicPr>
                   </pic:nvPicPr>
                   <pic:blipFill>
-                    <a:blip r:embed="rId24"/>
+                    <a:blip r:embed="rId23"/>
                     <a:stretch>
                       <a:fillRect/>
                     </a:stretch>
@@ -11314,9 +10511,9 @@
         </w:pict>
       </w:r>
     </w:p>
+    <w:bookmarkEnd w:id="26"/>
     <w:bookmarkEnd w:id="27"/>
-    <w:bookmarkEnd w:id="28"/>
-    <w:bookmarkStart w:id="35" w:name="价态变化法与配合物生成法"/>
+    <w:bookmarkStart w:id="34" w:name="价态变化法与配合物生成法"/>
     <w:p>
       <w:pPr>
         <w:pStyle w:val="Heading2"/>
@@ -11489,7 +10686,7 @@
         <w:t>。</w:t>
       </w:r>
     </w:p>
-    <w:bookmarkStart w:id="29" w:name="价态变化信号价态数轴-歧化"/>
+    <w:bookmarkStart w:id="28" w:name="价态变化信号价态数轴-歧化"/>
     <w:p>
       <w:pPr>
         <w:pStyle w:val="Heading3"/>
@@ -13155,8 +12352,8 @@
         <w:t xml:space="preserve">6）</w:t>
       </w:r>
     </w:p>
-    <w:bookmarkEnd w:id="29"/>
-    <w:bookmarkStart w:id="30" w:name="配合物生成信号配体诱导颜色突变"/>
+    <w:bookmarkEnd w:id="28"/>
+    <w:bookmarkStart w:id="29" w:name="配合物生成信号配体诱导颜色突变"/>
     <w:p>
       <w:pPr>
         <w:pStyle w:val="Heading3"/>
@@ -14285,8 +13482,8 @@
         <w:t xml:space="preserve">7）</w:t>
       </w:r>
     </w:p>
-    <w:bookmarkEnd w:id="30"/>
-    <w:bookmarkStart w:id="34" w:name="介质和条件决定产物"/>
+    <w:bookmarkEnd w:id="29"/>
+    <w:bookmarkStart w:id="33" w:name="介质和条件决定产物"/>
     <w:p>
       <w:pPr>
         <w:pStyle w:val="Heading3"/>
@@ -14880,18 +14077,18 @@
           <wp:inline>
             <wp:extent cx="2667000" cy="680367"/>
             <wp:effectExtent b="0" l="0" r="0" t="0"/>
-            <wp:docPr descr="" title="" id="32" name="Picture"/>
+            <wp:docPr descr="" title="" id="31" name="Picture"/>
             <a:graphic>
               <a:graphicData uri="http://schemas.openxmlformats.org/drawingml/2006/picture">
                 <pic:pic>
                   <pic:nvPicPr>
-                    <pic:cNvPr descr="4a925939012766aa8af87011ce54628273d8fa55a687da41ec12611d656b5155.png" id="33" name="Picture"/>
+                    <pic:cNvPr descr="4a925939012766aa8af87011ce54628273d8fa55a687da41ec12611d656b5155.png" id="32" name="Picture"/>
                     <pic:cNvPicPr>
                       <a:picLocks noChangeArrowheads="1" noChangeAspect="1"/>
                     </pic:cNvPicPr>
                   </pic:nvPicPr>
                   <pic:blipFill>
-                    <a:blip r:embed="rId31"/>
+                    <a:blip r:embed="rId30"/>
                     <a:stretch>
                       <a:fillRect/>
                     </a:stretch>
@@ -15018,9 +14215,9 @@
         </w:pict>
       </w:r>
     </w:p>
+    <w:bookmarkEnd w:id="33"/>
     <w:bookmarkEnd w:id="34"/>
-    <w:bookmarkEnd w:id="35"/>
-    <w:bookmarkStart w:id="43" w:name="否定信息利用与交叉验证"/>
+    <w:bookmarkStart w:id="42" w:name="否定信息利用与交叉验证"/>
     <w:p>
       <w:pPr>
         <w:pStyle w:val="Heading2"/>
@@ -15193,7 +14390,7 @@
         <w:t>。</w:t>
       </w:r>
     </w:p>
-    <w:bookmarkStart w:id="36" w:name="不字标记法"/>
+    <w:bookmarkStart w:id="35" w:name="不字标记法"/>
     <w:p>
       <w:pPr>
         <w:pStyle w:val="Heading3"/>
@@ -15442,8 +14639,8 @@
         <w:t>。」</w:t>
       </w:r>
     </w:p>
-    <w:bookmarkEnd w:id="36"/>
-    <w:bookmarkStart w:id="37" w:name="四大否定信号排除表"/>
+    <w:bookmarkEnd w:id="35"/>
+    <w:bookmarkStart w:id="36" w:name="四大否定信号排除表"/>
     <w:p>
       <w:pPr>
         <w:pStyle w:val="Heading3"/>
@@ -16523,8 +15720,8 @@
         </w:tc>
       </w:tr>
     </w:tbl>
-    <w:bookmarkEnd w:id="37"/>
-    <w:bookmarkStart w:id="38" w:name="无色不等于无过渡金属"/>
+    <w:bookmarkEnd w:id="36"/>
+    <w:bookmarkStart w:id="37" w:name="无色不等于无过渡金属"/>
     <w:p>
       <w:pPr>
         <w:pStyle w:val="Heading3"/>
@@ -17035,8 +16232,8 @@
         <w:t>。</w:t>
       </w:r>
     </w:p>
-    <w:bookmarkEnd w:id="38"/>
-    <w:bookmarkStart w:id="42" w:name="交叉验证决策路径"/>
+    <w:bookmarkEnd w:id="37"/>
+    <w:bookmarkStart w:id="41" w:name="交叉验证决策路径"/>
     <w:p>
       <w:pPr>
         <w:pStyle w:val="Heading3"/>
@@ -18193,18 +17390,18 @@
           <wp:inline>
             <wp:extent cx="2667000" cy="1298938"/>
             <wp:effectExtent b="0" l="0" r="0" t="0"/>
-            <wp:docPr descr="" title="" id="40" name="Picture"/>
+            <wp:docPr descr="" title="" id="39" name="Picture"/>
             <a:graphic>
               <a:graphicData uri="http://schemas.openxmlformats.org/drawingml/2006/picture">
                 <pic:pic>
                   <pic:nvPicPr>
-                    <pic:cNvPr descr="d7b33da4c59650effe5b5107280eca5cb04e077417f83697d268ef8bc480fac4.png" id="41" name="Picture"/>
+                    <pic:cNvPr descr="d7b33da4c59650effe5b5107280eca5cb04e077417f83697d268ef8bc480fac4.png" id="40" name="Picture"/>
                     <pic:cNvPicPr>
                       <a:picLocks noChangeArrowheads="1" noChangeAspect="1"/>
                     </pic:cNvPicPr>
                   </pic:nvPicPr>
                   <pic:blipFill>
-                    <a:blip r:embed="rId39"/>
+                    <a:blip r:embed="rId38"/>
                     <a:stretch>
                       <a:fillRect/>
                     </a:stretch>
@@ -18357,9 +17554,9 @@
         </w:pict>
       </w:r>
     </w:p>
+    <w:bookmarkEnd w:id="41"/>
     <w:bookmarkEnd w:id="42"/>
-    <w:bookmarkEnd w:id="43"/>
-    <w:bookmarkStart w:id="48" w:name="五步推断法与进阶工具"/>
+    <w:bookmarkStart w:id="47" w:name="五步推断法与进阶工具"/>
     <w:p>
       <w:pPr>
         <w:pStyle w:val="Heading2"/>
@@ -18610,7 +17807,7 @@
         <w:t>。</w:t>
       </w:r>
     </w:p>
-    <w:bookmarkStart w:id="44" w:name="五步推断法进阶框架"/>
+    <w:bookmarkStart w:id="43" w:name="五步推断法进阶框架"/>
     <w:p>
       <w:pPr>
         <w:pStyle w:val="Heading3"/>
@@ -19803,8 +19000,8 @@
         <w:t>）。</w:t>
       </w:r>
     </w:p>
-    <w:bookmarkEnd w:id="44"/>
-    <w:bookmarkStart w:id="45" w:name="广义复盐法整体打包"/>
+    <w:bookmarkEnd w:id="43"/>
+    <w:bookmarkStart w:id="44" w:name="广义复盐法整体打包"/>
     <w:p>
       <w:pPr>
         <w:pStyle w:val="Heading3"/>
@@ -20493,8 +19690,8 @@
         <w:t xml:space="preserve">9）</w:t>
       </w:r>
     </w:p>
-    <w:bookmarkEnd w:id="45"/>
-    <w:bookmarkStart w:id="46" w:name="六大命题模式"/>
+    <w:bookmarkEnd w:id="44"/>
+    <w:bookmarkStart w:id="45" w:name="六大命题模式"/>
     <w:p>
       <w:pPr>
         <w:pStyle w:val="Heading3"/>
@@ -21188,8 +20385,8 @@
         <w:t>。</w:t>
       </w:r>
     </w:p>
-    <w:bookmarkEnd w:id="46"/>
-    <w:bookmarkStart w:id="47" w:name="化学史推断三步翻译法"/>
+    <w:bookmarkEnd w:id="45"/>
+    <w:bookmarkStart w:id="46" w:name="化学史推断三步翻译法"/>
     <w:p>
       <w:pPr>
         <w:pStyle w:val="Heading3"/>
@@ -21228,10 +20425,9 @@
     </w:p>
     <w:p>
       <w:pPr>
-        <w:pStyle w:val="Compact"/>
         <w:numPr>
           <w:ilvl w:val="0"/>
-          <w:numId w:val="1003"/>
+          <w:numId w:val="1004"/>
         </w:numPr>
         <w:ind w:firstLine="420"/>
       </w:pPr>
@@ -21340,10 +20536,9 @@
     </w:p>
     <w:p>
       <w:pPr>
-        <w:pStyle w:val="Compact"/>
         <w:numPr>
           <w:ilvl w:val="0"/>
-          <w:numId w:val="1003"/>
+          <w:numId w:val="1004"/>
         </w:numPr>
         <w:ind w:firstLine="420"/>
       </w:pPr>
@@ -21672,10 +20867,9 @@
     </w:p>
     <w:p>
       <w:pPr>
-        <w:pStyle w:val="Compact"/>
         <w:numPr>
           <w:ilvl w:val="0"/>
-          <w:numId w:val="1003"/>
+          <w:numId w:val="1004"/>
         </w:numPr>
         <w:ind w:firstLine="420"/>
       </w:pPr>
@@ -22525,9 +21719,9 @@
         </w:pict>
       </w:r>
     </w:p>
+    <w:bookmarkEnd w:id="46"/>
     <w:bookmarkEnd w:id="47"/>
-    <w:bookmarkEnd w:id="48"/>
-    <w:bookmarkStart w:id="53" w:name="真题实战与过程分"/>
+    <w:bookmarkStart w:id="52" w:name="真题实战与过程分"/>
     <w:p>
       <w:pPr>
         <w:pStyle w:val="Heading2"/>
@@ -22710,7 +21904,7 @@
         <w:t xml:space="preserve">。</w:t>
       </w:r>
     </w:p>
-    <w:bookmarkStart w:id="49" w:name="真题链映射按认知台阶递进"/>
+    <w:bookmarkStart w:id="48" w:name="真题链映射按认知台阶递进"/>
     <w:p>
       <w:pPr>
         <w:pStyle w:val="Heading3"/>
@@ -23544,8 +22738,8 @@
         </w:tc>
       </w:tr>
     </w:tbl>
-    <w:bookmarkEnd w:id="49"/>
-    <w:bookmarkStart w:id="50" w:name="排除法标准模板真题-无机-元素推断-卤素-001"/>
+    <w:bookmarkEnd w:id="48"/>
+    <w:bookmarkStart w:id="49" w:name="排除法标准模板真题-无机-元素推断-卤素-001"/>
     <w:p>
       <w:pPr>
         <w:pStyle w:val="Heading3"/>
@@ -23887,6 +23081,7 @@
     <w:p>
       <w:pPr>
         <w:pStyle w:val="BodyText"/>
+        <w:spacing w:after="80"/>
         <w:ind w:firstLine="420"/>
       </w:pPr>
       <w:r>
@@ -23903,714 +23098,786 @@
         </w:rPr>
         <w:t xml:space="preserve">：</w:t>
       </w:r>
-      <w:r>
-        <w:rPr>
-          <w:rFonts w:ascii="Times New Roman" w:hAnsi="Times New Roman" w:eastAsia="Times New Roman" w:cs="Times New Roman"/>
-        </w:rPr>
-        <w:t xml:space="preserve"> </w:t>
-      </w:r>
-      <w:r>
-        <w:rPr>
-          <w:rFonts w:ascii="Times New Roman" w:hAnsi="Times New Roman" w:eastAsia="Times New Roman" w:cs="Times New Roman"/>
-        </w:rPr>
-        <w:t xml:space="preserve">| </w:t>
-      </w:r>
-      <w:r>
-        <w:rPr>
-          <w:rFonts w:hint="eastAsia" w:ascii="Times New Roman" w:hAnsi="Times New Roman" w:eastAsia="FangSong" w:cs="Times New Roman"/>
-        </w:rPr>
-        <w:t xml:space="preserve">步骤</w:t>
-      </w:r>
-      <w:r>
-        <w:rPr>
-          <w:rFonts w:ascii="Times New Roman" w:hAnsi="Times New Roman" w:eastAsia="Times New Roman" w:cs="Times New Roman"/>
-        </w:rPr>
-        <w:t xml:space="preserve"> | </w:t>
-      </w:r>
-      <w:r>
-        <w:rPr>
-          <w:rFonts w:hint="eastAsia" w:ascii="Times New Roman" w:hAnsi="Times New Roman" w:eastAsia="FangSong" w:cs="Times New Roman"/>
-        </w:rPr>
-        <w:t xml:space="preserve">操作</w:t>
-      </w:r>
-      <w:r>
-        <w:rPr>
-          <w:rFonts w:ascii="Times New Roman" w:hAnsi="Times New Roman" w:eastAsia="Times New Roman" w:cs="Times New Roman"/>
-        </w:rPr>
-        <w:t xml:space="preserve"> | </w:t>
-      </w:r>
-      <w:r>
-        <w:rPr>
-          <w:rFonts w:hint="eastAsia" w:ascii="Times New Roman" w:hAnsi="Times New Roman" w:eastAsia="FangSong" w:cs="Times New Roman"/>
-        </w:rPr>
-        <w:t xml:space="preserve">结论</w:t>
-      </w:r>
-      <w:r>
-        <w:rPr>
-          <w:rFonts w:ascii="Times New Roman" w:hAnsi="Times New Roman" w:eastAsia="Times New Roman" w:cs="Times New Roman"/>
-        </w:rPr>
-        <w:t xml:space="preserve"> |</w:t>
-      </w:r>
-      <w:r>
-        <w:rPr>
-          <w:rFonts w:ascii="Times New Roman" w:hAnsi="Times New Roman" w:eastAsia="Times New Roman" w:cs="Times New Roman"/>
-        </w:rPr>
-        <w:t xml:space="preserve"> </w:t>
-      </w:r>
-      <w:r>
-        <w:rPr>
-          <w:rFonts w:ascii="Times New Roman" w:hAnsi="Times New Roman" w:eastAsia="Times New Roman" w:cs="Times New Roman"/>
-        </w:rPr>
-        <w:t xml:space="preserve">|:—|:—|:—|</w:t>
-      </w:r>
-      <w:r>
-        <w:rPr>
-          <w:rFonts w:ascii="Times New Roman" w:hAnsi="Times New Roman" w:eastAsia="Times New Roman" w:cs="Times New Roman"/>
-        </w:rPr>
-        <w:t xml:space="preserve"> </w:t>
-      </w:r>
-      <w:r>
-        <w:rPr>
-          <w:rFonts w:ascii="Times New Roman" w:hAnsi="Times New Roman" w:eastAsia="Times New Roman" w:cs="Times New Roman"/>
-        </w:rPr>
-        <w:t xml:space="preserve">| ① </w:t>
-      </w:r>
-      <w:r>
-        <w:rPr>
-          <w:rFonts w:hint="eastAsia" w:ascii="Times New Roman" w:hAnsi="Times New Roman" w:eastAsia="FangSong" w:cs="Times New Roman"/>
-        </w:rPr>
-        <w:t xml:space="preserve">提取信号</w:t>
-      </w:r>
-      <w:r>
-        <w:rPr>
-          <w:rFonts w:ascii="Times New Roman" w:hAnsi="Times New Roman" w:eastAsia="Times New Roman" w:cs="Times New Roman"/>
-        </w:rPr>
-        <w:t xml:space="preserve"> | AgCl </w:t>
-      </w:r>
-      <w:r>
-        <w:rPr>
-          <w:rFonts w:hint="eastAsia" w:ascii="Times New Roman" w:hAnsi="Times New Roman" w:eastAsia="FangSong" w:cs="Times New Roman"/>
-        </w:rPr>
-        <w:t>白</w:t>
-      </w:r>
-      <w:r>
-        <w:rPr>
-          <w:rFonts w:hint="eastAsia" w:ascii="Times New Roman" w:hAnsi="Times New Roman" w:eastAsia="Times New Roman" w:cs="Times New Roman"/>
-        </w:rPr>
-        <w:t>+</w:t>
-      </w:r>
-      <w:r>
-        <w:rPr>
-          <w:rFonts w:hint="eastAsia" w:ascii="Times New Roman" w:hAnsi="Times New Roman" w:eastAsia="FangSong" w:cs="Times New Roman"/>
-        </w:rPr>
-        <w:t>溶氨水</w:t>
-      </w:r>
-      <w:r>
-        <w:rPr>
-          <w:rFonts w:hint="eastAsia" w:ascii="Times New Roman" w:hAnsi="Times New Roman" w:eastAsia="Times New Roman" w:cs="Times New Roman"/>
-        </w:rPr>
-        <w:t>；AgBr</w:t>
-      </w:r>
-      <w:r>
-        <w:rPr>
-          <w:rFonts w:ascii="Times New Roman" w:hAnsi="Times New Roman" w:eastAsia="Times New Roman" w:cs="Times New Roman"/>
-        </w:rPr>
-        <w:t xml:space="preserve"> </w:t>
-      </w:r>
-      <w:r>
-        <w:rPr>
-          <w:rFonts w:hint="eastAsia" w:ascii="Times New Roman" w:hAnsi="Times New Roman" w:eastAsia="FangSong" w:cs="Times New Roman"/>
-        </w:rPr>
-        <w:t>淡黄</w:t>
-      </w:r>
-      <w:r>
-        <w:rPr>
-          <w:rFonts w:hint="eastAsia" w:ascii="Times New Roman" w:hAnsi="Times New Roman" w:eastAsia="Times New Roman" w:cs="Times New Roman"/>
-        </w:rPr>
-        <w:t>+</w:t>
-      </w:r>
-      <w:r>
-        <w:rPr>
-          <w:rFonts w:hint="eastAsia" w:ascii="Times New Roman" w:hAnsi="Times New Roman" w:eastAsia="FangSong" w:cs="Times New Roman"/>
-        </w:rPr>
-        <w:t>微溶</w:t>
-      </w:r>
-      <w:r>
-        <w:rPr>
-          <w:rFonts w:hint="eastAsia" w:ascii="Times New Roman" w:hAnsi="Times New Roman" w:eastAsia="Times New Roman" w:cs="Times New Roman"/>
-        </w:rPr>
-        <w:t>；AgI</w:t>
-      </w:r>
-      <w:r>
-        <w:rPr>
-          <w:rFonts w:ascii="Times New Roman" w:hAnsi="Times New Roman" w:eastAsia="Times New Roman" w:cs="Times New Roman"/>
-        </w:rPr>
-        <w:t xml:space="preserve"> </w:t>
-      </w:r>
-      <w:r>
-        <w:rPr>
-          <w:rFonts w:hint="eastAsia" w:ascii="Times New Roman" w:hAnsi="Times New Roman" w:eastAsia="FangSong" w:cs="Times New Roman"/>
-        </w:rPr>
-        <w:t>黄</w:t>
-      </w:r>
-      <w:r>
-        <w:rPr>
-          <w:rFonts w:hint="eastAsia" w:ascii="Times New Roman" w:hAnsi="Times New Roman" w:eastAsia="Times New Roman" w:cs="Times New Roman"/>
-        </w:rPr>
-        <w:t>+</w:t>
-      </w:r>
-      <w:r>
-        <w:rPr>
-          <w:rFonts w:hint="eastAsia" w:ascii="Times New Roman" w:hAnsi="Times New Roman" w:eastAsia="FangSong" w:cs="Times New Roman"/>
-        </w:rPr>
-        <w:t>不溶</w:t>
-      </w:r>
-      <w:r>
-        <w:rPr>
-          <w:rFonts w:hint="eastAsia" w:ascii="Times New Roman" w:hAnsi="Times New Roman" w:eastAsia="Times New Roman" w:cs="Times New Roman"/>
-        </w:rPr>
-        <w:t>；</w:t>
-      </w:r>
-      <w:r>
-        <w:rPr>
-          <w:rFonts w:hint="eastAsia" w:ascii="Times New Roman" w:hAnsi="Times New Roman" w:eastAsia="FangSong" w:cs="Times New Roman"/>
-        </w:rPr>
-        <w:t>浓</w:t>
-      </w:r>
-      <w:r>
-        <w:rPr>
-          <w:rFonts w:ascii="Times New Roman" w:hAnsi="Times New Roman" w:eastAsia="Times New Roman" w:cs="Times New Roman"/>
-        </w:rPr>
-        <w:t xml:space="preserve"> H</w:t>
-      </w:r>
-      <w:r>
-        <w:rPr>
-          <w:rFonts w:ascii="Times New Roman" w:hAnsi="Times New Roman" w:eastAsia="Times New Roman" w:cs="Times New Roman"/>
-          <w:vertAlign w:val="subscript"/>
-        </w:rPr>
-        <w:t>2</w:t>
-      </w:r>
-      <w:r>
-        <w:rPr>
-          <w:rFonts w:ascii="Times New Roman" w:hAnsi="Times New Roman" w:eastAsia="Times New Roman" w:cs="Times New Roman"/>
-        </w:rPr>
-        <w:t>SO</w:t>
-      </w:r>
-      <w:r>
-        <w:rPr>
-          <w:rFonts w:ascii="Times New Roman" w:hAnsi="Times New Roman" w:eastAsia="Times New Roman" w:cs="Times New Roman"/>
-          <w:vertAlign w:val="subscript"/>
-        </w:rPr>
-        <w:t>4</w:t>
-      </w:r>
-      <w:r>
-        <w:rPr>
-          <w:rFonts w:ascii="Times New Roman" w:hAnsi="Times New Roman" w:eastAsia="Times New Roman" w:cs="Times New Roman"/>
-        </w:rPr>
-        <w:t xml:space="preserve"> </w:t>
-      </w:r>
-      <w:r>
-        <w:rPr>
-          <w:rFonts w:hint="eastAsia" w:ascii="Times New Roman" w:hAnsi="Times New Roman" w:eastAsia="FangSong" w:cs="Times New Roman"/>
-        </w:rPr>
-        <w:t>表现</w:t>
-      </w:r>
-      <w:r>
-        <w:rPr>
-          <w:rFonts w:hint="eastAsia" w:ascii="Times New Roman" w:hAnsi="Times New Roman" w:eastAsia="Times New Roman" w:cs="Times New Roman"/>
-        </w:rPr>
-        <w:t>：Cl</w:t>
-      </w:r>
-      <w:r>
-        <w:rPr>
-          <w:rFonts w:hint="eastAsia" w:ascii="Times New Roman" w:hAnsi="Times New Roman" w:eastAsia="Times New Roman" w:cs="Times New Roman"/>
-          <w:vertAlign w:val="superscript"/>
-        </w:rPr>
-        <w:t>-</w:t>
-      </w:r>
-      <w:r>
-        <w:rPr>
-          <w:rFonts w:ascii="Times New Roman" w:hAnsi="Times New Roman" w:eastAsia="Times New Roman" w:cs="Times New Roman"/>
-        </w:rPr>
-        <w:t xml:space="preserve"> </w:t>
-      </w:r>
-      <w:r>
-        <w:rPr>
-          <w:rFonts w:hint="eastAsia" w:ascii="Times New Roman" w:hAnsi="Times New Roman" w:eastAsia="FangSong" w:cs="Times New Roman"/>
-        </w:rPr>
-        <w:t>仅复分解</w:t>
-      </w:r>
-      <w:r>
-        <w:rPr>
-          <w:rFonts w:hint="eastAsia" w:ascii="Times New Roman" w:hAnsi="Times New Roman" w:eastAsia="Times New Roman" w:cs="Times New Roman"/>
-        </w:rPr>
-        <w:t>、Br</w:t>
-      </w:r>
-      <w:r>
-        <w:rPr>
-          <w:rFonts w:hint="eastAsia" w:ascii="Times New Roman" w:hAnsi="Times New Roman" w:eastAsia="Times New Roman" w:cs="Times New Roman"/>
-          <w:vertAlign w:val="superscript"/>
-        </w:rPr>
-        <w:t>-</w:t>
-      </w:r>
-      <w:r>
-        <w:rPr>
-          <w:rFonts w:ascii="Times New Roman" w:hAnsi="Times New Roman" w:eastAsia="Times New Roman" w:cs="Times New Roman"/>
-        </w:rPr>
-        <w:t xml:space="preserve"> </w:t>
-      </w:r>
-      <w:r>
-        <w:rPr>
-          <w:rFonts w:hint="eastAsia" w:ascii="Times New Roman" w:hAnsi="Times New Roman" w:eastAsia="FangSong" w:cs="Times New Roman"/>
-        </w:rPr>
-        <w:t>被氧化</w:t>
-      </w:r>
-      <w:r>
-        <w:rPr>
-          <w:rFonts w:hint="eastAsia" w:ascii="Times New Roman" w:hAnsi="Times New Roman" w:eastAsia="Times New Roman" w:cs="Times New Roman"/>
-        </w:rPr>
-        <w:t>、I</w:t>
-      </w:r>
-      <w:r>
-        <w:rPr>
-          <w:rFonts w:hint="eastAsia" w:ascii="Times New Roman" w:hAnsi="Times New Roman" w:eastAsia="Times New Roman" w:cs="Times New Roman"/>
-          <w:vertAlign w:val="superscript"/>
-        </w:rPr>
-        <w:t>-</w:t>
-      </w:r>
-      <w:r>
-        <w:rPr>
-          <w:rFonts w:ascii="Times New Roman" w:hAnsi="Times New Roman" w:eastAsia="Times New Roman" w:cs="Times New Roman"/>
-        </w:rPr>
-        <w:t xml:space="preserve"> </w:t>
-      </w:r>
-      <w:r>
-        <w:rPr>
-          <w:rFonts w:hint="eastAsia" w:ascii="Times New Roman" w:hAnsi="Times New Roman" w:eastAsia="FangSong" w:cs="Times New Roman"/>
-        </w:rPr>
-        <w:t xml:space="preserve">更强还原</w:t>
-      </w:r>
-      <w:r>
-        <w:rPr>
-          <w:rFonts w:ascii="Times New Roman" w:hAnsi="Times New Roman" w:eastAsia="Times New Roman" w:cs="Times New Roman"/>
-        </w:rPr>
-        <w:t xml:space="preserve"> | </w:t>
-      </w:r>
-      <w:r>
-        <w:rPr>
-          <w:rFonts w:hint="eastAsia" w:ascii="Times New Roman" w:hAnsi="Times New Roman" w:eastAsia="FangSong" w:cs="Times New Roman"/>
-        </w:rPr>
-        <w:t>卤化银颜色</w:t>
-      </w:r>
-      <w:r>
-        <w:rPr>
-          <w:rFonts w:hint="eastAsia" w:ascii="Times New Roman" w:hAnsi="Times New Roman" w:eastAsia="Times New Roman" w:cs="Times New Roman"/>
-        </w:rPr>
-        <w:t>+</w:t>
-      </w:r>
-      <w:r>
-        <w:rPr>
-          <w:rFonts w:hint="eastAsia" w:ascii="Times New Roman" w:hAnsi="Times New Roman" w:eastAsia="FangSong" w:cs="Times New Roman"/>
-        </w:rPr>
-        <w:t>溶解行为是关键信号对</w:t>
-      </w:r>
-      <w:r>
-        <w:rPr>
-          <w:rFonts w:ascii="Times New Roman" w:hAnsi="Times New Roman" w:eastAsia="Times New Roman" w:cs="Times New Roman"/>
-        </w:rPr>
-        <w:t xml:space="preserve"> |</w:t>
-      </w:r>
-      <w:r>
-        <w:rPr>
-          <w:rFonts w:ascii="Times New Roman" w:hAnsi="Times New Roman" w:eastAsia="Times New Roman" w:cs="Times New Roman"/>
-        </w:rPr>
-        <w:t xml:space="preserve"> </w:t>
-      </w:r>
-      <w:r>
-        <w:rPr>
-          <w:rFonts w:ascii="Times New Roman" w:hAnsi="Times New Roman" w:eastAsia="Times New Roman" w:cs="Times New Roman"/>
-        </w:rPr>
-        <w:t xml:space="preserve">| ② </w:t>
-      </w:r>
-      <w:r>
-        <w:rPr>
-          <w:rFonts w:hint="eastAsia" w:ascii="Times New Roman" w:hAnsi="Times New Roman" w:eastAsia="FangSong" w:cs="Times New Roman"/>
-        </w:rPr>
-        <w:t xml:space="preserve">最强信号候选</w:t>
-      </w:r>
-      <w:r>
-        <w:rPr>
-          <w:rFonts w:ascii="Times New Roman" w:hAnsi="Times New Roman" w:eastAsia="Times New Roman" w:cs="Times New Roman"/>
-        </w:rPr>
-        <w:t xml:space="preserve"> | </w:t>
-      </w:r>
-      <w:r>
-        <w:rPr>
-          <w:rFonts w:hint="eastAsia" w:ascii="Times New Roman" w:hAnsi="Times New Roman" w:eastAsia="FangSong" w:cs="Times New Roman"/>
-        </w:rPr>
-        <w:t xml:space="preserve">银盐沉淀颜色</w:t>
-      </w:r>
-      <w:r>
-        <w:rPr>
-          <w:rFonts w:ascii="Times New Roman" w:hAnsi="Times New Roman" w:eastAsia="Times New Roman" w:cs="Times New Roman"/>
-        </w:rPr>
-        <w:t xml:space="preserve"> + </w:t>
-      </w:r>
-      <w:r>
-        <w:rPr>
-          <w:rFonts w:hint="eastAsia" w:ascii="Times New Roman" w:hAnsi="Times New Roman" w:eastAsia="FangSong" w:cs="Times New Roman"/>
-        </w:rPr>
-        <w:t xml:space="preserve">氨水溶解性</w:t>
-      </w:r>
-      <w:r>
-        <w:rPr>
-          <w:rFonts w:ascii="Times New Roman" w:hAnsi="Times New Roman" w:eastAsia="Times New Roman" w:cs="Times New Roman"/>
-        </w:rPr>
-        <w:t xml:space="preserve"> → A=Cl</w:t>
-      </w:r>
-      <w:r>
-        <w:rPr>
-          <w:rFonts w:ascii="Times New Roman" w:hAnsi="Times New Roman" w:eastAsia="Times New Roman" w:cs="Times New Roman"/>
-          <w:vertAlign w:val="superscript"/>
-        </w:rPr>
-        <w:t>-</w:t>
-      </w:r>
-      <w:r>
-        <w:rPr>
-          <w:rFonts w:ascii="Times New Roman" w:hAnsi="Times New Roman" w:eastAsia="Times New Roman" w:cs="Times New Roman"/>
-        </w:rPr>
-        <w:t>、B=Br</w:t>
-      </w:r>
-      <w:r>
-        <w:rPr>
-          <w:rFonts w:ascii="Times New Roman" w:hAnsi="Times New Roman" w:eastAsia="Times New Roman" w:cs="Times New Roman"/>
-          <w:vertAlign w:val="superscript"/>
-        </w:rPr>
-        <w:t>-</w:t>
-      </w:r>
-      <w:r>
-        <w:rPr>
-          <w:rFonts w:ascii="Times New Roman" w:hAnsi="Times New Roman" w:eastAsia="Times New Roman" w:cs="Times New Roman"/>
-        </w:rPr>
-        <w:t>、C=I</w:t>
-      </w:r>
-      <w:r>
-        <w:rPr>
-          <w:rFonts w:ascii="Times New Roman" w:hAnsi="Times New Roman" w:eastAsia="Times New Roman" w:cs="Times New Roman"/>
-          <w:vertAlign w:val="superscript"/>
-        </w:rPr>
-        <w:t>-</w:t>
-      </w:r>
-      <w:r>
-        <w:rPr>
-          <w:rFonts w:ascii="Times New Roman" w:hAnsi="Times New Roman" w:eastAsia="Times New Roman" w:cs="Times New Roman"/>
-        </w:rPr>
-        <w:t xml:space="preserve"> | </w:t>
-      </w:r>
-      <w:r>
-        <w:rPr>
-          <w:rFonts w:hint="eastAsia" w:ascii="Times New Roman" w:hAnsi="Times New Roman" w:eastAsia="FangSong" w:cs="Times New Roman"/>
-        </w:rPr>
-        <w:t xml:space="preserve">逐一对应</w:t>
-      </w:r>
-      <w:r>
-        <w:rPr>
-          <w:rFonts w:ascii="Times New Roman" w:hAnsi="Times New Roman" w:eastAsia="Times New Roman" w:cs="Times New Roman"/>
-        </w:rPr>
-        <w:t xml:space="preserve"> |</w:t>
-      </w:r>
-      <w:r>
-        <w:rPr>
-          <w:rFonts w:ascii="Times New Roman" w:hAnsi="Times New Roman" w:eastAsia="Times New Roman" w:cs="Times New Roman"/>
-        </w:rPr>
-        <w:t xml:space="preserve"> </w:t>
-      </w:r>
-      <w:r>
-        <w:rPr>
-          <w:rFonts w:ascii="Times New Roman" w:hAnsi="Times New Roman" w:eastAsia="Times New Roman" w:cs="Times New Roman"/>
-        </w:rPr>
-        <w:t xml:space="preserve">| ③ </w:t>
-      </w:r>
-      <w:r>
-        <w:rPr>
-          <w:rFonts w:hint="eastAsia" w:ascii="Times New Roman" w:hAnsi="Times New Roman" w:eastAsia="FangSong" w:cs="Times New Roman"/>
-        </w:rPr>
-        <w:t xml:space="preserve">否定排除</w:t>
-      </w:r>
-      <w:r>
-        <w:rPr>
-          <w:rFonts w:ascii="Times New Roman" w:hAnsi="Times New Roman" w:eastAsia="Times New Roman" w:cs="Times New Roman"/>
-        </w:rPr>
-        <w:t xml:space="preserve"> | </w:t>
-      </w:r>
-      <w:r>
-        <w:rPr>
-          <w:rFonts w:hint="eastAsia" w:ascii="Times New Roman" w:hAnsi="Times New Roman" w:eastAsia="FangSong" w:cs="Times New Roman"/>
-        </w:rPr>
-        <w:t xml:space="preserve">沉淀不溶稀</w:t>
-      </w:r>
-      <w:r>
-        <w:rPr>
-          <w:rFonts w:ascii="Times New Roman" w:hAnsi="Times New Roman" w:eastAsia="Times New Roman" w:cs="Times New Roman"/>
-        </w:rPr>
-        <w:t xml:space="preserve"> HNO</w:t>
-      </w:r>
-      <w:r>
-        <w:rPr>
-          <w:rFonts w:ascii="Times New Roman" w:hAnsi="Times New Roman" w:eastAsia="Times New Roman" w:cs="Times New Roman"/>
-          <w:vertAlign w:val="subscript"/>
-        </w:rPr>
-        <w:t>3</w:t>
-      </w:r>
-      <w:r>
-        <w:rPr>
-          <w:rFonts w:ascii="Times New Roman" w:hAnsi="Times New Roman" w:eastAsia="Times New Roman" w:cs="Times New Roman"/>
-        </w:rPr>
-        <w:t xml:space="preserve"> </w:t>
-      </w:r>
-      <w:r>
-        <w:rPr>
-          <w:rFonts w:hint="eastAsia" w:ascii="Times New Roman" w:hAnsi="Times New Roman" w:eastAsia="FangSong" w:cs="Times New Roman"/>
-        </w:rPr>
-        <w:t>排除碳酸盐</w:t>
-      </w:r>
-      <w:r>
-        <w:rPr>
-          <w:rFonts w:hint="eastAsia" w:ascii="Times New Roman" w:hAnsi="Times New Roman" w:eastAsia="Times New Roman" w:cs="Times New Roman"/>
-        </w:rPr>
-        <w:t>/</w:t>
-      </w:r>
-      <w:r>
-        <w:rPr>
-          <w:rFonts w:hint="eastAsia" w:ascii="Times New Roman" w:hAnsi="Times New Roman" w:eastAsia="FangSong" w:cs="Times New Roman"/>
-        </w:rPr>
-        <w:t>亚硫酸盐</w:t>
-      </w:r>
-      <w:r>
-        <w:rPr>
-          <w:rFonts w:hint="eastAsia" w:ascii="Times New Roman" w:hAnsi="Times New Roman" w:eastAsia="Times New Roman" w:cs="Times New Roman"/>
-        </w:rPr>
-        <w:t>；</w:t>
-      </w:r>
-      <w:r>
-        <w:rPr>
-          <w:rFonts w:hint="eastAsia" w:ascii="Times New Roman" w:hAnsi="Times New Roman" w:eastAsia="FangSong" w:cs="Times New Roman"/>
-        </w:rPr>
-        <w:t>不溶浓氨水排除</w:t>
-      </w:r>
-      <w:r>
-        <w:rPr>
-          <w:rFonts w:ascii="Times New Roman" w:hAnsi="Times New Roman" w:eastAsia="Times New Roman" w:cs="Times New Roman"/>
-        </w:rPr>
-        <w:t xml:space="preserve"> AgCl | </w:t>
-      </w:r>
-      <w:r>
-        <w:rPr>
-          <w:rFonts w:hint="eastAsia" w:ascii="Times New Roman" w:hAnsi="Times New Roman" w:eastAsia="FangSong" w:cs="Times New Roman"/>
-        </w:rPr>
-        <w:t xml:space="preserve">确定卤素</w:t>
-      </w:r>
-      <w:r>
-        <w:rPr>
-          <w:rFonts w:ascii="Times New Roman" w:hAnsi="Times New Roman" w:eastAsia="Times New Roman" w:cs="Times New Roman"/>
-        </w:rPr>
-        <w:t xml:space="preserve"> |</w:t>
-      </w:r>
-      <w:r>
-        <w:rPr>
-          <w:rFonts w:ascii="Times New Roman" w:hAnsi="Times New Roman" w:eastAsia="Times New Roman" w:cs="Times New Roman"/>
-        </w:rPr>
-        <w:t xml:space="preserve"> </w:t>
-      </w:r>
-      <w:r>
-        <w:rPr>
-          <w:rFonts w:ascii="Times New Roman" w:hAnsi="Times New Roman" w:eastAsia="Times New Roman" w:cs="Times New Roman"/>
-        </w:rPr>
-        <w:t xml:space="preserve">| ④ </w:t>
-      </w:r>
-      <w:r>
-        <w:rPr>
-          <w:rFonts w:hint="eastAsia" w:ascii="Times New Roman" w:hAnsi="Times New Roman" w:eastAsia="FangSong" w:cs="Times New Roman"/>
-        </w:rPr>
-        <w:t xml:space="preserve">验证</w:t>
-      </w:r>
-      <w:r>
-        <w:rPr>
-          <w:rFonts w:ascii="Times New Roman" w:hAnsi="Times New Roman" w:eastAsia="Times New Roman" w:cs="Times New Roman"/>
-        </w:rPr>
-        <w:t xml:space="preserve"> | </w:t>
-      </w:r>
-      <w:r>
-        <w:rPr>
-          <w:rFonts w:hint="eastAsia" w:ascii="Times New Roman" w:hAnsi="Times New Roman" w:eastAsia="FangSong" w:cs="Times New Roman"/>
-        </w:rPr>
-        <w:t xml:space="preserve">浓</w:t>
-      </w:r>
-      <w:r>
-        <w:rPr>
-          <w:rFonts w:ascii="Times New Roman" w:hAnsi="Times New Roman" w:eastAsia="Times New Roman" w:cs="Times New Roman"/>
-        </w:rPr>
-        <w:t xml:space="preserve"> H</w:t>
-      </w:r>
-      <w:r>
-        <w:rPr>
-          <w:rFonts w:ascii="Times New Roman" w:hAnsi="Times New Roman" w:eastAsia="Times New Roman" w:cs="Times New Roman"/>
-          <w:vertAlign w:val="subscript"/>
-        </w:rPr>
-        <w:t>2</w:t>
-      </w:r>
-      <w:r>
-        <w:rPr>
-          <w:rFonts w:ascii="Times New Roman" w:hAnsi="Times New Roman" w:eastAsia="Times New Roman" w:cs="Times New Roman"/>
-        </w:rPr>
-        <w:t>SO</w:t>
-      </w:r>
-      <w:r>
-        <w:rPr>
-          <w:rFonts w:ascii="Times New Roman" w:hAnsi="Times New Roman" w:eastAsia="Times New Roman" w:cs="Times New Roman"/>
-          <w:vertAlign w:val="subscript"/>
-        </w:rPr>
-        <w:t>4</w:t>
-      </w:r>
-      <w:r>
-        <w:rPr>
-          <w:rFonts w:ascii="Times New Roman" w:hAnsi="Times New Roman" w:eastAsia="Times New Roman" w:cs="Times New Roman"/>
-        </w:rPr>
-        <w:t xml:space="preserve"> </w:t>
-      </w:r>
-      <w:r>
-        <w:rPr>
-          <w:rFonts w:hint="eastAsia" w:ascii="Times New Roman" w:hAnsi="Times New Roman" w:eastAsia="FangSong" w:cs="Times New Roman"/>
-        </w:rPr>
-        <w:t>反应佐证还原性强弱</w:t>
-      </w:r>
-      <w:r>
-        <w:rPr>
-          <w:rFonts w:hint="eastAsia" w:ascii="Times New Roman" w:hAnsi="Times New Roman" w:eastAsia="Times New Roman" w:cs="Times New Roman"/>
-        </w:rPr>
-        <w:t>：Cl</w:t>
-      </w:r>
-      <w:r>
-        <w:rPr>
-          <w:rFonts w:hint="eastAsia" w:ascii="Times New Roman" w:hAnsi="Times New Roman" w:eastAsia="Times New Roman" w:cs="Times New Roman"/>
-          <w:vertAlign w:val="superscript"/>
-        </w:rPr>
-        <w:t>-</w:t>
-      </w:r>
-      <w:r>
-        <w:rPr>
-          <w:rFonts w:hint="eastAsia" w:ascii="Times New Roman" w:hAnsi="Times New Roman" w:eastAsia="Times New Roman" w:cs="Times New Roman"/>
-        </w:rPr>
-        <w:t>&lt;Br</w:t>
-      </w:r>
-      <w:r>
-        <w:rPr>
-          <w:rFonts w:hint="eastAsia" w:ascii="Times New Roman" w:hAnsi="Times New Roman" w:eastAsia="Times New Roman" w:cs="Times New Roman"/>
-          <w:vertAlign w:val="superscript"/>
-        </w:rPr>
-        <w:t>-</w:t>
-      </w:r>
-      <w:r>
-        <w:rPr>
-          <w:rFonts w:hint="eastAsia" w:ascii="Times New Roman" w:hAnsi="Times New Roman" w:eastAsia="Times New Roman" w:cs="Times New Roman"/>
-        </w:rPr>
-        <w:t>&lt;I</w:t>
-      </w:r>
-      <w:r>
-        <w:rPr>
-          <w:rFonts w:hint="eastAsia" w:ascii="Times New Roman" w:hAnsi="Times New Roman" w:eastAsia="Times New Roman" w:cs="Times New Roman"/>
-          <w:vertAlign w:val="superscript"/>
-        </w:rPr>
-        <w:t>-</w:t>
-      </w:r>
-      <w:r>
-        <w:rPr>
-          <w:rFonts w:ascii="Times New Roman" w:hAnsi="Times New Roman" w:eastAsia="Times New Roman" w:cs="Times New Roman"/>
-        </w:rPr>
-        <w:t xml:space="preserve"> | 2NaBr+3H</w:t>
-      </w:r>
-      <w:r>
-        <w:rPr>
-          <w:rFonts w:ascii="Times New Roman" w:hAnsi="Times New Roman" w:eastAsia="Times New Roman" w:cs="Times New Roman"/>
-          <w:vertAlign w:val="subscript"/>
-        </w:rPr>
-        <w:t>2</w:t>
-      </w:r>
-      <w:r>
-        <w:rPr>
-          <w:rFonts w:ascii="Times New Roman" w:hAnsi="Times New Roman" w:eastAsia="Times New Roman" w:cs="Times New Roman"/>
-        </w:rPr>
-        <w:t>SO</w:t>
-      </w:r>
-      <w:r>
-        <w:rPr>
-          <w:rFonts w:ascii="Times New Roman" w:hAnsi="Times New Roman" w:eastAsia="Times New Roman" w:cs="Times New Roman"/>
-          <w:vertAlign w:val="subscript"/>
-        </w:rPr>
-        <w:t>4</w:t>
-      </w:r>
-      <w:r>
-        <w:rPr>
-          <w:rFonts w:ascii="Times New Roman" w:hAnsi="Times New Roman" w:eastAsia="Times New Roman" w:cs="Times New Roman"/>
-        </w:rPr>
-        <w:t>→△→ 2NaHSO</w:t>
-      </w:r>
-      <w:r>
-        <w:rPr>
-          <w:rFonts w:ascii="Times New Roman" w:hAnsi="Times New Roman" w:eastAsia="Times New Roman" w:cs="Times New Roman"/>
-          <w:vertAlign w:val="subscript"/>
-        </w:rPr>
-        <w:t>4</w:t>
-      </w:r>
-      <w:r>
-        <w:rPr>
-          <w:rFonts w:ascii="Times New Roman" w:hAnsi="Times New Roman" w:eastAsia="Times New Roman" w:cs="Times New Roman"/>
-        </w:rPr>
-        <w:t>+Br</w:t>
-      </w:r>
-      <w:r>
-        <w:rPr>
-          <w:rFonts w:ascii="Times New Roman" w:hAnsi="Times New Roman" w:eastAsia="Times New Roman" w:cs="Times New Roman"/>
-          <w:vertAlign w:val="subscript"/>
-        </w:rPr>
-        <w:t>2</w:t>
-      </w:r>
-      <w:r>
-        <w:rPr>
-          <w:rFonts w:ascii="Times New Roman" w:hAnsi="Times New Roman" w:eastAsia="Times New Roman" w:cs="Times New Roman"/>
-        </w:rPr>
-        <w:t>↑+SO</w:t>
-      </w:r>
-      <w:r>
-        <w:rPr>
-          <w:rFonts w:ascii="Times New Roman" w:hAnsi="Times New Roman" w:eastAsia="Times New Roman" w:cs="Times New Roman"/>
-          <w:vertAlign w:val="subscript"/>
-        </w:rPr>
-        <w:t>2</w:t>
-      </w:r>
-      <w:r>
-        <w:rPr>
-          <w:rFonts w:ascii="Times New Roman" w:hAnsi="Times New Roman" w:eastAsia="Times New Roman" w:cs="Times New Roman"/>
-        </w:rPr>
-        <w:t>↑+2H</w:t>
-      </w:r>
-      <w:r>
-        <w:rPr>
-          <w:rFonts w:ascii="Times New Roman" w:hAnsi="Times New Roman" w:eastAsia="Times New Roman" w:cs="Times New Roman"/>
-          <w:vertAlign w:val="subscript"/>
-        </w:rPr>
-        <w:t>2</w:t>
-      </w:r>
-      <w:r>
-        <w:rPr>
-          <w:rFonts w:ascii="Times New Roman" w:hAnsi="Times New Roman" w:eastAsia="Times New Roman" w:cs="Times New Roman"/>
-        </w:rPr>
-        <w:t>O |</w:t>
-      </w:r>
     </w:p>
+    <w:tbl>
+      <w:tblPr>
+        <w:tblStyle w:val="Table"/>
+        <w:tblW w:type="pct" w:w="5000"/>
+        <w:tblLayout w:type="fixed"/>
+        <w:tblLook w:firstRow="1" w:lastRow="0" w:firstColumn="0" w:lastColumn="0" w:noHBand="0" w:noVBand="0" w:val="0020"/>
+        <w:jc w:val="center"/>
+        <w:tblBorders>
+          <w:top w:val="single" w:sz="12" w:space="0" w:color="333333"/>
+          <w:bottom w:val="single" w:sz="12" w:space="0" w:color="333333"/>
+          <w:left w:val="none"/>
+          <w:right w:val="none"/>
+          <w:insideH w:val="none"/>
+          <w:insideV w:val="none"/>
+        </w:tblBorders>
+      </w:tblPr>
+      <w:tblGrid>
+        <w:gridCol w:w="2640"/>
+        <w:gridCol w:w="2640"/>
+        <w:gridCol w:w="2640"/>
+      </w:tblGrid>
+      <w:tr>
+        <w:trPr>
+          <w:tblHeader w:val="on"/>
+        </w:trPr>
+        <w:tc>
+          <w:tcPr>
+            <w:tcBorders>
+              <w:bottom w:val="single" w:sz="6" w:space="0" w:color="333333"/>
+            </w:tcBorders>
+          </w:tcPr>
+          <w:p>
+            <w:pPr>
+              <w:pStyle w:val="Compact"/>
+              <w:jc w:val="center"/>
+            </w:pPr>
+            <w:r>
+              <w:rPr>
+                <w:rFonts w:hint="eastAsia" w:ascii="Times New Roman" w:hAnsi="Times New Roman" w:eastAsia="SimHei" w:cs="Times New Roman"/>
+                <w:b/>
+              </w:rPr>
+              <w:t xml:space="preserve">步骤</w:t>
+            </w:r>
+          </w:p>
+        </w:tc>
+        <w:tc>
+          <w:tcPr>
+            <w:tcBorders>
+              <w:bottom w:val="single" w:sz="6" w:space="0" w:color="333333"/>
+            </w:tcBorders>
+          </w:tcPr>
+          <w:p>
+            <w:pPr>
+              <w:pStyle w:val="Compact"/>
+              <w:jc w:val="center"/>
+            </w:pPr>
+            <w:r>
+              <w:rPr>
+                <w:rFonts w:hint="eastAsia" w:ascii="Times New Roman" w:hAnsi="Times New Roman" w:eastAsia="SimHei" w:cs="Times New Roman"/>
+                <w:b/>
+              </w:rPr>
+              <w:t xml:space="preserve">操作</w:t>
+            </w:r>
+          </w:p>
+        </w:tc>
+        <w:tc>
+          <w:tcPr>
+            <w:tcBorders>
+              <w:bottom w:val="single" w:sz="6" w:space="0" w:color="333333"/>
+            </w:tcBorders>
+          </w:tcPr>
+          <w:p>
+            <w:pPr>
+              <w:pStyle w:val="Compact"/>
+              <w:jc w:val="center"/>
+            </w:pPr>
+            <w:r>
+              <w:rPr>
+                <w:rFonts w:hint="eastAsia" w:ascii="Times New Roman" w:hAnsi="Times New Roman" w:eastAsia="SimHei" w:cs="Times New Roman"/>
+                <w:b/>
+              </w:rPr>
+              <w:t xml:space="preserve">结论</w:t>
+            </w:r>
+          </w:p>
+        </w:tc>
+      </w:tr>
+      <w:tr>
+        <w:tc>
+          <w:tcPr/>
+          <w:p>
+            <w:pPr>
+              <w:pStyle w:val="Compact"/>
+              <w:jc w:val="center"/>
+            </w:pPr>
+            <w:r>
+              <w:rPr>
+                <w:rFonts w:ascii="Times New Roman" w:hAnsi="Times New Roman" w:eastAsia="Times New Roman" w:cs="Times New Roman"/>
+              </w:rPr>
+              <w:t xml:space="preserve">① </w:t>
+            </w:r>
+            <w:r>
+              <w:rPr>
+                <w:rFonts w:hint="eastAsia" w:ascii="Times New Roman" w:hAnsi="Times New Roman" w:eastAsia="FangSong" w:cs="Times New Roman"/>
+              </w:rPr>
+              <w:t xml:space="preserve">提取信号</w:t>
+            </w:r>
+          </w:p>
+        </w:tc>
+        <w:tc>
+          <w:tcPr/>
+          <w:p>
+            <w:pPr>
+              <w:pStyle w:val="Compact"/>
+              <w:jc w:val="center"/>
+            </w:pPr>
+            <w:r>
+              <w:rPr>
+                <w:rFonts w:ascii="Times New Roman" w:hAnsi="Times New Roman" w:eastAsia="Times New Roman" w:cs="Times New Roman"/>
+              </w:rPr>
+              <w:t xml:space="preserve">AgCl </w:t>
+            </w:r>
+            <w:r>
+              <w:rPr>
+                <w:rFonts w:hint="eastAsia" w:ascii="Times New Roman" w:hAnsi="Times New Roman" w:eastAsia="FangSong" w:cs="Times New Roman"/>
+              </w:rPr>
+              <w:t>白</w:t>
+            </w:r>
+            <w:r>
+              <w:rPr>
+                <w:rFonts w:hint="eastAsia" w:ascii="Times New Roman" w:hAnsi="Times New Roman" w:eastAsia="Times New Roman" w:cs="Times New Roman"/>
+              </w:rPr>
+              <w:t>+</w:t>
+            </w:r>
+            <w:r>
+              <w:rPr>
+                <w:rFonts w:hint="eastAsia" w:ascii="Times New Roman" w:hAnsi="Times New Roman" w:eastAsia="FangSong" w:cs="Times New Roman"/>
+              </w:rPr>
+              <w:t>溶氨水</w:t>
+            </w:r>
+            <w:r>
+              <w:rPr>
+                <w:rFonts w:hint="eastAsia" w:ascii="Times New Roman" w:hAnsi="Times New Roman" w:eastAsia="Times New Roman" w:cs="Times New Roman"/>
+              </w:rPr>
+              <w:t>；AgBr</w:t>
+            </w:r>
+            <w:r>
+              <w:rPr>
+                <w:rFonts w:ascii="Times New Roman" w:hAnsi="Times New Roman" w:eastAsia="Times New Roman" w:cs="Times New Roman"/>
+              </w:rPr>
+              <w:t xml:space="preserve"> </w:t>
+            </w:r>
+            <w:r>
+              <w:rPr>
+                <w:rFonts w:hint="eastAsia" w:ascii="Times New Roman" w:hAnsi="Times New Roman" w:eastAsia="FangSong" w:cs="Times New Roman"/>
+              </w:rPr>
+              <w:t>淡黄</w:t>
+            </w:r>
+            <w:r>
+              <w:rPr>
+                <w:rFonts w:hint="eastAsia" w:ascii="Times New Roman" w:hAnsi="Times New Roman" w:eastAsia="Times New Roman" w:cs="Times New Roman"/>
+              </w:rPr>
+              <w:t>+</w:t>
+            </w:r>
+            <w:r>
+              <w:rPr>
+                <w:rFonts w:hint="eastAsia" w:ascii="Times New Roman" w:hAnsi="Times New Roman" w:eastAsia="FangSong" w:cs="Times New Roman"/>
+              </w:rPr>
+              <w:t>微溶</w:t>
+            </w:r>
+            <w:r>
+              <w:rPr>
+                <w:rFonts w:hint="eastAsia" w:ascii="Times New Roman" w:hAnsi="Times New Roman" w:eastAsia="Times New Roman" w:cs="Times New Roman"/>
+              </w:rPr>
+              <w:t>；AgI</w:t>
+            </w:r>
+            <w:r>
+              <w:rPr>
+                <w:rFonts w:ascii="Times New Roman" w:hAnsi="Times New Roman" w:eastAsia="Times New Roman" w:cs="Times New Roman"/>
+              </w:rPr>
+              <w:t xml:space="preserve"> </w:t>
+            </w:r>
+            <w:r>
+              <w:rPr>
+                <w:rFonts w:hint="eastAsia" w:ascii="Times New Roman" w:hAnsi="Times New Roman" w:eastAsia="FangSong" w:cs="Times New Roman"/>
+              </w:rPr>
+              <w:t>黄</w:t>
+            </w:r>
+            <w:r>
+              <w:rPr>
+                <w:rFonts w:hint="eastAsia" w:ascii="Times New Roman" w:hAnsi="Times New Roman" w:eastAsia="Times New Roman" w:cs="Times New Roman"/>
+              </w:rPr>
+              <w:t>+</w:t>
+            </w:r>
+            <w:r>
+              <w:rPr>
+                <w:rFonts w:hint="eastAsia" w:ascii="Times New Roman" w:hAnsi="Times New Roman" w:eastAsia="FangSong" w:cs="Times New Roman"/>
+              </w:rPr>
+              <w:t>不溶</w:t>
+            </w:r>
+            <w:r>
+              <w:rPr>
+                <w:rFonts w:hint="eastAsia" w:ascii="Times New Roman" w:hAnsi="Times New Roman" w:eastAsia="Times New Roman" w:cs="Times New Roman"/>
+              </w:rPr>
+              <w:t>；</w:t>
+            </w:r>
+            <w:r>
+              <w:rPr>
+                <w:rFonts w:hint="eastAsia" w:ascii="Times New Roman" w:hAnsi="Times New Roman" w:eastAsia="FangSong" w:cs="Times New Roman"/>
+              </w:rPr>
+              <w:t>浓</w:t>
+            </w:r>
+            <w:r>
+              <w:rPr>
+                <w:rFonts w:ascii="Times New Roman" w:hAnsi="Times New Roman" w:eastAsia="Times New Roman" w:cs="Times New Roman"/>
+              </w:rPr>
+              <w:t xml:space="preserve"> H</w:t>
+            </w:r>
+            <w:r>
+              <w:rPr>
+                <w:rFonts w:ascii="Times New Roman" w:hAnsi="Times New Roman" w:eastAsia="Times New Roman" w:cs="Times New Roman"/>
+                <w:vertAlign w:val="subscript"/>
+              </w:rPr>
+              <w:t>2</w:t>
+            </w:r>
+            <w:r>
+              <w:rPr>
+                <w:rFonts w:ascii="Times New Roman" w:hAnsi="Times New Roman" w:eastAsia="Times New Roman" w:cs="Times New Roman"/>
+              </w:rPr>
+              <w:t>SO</w:t>
+            </w:r>
+            <w:r>
+              <w:rPr>
+                <w:rFonts w:ascii="Times New Roman" w:hAnsi="Times New Roman" w:eastAsia="Times New Roman" w:cs="Times New Roman"/>
+                <w:vertAlign w:val="subscript"/>
+              </w:rPr>
+              <w:t>4</w:t>
+            </w:r>
+            <w:r>
+              <w:rPr>
+                <w:rFonts w:ascii="Times New Roman" w:hAnsi="Times New Roman" w:eastAsia="Times New Roman" w:cs="Times New Roman"/>
+              </w:rPr>
+              <w:t xml:space="preserve"> </w:t>
+            </w:r>
+            <w:r>
+              <w:rPr>
+                <w:rFonts w:hint="eastAsia" w:ascii="Times New Roman" w:hAnsi="Times New Roman" w:eastAsia="FangSong" w:cs="Times New Roman"/>
+              </w:rPr>
+              <w:t>表现</w:t>
+            </w:r>
+            <w:r>
+              <w:rPr>
+                <w:rFonts w:hint="eastAsia" w:ascii="Times New Roman" w:hAnsi="Times New Roman" w:eastAsia="Times New Roman" w:cs="Times New Roman"/>
+              </w:rPr>
+              <w:t>：Cl</w:t>
+            </w:r>
+            <w:r>
+              <w:rPr>
+                <w:rFonts w:hint="eastAsia" w:ascii="Times New Roman" w:hAnsi="Times New Roman" w:eastAsia="Times New Roman" w:cs="Times New Roman"/>
+                <w:vertAlign w:val="superscript"/>
+              </w:rPr>
+              <w:t>-</w:t>
+            </w:r>
+            <w:r>
+              <w:rPr>
+                <w:rFonts w:ascii="Times New Roman" w:hAnsi="Times New Roman" w:eastAsia="Times New Roman" w:cs="Times New Roman"/>
+              </w:rPr>
+              <w:t xml:space="preserve"> </w:t>
+            </w:r>
+            <w:r>
+              <w:rPr>
+                <w:rFonts w:hint="eastAsia" w:ascii="Times New Roman" w:hAnsi="Times New Roman" w:eastAsia="FangSong" w:cs="Times New Roman"/>
+              </w:rPr>
+              <w:t>仅复分解</w:t>
+            </w:r>
+            <w:r>
+              <w:rPr>
+                <w:rFonts w:hint="eastAsia" w:ascii="Times New Roman" w:hAnsi="Times New Roman" w:eastAsia="Times New Roman" w:cs="Times New Roman"/>
+              </w:rPr>
+              <w:t>、Br</w:t>
+            </w:r>
+            <w:r>
+              <w:rPr>
+                <w:rFonts w:hint="eastAsia" w:ascii="Times New Roman" w:hAnsi="Times New Roman" w:eastAsia="Times New Roman" w:cs="Times New Roman"/>
+                <w:vertAlign w:val="superscript"/>
+              </w:rPr>
+              <w:t>-</w:t>
+            </w:r>
+            <w:r>
+              <w:rPr>
+                <w:rFonts w:ascii="Times New Roman" w:hAnsi="Times New Roman" w:eastAsia="Times New Roman" w:cs="Times New Roman"/>
+              </w:rPr>
+              <w:t xml:space="preserve"> </w:t>
+            </w:r>
+            <w:r>
+              <w:rPr>
+                <w:rFonts w:hint="eastAsia" w:ascii="Times New Roman" w:hAnsi="Times New Roman" w:eastAsia="FangSong" w:cs="Times New Roman"/>
+              </w:rPr>
+              <w:t>被氧化</w:t>
+            </w:r>
+            <w:r>
+              <w:rPr>
+                <w:rFonts w:hint="eastAsia" w:ascii="Times New Roman" w:hAnsi="Times New Roman" w:eastAsia="Times New Roman" w:cs="Times New Roman"/>
+              </w:rPr>
+              <w:t>、I</w:t>
+            </w:r>
+            <w:r>
+              <w:rPr>
+                <w:rFonts w:hint="eastAsia" w:ascii="Times New Roman" w:hAnsi="Times New Roman" w:eastAsia="Times New Roman" w:cs="Times New Roman"/>
+                <w:vertAlign w:val="superscript"/>
+              </w:rPr>
+              <w:t>-</w:t>
+            </w:r>
+            <w:r>
+              <w:rPr>
+                <w:rFonts w:ascii="Times New Roman" w:hAnsi="Times New Roman" w:eastAsia="Times New Roman" w:cs="Times New Roman"/>
+              </w:rPr>
+              <w:t xml:space="preserve"> </w:t>
+            </w:r>
+            <w:r>
+              <w:rPr>
+                <w:rFonts w:hint="eastAsia" w:ascii="Times New Roman" w:hAnsi="Times New Roman" w:eastAsia="FangSong" w:cs="Times New Roman"/>
+              </w:rPr>
+              <w:t xml:space="preserve">更强还原</w:t>
+            </w:r>
+          </w:p>
+        </w:tc>
+        <w:tc>
+          <w:tcPr/>
+          <w:p>
+            <w:pPr>
+              <w:pStyle w:val="Compact"/>
+              <w:jc w:val="center"/>
+            </w:pPr>
+            <w:r>
+              <w:rPr>
+                <w:rFonts w:hint="eastAsia" w:ascii="Times New Roman" w:hAnsi="Times New Roman" w:eastAsia="FangSong" w:cs="Times New Roman"/>
+              </w:rPr>
+              <w:t>卤化银颜色</w:t>
+            </w:r>
+            <w:r>
+              <w:rPr>
+                <w:rFonts w:hint="eastAsia" w:ascii="Times New Roman" w:hAnsi="Times New Roman" w:eastAsia="Times New Roman" w:cs="Times New Roman"/>
+              </w:rPr>
+              <w:t>+</w:t>
+            </w:r>
+            <w:r>
+              <w:rPr>
+                <w:rFonts w:hint="eastAsia" w:ascii="Times New Roman" w:hAnsi="Times New Roman" w:eastAsia="FangSong" w:cs="Times New Roman"/>
+              </w:rPr>
+              <w:t>溶解行为是关键信号对</w:t>
+            </w:r>
+          </w:p>
+        </w:tc>
+      </w:tr>
+      <w:tr>
+        <w:tc>
+          <w:tcPr/>
+          <w:p>
+            <w:pPr>
+              <w:pStyle w:val="Compact"/>
+              <w:jc w:val="center"/>
+            </w:pPr>
+            <w:r>
+              <w:rPr>
+                <w:rFonts w:ascii="Times New Roman" w:hAnsi="Times New Roman" w:eastAsia="Times New Roman" w:cs="Times New Roman"/>
+              </w:rPr>
+              <w:t xml:space="preserve">② </w:t>
+            </w:r>
+            <w:r>
+              <w:rPr>
+                <w:rFonts w:hint="eastAsia" w:ascii="Times New Roman" w:hAnsi="Times New Roman" w:eastAsia="FangSong" w:cs="Times New Roman"/>
+              </w:rPr>
+              <w:t xml:space="preserve">最强信号候选</w:t>
+            </w:r>
+          </w:p>
+        </w:tc>
+        <w:tc>
+          <w:tcPr/>
+          <w:p>
+            <w:pPr>
+              <w:pStyle w:val="Compact"/>
+              <w:jc w:val="center"/>
+            </w:pPr>
+            <w:r>
+              <w:rPr>
+                <w:rFonts w:hint="eastAsia" w:ascii="Times New Roman" w:hAnsi="Times New Roman" w:eastAsia="FangSong" w:cs="Times New Roman"/>
+              </w:rPr>
+              <w:t xml:space="preserve">银盐沉淀颜色</w:t>
+            </w:r>
+            <w:r>
+              <w:rPr>
+                <w:rFonts w:ascii="Times New Roman" w:hAnsi="Times New Roman" w:eastAsia="Times New Roman" w:cs="Times New Roman"/>
+              </w:rPr>
+              <w:t xml:space="preserve"> + </w:t>
+            </w:r>
+            <w:r>
+              <w:rPr>
+                <w:rFonts w:hint="eastAsia" w:ascii="Times New Roman" w:hAnsi="Times New Roman" w:eastAsia="FangSong" w:cs="Times New Roman"/>
+              </w:rPr>
+              <w:t xml:space="preserve">氨水溶解性</w:t>
+            </w:r>
+            <w:r>
+              <w:rPr>
+                <w:rFonts w:ascii="Times New Roman" w:hAnsi="Times New Roman" w:eastAsia="Times New Roman" w:cs="Times New Roman"/>
+              </w:rPr>
+              <w:t xml:space="preserve"> → A=Cl</w:t>
+            </w:r>
+            <w:r>
+              <w:rPr>
+                <w:rFonts w:ascii="Times New Roman" w:hAnsi="Times New Roman" w:eastAsia="Times New Roman" w:cs="Times New Roman"/>
+                <w:vertAlign w:val="superscript"/>
+              </w:rPr>
+              <w:t>-</w:t>
+            </w:r>
+            <w:r>
+              <w:rPr>
+                <w:rFonts w:ascii="Times New Roman" w:hAnsi="Times New Roman" w:eastAsia="Times New Roman" w:cs="Times New Roman"/>
+              </w:rPr>
+              <w:t>、B=Br</w:t>
+            </w:r>
+            <w:r>
+              <w:rPr>
+                <w:rFonts w:ascii="Times New Roman" w:hAnsi="Times New Roman" w:eastAsia="Times New Roman" w:cs="Times New Roman"/>
+                <w:vertAlign w:val="superscript"/>
+              </w:rPr>
+              <w:t>-</w:t>
+            </w:r>
+            <w:r>
+              <w:rPr>
+                <w:rFonts w:ascii="Times New Roman" w:hAnsi="Times New Roman" w:eastAsia="Times New Roman" w:cs="Times New Roman"/>
+              </w:rPr>
+              <w:t>、C=I</w:t>
+            </w:r>
+            <w:r>
+              <w:rPr>
+                <w:rFonts w:ascii="Times New Roman" w:hAnsi="Times New Roman" w:eastAsia="Times New Roman" w:cs="Times New Roman"/>
+                <w:vertAlign w:val="superscript"/>
+              </w:rPr>
+              <w:t>-</w:t>
+            </w:r>
+          </w:p>
+        </w:tc>
+        <w:tc>
+          <w:tcPr/>
+          <w:p>
+            <w:pPr>
+              <w:pStyle w:val="Compact"/>
+              <w:jc w:val="center"/>
+            </w:pPr>
+            <w:r>
+              <w:rPr>
+                <w:rFonts w:hint="eastAsia" w:ascii="Times New Roman" w:hAnsi="Times New Roman" w:eastAsia="FangSong" w:cs="Times New Roman"/>
+              </w:rPr>
+              <w:t xml:space="preserve">逐一对应</w:t>
+            </w:r>
+          </w:p>
+        </w:tc>
+      </w:tr>
+      <w:tr>
+        <w:tc>
+          <w:tcPr/>
+          <w:p>
+            <w:pPr>
+              <w:pStyle w:val="Compact"/>
+              <w:jc w:val="center"/>
+            </w:pPr>
+            <w:r>
+              <w:rPr>
+                <w:rFonts w:ascii="Times New Roman" w:hAnsi="Times New Roman" w:eastAsia="Times New Roman" w:cs="Times New Roman"/>
+              </w:rPr>
+              <w:t xml:space="preserve">③ </w:t>
+            </w:r>
+            <w:r>
+              <w:rPr>
+                <w:rFonts w:hint="eastAsia" w:ascii="Times New Roman" w:hAnsi="Times New Roman" w:eastAsia="FangSong" w:cs="Times New Roman"/>
+              </w:rPr>
+              <w:t xml:space="preserve">否定排除</w:t>
+            </w:r>
+          </w:p>
+        </w:tc>
+        <w:tc>
+          <w:tcPr/>
+          <w:p>
+            <w:pPr>
+              <w:pStyle w:val="Compact"/>
+              <w:jc w:val="center"/>
+            </w:pPr>
+            <w:r>
+              <w:rPr>
+                <w:rFonts w:hint="eastAsia" w:ascii="Times New Roman" w:hAnsi="Times New Roman" w:eastAsia="FangSong" w:cs="Times New Roman"/>
+              </w:rPr>
+              <w:t xml:space="preserve">沉淀不溶稀</w:t>
+            </w:r>
+            <w:r>
+              <w:rPr>
+                <w:rFonts w:ascii="Times New Roman" w:hAnsi="Times New Roman" w:eastAsia="Times New Roman" w:cs="Times New Roman"/>
+              </w:rPr>
+              <w:t xml:space="preserve"> HNO</w:t>
+            </w:r>
+            <w:r>
+              <w:rPr>
+                <w:rFonts w:ascii="Times New Roman" w:hAnsi="Times New Roman" w:eastAsia="Times New Roman" w:cs="Times New Roman"/>
+                <w:vertAlign w:val="subscript"/>
+              </w:rPr>
+              <w:t>3</w:t>
+            </w:r>
+            <w:r>
+              <w:rPr>
+                <w:rFonts w:ascii="Times New Roman" w:hAnsi="Times New Roman" w:eastAsia="Times New Roman" w:cs="Times New Roman"/>
+              </w:rPr>
+              <w:t xml:space="preserve"> </w:t>
+            </w:r>
+            <w:r>
+              <w:rPr>
+                <w:rFonts w:hint="eastAsia" w:ascii="Times New Roman" w:hAnsi="Times New Roman" w:eastAsia="FangSong" w:cs="Times New Roman"/>
+              </w:rPr>
+              <w:t>排除碳酸盐</w:t>
+            </w:r>
+            <w:r>
+              <w:rPr>
+                <w:rFonts w:hint="eastAsia" w:ascii="Times New Roman" w:hAnsi="Times New Roman" w:eastAsia="Times New Roman" w:cs="Times New Roman"/>
+              </w:rPr>
+              <w:t>/</w:t>
+            </w:r>
+            <w:r>
+              <w:rPr>
+                <w:rFonts w:hint="eastAsia" w:ascii="Times New Roman" w:hAnsi="Times New Roman" w:eastAsia="FangSong" w:cs="Times New Roman"/>
+              </w:rPr>
+              <w:t>亚硫酸盐</w:t>
+            </w:r>
+            <w:r>
+              <w:rPr>
+                <w:rFonts w:hint="eastAsia" w:ascii="Times New Roman" w:hAnsi="Times New Roman" w:eastAsia="Times New Roman" w:cs="Times New Roman"/>
+              </w:rPr>
+              <w:t>；</w:t>
+            </w:r>
+            <w:r>
+              <w:rPr>
+                <w:rFonts w:hint="eastAsia" w:ascii="Times New Roman" w:hAnsi="Times New Roman" w:eastAsia="FangSong" w:cs="Times New Roman"/>
+              </w:rPr>
+              <w:t>不溶浓氨水排除</w:t>
+            </w:r>
+            <w:r>
+              <w:rPr>
+                <w:rFonts w:ascii="Times New Roman" w:hAnsi="Times New Roman" w:eastAsia="Times New Roman" w:cs="Times New Roman"/>
+              </w:rPr>
+              <w:t xml:space="preserve"> AgCl</w:t>
+            </w:r>
+          </w:p>
+        </w:tc>
+        <w:tc>
+          <w:tcPr/>
+          <w:p>
+            <w:pPr>
+              <w:pStyle w:val="Compact"/>
+              <w:jc w:val="center"/>
+            </w:pPr>
+            <w:r>
+              <w:rPr>
+                <w:rFonts w:hint="eastAsia" w:ascii="Times New Roman" w:hAnsi="Times New Roman" w:eastAsia="FangSong" w:cs="Times New Roman"/>
+              </w:rPr>
+              <w:t xml:space="preserve">确定卤素</w:t>
+            </w:r>
+          </w:p>
+        </w:tc>
+      </w:tr>
+      <w:tr>
+        <w:tc>
+          <w:tcPr/>
+          <w:p>
+            <w:pPr>
+              <w:pStyle w:val="Compact"/>
+              <w:jc w:val="center"/>
+            </w:pPr>
+            <w:r>
+              <w:rPr>
+                <w:rFonts w:ascii="Times New Roman" w:hAnsi="Times New Roman" w:eastAsia="Times New Roman" w:cs="Times New Roman"/>
+              </w:rPr>
+              <w:t xml:space="preserve">④ </w:t>
+            </w:r>
+            <w:r>
+              <w:rPr>
+                <w:rFonts w:hint="eastAsia" w:ascii="Times New Roman" w:hAnsi="Times New Roman" w:eastAsia="FangSong" w:cs="Times New Roman"/>
+              </w:rPr>
+              <w:t xml:space="preserve">验证</w:t>
+            </w:r>
+          </w:p>
+        </w:tc>
+        <w:tc>
+          <w:tcPr/>
+          <w:p>
+            <w:pPr>
+              <w:pStyle w:val="Compact"/>
+              <w:jc w:val="center"/>
+            </w:pPr>
+            <w:r>
+              <w:rPr>
+                <w:rFonts w:hint="eastAsia" w:ascii="Times New Roman" w:hAnsi="Times New Roman" w:eastAsia="FangSong" w:cs="Times New Roman"/>
+              </w:rPr>
+              <w:t xml:space="preserve">浓</w:t>
+            </w:r>
+            <w:r>
+              <w:rPr>
+                <w:rFonts w:ascii="Times New Roman" w:hAnsi="Times New Roman" w:eastAsia="Times New Roman" w:cs="Times New Roman"/>
+              </w:rPr>
+              <w:t xml:space="preserve"> H</w:t>
+            </w:r>
+            <w:r>
+              <w:rPr>
+                <w:rFonts w:ascii="Times New Roman" w:hAnsi="Times New Roman" w:eastAsia="Times New Roman" w:cs="Times New Roman"/>
+                <w:vertAlign w:val="subscript"/>
+              </w:rPr>
+              <w:t>2</w:t>
+            </w:r>
+            <w:r>
+              <w:rPr>
+                <w:rFonts w:ascii="Times New Roman" w:hAnsi="Times New Roman" w:eastAsia="Times New Roman" w:cs="Times New Roman"/>
+              </w:rPr>
+              <w:t>SO</w:t>
+            </w:r>
+            <w:r>
+              <w:rPr>
+                <w:rFonts w:ascii="Times New Roman" w:hAnsi="Times New Roman" w:eastAsia="Times New Roman" w:cs="Times New Roman"/>
+                <w:vertAlign w:val="subscript"/>
+              </w:rPr>
+              <w:t>4</w:t>
+            </w:r>
+            <w:r>
+              <w:rPr>
+                <w:rFonts w:ascii="Times New Roman" w:hAnsi="Times New Roman" w:eastAsia="Times New Roman" w:cs="Times New Roman"/>
+              </w:rPr>
+              <w:t xml:space="preserve"> </w:t>
+            </w:r>
+            <w:r>
+              <w:rPr>
+                <w:rFonts w:hint="eastAsia" w:ascii="Times New Roman" w:hAnsi="Times New Roman" w:eastAsia="FangSong" w:cs="Times New Roman"/>
+              </w:rPr>
+              <w:t>反应佐证还原性强弱</w:t>
+            </w:r>
+            <w:r>
+              <w:rPr>
+                <w:rFonts w:hint="eastAsia" w:ascii="Times New Roman" w:hAnsi="Times New Roman" w:eastAsia="Times New Roman" w:cs="Times New Roman"/>
+              </w:rPr>
+              <w:t>：Cl</w:t>
+            </w:r>
+            <w:r>
+              <w:rPr>
+                <w:rFonts w:hint="eastAsia" w:ascii="Times New Roman" w:hAnsi="Times New Roman" w:eastAsia="Times New Roman" w:cs="Times New Roman"/>
+                <w:vertAlign w:val="superscript"/>
+              </w:rPr>
+              <w:t>-</w:t>
+            </w:r>
+            <w:r>
+              <w:rPr>
+                <w:rFonts w:hint="eastAsia" w:ascii="Times New Roman" w:hAnsi="Times New Roman" w:eastAsia="Times New Roman" w:cs="Times New Roman"/>
+              </w:rPr>
+              <w:t>&lt;Br</w:t>
+            </w:r>
+            <w:r>
+              <w:rPr>
+                <w:rFonts w:hint="eastAsia" w:ascii="Times New Roman" w:hAnsi="Times New Roman" w:eastAsia="Times New Roman" w:cs="Times New Roman"/>
+                <w:vertAlign w:val="superscript"/>
+              </w:rPr>
+              <w:t>-</w:t>
+            </w:r>
+            <w:r>
+              <w:rPr>
+                <w:rFonts w:hint="eastAsia" w:ascii="Times New Roman" w:hAnsi="Times New Roman" w:eastAsia="Times New Roman" w:cs="Times New Roman"/>
+              </w:rPr>
+              <w:t>&lt;I</w:t>
+            </w:r>
+            <w:r>
+              <w:rPr>
+                <w:rFonts w:hint="eastAsia" w:ascii="Times New Roman" w:hAnsi="Times New Roman" w:eastAsia="Times New Roman" w:cs="Times New Roman"/>
+                <w:vertAlign w:val="superscript"/>
+              </w:rPr>
+              <w:t>-</w:t>
+            </w:r>
+          </w:p>
+        </w:tc>
+        <w:tc>
+          <w:tcPr/>
+          <w:p>
+            <w:pPr>
+              <w:pStyle w:val="Compact"/>
+              <w:jc w:val="center"/>
+            </w:pPr>
+            <w:r>
+              <w:rPr>
+                <w:rFonts w:ascii="Times New Roman" w:hAnsi="Times New Roman" w:eastAsia="Times New Roman" w:cs="Times New Roman"/>
+              </w:rPr>
+              <w:t>2NaBr+3H</w:t>
+            </w:r>
+            <w:r>
+              <w:rPr>
+                <w:rFonts w:ascii="Times New Roman" w:hAnsi="Times New Roman" w:eastAsia="Times New Roman" w:cs="Times New Roman"/>
+                <w:vertAlign w:val="subscript"/>
+              </w:rPr>
+              <w:t>2</w:t>
+            </w:r>
+            <w:r>
+              <w:rPr>
+                <w:rFonts w:ascii="Times New Roman" w:hAnsi="Times New Roman" w:eastAsia="Times New Roman" w:cs="Times New Roman"/>
+              </w:rPr>
+              <w:t>SO</w:t>
+            </w:r>
+            <w:r>
+              <w:rPr>
+                <w:rFonts w:ascii="Times New Roman" w:hAnsi="Times New Roman" w:eastAsia="Times New Roman" w:cs="Times New Roman"/>
+                <w:vertAlign w:val="subscript"/>
+              </w:rPr>
+              <w:t>4</w:t>
+            </w:r>
+            <w:r>
+              <w:rPr>
+                <w:rFonts w:ascii="Times New Roman" w:hAnsi="Times New Roman" w:eastAsia="Times New Roman" w:cs="Times New Roman"/>
+              </w:rPr>
+              <w:t>→△→ 2NaHSO</w:t>
+            </w:r>
+            <w:r>
+              <w:rPr>
+                <w:rFonts w:ascii="Times New Roman" w:hAnsi="Times New Roman" w:eastAsia="Times New Roman" w:cs="Times New Roman"/>
+                <w:vertAlign w:val="subscript"/>
+              </w:rPr>
+              <w:t>4</w:t>
+            </w:r>
+            <w:r>
+              <w:rPr>
+                <w:rFonts w:ascii="Times New Roman" w:hAnsi="Times New Roman" w:eastAsia="Times New Roman" w:cs="Times New Roman"/>
+              </w:rPr>
+              <w:t>+Br</w:t>
+            </w:r>
+            <w:r>
+              <w:rPr>
+                <w:rFonts w:ascii="Times New Roman" w:hAnsi="Times New Roman" w:eastAsia="Times New Roman" w:cs="Times New Roman"/>
+                <w:vertAlign w:val="subscript"/>
+              </w:rPr>
+              <w:t>2</w:t>
+            </w:r>
+            <w:r>
+              <w:rPr>
+                <w:rFonts w:ascii="Times New Roman" w:hAnsi="Times New Roman" w:eastAsia="Times New Roman" w:cs="Times New Roman"/>
+              </w:rPr>
+              <w:t>↑+SO</w:t>
+            </w:r>
+            <w:r>
+              <w:rPr>
+                <w:rFonts w:ascii="Times New Roman" w:hAnsi="Times New Roman" w:eastAsia="Times New Roman" w:cs="Times New Roman"/>
+                <w:vertAlign w:val="subscript"/>
+              </w:rPr>
+              <w:t>2</w:t>
+            </w:r>
+            <w:r>
+              <w:rPr>
+                <w:rFonts w:ascii="Times New Roman" w:hAnsi="Times New Roman" w:eastAsia="Times New Roman" w:cs="Times New Roman"/>
+              </w:rPr>
+              <w:t>↑+2H</w:t>
+            </w:r>
+            <w:r>
+              <w:rPr>
+                <w:rFonts w:ascii="Times New Roman" w:hAnsi="Times New Roman" w:eastAsia="Times New Roman" w:cs="Times New Roman"/>
+                <w:vertAlign w:val="subscript"/>
+              </w:rPr>
+              <w:t>2</w:t>
+            </w:r>
+            <w:r>
+              <w:rPr>
+                <w:rFonts w:ascii="Times New Roman" w:hAnsi="Times New Roman" w:eastAsia="Times New Roman" w:cs="Times New Roman"/>
+              </w:rPr>
+              <w:t>O</w:t>
+            </w:r>
+          </w:p>
+        </w:tc>
+      </w:tr>
+    </w:tbl>
     <w:p>
       <w:pPr>
         <w:pStyle w:val="BodyText"/>
+        <w:spacing w:before="120"/>
         <w:ind w:firstLine="420"/>
       </w:pPr>
       <w:r>
@@ -24853,8 +24120,8 @@
         <w:t>。</w:t>
       </w:r>
     </w:p>
-    <w:bookmarkEnd w:id="50"/>
-    <w:bookmarkStart w:id="51" w:name="国初真题实战"/>
+    <w:bookmarkEnd w:id="49"/>
+    <w:bookmarkStart w:id="50" w:name="国初真题实战"/>
     <w:p>
       <w:pPr>
         <w:pStyle w:val="Heading3"/>
@@ -25792,8 +25059,8 @@
         <w:t>。</w:t>
       </w:r>
     </w:p>
-    <w:bookmarkEnd w:id="51"/>
-    <w:bookmarkStart w:id="52" w:name="过程分自查清单10-条"/>
+    <w:bookmarkEnd w:id="50"/>
+    <w:bookmarkStart w:id="51" w:name="过程分自查清单10-条"/>
     <w:p>
       <w:pPr>
         <w:pStyle w:val="Heading3"/>
@@ -26622,9 +25889,9 @@
         </w:pict>
       </w:r>
     </w:p>
+    <w:bookmarkEnd w:id="51"/>
     <w:bookmarkEnd w:id="52"/>
-    <w:bookmarkEnd w:id="53"/>
-    <w:bookmarkStart w:id="55" w:name="竞赛思考强化题与微观机理精解"/>
+    <w:bookmarkStart w:id="54" w:name="课后习题"/>
     <w:p>
       <w:pPr>
         <w:pStyle w:val="Heading2"/>
@@ -26640,7 +25907,7 @@
         <w:rPr>
           <w:rFonts w:hint="eastAsia" w:ascii="Times New Roman" w:hAnsi="Times New Roman" w:eastAsia="SimHei" w:cs="Times New Roman"/>
         </w:rPr>
-        <w:t xml:space="preserve">竞赛思考强化题与微观机理精解</w:t>
+        <w:t xml:space="preserve">课后习题</w:t>
       </w:r>
     </w:p>
     <w:p>
@@ -32078,30 +31345,6 @@
       </w:r>
       <w:r>
         <w:rPr>
-          <w:rFonts w:hint="eastAsia" w:ascii="Times New Roman" w:hAnsi="Times New Roman" w:eastAsia="Times New Roman" w:cs="Times New Roman"/>
-        </w:rPr>
-        <w:t>[</w:t>
-      </w:r>
-      <w:r>
-        <w:rPr>
-          <w:rFonts w:hint="eastAsia" w:ascii="Times New Roman" w:hAnsi="Times New Roman" w:eastAsia="FangSong" w:cs="Times New Roman"/>
-        </w:rPr>
-        <w:t>普化原理</w:t>
-      </w:r>
-      <w:r>
-        <w:rPr>
-          <w:rFonts w:hint="eastAsia" w:ascii="Times New Roman" w:hAnsi="Times New Roman" w:eastAsia="Times New Roman" w:cs="Times New Roman"/>
-        </w:rPr>
-        <w:t>15.16]</w:t>
-      </w:r>
-      <w:r>
-        <w:rPr>
-          <w:rFonts w:ascii="Times New Roman" w:hAnsi="Times New Roman" w:eastAsia="Times New Roman" w:cs="Times New Roman"/>
-        </w:rPr>
-        <w:t xml:space="preserve"> </w:t>
-      </w:r>
-      <w:r>
-        <w:rPr>
           <w:rFonts w:hint="eastAsia" w:ascii="Times New Roman" w:hAnsi="Times New Roman" w:eastAsia="FangSong" w:cs="Times New Roman"/>
         </w:rPr>
         <w:t xml:space="preserve">配制</w:t>
@@ -32211,30 +31454,6 @@
           <w:bCs/>
         </w:rPr>
         <w:t xml:space="preserve">23.</w:t>
-      </w:r>
-      <w:r>
-        <w:rPr>
-          <w:rFonts w:ascii="Times New Roman" w:hAnsi="Times New Roman" w:eastAsia="Times New Roman" w:cs="Times New Roman"/>
-        </w:rPr>
-        <w:t xml:space="preserve"> </w:t>
-      </w:r>
-      <w:r>
-        <w:rPr>
-          <w:rFonts w:hint="eastAsia" w:ascii="Times New Roman" w:hAnsi="Times New Roman" w:eastAsia="Times New Roman" w:cs="Times New Roman"/>
-        </w:rPr>
-        <w:t>[</w:t>
-      </w:r>
-      <w:r>
-        <w:rPr>
-          <w:rFonts w:hint="eastAsia" w:ascii="Times New Roman" w:hAnsi="Times New Roman" w:eastAsia="FangSong" w:cs="Times New Roman"/>
-        </w:rPr>
-        <w:t>普化原理</w:t>
-      </w:r>
-      <w:r>
-        <w:rPr>
-          <w:rFonts w:hint="eastAsia" w:ascii="Times New Roman" w:hAnsi="Times New Roman" w:eastAsia="Times New Roman" w:cs="Times New Roman"/>
-        </w:rPr>
-        <w:t>15.23]</w:t>
       </w:r>
       <w:r>
         <w:rPr>
@@ -33260,7 +32479,7 @@
         <w:t>4</w:t>
       </w:r>
     </w:p>
-    <w:bookmarkStart w:id="54" w:name="参考答案与精解"/>
+    <w:bookmarkStart w:id="53" w:name="参考答案与精解"/>
     <w:p>
       <w:pPr>
         <w:pStyle w:val="Heading3"/>
@@ -49787,9 +49006,8 @@
         <w:t>。</w:t>
       </w:r>
     </w:p>
+    <w:bookmarkEnd w:id="53"/>
     <w:bookmarkEnd w:id="54"/>
-    <w:bookmarkEnd w:id="55"/>
-    <w:bookmarkEnd w:id="56"/>
     <w:sectPr>
       <w:footerReference w:type="default" r:id="rId9"/>
       <w:footnotePr>
@@ -50087,6 +49305,36 @@
     </w:lvlOverride>
   </w:num>
   <w:num w:numId="1003">
+    <w:abstractNumId w:val="99411"/>
+    <w:lvlOverride w:ilvl="0">
+      <w:startOverride w:val="1"/>
+    </w:lvlOverride>
+    <w:lvlOverride w:ilvl="1">
+      <w:startOverride w:val="1"/>
+    </w:lvlOverride>
+    <w:lvlOverride w:ilvl="2">
+      <w:startOverride w:val="1"/>
+    </w:lvlOverride>
+    <w:lvlOverride w:ilvl="3">
+      <w:startOverride w:val="1"/>
+    </w:lvlOverride>
+    <w:lvlOverride w:ilvl="4">
+      <w:startOverride w:val="1"/>
+    </w:lvlOverride>
+    <w:lvlOverride w:ilvl="5">
+      <w:startOverride w:val="1"/>
+    </w:lvlOverride>
+    <w:lvlOverride w:ilvl="6">
+      <w:startOverride w:val="1"/>
+    </w:lvlOverride>
+    <w:lvlOverride w:ilvl="7">
+      <w:startOverride w:val="1"/>
+    </w:lvlOverride>
+    <w:lvlOverride w:ilvl="8">
+      <w:startOverride w:val="1"/>
+    </w:lvlOverride>
+  </w:num>
+  <w:num w:numId="1004">
     <w:abstractNumId w:val="99411"/>
     <w:lvlOverride w:ilvl="0">
       <w:startOverride w:val="1"/>

--- a/06-学生侧材料/讲义/5-无机化学/元素推断综合训练-超级充实版（自学完整）.docx
+++ b/06-学生侧材料/讲义/5-无机化学/元素推断综合训练-超级充实版（自学完整）.docx
@@ -2163,6 +2163,7 @@
     <w:p>
       <w:pPr>
         <w:pStyle w:val="BodyText"/>
+        <w:spacing w:after="80"/>
         <w:ind w:firstLine="420"/>
       </w:pPr>
       <w:r>
@@ -2374,172 +2375,254 @@
         <w:t>。</w:t>
       </w:r>
     </w:p>
-    <w:p>
-      <w:pPr>
-        <w:pStyle w:val="BodyText"/>
-        <w:spacing w:before="160" w:after="80"/>
+    <w:tbl>
+      <w:tblPr>
+        <w:tblStyle w:val="Table"/>
+        <w:tblW w:type="pct" w:w="5000"/>
+        <w:tblLayout w:type="fixed"/>
+        <w:tblLook w:firstRow="1" w:lastRow="0" w:firstColumn="0" w:lastColumn="0" w:noHBand="0" w:noVBand="0" w:val="0020"/>
         <w:jc w:val="center"/>
-      </w:pPr>
-      <w:r>
-        <w:rPr>
-          <w:rFonts w:ascii="Times New Roman" w:hAnsi="Times New Roman" w:eastAsia="Times New Roman" w:cs="Times New Roman"/>
-        </w:rPr>
-        <w:drawing>
-          <wp:inline>
-            <wp:extent cx="2667000" cy="1171094"/>
-            <wp:effectExtent b="0" l="0" r="0" t="0"/>
-            <wp:docPr descr="" title="" id="11" name="Picture"/>
-            <a:graphic>
-              <a:graphicData uri="http://schemas.openxmlformats.org/drawingml/2006/picture">
-                <pic:pic>
-                  <pic:nvPicPr>
-                    <pic:cNvPr descr="6f2f8853aa24c146e33ba4e84e2cbca183fbab4964453210fb26bf152a97604d.png" id="12" name="Picture"/>
-                    <pic:cNvPicPr>
-                      <a:picLocks noChangeArrowheads="1" noChangeAspect="1"/>
-                    </pic:cNvPicPr>
-                  </pic:nvPicPr>
-                  <pic:blipFill>
-                    <a:blip r:embed="rId10"/>
-                    <a:stretch>
-                      <a:fillRect/>
-                    </a:stretch>
-                  </pic:blipFill>
-                  <pic:spPr bwMode="auto">
-                    <a:xfrm>
-                      <a:off x="0" y="0"/>
-                      <a:ext cx="2667000" cy="1171094"/>
-                    </a:xfrm>
-                    <a:prstGeom prst="rect">
-                      <a:avLst/>
-                    </a:prstGeom>
-                    <a:noFill/>
-                    <a:ln w="9525">
-                      <a:noFill/>
-                      <a:headEnd/>
-                      <a:tailEnd/>
-                    </a:ln>
-                  </pic:spPr>
-                </pic:pic>
-              </a:graphicData>
-            </a:graphic>
-          </wp:inline>
-        </w:drawing>
-      </w:r>
-      <w:r>
-        <w:rPr>
-          <w:rFonts w:ascii="Times New Roman" w:hAnsi="Times New Roman" w:eastAsia="Times New Roman" w:cs="Times New Roman"/>
-        </w:rPr>
-        <w:t xml:space="preserve"> </w:t>
-      </w:r>
-      <w:r>
-        <w:rPr>
-          <w:rFonts w:ascii="Times New Roman" w:hAnsi="Times New Roman" w:eastAsia="Times New Roman" w:cs="Times New Roman"/>
-        </w:rPr>
-        <w:t xml:space="preserve">&gt; </w:t>
-      </w:r>
-      <w:r>
-        <w:rPr>
-          <w:rFonts w:hint="eastAsia" w:ascii="Times New Roman" w:hAnsi="Times New Roman" w:eastAsia="FangSong" w:cs="Times New Roman"/>
-        </w:rPr>
-        <w:t xml:space="preserve">图</w:t>
-      </w:r>
-      <w:r>
-        <w:rPr>
-          <w:rFonts w:ascii="Times New Roman" w:hAnsi="Times New Roman" w:eastAsia="Times New Roman" w:cs="Times New Roman"/>
-        </w:rPr>
-        <w:t xml:space="preserve"> </w:t>
-      </w:r>
-      <w:r>
-        <w:rPr>
-          <w:rFonts w:hint="eastAsia" w:ascii="Times New Roman" w:hAnsi="Times New Roman" w:eastAsia="Times New Roman" w:cs="Times New Roman"/>
-        </w:rPr>
-        <w:t>8-1：</w:t>
-      </w:r>
-      <w:r>
-        <w:rPr>
-          <w:rFonts w:hint="eastAsia" w:ascii="Times New Roman" w:hAnsi="Times New Roman" w:eastAsia="FangSong" w:cs="Times New Roman"/>
-        </w:rPr>
-        <w:t>元素推断</w:t>
-      </w:r>
-      <w:r>
-        <w:rPr>
-          <w:rFonts w:hint="eastAsia" w:ascii="Times New Roman" w:hAnsi="Times New Roman" w:eastAsia="Times New Roman" w:cs="Times New Roman"/>
-        </w:rPr>
-        <w:t>「</w:t>
-      </w:r>
-      <w:r>
-        <w:rPr>
-          <w:rFonts w:hint="eastAsia" w:ascii="Times New Roman" w:hAnsi="Times New Roman" w:eastAsia="FangSong" w:cs="Times New Roman"/>
-        </w:rPr>
-        <w:t>四步法</w:t>
-      </w:r>
-      <w:r>
-        <w:rPr>
-          <w:rFonts w:hint="eastAsia" w:ascii="Times New Roman" w:hAnsi="Times New Roman" w:eastAsia="Times New Roman" w:cs="Times New Roman"/>
-        </w:rPr>
-        <w:t>」</w:t>
-      </w:r>
-      <w:r>
-        <w:rPr>
-          <w:rFonts w:hint="eastAsia" w:ascii="Times New Roman" w:hAnsi="Times New Roman" w:eastAsia="FangSong" w:cs="Times New Roman"/>
-        </w:rPr>
-        <w:t>决策闭环体系</w:t>
-      </w:r>
-      <w:r>
-        <w:rPr>
-          <w:rFonts w:hint="eastAsia" w:ascii="Times New Roman" w:hAnsi="Times New Roman" w:eastAsia="Times New Roman" w:cs="Times New Roman"/>
-        </w:rPr>
-        <w:t>（</w:t>
-      </w:r>
-      <w:r>
-        <w:rPr>
-          <w:rFonts w:hint="eastAsia" w:ascii="Times New Roman" w:hAnsi="Times New Roman" w:eastAsia="FangSong" w:cs="Times New Roman"/>
-        </w:rPr>
-        <w:t>抓取信号</w:t>
-      </w:r>
-      <w:r>
-        <w:rPr>
-          <w:rFonts w:ascii="Times New Roman" w:hAnsi="Times New Roman" w:eastAsia="Times New Roman" w:cs="Times New Roman"/>
-        </w:rPr>
-        <w:t xml:space="preserve"> → </w:t>
-      </w:r>
-      <w:r>
-        <w:rPr>
-          <w:rFonts w:hint="eastAsia" w:ascii="Times New Roman" w:hAnsi="Times New Roman" w:eastAsia="FangSong" w:cs="Times New Roman"/>
-        </w:rPr>
-        <w:t xml:space="preserve">建立候选池</w:t>
-      </w:r>
-      <w:r>
-        <w:rPr>
-          <w:rFonts w:ascii="Times New Roman" w:hAnsi="Times New Roman" w:eastAsia="Times New Roman" w:cs="Times New Roman"/>
-        </w:rPr>
-        <w:t xml:space="preserve"> → </w:t>
-      </w:r>
-      <w:r>
-        <w:rPr>
-          <w:rFonts w:hint="eastAsia" w:ascii="Times New Roman" w:hAnsi="Times New Roman" w:eastAsia="FangSong" w:cs="Times New Roman"/>
-        </w:rPr>
-        <w:t xml:space="preserve">否定排除</w:t>
-      </w:r>
-      <w:r>
-        <w:rPr>
-          <w:rFonts w:ascii="Times New Roman" w:hAnsi="Times New Roman" w:eastAsia="Times New Roman" w:cs="Times New Roman"/>
-        </w:rPr>
-        <w:t xml:space="preserve"> → </w:t>
-      </w:r>
-      <w:r>
-        <w:rPr>
-          <w:rFonts w:hint="eastAsia" w:ascii="Times New Roman" w:hAnsi="Times New Roman" w:eastAsia="FangSong" w:cs="Times New Roman"/>
-        </w:rPr>
-        <w:t>反向闭环验证</w:t>
-      </w:r>
-      <w:r>
-        <w:rPr>
-          <w:rFonts w:hint="eastAsia" w:ascii="Times New Roman" w:hAnsi="Times New Roman" w:eastAsia="Times New Roman" w:cs="Times New Roman"/>
-        </w:rPr>
-        <w:t>）</w:t>
-      </w:r>
-    </w:p>
+        <w:tblBorders>
+          <w:top w:val="single" w:sz="12" w:space="0" w:color="333333"/>
+          <w:bottom w:val="single" w:sz="12" w:space="0" w:color="333333"/>
+          <w:left w:val="none"/>
+          <w:right w:val="none"/>
+          <w:insideH w:val="none"/>
+          <w:insideV w:val="none"/>
+        </w:tblBorders>
+      </w:tblPr>
+      <w:tblGrid>
+        <w:gridCol w:w="7920"/>
+      </w:tblGrid>
+      <w:tr>
+        <w:trPr>
+          <w:tblHeader w:val="on"/>
+        </w:trPr>
+        <w:tc>
+          <w:tcPr>
+            <w:tcBorders>
+              <w:bottom w:val="single" w:sz="6" w:space="0" w:color="333333"/>
+            </w:tcBorders>
+          </w:tcPr>
+          <w:p>
+            <w:pPr>
+              <w:pStyle w:val="Compact"/>
+              <w:jc w:val="center"/>
+            </w:pPr>
+            <w:r>
+              <w:rPr>
+                <w:rFonts w:hint="eastAsia" w:ascii="Times New Roman" w:hAnsi="Times New Roman" w:eastAsia="SimHei" w:cs="Times New Roman"/>
+                <w:b/>
+              </w:rPr>
+              <w:t>元素推断</w:t>
+            </w:r>
+            <w:r>
+              <w:rPr>
+                <w:rFonts w:hint="eastAsia" w:ascii="Times New Roman" w:hAnsi="Times New Roman" w:eastAsia="Times New Roman" w:cs="Times New Roman"/>
+                <w:b/>
+              </w:rPr>
+              <w:t>「</w:t>
+            </w:r>
+            <w:r>
+              <w:rPr>
+                <w:rFonts w:hint="eastAsia" w:ascii="Times New Roman" w:hAnsi="Times New Roman" w:eastAsia="SimHei" w:cs="Times New Roman"/>
+                <w:b/>
+              </w:rPr>
+              <w:t>四步法</w:t>
+            </w:r>
+            <w:r>
+              <w:rPr>
+                <w:rFonts w:hint="eastAsia" w:ascii="Times New Roman" w:hAnsi="Times New Roman" w:eastAsia="Times New Roman" w:cs="Times New Roman"/>
+                <w:b/>
+              </w:rPr>
+              <w:t>」</w:t>
+            </w:r>
+            <w:r>
+              <w:rPr>
+                <w:rFonts w:hint="eastAsia" w:ascii="Times New Roman" w:hAnsi="Times New Roman" w:eastAsia="SimHei" w:cs="Times New Roman"/>
+                <w:b/>
+              </w:rPr>
+              <w:t>决策闭环体系</w:t>
+            </w:r>
+          </w:p>
+        </w:tc>
+      </w:tr>
+      <w:tr>
+        <w:tc>
+          <w:tcPr/>
+          <w:p>
+            <w:pPr>
+              <w:pStyle w:val="Compact"/>
+              <w:jc w:val="center"/>
+            </w:pPr>
+            <w:r>
+              <w:rPr>
+                <w:rFonts w:ascii="Times New Roman" w:hAnsi="Times New Roman" w:eastAsia="Times New Roman" w:cs="Times New Roman"/>
+              </w:rPr>
+              <w:drawing>
+                <wp:inline>
+                  <wp:extent cx="2667000" cy="1171094"/>
+                  <wp:effectExtent b="0" l="0" r="0" t="0"/>
+                  <wp:docPr descr="" title="" id="11" name="Picture"/>
+                  <a:graphic>
+                    <a:graphicData uri="http://schemas.openxmlformats.org/drawingml/2006/picture">
+                      <pic:pic>
+                        <pic:nvPicPr>
+                          <pic:cNvPr descr="6f2f8853aa24c146e33ba4e84e2cbca183fbab4964453210fb26bf152a97604d.png" id="12" name="Picture"/>
+                          <pic:cNvPicPr>
+                            <a:picLocks noChangeArrowheads="1" noChangeAspect="1"/>
+                          </pic:cNvPicPr>
+                        </pic:nvPicPr>
+                        <pic:blipFill>
+                          <a:blip r:embed="rId10"/>
+                          <a:stretch>
+                            <a:fillRect/>
+                          </a:stretch>
+                        </pic:blipFill>
+                        <pic:spPr bwMode="auto">
+                          <a:xfrm>
+                            <a:off x="0" y="0"/>
+                            <a:ext cx="2667000" cy="1171094"/>
+                          </a:xfrm>
+                          <a:prstGeom prst="rect">
+                            <a:avLst/>
+                          </a:prstGeom>
+                          <a:noFill/>
+                          <a:ln w="9525">
+                            <a:noFill/>
+                            <a:headEnd/>
+                            <a:tailEnd/>
+                          </a:ln>
+                        </pic:spPr>
+                      </pic:pic>
+                    </a:graphicData>
+                  </a:graphic>
+                </wp:inline>
+              </w:drawing>
+            </w:r>
+          </w:p>
+        </w:tc>
+      </w:tr>
+      <w:tr>
+        <w:tc>
+          <w:tcPr/>
+          <w:p>
+            <w:pPr>
+              <w:pStyle w:val="Compact"/>
+              <w:jc w:val="center"/>
+            </w:pPr>
+            <w:r>
+              <w:rPr>
+                <w:rFonts w:ascii="Times New Roman" w:hAnsi="Times New Roman" w:eastAsia="Times New Roman" w:cs="Times New Roman"/>
+              </w:rPr>
+              <w:t xml:space="preserve">&gt; </w:t>
+            </w:r>
+            <w:r>
+              <w:rPr>
+                <w:rFonts w:hint="eastAsia" w:ascii="Times New Roman" w:hAnsi="Times New Roman" w:eastAsia="FangSong" w:cs="Times New Roman"/>
+              </w:rPr>
+              <w:t xml:space="preserve">图</w:t>
+            </w:r>
+            <w:r>
+              <w:rPr>
+                <w:rFonts w:ascii="Times New Roman" w:hAnsi="Times New Roman" w:eastAsia="Times New Roman" w:cs="Times New Roman"/>
+              </w:rPr>
+              <w:t xml:space="preserve"> </w:t>
+            </w:r>
+            <w:r>
+              <w:rPr>
+                <w:rFonts w:hint="eastAsia" w:ascii="Times New Roman" w:hAnsi="Times New Roman" w:eastAsia="Times New Roman" w:cs="Times New Roman"/>
+              </w:rPr>
+              <w:t>8-1：</w:t>
+            </w:r>
+            <w:r>
+              <w:rPr>
+                <w:rFonts w:hint="eastAsia" w:ascii="Times New Roman" w:hAnsi="Times New Roman" w:eastAsia="FangSong" w:cs="Times New Roman"/>
+              </w:rPr>
+              <w:t>元素推断</w:t>
+            </w:r>
+            <w:r>
+              <w:rPr>
+                <w:rFonts w:hint="eastAsia" w:ascii="Times New Roman" w:hAnsi="Times New Roman" w:eastAsia="Times New Roman" w:cs="Times New Roman"/>
+              </w:rPr>
+              <w:t>「</w:t>
+            </w:r>
+            <w:r>
+              <w:rPr>
+                <w:rFonts w:hint="eastAsia" w:ascii="Times New Roman" w:hAnsi="Times New Roman" w:eastAsia="FangSong" w:cs="Times New Roman"/>
+              </w:rPr>
+              <w:t>四步法</w:t>
+            </w:r>
+            <w:r>
+              <w:rPr>
+                <w:rFonts w:hint="eastAsia" w:ascii="Times New Roman" w:hAnsi="Times New Roman" w:eastAsia="Times New Roman" w:cs="Times New Roman"/>
+              </w:rPr>
+              <w:t>」</w:t>
+            </w:r>
+            <w:r>
+              <w:rPr>
+                <w:rFonts w:hint="eastAsia" w:ascii="Times New Roman" w:hAnsi="Times New Roman" w:eastAsia="FangSong" w:cs="Times New Roman"/>
+              </w:rPr>
+              <w:t>决策闭环体系</w:t>
+            </w:r>
+            <w:r>
+              <w:rPr>
+                <w:rFonts w:hint="eastAsia" w:ascii="Times New Roman" w:hAnsi="Times New Roman" w:eastAsia="Times New Roman" w:cs="Times New Roman"/>
+              </w:rPr>
+              <w:t>（</w:t>
+            </w:r>
+            <w:r>
+              <w:rPr>
+                <w:rFonts w:hint="eastAsia" w:ascii="Times New Roman" w:hAnsi="Times New Roman" w:eastAsia="FangSong" w:cs="Times New Roman"/>
+              </w:rPr>
+              <w:t>抓取信号</w:t>
+            </w:r>
+            <w:r>
+              <w:rPr>
+                <w:rFonts w:ascii="Times New Roman" w:hAnsi="Times New Roman" w:eastAsia="Times New Roman" w:cs="Times New Roman"/>
+              </w:rPr>
+              <w:t xml:space="preserve"> → </w:t>
+            </w:r>
+            <w:r>
+              <w:rPr>
+                <w:rFonts w:hint="eastAsia" w:ascii="Times New Roman" w:hAnsi="Times New Roman" w:eastAsia="FangSong" w:cs="Times New Roman"/>
+              </w:rPr>
+              <w:t xml:space="preserve">建立候选池</w:t>
+            </w:r>
+            <w:r>
+              <w:rPr>
+                <w:rFonts w:ascii="Times New Roman" w:hAnsi="Times New Roman" w:eastAsia="Times New Roman" w:cs="Times New Roman"/>
+              </w:rPr>
+              <w:t xml:space="preserve"> → </w:t>
+            </w:r>
+            <w:r>
+              <w:rPr>
+                <w:rFonts w:hint="eastAsia" w:ascii="Times New Roman" w:hAnsi="Times New Roman" w:eastAsia="FangSong" w:cs="Times New Roman"/>
+              </w:rPr>
+              <w:t xml:space="preserve">否定排除</w:t>
+            </w:r>
+            <w:r>
+              <w:rPr>
+                <w:rFonts w:ascii="Times New Roman" w:hAnsi="Times New Roman" w:eastAsia="Times New Roman" w:cs="Times New Roman"/>
+              </w:rPr>
+              <w:t xml:space="preserve"> → </w:t>
+            </w:r>
+            <w:r>
+              <w:rPr>
+                <w:rFonts w:hint="eastAsia" w:ascii="Times New Roman" w:hAnsi="Times New Roman" w:eastAsia="FangSong" w:cs="Times New Roman"/>
+              </w:rPr>
+              <w:t>反向闭环验证</w:t>
+            </w:r>
+            <w:r>
+              <w:rPr>
+                <w:rFonts w:hint="eastAsia" w:ascii="Times New Roman" w:hAnsi="Times New Roman" w:eastAsia="Times New Roman" w:cs="Times New Roman"/>
+              </w:rPr>
+              <w:t>）</w:t>
+            </w:r>
+          </w:p>
+        </w:tc>
+      </w:tr>
+    </w:tbl>
     <w:p>
       <w:pPr>
         <w:spacing w:before="160" w:after="80"/>
@@ -6341,6 +6424,7 @@
           <w:ilvl w:val="0"/>
           <w:numId w:val="1003"/>
         </w:numPr>
+        <w:spacing w:after="80"/>
         <w:ind w:firstLine="420"/>
       </w:pPr>
       <w:r>
@@ -6430,118 +6514,179 @@
         <w:t>。</w:t>
       </w:r>
     </w:p>
-    <w:p>
-      <w:pPr>
-        <w:pStyle w:val="FirstParagraph"/>
-        <w:spacing w:before="160" w:after="80"/>
+    <w:tbl>
+      <w:tblPr>
+        <w:tblStyle w:val="Table"/>
+        <w:tblW w:type="pct" w:w="5000"/>
+        <w:tblLayout w:type="fixed"/>
+        <w:tblLook w:firstRow="1" w:lastRow="0" w:firstColumn="0" w:lastColumn="0" w:noHBand="0" w:noVBand="0" w:val="0020"/>
         <w:jc w:val="center"/>
-      </w:pPr>
-      <w:r>
-        <w:rPr>
-          <w:rFonts w:ascii="Times New Roman" w:hAnsi="Times New Roman" w:eastAsia="Times New Roman" w:cs="Times New Roman"/>
-        </w:rPr>
-        <w:drawing>
-          <wp:inline>
-            <wp:extent cx="2667000" cy="682052"/>
-            <wp:effectExtent b="0" l="0" r="0" t="0"/>
-            <wp:docPr descr="" title="" id="18" name="Picture"/>
-            <a:graphic>
-              <a:graphicData uri="http://schemas.openxmlformats.org/drawingml/2006/picture">
-                <pic:pic>
-                  <pic:nvPicPr>
-                    <pic:cNvPr descr="513610b3927f42b644d3a4f0faa1affa98f0fc6919c119bac08b8855131b01d5.jpg" id="19" name="Picture"/>
-                    <pic:cNvPicPr>
-                      <a:picLocks noChangeArrowheads="1" noChangeAspect="1"/>
-                    </pic:cNvPicPr>
-                  </pic:nvPicPr>
-                  <pic:blipFill>
-                    <a:blip r:embed="rId17"/>
-                    <a:stretch>
-                      <a:fillRect/>
-                    </a:stretch>
-                  </pic:blipFill>
-                  <pic:spPr bwMode="auto">
-                    <a:xfrm>
-                      <a:off x="0" y="0"/>
-                      <a:ext cx="2667000" cy="682052"/>
-                    </a:xfrm>
-                    <a:prstGeom prst="rect">
-                      <a:avLst/>
-                    </a:prstGeom>
-                    <a:noFill/>
-                    <a:ln w="9525">
-                      <a:noFill/>
-                      <a:headEnd/>
-                      <a:tailEnd/>
-                    </a:ln>
-                  </pic:spPr>
-                </pic:pic>
-              </a:graphicData>
-            </a:graphic>
-          </wp:inline>
-        </w:drawing>
-      </w:r>
-      <w:r>
-        <w:rPr>
-          <w:rFonts w:ascii="Times New Roman" w:hAnsi="Times New Roman" w:eastAsia="Times New Roman" w:cs="Times New Roman"/>
-        </w:rPr>
-        <w:t xml:space="preserve"> </w:t>
-      </w:r>
-      <w:r>
-        <w:rPr>
-          <w:rFonts w:ascii="Times New Roman" w:hAnsi="Times New Roman" w:eastAsia="Times New Roman" w:cs="Times New Roman"/>
-        </w:rPr>
-        <w:t xml:space="preserve">&gt; </w:t>
-      </w:r>
-      <w:r>
-        <w:rPr>
-          <w:rFonts w:hint="eastAsia" w:ascii="Times New Roman" w:hAnsi="Times New Roman" w:eastAsia="FangSong" w:cs="Times New Roman"/>
-        </w:rPr>
-        <w:t xml:space="preserve">图</w:t>
-      </w:r>
-      <w:r>
-        <w:rPr>
-          <w:rFonts w:ascii="Times New Roman" w:hAnsi="Times New Roman" w:eastAsia="Times New Roman" w:cs="Times New Roman"/>
-        </w:rPr>
-        <w:t xml:space="preserve"> </w:t>
-      </w:r>
-      <w:r>
-        <w:rPr>
-          <w:rFonts w:hint="eastAsia" w:ascii="Times New Roman" w:hAnsi="Times New Roman" w:eastAsia="Times New Roman" w:cs="Times New Roman"/>
-        </w:rPr>
-        <w:t>8-2：</w:t>
-      </w:r>
-      <w:r>
-        <w:rPr>
-          <w:rFonts w:hint="eastAsia" w:ascii="Times New Roman" w:hAnsi="Times New Roman" w:eastAsia="FangSong" w:cs="Times New Roman"/>
-        </w:rPr>
-        <w:t>配位物颜色的条件依赖性实例</w:t>
-      </w:r>
-      <w:r>
-        <w:rPr>
-          <w:rFonts w:hint="eastAsia" w:ascii="Times New Roman" w:hAnsi="Times New Roman" w:eastAsia="Times New Roman" w:cs="Times New Roman"/>
-        </w:rPr>
-        <w:t>：Fe(III)-</w:t>
-      </w:r>
-      <w:r>
-        <w:rPr>
-          <w:rFonts w:hint="eastAsia" w:ascii="Times New Roman" w:hAnsi="Times New Roman" w:eastAsia="FangSong" w:cs="Times New Roman"/>
-        </w:rPr>
-        <w:t>水杨酸配合物随</w:t>
-      </w:r>
-      <w:r>
-        <w:rPr>
-          <w:rFonts w:ascii="Times New Roman" w:hAnsi="Times New Roman" w:eastAsia="Times New Roman" w:cs="Times New Roman"/>
-        </w:rPr>
-        <w:t xml:space="preserve"> pH </w:t>
-      </w:r>
-      <w:r>
-        <w:rPr>
-          <w:rFonts w:hint="eastAsia" w:ascii="Times New Roman" w:hAnsi="Times New Roman" w:eastAsia="FangSong" w:cs="Times New Roman"/>
-        </w:rPr>
-        <w:t xml:space="preserve">变化的配位数与特征颜色</w:t>
-      </w:r>
-    </w:p>
+        <w:tblBorders>
+          <w:top w:val="single" w:sz="12" w:space="0" w:color="333333"/>
+          <w:bottom w:val="single" w:sz="12" w:space="0" w:color="333333"/>
+          <w:left w:val="none"/>
+          <w:right w:val="none"/>
+          <w:insideH w:val="none"/>
+          <w:insideV w:val="none"/>
+        </w:tblBorders>
+      </w:tblPr>
+      <w:tblGrid>
+        <w:gridCol w:w="7920"/>
+      </w:tblGrid>
+      <w:tr>
+        <w:trPr>
+          <w:tblHeader w:val="on"/>
+        </w:trPr>
+        <w:tc>
+          <w:tcPr>
+            <w:tcBorders>
+              <w:bottom w:val="single" w:sz="6" w:space="0" w:color="333333"/>
+            </w:tcBorders>
+          </w:tcPr>
+          <w:p>
+            <w:pPr>
+              <w:pStyle w:val="Compact"/>
+              <w:jc w:val="center"/>
+            </w:pPr>
+            <w:r>
+              <w:rPr>
+                <w:rFonts w:hint="eastAsia" w:ascii="Times New Roman" w:hAnsi="Times New Roman" w:eastAsia="SimHei" w:cs="Times New Roman"/>
+                <w:b/>
+              </w:rPr>
+              <w:t>配位物颜色的条件依赖性实例</w:t>
+            </w:r>
+            <w:r>
+              <w:rPr>
+                <w:rFonts w:hint="eastAsia" w:ascii="Times New Roman" w:hAnsi="Times New Roman" w:eastAsia="Times New Roman" w:cs="Times New Roman"/>
+                <w:b/>
+              </w:rPr>
+              <w:t>：Fe(I</w:t>
+            </w:r>
+          </w:p>
+        </w:tc>
+      </w:tr>
+      <w:tr>
+        <w:tc>
+          <w:tcPr/>
+          <w:p>
+            <w:pPr>
+              <w:pStyle w:val="Compact"/>
+              <w:jc w:val="center"/>
+            </w:pPr>
+            <w:r>
+              <w:rPr>
+                <w:rFonts w:ascii="Times New Roman" w:hAnsi="Times New Roman" w:eastAsia="Times New Roman" w:cs="Times New Roman"/>
+              </w:rPr>
+              <w:drawing>
+                <wp:inline>
+                  <wp:extent cx="2667000" cy="682052"/>
+                  <wp:effectExtent b="0" l="0" r="0" t="0"/>
+                  <wp:docPr descr="" title="" id="18" name="Picture"/>
+                  <a:graphic>
+                    <a:graphicData uri="http://schemas.openxmlformats.org/drawingml/2006/picture">
+                      <pic:pic>
+                        <pic:nvPicPr>
+                          <pic:cNvPr descr="513610b3927f42b644d3a4f0faa1affa98f0fc6919c119bac08b8855131b01d5.jpg" id="19" name="Picture"/>
+                          <pic:cNvPicPr>
+                            <a:picLocks noChangeArrowheads="1" noChangeAspect="1"/>
+                          </pic:cNvPicPr>
+                        </pic:nvPicPr>
+                        <pic:blipFill>
+                          <a:blip r:embed="rId17"/>
+                          <a:stretch>
+                            <a:fillRect/>
+                          </a:stretch>
+                        </pic:blipFill>
+                        <pic:spPr bwMode="auto">
+                          <a:xfrm>
+                            <a:off x="0" y="0"/>
+                            <a:ext cx="2667000" cy="682052"/>
+                          </a:xfrm>
+                          <a:prstGeom prst="rect">
+                            <a:avLst/>
+                          </a:prstGeom>
+                          <a:noFill/>
+                          <a:ln w="9525">
+                            <a:noFill/>
+                            <a:headEnd/>
+                            <a:tailEnd/>
+                          </a:ln>
+                        </pic:spPr>
+                      </pic:pic>
+                    </a:graphicData>
+                  </a:graphic>
+                </wp:inline>
+              </w:drawing>
+            </w:r>
+          </w:p>
+        </w:tc>
+      </w:tr>
+      <w:tr>
+        <w:tc>
+          <w:tcPr/>
+          <w:p>
+            <w:pPr>
+              <w:pStyle w:val="Compact"/>
+              <w:jc w:val="center"/>
+            </w:pPr>
+            <w:r>
+              <w:rPr>
+                <w:rFonts w:ascii="Times New Roman" w:hAnsi="Times New Roman" w:eastAsia="Times New Roman" w:cs="Times New Roman"/>
+              </w:rPr>
+              <w:t xml:space="preserve">&gt; </w:t>
+            </w:r>
+            <w:r>
+              <w:rPr>
+                <w:rFonts w:hint="eastAsia" w:ascii="Times New Roman" w:hAnsi="Times New Roman" w:eastAsia="FangSong" w:cs="Times New Roman"/>
+              </w:rPr>
+              <w:t xml:space="preserve">图</w:t>
+            </w:r>
+            <w:r>
+              <w:rPr>
+                <w:rFonts w:ascii="Times New Roman" w:hAnsi="Times New Roman" w:eastAsia="Times New Roman" w:cs="Times New Roman"/>
+              </w:rPr>
+              <w:t xml:space="preserve"> </w:t>
+            </w:r>
+            <w:r>
+              <w:rPr>
+                <w:rFonts w:hint="eastAsia" w:ascii="Times New Roman" w:hAnsi="Times New Roman" w:eastAsia="Times New Roman" w:cs="Times New Roman"/>
+              </w:rPr>
+              <w:t>8-2：</w:t>
+            </w:r>
+            <w:r>
+              <w:rPr>
+                <w:rFonts w:hint="eastAsia" w:ascii="Times New Roman" w:hAnsi="Times New Roman" w:eastAsia="FangSong" w:cs="Times New Roman"/>
+              </w:rPr>
+              <w:t>配位物颜色的条件依赖性实例</w:t>
+            </w:r>
+            <w:r>
+              <w:rPr>
+                <w:rFonts w:hint="eastAsia" w:ascii="Times New Roman" w:hAnsi="Times New Roman" w:eastAsia="Times New Roman" w:cs="Times New Roman"/>
+              </w:rPr>
+              <w:t>：Fe(III)-</w:t>
+            </w:r>
+            <w:r>
+              <w:rPr>
+                <w:rFonts w:hint="eastAsia" w:ascii="Times New Roman" w:hAnsi="Times New Roman" w:eastAsia="FangSong" w:cs="Times New Roman"/>
+              </w:rPr>
+              <w:t>水杨酸配合物随</w:t>
+            </w:r>
+            <w:r>
+              <w:rPr>
+                <w:rFonts w:ascii="Times New Roman" w:hAnsi="Times New Roman" w:eastAsia="Times New Roman" w:cs="Times New Roman"/>
+              </w:rPr>
+              <w:t xml:space="preserve"> pH </w:t>
+            </w:r>
+            <w:r>
+              <w:rPr>
+                <w:rFonts w:hint="eastAsia" w:ascii="Times New Roman" w:hAnsi="Times New Roman" w:eastAsia="FangSong" w:cs="Times New Roman"/>
+              </w:rPr>
+              <w:t xml:space="preserve">变化的配位数与特征颜色</w:t>
+            </w:r>
+          </w:p>
+        </w:tc>
+      </w:tr>
+    </w:tbl>
     <w:p>
       <w:pPr>
         <w:spacing w:before="160" w:after="80"/>
@@ -6554,7 +6699,7 @@
     </w:p>
     <w:bookmarkEnd w:id="20"/>
     <w:bookmarkEnd w:id="21"/>
-    <w:bookmarkStart w:id="27" w:name="沉淀信号法与气体信号法"/>
+    <w:bookmarkStart w:id="24" w:name="沉淀信号法与气体信号法"/>
     <w:p>
       <w:pPr>
         <w:pStyle w:val="Heading2"/>
@@ -8839,7 +8984,7 @@
       </w:r>
     </w:p>
     <w:bookmarkEnd w:id="22"/>
-    <w:bookmarkStart w:id="26" w:name="气体信号"/>
+    <w:bookmarkStart w:id="23" w:name="气体信号"/>
     <w:p>
       <w:pPr>
         <w:pStyle w:val="Heading3"/>
@@ -10204,7 +10349,7 @@
     <w:p>
       <w:pPr>
         <w:pStyle w:val="BodyText"/>
-        <w:spacing w:before="120"/>
+        <w:spacing w:before="120" w:after="80"/>
         <w:ind w:firstLine="420"/>
       </w:pPr>
       <w:r>
@@ -10413,94 +10558,2059 @@
         <w:t xml:space="preserve">5）</w:t>
       </w:r>
     </w:p>
-    <w:p>
-      <w:pPr>
-        <w:pStyle w:val="BodyText"/>
-        <w:spacing w:before="160" w:after="80"/>
+    <w:tbl>
+      <w:tblPr>
+        <w:tblStyle w:val="Table"/>
+        <w:tblW w:type="pct" w:w="5000"/>
+        <w:tblLayout w:type="fixed"/>
+        <w:tblLook w:firstRow="1" w:lastRow="0" w:firstColumn="0" w:lastColumn="0" w:noHBand="0" w:noVBand="0" w:val="0020"/>
         <w:jc w:val="center"/>
-      </w:pPr>
-      <w:r>
-        <w:rPr>
-          <w:rFonts w:ascii="Times New Roman" w:hAnsi="Times New Roman" w:eastAsia="Times New Roman" w:cs="Times New Roman"/>
-        </w:rPr>
-        <w:drawing>
-          <wp:inline>
-            <wp:extent cx="2667000" cy="2168560"/>
-            <wp:effectExtent b="0" l="0" r="0" t="0"/>
-            <wp:docPr descr="" title="" id="24" name="Picture"/>
-            <a:graphic>
-              <a:graphicData uri="http://schemas.openxmlformats.org/drawingml/2006/picture">
-                <pic:pic>
-                  <pic:nvPicPr>
-                    <pic:cNvPr descr="2619f7aec28c2965baa10f8329da241f213d47a627cc65c53730239cc2b53fde.png" id="25" name="Picture"/>
-                    <pic:cNvPicPr>
-                      <a:picLocks noChangeArrowheads="1" noChangeAspect="1"/>
-                    </pic:cNvPicPr>
-                  </pic:nvPicPr>
-                  <pic:blipFill>
-                    <a:blip r:embed="rId23"/>
-                    <a:stretch>
-                      <a:fillRect/>
-                    </a:stretch>
-                  </pic:blipFill>
-                  <pic:spPr bwMode="auto">
-                    <a:xfrm>
-                      <a:off x="0" y="0"/>
-                      <a:ext cx="2667000" cy="2168560"/>
-                    </a:xfrm>
-                    <a:prstGeom prst="rect">
-                      <a:avLst/>
-                    </a:prstGeom>
-                    <a:noFill/>
-                    <a:ln w="9525">
-                      <a:noFill/>
-                      <a:headEnd/>
-                      <a:tailEnd/>
-                    </a:ln>
-                  </pic:spPr>
-                </pic:pic>
-              </a:graphicData>
-            </a:graphic>
-          </wp:inline>
-        </w:drawing>
-      </w:r>
-      <w:r>
-        <w:rPr>
-          <w:rFonts w:ascii="Times New Roman" w:hAnsi="Times New Roman" w:eastAsia="Times New Roman" w:cs="Times New Roman"/>
-        </w:rPr>
-        <w:t xml:space="preserve"> </w:t>
-      </w:r>
-      <w:r>
-        <w:rPr>
-          <w:rFonts w:ascii="Times New Roman" w:hAnsi="Times New Roman" w:eastAsia="Times New Roman" w:cs="Times New Roman"/>
-        </w:rPr>
-        <w:t xml:space="preserve">&gt; </w:t>
-      </w:r>
-      <w:r>
-        <w:rPr>
-          <w:rFonts w:hint="eastAsia" w:ascii="Times New Roman" w:hAnsi="Times New Roman" w:eastAsia="FangSong" w:cs="Times New Roman"/>
-        </w:rPr>
-        <w:t xml:space="preserve">图</w:t>
-      </w:r>
-      <w:r>
-        <w:rPr>
-          <w:rFonts w:ascii="Times New Roman" w:hAnsi="Times New Roman" w:eastAsia="Times New Roman" w:cs="Times New Roman"/>
-        </w:rPr>
-        <w:t xml:space="preserve"> </w:t>
-      </w:r>
-      <w:r>
-        <w:rPr>
-          <w:rFonts w:hint="eastAsia" w:ascii="Times New Roman" w:hAnsi="Times New Roman" w:eastAsia="Times New Roman" w:cs="Times New Roman"/>
-        </w:rPr>
-        <w:t>8-3：</w:t>
-      </w:r>
-      <w:r>
-        <w:rPr>
-          <w:rFonts w:hint="eastAsia" w:ascii="Times New Roman" w:hAnsi="Times New Roman" w:eastAsia="FangSong" w:cs="Times New Roman"/>
-        </w:rPr>
-        <w:t>化学竞赛常见气体特征信号速查表</w:t>
-      </w:r>
-    </w:p>
+        <w:tblBorders>
+          <w:top w:val="single" w:sz="12" w:space="0" w:color="333333"/>
+          <w:bottom w:val="single" w:sz="12" w:space="0" w:color="333333"/>
+          <w:left w:val="none"/>
+          <w:right w:val="none"/>
+          <w:insideH w:val="none"/>
+          <w:insideV w:val="none"/>
+        </w:tblBorders>
+      </w:tblPr>
+      <w:tblGrid>
+        <w:gridCol w:w="2084"/>
+        <w:gridCol w:w="2084"/>
+        <w:gridCol w:w="2084"/>
+        <w:gridCol w:w="1667"/>
+      </w:tblGrid>
+      <w:tr>
+        <w:trPr>
+          <w:tblHeader w:val="on"/>
+        </w:trPr>
+        <w:tc>
+          <w:tcPr>
+            <w:tcBorders>
+              <w:bottom w:val="single" w:sz="6" w:space="0" w:color="333333"/>
+            </w:tcBorders>
+          </w:tcPr>
+          <w:p>
+            <w:pPr>
+              <w:pStyle w:val="Compact"/>
+              <w:jc w:val="center"/>
+            </w:pPr>
+            <w:r>
+              <w:rPr>
+                <w:rFonts w:hint="eastAsia" w:ascii="Times New Roman" w:hAnsi="Times New Roman" w:eastAsia="SimHei" w:cs="Times New Roman"/>
+                <w:b/>
+              </w:rPr>
+              <w:t xml:space="preserve">气体</w:t>
+            </w:r>
+          </w:p>
+        </w:tc>
+        <w:tc>
+          <w:tcPr>
+            <w:tcBorders>
+              <w:bottom w:val="single" w:sz="6" w:space="0" w:color="333333"/>
+            </w:tcBorders>
+          </w:tcPr>
+          <w:p>
+            <w:pPr>
+              <w:pStyle w:val="Compact"/>
+              <w:jc w:val="center"/>
+            </w:pPr>
+            <w:r>
+              <w:rPr>
+                <w:rFonts w:hint="eastAsia" w:ascii="Times New Roman" w:hAnsi="Times New Roman" w:eastAsia="SimHei" w:cs="Times New Roman"/>
+                <w:b/>
+              </w:rPr>
+              <w:t xml:space="preserve">颜色</w:t>
+            </w:r>
+          </w:p>
+        </w:tc>
+        <w:tc>
+          <w:tcPr>
+            <w:tcBorders>
+              <w:bottom w:val="single" w:sz="6" w:space="0" w:color="333333"/>
+            </w:tcBorders>
+          </w:tcPr>
+          <w:p>
+            <w:pPr>
+              <w:pStyle w:val="Compact"/>
+              <w:jc w:val="center"/>
+            </w:pPr>
+            <w:r>
+              <w:rPr>
+                <w:rFonts w:hint="eastAsia" w:ascii="Times New Roman" w:hAnsi="Times New Roman" w:eastAsia="SimHei" w:cs="Times New Roman"/>
+                <w:b/>
+              </w:rPr>
+              <w:t xml:space="preserve">气味</w:t>
+            </w:r>
+          </w:p>
+        </w:tc>
+        <w:tc>
+          <w:tcPr>
+            <w:tcBorders>
+              <w:bottom w:val="single" w:sz="6" w:space="0" w:color="333333"/>
+            </w:tcBorders>
+          </w:tcPr>
+          <w:p>
+            <w:pPr>
+              <w:pStyle w:val="Compact"/>
+              <w:jc w:val="center"/>
+            </w:pPr>
+            <w:r>
+              <w:rPr>
+                <w:rFonts w:hint="eastAsia" w:ascii="Times New Roman" w:hAnsi="Times New Roman" w:eastAsia="SimHei" w:cs="Times New Roman"/>
+                <w:b/>
+              </w:rPr>
+              <w:t xml:space="preserve">特征反应或唯一性推断信息</w:t>
+            </w:r>
+          </w:p>
+        </w:tc>
+      </w:tr>
+      <w:tr>
+        <w:tc>
+          <w:tcPr/>
+          <w:p>
+            <w:pPr>
+              <w:pStyle w:val="Compact"/>
+              <w:jc w:val="center"/>
+            </w:pPr>
+            <m:oMath>
+              <m:r>
+                <m:rPr>
+                  <m:sty m:val="p"/>
+                </m:rPr>
+                <m:t>N</m:t>
+              </m:r>
+              <m:r>
+                <m:rPr>
+                  <m:sty m:val="p"/>
+                </m:rPr>
+                <m:t>O</m:t>
+              </m:r>
+            </m:oMath>
+            <w:r>
+              <w:rPr>
+                <w:rFonts w:ascii="Times New Roman" w:hAnsi="Times New Roman" w:eastAsia="Times New Roman" w:cs="Times New Roman"/>
+              </w:rPr>
+              <w:t xml:space="preserve">​</w:t>
+            </w:r>
+          </w:p>
+        </w:tc>
+        <w:tc>
+          <w:tcPr/>
+          <w:p>
+            <w:pPr>
+              <w:pStyle w:val="Compact"/>
+              <w:jc w:val="center"/>
+            </w:pPr>
+            <w:r>
+              <w:rPr>
+                <w:rFonts w:hint="eastAsia" w:ascii="Times New Roman" w:hAnsi="Times New Roman" w:eastAsia="FangSong" w:cs="Times New Roman"/>
+              </w:rPr>
+              <w:t xml:space="preserve">无色</w:t>
+            </w:r>
+          </w:p>
+        </w:tc>
+        <w:tc>
+          <w:tcPr/>
+          <w:p>
+            <w:pPr>
+              <w:pStyle w:val="Compact"/>
+              <w:jc w:val="center"/>
+            </w:pPr>
+            <w:r>
+              <w:rPr>
+                <w:rFonts w:hint="eastAsia" w:ascii="Times New Roman" w:hAnsi="Times New Roman" w:eastAsia="FangSong" w:cs="Times New Roman"/>
+              </w:rPr>
+              <w:t xml:space="preserve">无味</w:t>
+            </w:r>
+          </w:p>
+        </w:tc>
+        <w:tc>
+          <w:tcPr/>
+          <w:p>
+            <w:pPr>
+              <w:pStyle w:val="Compact"/>
+              <w:jc w:val="center"/>
+            </w:pPr>
+            <w:r>
+              <w:rPr>
+                <w:rFonts w:hint="eastAsia" w:ascii="Times New Roman" w:hAnsi="Times New Roman" w:eastAsia="FangSong" w:cs="Times New Roman"/>
+              </w:rPr>
+              <w:t>遇空气迅速变为红棕色</w:t>
+            </w:r>
+            <w:r>
+              <w:rPr>
+                <w:rFonts w:hint="eastAsia" w:ascii="Times New Roman" w:hAnsi="Times New Roman" w:eastAsia="Times New Roman" w:cs="Times New Roman"/>
+              </w:rPr>
+              <w:t>（</w:t>
+            </w:r>
+            <w:r>
+              <w:rPr>
+                <w:rFonts w:hint="eastAsia" w:ascii="Times New Roman" w:hAnsi="Times New Roman" w:eastAsia="FangSong" w:cs="Times New Roman"/>
+              </w:rPr>
+              <w:t>唯一</w:t>
+            </w:r>
+            <w:r>
+              <w:rPr>
+                <w:rFonts w:hint="eastAsia" w:ascii="Times New Roman" w:hAnsi="Times New Roman" w:eastAsia="Times New Roman" w:cs="Times New Roman"/>
+              </w:rPr>
+              <w:t>）</w:t>
+            </w:r>
+          </w:p>
+        </w:tc>
+      </w:tr>
+      <w:tr>
+        <w:tc>
+          <w:tcPr/>
+          <w:p>
+            <w:pPr>
+              <w:pStyle w:val="Compact"/>
+              <w:jc w:val="center"/>
+            </w:pPr>
+            <m:oMath>
+              <m:r>
+                <m:rPr>
+                  <m:sty m:val="p"/>
+                </m:rPr>
+                <m:t>N</m:t>
+              </m:r>
+              <m:sSub>
+                <m:e>
+                  <m:r>
+                    <m:rPr>
+                      <m:sty m:val="p"/>
+                    </m:rPr>
+                    <m:t>O</m:t>
+                  </m:r>
+                </m:e>
+                <m:sub>
+                  <m:r>
+                    <m:rPr>
+                      <m:sty m:val="p"/>
+                    </m:rPr>
+                    <m:t>2</m:t>
+                  </m:r>
+                </m:sub>
+              </m:sSub>
+            </m:oMath>
+            <w:r>
+              <w:rPr>
+                <w:rFonts w:ascii="Times New Roman" w:hAnsi="Times New Roman" w:eastAsia="Times New Roman" w:cs="Times New Roman"/>
+              </w:rPr>
+              <w:t xml:space="preserve">​</w:t>
+            </w:r>
+          </w:p>
+        </w:tc>
+        <w:tc>
+          <w:tcPr/>
+          <w:p>
+            <w:pPr>
+              <w:pStyle w:val="Compact"/>
+              <w:jc w:val="center"/>
+            </w:pPr>
+            <w:r>
+              <w:rPr>
+                <w:rFonts w:hint="eastAsia" w:ascii="Times New Roman" w:hAnsi="Times New Roman" w:eastAsia="FangSong" w:cs="Times New Roman"/>
+              </w:rPr>
+              <w:t xml:space="preserve">红棕色</w:t>
+            </w:r>
+          </w:p>
+        </w:tc>
+        <w:tc>
+          <w:tcPr/>
+          <w:p>
+            <w:pPr>
+              <w:pStyle w:val="Compact"/>
+              <w:jc w:val="center"/>
+            </w:pPr>
+            <w:r>
+              <w:rPr>
+                <w:rFonts w:hint="eastAsia" w:ascii="Times New Roman" w:hAnsi="Times New Roman" w:eastAsia="FangSong" w:cs="Times New Roman"/>
+              </w:rPr>
+              <w:t xml:space="preserve">刺激性</w:t>
+            </w:r>
+          </w:p>
+        </w:tc>
+        <w:tc>
+          <w:tcPr/>
+          <w:p>
+            <w:pPr>
+              <w:pStyle w:val="Compact"/>
+              <w:jc w:val="center"/>
+            </w:pPr>
+            <w:r>
+              <w:rPr>
+                <w:rFonts w:hint="eastAsia" w:ascii="Times New Roman" w:hAnsi="Times New Roman" w:eastAsia="FangSong" w:cs="Times New Roman"/>
+              </w:rPr>
+              <w:t xml:space="preserve">溶于水得无色气体</w:t>
+            </w:r>
+            <w:r>
+              <w:rPr>
+                <w:rFonts w:ascii="Times New Roman" w:hAnsi="Times New Roman" w:eastAsia="Times New Roman" w:cs="Times New Roman"/>
+              </w:rPr>
+              <w:t xml:space="preserve"> </w:t>
+            </w:r>
+            <m:oMath>
+              <m:r>
+                <m:rPr>
+                  <m:sty m:val="p"/>
+                </m:rPr>
+                <m:t>N</m:t>
+              </m:r>
+              <m:r>
+                <m:rPr>
+                  <m:sty m:val="p"/>
+                </m:rPr>
+                <m:t>O</m:t>
+              </m:r>
+            </m:oMath>
+            <w:r>
+              <w:rPr>
+                <w:rFonts w:ascii="Times New Roman" w:hAnsi="Times New Roman" w:eastAsia="Times New Roman" w:cs="Times New Roman"/>
+              </w:rPr>
+              <w:t xml:space="preserve"> </w:t>
+            </w:r>
+            <w:r>
+              <w:rPr>
+                <w:rFonts w:hint="eastAsia" w:ascii="Times New Roman" w:hAnsi="Times New Roman" w:eastAsia="FangSong" w:cs="Times New Roman"/>
+              </w:rPr>
+              <w:t xml:space="preserve">与硝酸</w:t>
+            </w:r>
+          </w:p>
+        </w:tc>
+      </w:tr>
+      <w:tr>
+        <w:tc>
+          <w:tcPr/>
+          <w:p>
+            <w:pPr>
+              <w:pStyle w:val="Compact"/>
+              <w:jc w:val="center"/>
+            </w:pPr>
+            <m:oMath>
+              <m:r>
+                <m:rPr>
+                  <m:sty m:val="p"/>
+                </m:rPr>
+                <m:t>S</m:t>
+              </m:r>
+              <m:sSub>
+                <m:e>
+                  <m:r>
+                    <m:rPr>
+                      <m:sty m:val="p"/>
+                    </m:rPr>
+                    <m:t>O</m:t>
+                  </m:r>
+                </m:e>
+                <m:sub>
+                  <m:r>
+                    <m:rPr>
+                      <m:sty m:val="p"/>
+                    </m:rPr>
+                    <m:t>2</m:t>
+                  </m:r>
+                </m:sub>
+              </m:sSub>
+            </m:oMath>
+            <w:r>
+              <w:rPr>
+                <w:rFonts w:ascii="Times New Roman" w:hAnsi="Times New Roman" w:eastAsia="Times New Roman" w:cs="Times New Roman"/>
+              </w:rPr>
+              <w:t xml:space="preserve">​</w:t>
+            </w:r>
+          </w:p>
+        </w:tc>
+        <w:tc>
+          <w:tcPr/>
+          <w:p>
+            <w:pPr>
+              <w:pStyle w:val="Compact"/>
+              <w:jc w:val="center"/>
+            </w:pPr>
+            <w:r>
+              <w:rPr>
+                <w:rFonts w:hint="eastAsia" w:ascii="Times New Roman" w:hAnsi="Times New Roman" w:eastAsia="FangSong" w:cs="Times New Roman"/>
+              </w:rPr>
+              <w:t xml:space="preserve">无色</w:t>
+            </w:r>
+          </w:p>
+        </w:tc>
+        <w:tc>
+          <w:tcPr/>
+          <w:p>
+            <w:pPr>
+              <w:pStyle w:val="Compact"/>
+              <w:jc w:val="center"/>
+            </w:pPr>
+            <w:r>
+              <w:rPr>
+                <w:rFonts w:hint="eastAsia" w:ascii="Times New Roman" w:hAnsi="Times New Roman" w:eastAsia="FangSong" w:cs="Times New Roman"/>
+              </w:rPr>
+              <w:t xml:space="preserve">刺激性</w:t>
+            </w:r>
+          </w:p>
+        </w:tc>
+        <w:tc>
+          <w:tcPr/>
+          <w:p>
+            <w:pPr>
+              <w:pStyle w:val="Compact"/>
+              <w:jc w:val="center"/>
+            </w:pPr>
+            <w:r>
+              <w:rPr>
+                <w:rFonts w:hint="eastAsia" w:ascii="Times New Roman" w:hAnsi="Times New Roman" w:eastAsia="FangSong" w:cs="Times New Roman"/>
+              </w:rPr>
+              <w:t>可逆漂白品红溶液</w:t>
+            </w:r>
+            <w:r>
+              <w:rPr>
+                <w:rFonts w:hint="eastAsia" w:ascii="Times New Roman" w:hAnsi="Times New Roman" w:eastAsia="Times New Roman" w:cs="Times New Roman"/>
+              </w:rPr>
+              <w:t>（</w:t>
+            </w:r>
+            <w:r>
+              <w:rPr>
+                <w:rFonts w:hint="eastAsia" w:ascii="Times New Roman" w:hAnsi="Times New Roman" w:eastAsia="FangSong" w:cs="Times New Roman"/>
+              </w:rPr>
+              <w:t>唯一</w:t>
+            </w:r>
+            <w:r>
+              <w:rPr>
+                <w:rFonts w:hint="eastAsia" w:ascii="Times New Roman" w:hAnsi="Times New Roman" w:eastAsia="Times New Roman" w:cs="Times New Roman"/>
+              </w:rPr>
+              <w:t>）</w:t>
+            </w:r>
+          </w:p>
+        </w:tc>
+      </w:tr>
+      <w:tr>
+        <w:tc>
+          <w:tcPr/>
+          <w:p>
+            <w:pPr>
+              <w:pStyle w:val="Compact"/>
+              <w:jc w:val="center"/>
+            </w:pPr>
+            <m:oMath>
+              <m:r>
+                <m:rPr>
+                  <m:sty m:val="p"/>
+                </m:rPr>
+                <m:t>C</m:t>
+              </m:r>
+              <m:sSub>
+                <m:e>
+                  <m:r>
+                    <m:rPr>
+                      <m:sty m:val="p"/>
+                    </m:rPr>
+                    <m:t>l</m:t>
+                  </m:r>
+                </m:e>
+                <m:sub>
+                  <m:r>
+                    <m:rPr>
+                      <m:sty m:val="p"/>
+                    </m:rPr>
+                    <m:t>2</m:t>
+                  </m:r>
+                </m:sub>
+              </m:sSub>
+            </m:oMath>
+            <w:r>
+              <w:rPr>
+                <w:rFonts w:ascii="Times New Roman" w:hAnsi="Times New Roman" w:eastAsia="Times New Roman" w:cs="Times New Roman"/>
+              </w:rPr>
+              <w:t xml:space="preserve">​</w:t>
+            </w:r>
+          </w:p>
+        </w:tc>
+        <w:tc>
+          <w:tcPr/>
+          <w:p>
+            <w:pPr>
+              <w:pStyle w:val="Compact"/>
+              <w:jc w:val="center"/>
+            </w:pPr>
+            <w:r>
+              <w:rPr>
+                <w:rFonts w:hint="eastAsia" w:ascii="Times New Roman" w:hAnsi="Times New Roman" w:eastAsia="FangSong" w:cs="Times New Roman"/>
+              </w:rPr>
+              <w:t xml:space="preserve">黄绿色</w:t>
+            </w:r>
+          </w:p>
+        </w:tc>
+        <w:tc>
+          <w:tcPr/>
+          <w:p>
+            <w:pPr>
+              <w:pStyle w:val="Compact"/>
+              <w:jc w:val="center"/>
+            </w:pPr>
+            <w:r>
+              <w:rPr>
+                <w:rFonts w:hint="eastAsia" w:ascii="Times New Roman" w:hAnsi="Times New Roman" w:eastAsia="FangSong" w:cs="Times New Roman"/>
+              </w:rPr>
+              <w:t xml:space="preserve">刺激性</w:t>
+            </w:r>
+          </w:p>
+        </w:tc>
+        <w:tc>
+          <w:tcPr/>
+          <w:p>
+            <w:pPr>
+              <w:pStyle w:val="Compact"/>
+              <w:jc w:val="center"/>
+            </w:pPr>
+            <w:r>
+              <w:rPr>
+                <w:rFonts w:hint="eastAsia" w:ascii="Times New Roman" w:hAnsi="Times New Roman" w:eastAsia="FangSong" w:cs="Times New Roman"/>
+              </w:rPr>
+              <w:t xml:space="preserve">使湿润的淀粉碘化钾试纸变蓝</w:t>
+            </w:r>
+          </w:p>
+        </w:tc>
+      </w:tr>
+      <w:tr>
+        <w:tc>
+          <w:tcPr/>
+          <w:p>
+            <w:pPr>
+              <w:pStyle w:val="Compact"/>
+              <w:jc w:val="center"/>
+            </w:pPr>
+            <m:oMath>
+              <m:r>
+                <m:rPr>
+                  <m:sty m:val="p"/>
+                </m:rPr>
+                <m:t>B</m:t>
+              </m:r>
+              <m:sSub>
+                <m:e>
+                  <m:r>
+                    <m:rPr>
+                      <m:sty m:val="p"/>
+                    </m:rPr>
+                    <m:t>r</m:t>
+                  </m:r>
+                </m:e>
+                <m:sub>
+                  <m:r>
+                    <m:rPr>
+                      <m:sty m:val="p"/>
+                    </m:rPr>
+                    <m:t>2</m:t>
+                  </m:r>
+                </m:sub>
+              </m:sSub>
+            </m:oMath>
+            <w:r>
+              <w:rPr>
+                <w:rFonts w:hint="eastAsia" w:ascii="Times New Roman" w:hAnsi="Times New Roman" w:eastAsia="Times New Roman" w:cs="Times New Roman"/>
+              </w:rPr>
+              <w:t>（</w:t>
+            </w:r>
+            <w:r>
+              <w:rPr>
+                <w:rFonts w:hint="eastAsia" w:ascii="Times New Roman" w:hAnsi="Times New Roman" w:eastAsia="FangSong" w:cs="Times New Roman"/>
+              </w:rPr>
+              <w:t>气</w:t>
+            </w:r>
+            <w:r>
+              <w:rPr>
+                <w:rFonts w:hint="eastAsia" w:ascii="Times New Roman" w:hAnsi="Times New Roman" w:eastAsia="Times New Roman" w:cs="Times New Roman"/>
+              </w:rPr>
+              <w:t>）</w:t>
+            </w:r>
+          </w:p>
+        </w:tc>
+        <w:tc>
+          <w:tcPr/>
+          <w:p>
+            <w:pPr>
+              <w:pStyle w:val="Compact"/>
+              <w:jc w:val="center"/>
+            </w:pPr>
+            <w:r>
+              <w:rPr>
+                <w:rFonts w:hint="eastAsia" w:ascii="Times New Roman" w:hAnsi="Times New Roman" w:eastAsia="FangSong" w:cs="Times New Roman"/>
+              </w:rPr>
+              <w:t xml:space="preserve">红棕色</w:t>
+            </w:r>
+          </w:p>
+        </w:tc>
+        <w:tc>
+          <w:tcPr/>
+          <w:p>
+            <w:pPr>
+              <w:pStyle w:val="Compact"/>
+              <w:jc w:val="center"/>
+            </w:pPr>
+            <w:r>
+              <w:rPr>
+                <w:rFonts w:hint="eastAsia" w:ascii="Times New Roman" w:hAnsi="Times New Roman" w:eastAsia="FangSong" w:cs="Times New Roman"/>
+              </w:rPr>
+              <w:t xml:space="preserve">刺激性</w:t>
+            </w:r>
+          </w:p>
+        </w:tc>
+        <w:tc>
+          <w:tcPr/>
+          <w:p>
+            <w:pPr>
+              <w:pStyle w:val="Compact"/>
+              <w:jc w:val="center"/>
+            </w:pPr>
+            <w:r>
+              <w:rPr>
+                <w:rFonts w:hint="eastAsia" w:ascii="Times New Roman" w:hAnsi="Times New Roman" w:eastAsia="FangSong" w:cs="Times New Roman"/>
+              </w:rPr>
+              <w:t>强氧化性</w:t>
+            </w:r>
+            <w:r>
+              <w:rPr>
+                <w:rFonts w:hint="eastAsia" w:ascii="Times New Roman" w:hAnsi="Times New Roman" w:eastAsia="Times New Roman" w:cs="Times New Roman"/>
+              </w:rPr>
+              <w:t>，</w:t>
+            </w:r>
+            <w:r>
+              <w:rPr>
+                <w:rFonts w:hint="eastAsia" w:ascii="Times New Roman" w:hAnsi="Times New Roman" w:eastAsia="FangSong" w:cs="Times New Roman"/>
+              </w:rPr>
+              <w:t>溶于有机溶剂呈橙红色</w:t>
+            </w:r>
+          </w:p>
+        </w:tc>
+      </w:tr>
+      <w:tr>
+        <w:tc>
+          <w:tcPr/>
+          <w:p>
+            <w:pPr>
+              <w:pStyle w:val="Compact"/>
+              <w:jc w:val="center"/>
+            </w:pPr>
+            <m:oMath>
+              <m:sSub>
+                <m:e>
+                  <m:r>
+                    <m:rPr>
+                      <m:sty m:val="p"/>
+                    </m:rPr>
+                    <m:t>I</m:t>
+                  </m:r>
+                </m:e>
+                <m:sub>
+                  <m:r>
+                    <m:rPr>
+                      <m:sty m:val="p"/>
+                    </m:rPr>
+                    <m:t>2</m:t>
+                  </m:r>
+                </m:sub>
+              </m:sSub>
+            </m:oMath>
+            <w:r>
+              <w:rPr>
+                <w:rFonts w:hint="eastAsia" w:ascii="Times New Roman" w:hAnsi="Times New Roman" w:eastAsia="Times New Roman" w:cs="Times New Roman"/>
+              </w:rPr>
+              <w:t>（</w:t>
+            </w:r>
+            <w:r>
+              <w:rPr>
+                <w:rFonts w:hint="eastAsia" w:ascii="Times New Roman" w:hAnsi="Times New Roman" w:eastAsia="FangSong" w:cs="Times New Roman"/>
+              </w:rPr>
+              <w:t>气</w:t>
+            </w:r>
+            <w:r>
+              <w:rPr>
+                <w:rFonts w:hint="eastAsia" w:ascii="Times New Roman" w:hAnsi="Times New Roman" w:eastAsia="Times New Roman" w:cs="Times New Roman"/>
+              </w:rPr>
+              <w:t>）</w:t>
+            </w:r>
+          </w:p>
+        </w:tc>
+        <w:tc>
+          <w:tcPr/>
+          <w:p>
+            <w:pPr>
+              <w:pStyle w:val="Compact"/>
+              <w:jc w:val="center"/>
+            </w:pPr>
+            <w:r>
+              <w:rPr>
+                <w:rFonts w:hint="eastAsia" w:ascii="Times New Roman" w:hAnsi="Times New Roman" w:eastAsia="FangSong" w:cs="Times New Roman"/>
+              </w:rPr>
+              <w:t xml:space="preserve">紫红色</w:t>
+            </w:r>
+          </w:p>
+        </w:tc>
+        <w:tc>
+          <w:tcPr/>
+          <w:p>
+            <w:pPr>
+              <w:pStyle w:val="Compact"/>
+              <w:jc w:val="center"/>
+            </w:pPr>
+            <w:r>
+              <w:rPr>
+                <w:rFonts w:hint="eastAsia" w:ascii="Times New Roman" w:hAnsi="Times New Roman" w:eastAsia="FangSong" w:cs="Times New Roman"/>
+              </w:rPr>
+              <w:t xml:space="preserve">刺激性</w:t>
+            </w:r>
+          </w:p>
+        </w:tc>
+        <w:tc>
+          <w:tcPr/>
+          <w:p>
+            <w:pPr>
+              <w:pStyle w:val="Compact"/>
+              <w:jc w:val="center"/>
+            </w:pPr>
+            <w:r>
+              <w:rPr>
+                <w:rFonts w:hint="eastAsia" w:ascii="Times New Roman" w:hAnsi="Times New Roman" w:eastAsia="FangSong" w:cs="Times New Roman"/>
+              </w:rPr>
+              <w:t>遇淀粉显蓝色</w:t>
+            </w:r>
+            <w:r>
+              <w:rPr>
+                <w:rFonts w:hint="eastAsia" w:ascii="Times New Roman" w:hAnsi="Times New Roman" w:eastAsia="Times New Roman" w:cs="Times New Roman"/>
+              </w:rPr>
+              <w:t>，</w:t>
+            </w:r>
+            <w:r>
+              <w:rPr>
+                <w:rFonts w:hint="eastAsia" w:ascii="Times New Roman" w:hAnsi="Times New Roman" w:eastAsia="FangSong" w:cs="Times New Roman"/>
+              </w:rPr>
+              <w:t>易升华</w:t>
+            </w:r>
+          </w:p>
+        </w:tc>
+      </w:tr>
+      <w:tr>
+        <w:tc>
+          <w:tcPr/>
+          <w:p>
+            <w:pPr>
+              <w:pStyle w:val="Compact"/>
+              <w:jc w:val="center"/>
+            </w:pPr>
+            <m:oMath>
+              <m:sSub>
+                <m:e>
+                  <m:r>
+                    <m:rPr>
+                      <m:sty m:val="p"/>
+                    </m:rPr>
+                    <m:t>F</m:t>
+                  </m:r>
+                </m:e>
+                <m:sub>
+                  <m:r>
+                    <m:rPr>
+                      <m:sty m:val="p"/>
+                    </m:rPr>
+                    <m:t>2</m:t>
+                  </m:r>
+                </m:sub>
+              </m:sSub>
+            </m:oMath>
+            <w:r>
+              <w:rPr>
+                <w:rFonts w:ascii="Times New Roman" w:hAnsi="Times New Roman" w:eastAsia="Times New Roman" w:cs="Times New Roman"/>
+              </w:rPr>
+              <w:t xml:space="preserve">​</w:t>
+            </w:r>
+          </w:p>
+        </w:tc>
+        <w:tc>
+          <w:tcPr/>
+          <w:p>
+            <w:pPr>
+              <w:pStyle w:val="Compact"/>
+              <w:jc w:val="center"/>
+            </w:pPr>
+            <w:r>
+              <w:rPr>
+                <w:rFonts w:hint="eastAsia" w:ascii="Times New Roman" w:hAnsi="Times New Roman" w:eastAsia="FangSong" w:cs="Times New Roman"/>
+              </w:rPr>
+              <w:t xml:space="preserve">淡黄绿色</w:t>
+            </w:r>
+          </w:p>
+        </w:tc>
+        <w:tc>
+          <w:tcPr/>
+          <w:p>
+            <w:pPr>
+              <w:pStyle w:val="Compact"/>
+              <w:jc w:val="center"/>
+            </w:pPr>
+            <w:r>
+              <w:rPr>
+                <w:rFonts w:hint="eastAsia" w:ascii="Times New Roman" w:hAnsi="Times New Roman" w:eastAsia="FangSong" w:cs="Times New Roman"/>
+              </w:rPr>
+              <w:t xml:space="preserve">刺激性</w:t>
+            </w:r>
+          </w:p>
+        </w:tc>
+        <w:tc>
+          <w:tcPr/>
+          <w:p>
+            <w:pPr>
+              <w:pStyle w:val="Compact"/>
+              <w:jc w:val="center"/>
+            </w:pPr>
+            <w:r>
+              <w:rPr>
+                <w:rFonts w:hint="eastAsia" w:ascii="Times New Roman" w:hAnsi="Times New Roman" w:eastAsia="FangSong" w:cs="Times New Roman"/>
+              </w:rPr>
+              <w:t xml:space="preserve">与水剧烈反应放出</w:t>
+            </w:r>
+            <w:r>
+              <w:rPr>
+                <w:rFonts w:ascii="Times New Roman" w:hAnsi="Times New Roman" w:eastAsia="Times New Roman" w:cs="Times New Roman"/>
+              </w:rPr>
+              <w:t xml:space="preserve"> </w:t>
+            </w:r>
+            <m:oMath>
+              <m:sSub>
+                <m:e>
+                  <m:r>
+                    <m:rPr>
+                      <m:sty m:val="p"/>
+                    </m:rPr>
+                    <m:t>O</m:t>
+                  </m:r>
+                </m:e>
+                <m:sub>
+                  <m:r>
+                    <m:rPr>
+                      <m:sty m:val="p"/>
+                    </m:rPr>
+                    <m:t>2</m:t>
+                  </m:r>
+                </m:sub>
+              </m:sSub>
+            </m:oMath>
+            <w:r>
+              <w:rPr>
+                <w:rFonts w:hint="eastAsia" w:ascii="Times New Roman" w:hAnsi="Times New Roman" w:eastAsia="Times New Roman" w:cs="Times New Roman"/>
+              </w:rPr>
+              <w:t>，</w:t>
+            </w:r>
+            <w:r>
+              <w:rPr>
+                <w:rFonts w:hint="eastAsia" w:ascii="Times New Roman" w:hAnsi="Times New Roman" w:eastAsia="FangSong" w:cs="Times New Roman"/>
+              </w:rPr>
+              <w:t>氧化性极强</w:t>
+            </w:r>
+          </w:p>
+        </w:tc>
+      </w:tr>
+      <w:tr>
+        <w:tc>
+          <w:tcPr/>
+          <w:p>
+            <w:pPr>
+              <w:pStyle w:val="Compact"/>
+              <w:jc w:val="center"/>
+            </w:pPr>
+            <m:oMath>
+              <m:sSub>
+                <m:e>
+                  <m:r>
+                    <m:rPr>
+                      <m:sty m:val="p"/>
+                    </m:rPr>
+                    <m:t>H</m:t>
+                  </m:r>
+                </m:e>
+                <m:sub>
+                  <m:r>
+                    <m:rPr>
+                      <m:sty m:val="p"/>
+                    </m:rPr>
+                    <m:t>2</m:t>
+                  </m:r>
+                </m:sub>
+              </m:sSub>
+              <m:r>
+                <m:rPr>
+                  <m:sty m:val="p"/>
+                </m:rPr>
+                <m:t>S</m:t>
+              </m:r>
+            </m:oMath>
+            <w:r>
+              <w:rPr>
+                <w:rFonts w:ascii="Times New Roman" w:hAnsi="Times New Roman" w:eastAsia="Times New Roman" w:cs="Times New Roman"/>
+              </w:rPr>
+              <w:t xml:space="preserve">​</w:t>
+            </w:r>
+          </w:p>
+        </w:tc>
+        <w:tc>
+          <w:tcPr/>
+          <w:p>
+            <w:pPr>
+              <w:pStyle w:val="Compact"/>
+              <w:jc w:val="center"/>
+            </w:pPr>
+            <w:r>
+              <w:rPr>
+                <w:rFonts w:hint="eastAsia" w:ascii="Times New Roman" w:hAnsi="Times New Roman" w:eastAsia="FangSong" w:cs="Times New Roman"/>
+              </w:rPr>
+              <w:t xml:space="preserve">无色</w:t>
+            </w:r>
+          </w:p>
+        </w:tc>
+        <w:tc>
+          <w:tcPr/>
+          <w:p>
+            <w:pPr>
+              <w:pStyle w:val="Compact"/>
+              <w:jc w:val="center"/>
+            </w:pPr>
+            <w:r>
+              <w:rPr>
+                <w:rFonts w:hint="eastAsia" w:ascii="Times New Roman" w:hAnsi="Times New Roman" w:eastAsia="FangSong" w:cs="Times New Roman"/>
+              </w:rPr>
+              <w:t xml:space="preserve">臭鸡蛋味</w:t>
+            </w:r>
+          </w:p>
+        </w:tc>
+        <w:tc>
+          <w:tcPr/>
+          <w:p>
+            <w:pPr>
+              <w:pStyle w:val="Compact"/>
+              <w:jc w:val="center"/>
+            </w:pPr>
+            <w:r>
+              <w:rPr>
+                <w:rFonts w:hint="eastAsia" w:ascii="Times New Roman" w:hAnsi="Times New Roman" w:eastAsia="FangSong" w:cs="Times New Roman"/>
+              </w:rPr>
+              <w:t xml:space="preserve">遇</w:t>
+            </w:r>
+            <w:r>
+              <w:rPr>
+                <w:rFonts w:ascii="Times New Roman" w:hAnsi="Times New Roman" w:eastAsia="Times New Roman" w:cs="Times New Roman"/>
+              </w:rPr>
+              <w:t xml:space="preserve"> </w:t>
+            </w:r>
+            <m:oMath>
+              <m:r>
+                <m:rPr>
+                  <m:sty m:val="p"/>
+                </m:rPr>
+                <m:t>P</m:t>
+              </m:r>
+              <m:sSup>
+                <m:e>
+                  <m:r>
+                    <m:rPr>
+                      <m:sty m:val="p"/>
+                    </m:rPr>
+                    <m:t>b</m:t>
+                  </m:r>
+                </m:e>
+                <m:sup>
+                  <m:r>
+                    <m:rPr>
+                      <m:sty m:val="p"/>
+                    </m:rPr>
+                    <m:t>2</m:t>
+                  </m:r>
+                  <m:r>
+                    <m:rPr>
+                      <m:sty m:val="p"/>
+                    </m:rPr>
+                    <m:t>+</m:t>
+                  </m:r>
+                </m:sup>
+              </m:sSup>
+            </m:oMath>
+            <w:r>
+              <w:rPr>
+                <w:rFonts w:ascii="Times New Roman" w:hAnsi="Times New Roman" w:eastAsia="Times New Roman" w:cs="Times New Roman"/>
+              </w:rPr>
+              <w:t xml:space="preserve">、</w:t>
+            </w:r>
+            <m:oMath>
+              <m:r>
+                <m:rPr>
+                  <m:sty m:val="p"/>
+                </m:rPr>
+                <m:t>C</m:t>
+              </m:r>
+              <m:sSup>
+                <m:e>
+                  <m:r>
+                    <m:rPr>
+                      <m:sty m:val="p"/>
+                    </m:rPr>
+                    <m:t>u</m:t>
+                  </m:r>
+                </m:e>
+                <m:sup>
+                  <m:r>
+                    <m:rPr>
+                      <m:sty m:val="p"/>
+                    </m:rPr>
+                    <m:t>2</m:t>
+                  </m:r>
+                  <m:r>
+                    <m:rPr>
+                      <m:sty m:val="p"/>
+                    </m:rPr>
+                    <m:t>+</m:t>
+                  </m:r>
+                </m:sup>
+              </m:sSup>
+            </m:oMath>
+            <w:r>
+              <w:rPr>
+                <w:rFonts w:ascii="Times New Roman" w:hAnsi="Times New Roman" w:eastAsia="Times New Roman" w:cs="Times New Roman"/>
+              </w:rPr>
+              <w:t xml:space="preserve"> </w:t>
+            </w:r>
+            <w:r>
+              <w:rPr>
+                <w:rFonts w:hint="eastAsia" w:ascii="Times New Roman" w:hAnsi="Times New Roman" w:eastAsia="FangSong" w:cs="Times New Roman"/>
+              </w:rPr>
+              <w:t xml:space="preserve">生成黑色硫化物沉淀</w:t>
+            </w:r>
+          </w:p>
+        </w:tc>
+      </w:tr>
+      <w:tr>
+        <w:tc>
+          <w:tcPr/>
+          <w:p>
+            <w:pPr>
+              <w:pStyle w:val="Compact"/>
+              <w:jc w:val="center"/>
+            </w:pPr>
+            <m:oMath>
+              <m:r>
+                <m:rPr>
+                  <m:sty m:val="p"/>
+                </m:rPr>
+                <m:t>N</m:t>
+              </m:r>
+              <m:sSub>
+                <m:e>
+                  <m:r>
+                    <m:rPr>
+                      <m:sty m:val="p"/>
+                    </m:rPr>
+                    <m:t>H</m:t>
+                  </m:r>
+                </m:e>
+                <m:sub>
+                  <m:r>
+                    <m:rPr>
+                      <m:sty m:val="p"/>
+                    </m:rPr>
+                    <m:t>3</m:t>
+                  </m:r>
+                </m:sub>
+              </m:sSub>
+            </m:oMath>
+            <w:r>
+              <w:rPr>
+                <w:rFonts w:ascii="Times New Roman" w:hAnsi="Times New Roman" w:eastAsia="Times New Roman" w:cs="Times New Roman"/>
+              </w:rPr>
+              <w:t xml:space="preserve">​</w:t>
+            </w:r>
+          </w:p>
+        </w:tc>
+        <w:tc>
+          <w:tcPr/>
+          <w:p>
+            <w:pPr>
+              <w:pStyle w:val="Compact"/>
+              <w:jc w:val="center"/>
+            </w:pPr>
+            <w:r>
+              <w:rPr>
+                <w:rFonts w:hint="eastAsia" w:ascii="Times New Roman" w:hAnsi="Times New Roman" w:eastAsia="FangSong" w:cs="Times New Roman"/>
+              </w:rPr>
+              <w:t xml:space="preserve">无色</w:t>
+            </w:r>
+          </w:p>
+        </w:tc>
+        <w:tc>
+          <w:tcPr/>
+          <w:p>
+            <w:pPr>
+              <w:pStyle w:val="Compact"/>
+              <w:jc w:val="center"/>
+            </w:pPr>
+            <w:r>
+              <w:rPr>
+                <w:rFonts w:hint="eastAsia" w:ascii="Times New Roman" w:hAnsi="Times New Roman" w:eastAsia="FangSong" w:cs="Times New Roman"/>
+              </w:rPr>
+              <w:t xml:space="preserve">氨臭味</w:t>
+            </w:r>
+          </w:p>
+        </w:tc>
+        <w:tc>
+          <w:tcPr/>
+          <w:p>
+            <w:pPr>
+              <w:pStyle w:val="Compact"/>
+              <w:jc w:val="center"/>
+            </w:pPr>
+            <w:r>
+              <w:rPr>
+                <w:rFonts w:hint="eastAsia" w:ascii="Times New Roman" w:hAnsi="Times New Roman" w:eastAsia="FangSong" w:cs="Times New Roman"/>
+              </w:rPr>
+              <w:t>使湿润红色石蕊试纸变蓝</w:t>
+            </w:r>
+            <w:r>
+              <w:rPr>
+                <w:rFonts w:hint="eastAsia" w:ascii="Times New Roman" w:hAnsi="Times New Roman" w:eastAsia="Times New Roman" w:cs="Times New Roman"/>
+              </w:rPr>
+              <w:t>，</w:t>
+            </w:r>
+            <w:r>
+              <w:rPr>
+                <w:rFonts w:hint="eastAsia" w:ascii="Times New Roman" w:hAnsi="Times New Roman" w:eastAsia="FangSong" w:cs="Times New Roman"/>
+              </w:rPr>
+              <w:t>遇挥发性酸生白烟</w:t>
+            </w:r>
+          </w:p>
+        </w:tc>
+      </w:tr>
+      <w:tr>
+        <w:tc>
+          <w:tcPr/>
+          <w:p>
+            <w:pPr>
+              <w:pStyle w:val="Compact"/>
+              <w:jc w:val="center"/>
+            </w:pPr>
+            <m:oMath>
+              <m:r>
+                <m:rPr>
+                  <m:sty m:val="p"/>
+                </m:rPr>
+                <m:t>H</m:t>
+              </m:r>
+              <m:r>
+                <m:rPr>
+                  <m:sty m:val="p"/>
+                </m:rPr>
+                <m:t>C</m:t>
+              </m:r>
+              <m:r>
+                <m:rPr>
+                  <m:sty m:val="p"/>
+                </m:rPr>
+                <m:t>l</m:t>
+              </m:r>
+            </m:oMath>
+            <w:r>
+              <w:rPr>
+                <w:rFonts w:ascii="Times New Roman" w:hAnsi="Times New Roman" w:eastAsia="Times New Roman" w:cs="Times New Roman"/>
+              </w:rPr>
+              <w:t xml:space="preserve">​</w:t>
+            </w:r>
+          </w:p>
+        </w:tc>
+        <w:tc>
+          <w:tcPr/>
+          <w:p>
+            <w:pPr>
+              <w:pStyle w:val="Compact"/>
+              <w:jc w:val="center"/>
+            </w:pPr>
+            <w:r>
+              <w:rPr>
+                <w:rFonts w:hint="eastAsia" w:ascii="Times New Roman" w:hAnsi="Times New Roman" w:eastAsia="FangSong" w:cs="Times New Roman"/>
+              </w:rPr>
+              <w:t xml:space="preserve">无色</w:t>
+            </w:r>
+          </w:p>
+        </w:tc>
+        <w:tc>
+          <w:tcPr/>
+          <w:p>
+            <w:pPr>
+              <w:pStyle w:val="Compact"/>
+              <w:jc w:val="center"/>
+            </w:pPr>
+            <w:r>
+              <w:rPr>
+                <w:rFonts w:hint="eastAsia" w:ascii="Times New Roman" w:hAnsi="Times New Roman" w:eastAsia="FangSong" w:cs="Times New Roman"/>
+              </w:rPr>
+              <w:t xml:space="preserve">刺激性</w:t>
+            </w:r>
+          </w:p>
+        </w:tc>
+        <w:tc>
+          <w:tcPr/>
+          <w:p>
+            <w:pPr>
+              <w:pStyle w:val="Compact"/>
+              <w:jc w:val="center"/>
+            </w:pPr>
+            <w:r>
+              <w:rPr>
+                <w:rFonts w:hint="eastAsia" w:ascii="Times New Roman" w:hAnsi="Times New Roman" w:eastAsia="FangSong" w:cs="Times New Roman"/>
+              </w:rPr>
+              <w:t>极易溶于水</w:t>
+            </w:r>
+            <w:r>
+              <w:rPr>
+                <w:rFonts w:hint="eastAsia" w:ascii="Times New Roman" w:hAnsi="Times New Roman" w:eastAsia="Times New Roman" w:cs="Times New Roman"/>
+              </w:rPr>
+              <w:t>，</w:t>
+            </w:r>
+            <w:r>
+              <w:rPr>
+                <w:rFonts w:hint="eastAsia" w:ascii="Times New Roman" w:hAnsi="Times New Roman" w:eastAsia="FangSong" w:cs="Times New Roman"/>
+              </w:rPr>
+              <w:t>在湿润空气中产生白雾</w:t>
+            </w:r>
+          </w:p>
+        </w:tc>
+      </w:tr>
+      <w:tr>
+        <w:tc>
+          <w:tcPr/>
+          <w:p>
+            <w:pPr>
+              <w:pStyle w:val="Compact"/>
+              <w:jc w:val="center"/>
+            </w:pPr>
+            <m:oMath>
+              <m:r>
+                <m:rPr>
+                  <m:sty m:val="p"/>
+                </m:rPr>
+                <m:t>H</m:t>
+              </m:r>
+              <m:r>
+                <m:rPr>
+                  <m:sty m:val="p"/>
+                </m:rPr>
+                <m:t>C</m:t>
+              </m:r>
+              <m:r>
+                <m:rPr>
+                  <m:sty m:val="p"/>
+                </m:rPr>
+                <m:t>N</m:t>
+              </m:r>
+            </m:oMath>
+            <w:r>
+              <w:rPr>
+                <w:rFonts w:ascii="Times New Roman" w:hAnsi="Times New Roman" w:eastAsia="Times New Roman" w:cs="Times New Roman"/>
+              </w:rPr>
+              <w:t xml:space="preserve">​</w:t>
+            </w:r>
+          </w:p>
+        </w:tc>
+        <w:tc>
+          <w:tcPr/>
+          <w:p>
+            <w:pPr>
+              <w:pStyle w:val="Compact"/>
+              <w:jc w:val="center"/>
+            </w:pPr>
+            <w:r>
+              <w:rPr>
+                <w:rFonts w:hint="eastAsia" w:ascii="Times New Roman" w:hAnsi="Times New Roman" w:eastAsia="FangSong" w:cs="Times New Roman"/>
+              </w:rPr>
+              <w:t xml:space="preserve">无色</w:t>
+            </w:r>
+          </w:p>
+        </w:tc>
+        <w:tc>
+          <w:tcPr/>
+          <w:p>
+            <w:pPr>
+              <w:pStyle w:val="Compact"/>
+              <w:jc w:val="center"/>
+            </w:pPr>
+            <w:r>
+              <w:rPr>
+                <w:rFonts w:hint="eastAsia" w:ascii="Times New Roman" w:hAnsi="Times New Roman" w:eastAsia="FangSong" w:cs="Times New Roman"/>
+              </w:rPr>
+              <w:t xml:space="preserve">苦杏仁味</w:t>
+            </w:r>
+          </w:p>
+        </w:tc>
+        <w:tc>
+          <w:tcPr/>
+          <w:p>
+            <w:pPr>
+              <w:pStyle w:val="Compact"/>
+              <w:jc w:val="center"/>
+            </w:pPr>
+            <w:r>
+              <w:rPr>
+                <w:rFonts w:hint="eastAsia" w:ascii="Times New Roman" w:hAnsi="Times New Roman" w:eastAsia="FangSong" w:cs="Times New Roman"/>
+              </w:rPr>
+              <w:t>剧毒</w:t>
+            </w:r>
+            <w:r>
+              <w:rPr>
+                <w:rFonts w:hint="eastAsia" w:ascii="Times New Roman" w:hAnsi="Times New Roman" w:eastAsia="Times New Roman" w:cs="Times New Roman"/>
+              </w:rPr>
+              <w:t>，</w:t>
+            </w:r>
+            <w:r>
+              <w:rPr>
+                <w:rFonts w:hint="eastAsia" w:ascii="Times New Roman" w:hAnsi="Times New Roman" w:eastAsia="FangSong" w:cs="Times New Roman"/>
+              </w:rPr>
+              <w:t>溶于水为弱酸</w:t>
+            </w:r>
+          </w:p>
+        </w:tc>
+      </w:tr>
+      <w:tr>
+        <w:tc>
+          <w:tcPr/>
+          <w:p>
+            <w:pPr>
+              <w:pStyle w:val="Compact"/>
+              <w:jc w:val="center"/>
+            </w:pPr>
+            <m:oMath>
+              <m:r>
+                <m:rPr>
+                  <m:sty m:val="p"/>
+                </m:rPr>
+                <m:t>P</m:t>
+              </m:r>
+              <m:sSub>
+                <m:e>
+                  <m:r>
+                    <m:rPr>
+                      <m:sty m:val="p"/>
+                    </m:rPr>
+                    <m:t>H</m:t>
+                  </m:r>
+                </m:e>
+                <m:sub>
+                  <m:r>
+                    <m:rPr>
+                      <m:sty m:val="p"/>
+                    </m:rPr>
+                    <m:t>3</m:t>
+                  </m:r>
+                </m:sub>
+              </m:sSub>
+            </m:oMath>
+            <w:r>
+              <w:rPr>
+                <w:rFonts w:ascii="Times New Roman" w:hAnsi="Times New Roman" w:eastAsia="Times New Roman" w:cs="Times New Roman"/>
+              </w:rPr>
+              <w:t xml:space="preserve">​</w:t>
+            </w:r>
+          </w:p>
+        </w:tc>
+        <w:tc>
+          <w:tcPr/>
+          <w:p>
+            <w:pPr>
+              <w:pStyle w:val="Compact"/>
+              <w:jc w:val="center"/>
+            </w:pPr>
+            <w:r>
+              <w:rPr>
+                <w:rFonts w:hint="eastAsia" w:ascii="Times New Roman" w:hAnsi="Times New Roman" w:eastAsia="FangSong" w:cs="Times New Roman"/>
+              </w:rPr>
+              <w:t xml:space="preserve">无色</w:t>
+            </w:r>
+          </w:p>
+        </w:tc>
+        <w:tc>
+          <w:tcPr/>
+          <w:p>
+            <w:pPr>
+              <w:pStyle w:val="Compact"/>
+              <w:jc w:val="center"/>
+            </w:pPr>
+            <w:r>
+              <w:rPr>
+                <w:rFonts w:hint="eastAsia" w:ascii="Times New Roman" w:hAnsi="Times New Roman" w:eastAsia="FangSong" w:cs="Times New Roman"/>
+              </w:rPr>
+              <w:t xml:space="preserve">大蒜味</w:t>
+            </w:r>
+          </w:p>
+        </w:tc>
+        <w:tc>
+          <w:tcPr/>
+          <w:p>
+            <w:pPr>
+              <w:pStyle w:val="Compact"/>
+              <w:jc w:val="center"/>
+            </w:pPr>
+            <w:r>
+              <w:rPr>
+                <w:rFonts w:hint="eastAsia" w:ascii="Times New Roman" w:hAnsi="Times New Roman" w:eastAsia="FangSong" w:cs="Times New Roman"/>
+              </w:rPr>
+              <w:t>剧毒</w:t>
+            </w:r>
+            <w:r>
+              <w:rPr>
+                <w:rFonts w:hint="eastAsia" w:ascii="Times New Roman" w:hAnsi="Times New Roman" w:eastAsia="Times New Roman" w:cs="Times New Roman"/>
+              </w:rPr>
+              <w:t>，</w:t>
+            </w:r>
+            <w:r>
+              <w:rPr>
+                <w:rFonts w:hint="eastAsia" w:ascii="Times New Roman" w:hAnsi="Times New Roman" w:eastAsia="FangSong" w:cs="Times New Roman"/>
+              </w:rPr>
+              <w:t>混有</w:t>
+            </w:r>
+            <w:r>
+              <w:rPr>
+                <w:rFonts w:ascii="Times New Roman" w:hAnsi="Times New Roman" w:eastAsia="Times New Roman" w:cs="Times New Roman"/>
+              </w:rPr>
+              <w:t xml:space="preserve"> </w:t>
+            </w:r>
+            <m:oMath>
+              <m:sSub>
+                <m:e>
+                  <m:r>
+                    <m:rPr>
+                      <m:sty m:val="p"/>
+                    </m:rPr>
+                    <m:t>P</m:t>
+                  </m:r>
+                </m:e>
+                <m:sub>
+                  <m:r>
+                    <m:rPr>
+                      <m:sty m:val="p"/>
+                    </m:rPr>
+                    <m:t>2</m:t>
+                  </m:r>
+                </m:sub>
+              </m:sSub>
+              <m:sSub>
+                <m:e>
+                  <m:r>
+                    <m:rPr>
+                      <m:sty m:val="p"/>
+                    </m:rPr>
+                    <m:t>H</m:t>
+                  </m:r>
+                </m:e>
+                <m:sub>
+                  <m:r>
+                    <m:rPr>
+                      <m:sty m:val="p"/>
+                    </m:rPr>
+                    <m:t>4</m:t>
+                  </m:r>
+                </m:sub>
+              </m:sSub>
+            </m:oMath>
+            <w:r>
+              <w:rPr>
+                <w:rFonts w:ascii="Times New Roman" w:hAnsi="Times New Roman" w:eastAsia="Times New Roman" w:cs="Times New Roman"/>
+              </w:rPr>
+              <w:t xml:space="preserve"> </w:t>
+            </w:r>
+            <w:r>
+              <w:rPr>
+                <w:rFonts w:hint="eastAsia" w:ascii="Times New Roman" w:hAnsi="Times New Roman" w:eastAsia="FangSong" w:cs="Times New Roman"/>
+              </w:rPr>
+              <w:t xml:space="preserve">时在空气中极易自燃</w:t>
+            </w:r>
+          </w:p>
+        </w:tc>
+      </w:tr>
+      <w:tr>
+        <w:tc>
+          <w:tcPr/>
+          <w:p>
+            <w:pPr>
+              <w:pStyle w:val="Compact"/>
+              <w:jc w:val="center"/>
+            </w:pPr>
+            <m:oMath>
+              <m:r>
+                <m:rPr>
+                  <m:sty m:val="p"/>
+                </m:rPr>
+                <m:t>(</m:t>
+              </m:r>
+              <m:r>
+                <m:rPr>
+                  <m:sty m:val="p"/>
+                </m:rPr>
+                <m:t>C</m:t>
+              </m:r>
+              <m:r>
+                <m:rPr>
+                  <m:sty m:val="p"/>
+                </m:rPr>
+                <m:t>N</m:t>
+              </m:r>
+              <m:sSub>
+                <m:e>
+                  <m:r>
+                    <m:rPr>
+                      <m:sty m:val="p"/>
+                    </m:rPr>
+                    <m:t>)</m:t>
+                  </m:r>
+                </m:e>
+                <m:sub>
+                  <m:r>
+                    <m:t>2</m:t>
+                  </m:r>
+                </m:sub>
+              </m:sSub>
+            </m:oMath>
+            <w:r>
+              <w:rPr>
+                <w:rFonts w:ascii="Times New Roman" w:hAnsi="Times New Roman" w:eastAsia="Times New Roman" w:cs="Times New Roman"/>
+              </w:rPr>
+              <w:t xml:space="preserve">​</w:t>
+            </w:r>
+          </w:p>
+        </w:tc>
+        <w:tc>
+          <w:tcPr/>
+          <w:p>
+            <w:pPr>
+              <w:pStyle w:val="Compact"/>
+              <w:jc w:val="center"/>
+            </w:pPr>
+            <w:r>
+              <w:rPr>
+                <w:rFonts w:hint="eastAsia" w:ascii="Times New Roman" w:hAnsi="Times New Roman" w:eastAsia="FangSong" w:cs="Times New Roman"/>
+              </w:rPr>
+              <w:t xml:space="preserve">无色</w:t>
+            </w:r>
+          </w:p>
+        </w:tc>
+        <w:tc>
+          <w:tcPr/>
+          <w:p>
+            <w:pPr>
+              <w:pStyle w:val="Compact"/>
+              <w:jc w:val="center"/>
+            </w:pPr>
+            <w:r>
+              <w:rPr>
+                <w:rFonts w:hint="eastAsia" w:ascii="Times New Roman" w:hAnsi="Times New Roman" w:eastAsia="FangSong" w:cs="Times New Roman"/>
+              </w:rPr>
+              <w:t xml:space="preserve">苦杏仁味</w:t>
+            </w:r>
+          </w:p>
+        </w:tc>
+        <w:tc>
+          <w:tcPr/>
+          <w:p>
+            <w:pPr>
+              <w:pStyle w:val="Compact"/>
+              <w:jc w:val="center"/>
+            </w:pPr>
+            <w:r>
+              <w:rPr>
+                <w:rFonts w:hint="eastAsia" w:ascii="Times New Roman" w:hAnsi="Times New Roman" w:eastAsia="FangSong" w:cs="Times New Roman"/>
+              </w:rPr>
+              <w:t>拟卤素</w:t>
+            </w:r>
+            <w:r>
+              <w:rPr>
+                <w:rFonts w:hint="eastAsia" w:ascii="Times New Roman" w:hAnsi="Times New Roman" w:eastAsia="Times New Roman" w:cs="Times New Roman"/>
+              </w:rPr>
+              <w:t>，</w:t>
+            </w:r>
+            <w:r>
+              <w:rPr>
+                <w:rFonts w:hint="eastAsia" w:ascii="Times New Roman" w:hAnsi="Times New Roman" w:eastAsia="FangSong" w:cs="Times New Roman"/>
+              </w:rPr>
+              <w:t>与碱歧化</w:t>
+            </w:r>
+            <w:r>
+              <w:rPr>
+                <w:rFonts w:hint="eastAsia" w:ascii="Times New Roman" w:hAnsi="Times New Roman" w:eastAsia="Times New Roman" w:cs="Times New Roman"/>
+              </w:rPr>
+              <w:t>，</w:t>
+            </w:r>
+            <w:r>
+              <w:rPr>
+                <w:rFonts w:hint="eastAsia" w:ascii="Times New Roman" w:hAnsi="Times New Roman" w:eastAsia="FangSong" w:cs="Times New Roman"/>
+              </w:rPr>
+              <w:t>剧毒</w:t>
+            </w:r>
+          </w:p>
+        </w:tc>
+      </w:tr>
+      <w:tr>
+        <w:tc>
+          <w:tcPr/>
+          <w:p>
+            <w:pPr>
+              <w:pStyle w:val="Compact"/>
+              <w:jc w:val="center"/>
+            </w:pPr>
+            <m:oMath>
+              <m:r>
+                <m:rPr>
+                  <m:sty m:val="p"/>
+                </m:rPr>
+                <m:t>C</m:t>
+              </m:r>
+              <m:r>
+                <m:rPr>
+                  <m:sty m:val="p"/>
+                </m:rPr>
+                <m:t>O</m:t>
+              </m:r>
+            </m:oMath>
+            <w:r>
+              <w:rPr>
+                <w:rFonts w:ascii="Times New Roman" w:hAnsi="Times New Roman" w:eastAsia="Times New Roman" w:cs="Times New Roman"/>
+              </w:rPr>
+              <w:t xml:space="preserve">​</w:t>
+            </w:r>
+          </w:p>
+        </w:tc>
+        <w:tc>
+          <w:tcPr/>
+          <w:p>
+            <w:pPr>
+              <w:pStyle w:val="Compact"/>
+              <w:jc w:val="center"/>
+            </w:pPr>
+            <w:r>
+              <w:rPr>
+                <w:rFonts w:hint="eastAsia" w:ascii="Times New Roman" w:hAnsi="Times New Roman" w:eastAsia="FangSong" w:cs="Times New Roman"/>
+              </w:rPr>
+              <w:t xml:space="preserve">无色</w:t>
+            </w:r>
+          </w:p>
+        </w:tc>
+        <w:tc>
+          <w:tcPr/>
+          <w:p>
+            <w:pPr>
+              <w:pStyle w:val="Compact"/>
+              <w:jc w:val="center"/>
+            </w:pPr>
+            <w:r>
+              <w:rPr>
+                <w:rFonts w:hint="eastAsia" w:ascii="Times New Roman" w:hAnsi="Times New Roman" w:eastAsia="FangSong" w:cs="Times New Roman"/>
+              </w:rPr>
+              <w:t xml:space="preserve">无味</w:t>
+            </w:r>
+          </w:p>
+        </w:tc>
+        <w:tc>
+          <w:tcPr/>
+          <w:p>
+            <w:pPr>
+              <w:pStyle w:val="Compact"/>
+              <w:jc w:val="center"/>
+            </w:pPr>
+            <w:r>
+              <w:rPr>
+                <w:rFonts w:hint="eastAsia" w:ascii="Times New Roman" w:hAnsi="Times New Roman" w:eastAsia="FangSong" w:cs="Times New Roman"/>
+              </w:rPr>
+              <w:t>剧毒</w:t>
+            </w:r>
+            <w:r>
+              <w:rPr>
+                <w:rFonts w:hint="eastAsia" w:ascii="Times New Roman" w:hAnsi="Times New Roman" w:eastAsia="Times New Roman" w:cs="Times New Roman"/>
+              </w:rPr>
+              <w:t>，</w:t>
+            </w:r>
+            <w:r>
+              <w:rPr>
+                <w:rFonts w:hint="eastAsia" w:ascii="Times New Roman" w:hAnsi="Times New Roman" w:eastAsia="FangSong" w:cs="Times New Roman"/>
+              </w:rPr>
+              <w:t>燃烧呈蓝色火焰</w:t>
+            </w:r>
+            <w:r>
+              <w:rPr>
+                <w:rFonts w:hint="eastAsia" w:ascii="Times New Roman" w:hAnsi="Times New Roman" w:eastAsia="Times New Roman" w:cs="Times New Roman"/>
+              </w:rPr>
+              <w:t>，</w:t>
+            </w:r>
+            <w:r>
+              <w:rPr>
+                <w:rFonts w:hint="eastAsia" w:ascii="Times New Roman" w:hAnsi="Times New Roman" w:eastAsia="FangSong" w:cs="Times New Roman"/>
+              </w:rPr>
+              <w:t>能还原金属氧化物</w:t>
+            </w:r>
+          </w:p>
+        </w:tc>
+      </w:tr>
+      <w:tr>
+        <w:tc>
+          <w:tcPr/>
+          <w:p>
+            <w:pPr>
+              <w:pStyle w:val="Compact"/>
+              <w:jc w:val="center"/>
+            </w:pPr>
+            <m:oMath>
+              <m:r>
+                <m:rPr>
+                  <m:sty m:val="p"/>
+                </m:rPr>
+                <m:t>C</m:t>
+              </m:r>
+              <m:sSub>
+                <m:e>
+                  <m:r>
+                    <m:rPr>
+                      <m:sty m:val="p"/>
+                    </m:rPr>
+                    <m:t>O</m:t>
+                  </m:r>
+                </m:e>
+                <m:sub>
+                  <m:r>
+                    <m:rPr>
+                      <m:sty m:val="p"/>
+                    </m:rPr>
+                    <m:t>2</m:t>
+                  </m:r>
+                </m:sub>
+              </m:sSub>
+            </m:oMath>
+            <w:r>
+              <w:rPr>
+                <w:rFonts w:ascii="Times New Roman" w:hAnsi="Times New Roman" w:eastAsia="Times New Roman" w:cs="Times New Roman"/>
+              </w:rPr>
+              <w:t xml:space="preserve">​</w:t>
+            </w:r>
+          </w:p>
+        </w:tc>
+        <w:tc>
+          <w:tcPr/>
+          <w:p>
+            <w:pPr>
+              <w:pStyle w:val="Compact"/>
+              <w:jc w:val="center"/>
+            </w:pPr>
+            <w:r>
+              <w:rPr>
+                <w:rFonts w:hint="eastAsia" w:ascii="Times New Roman" w:hAnsi="Times New Roman" w:eastAsia="FangSong" w:cs="Times New Roman"/>
+              </w:rPr>
+              <w:t xml:space="preserve">无色</w:t>
+            </w:r>
+          </w:p>
+        </w:tc>
+        <w:tc>
+          <w:tcPr/>
+          <w:p>
+            <w:pPr>
+              <w:pStyle w:val="Compact"/>
+              <w:jc w:val="center"/>
+            </w:pPr>
+            <w:r>
+              <w:rPr>
+                <w:rFonts w:hint="eastAsia" w:ascii="Times New Roman" w:hAnsi="Times New Roman" w:eastAsia="FangSong" w:cs="Times New Roman"/>
+              </w:rPr>
+              <w:t xml:space="preserve">无味</w:t>
+            </w:r>
+          </w:p>
+        </w:tc>
+        <w:tc>
+          <w:tcPr/>
+          <w:p>
+            <w:pPr>
+              <w:pStyle w:val="Compact"/>
+              <w:jc w:val="center"/>
+            </w:pPr>
+            <w:r>
+              <w:rPr>
+                <w:rFonts w:hint="eastAsia" w:ascii="Times New Roman" w:hAnsi="Times New Roman" w:eastAsia="FangSong" w:cs="Times New Roman"/>
+              </w:rPr>
+              <w:t xml:space="preserve">使澄清石灰水变浑浊</w:t>
+            </w:r>
+          </w:p>
+        </w:tc>
+      </w:tr>
+      <w:tr>
+        <w:tc>
+          <w:tcPr/>
+          <w:p>
+            <w:pPr>
+              <w:pStyle w:val="Compact"/>
+              <w:jc w:val="center"/>
+            </w:pPr>
+            <m:oMath>
+              <m:sSub>
+                <m:e>
+                  <m:r>
+                    <m:rPr>
+                      <m:sty m:val="p"/>
+                    </m:rPr>
+                    <m:t>O</m:t>
+                  </m:r>
+                </m:e>
+                <m:sub>
+                  <m:r>
+                    <m:rPr>
+                      <m:sty m:val="p"/>
+                    </m:rPr>
+                    <m:t>3</m:t>
+                  </m:r>
+                </m:sub>
+              </m:sSub>
+            </m:oMath>
+            <w:r>
+              <w:rPr>
+                <w:rFonts w:ascii="Times New Roman" w:hAnsi="Times New Roman" w:eastAsia="Times New Roman" w:cs="Times New Roman"/>
+              </w:rPr>
+              <w:t xml:space="preserve">​</w:t>
+            </w:r>
+          </w:p>
+        </w:tc>
+        <w:tc>
+          <w:tcPr/>
+          <w:p>
+            <w:pPr>
+              <w:pStyle w:val="Compact"/>
+              <w:jc w:val="center"/>
+            </w:pPr>
+            <w:r>
+              <w:rPr>
+                <w:rFonts w:hint="eastAsia" w:ascii="Times New Roman" w:hAnsi="Times New Roman" w:eastAsia="FangSong" w:cs="Times New Roman"/>
+              </w:rPr>
+              <w:t xml:space="preserve">淡蓝色</w:t>
+            </w:r>
+          </w:p>
+        </w:tc>
+        <w:tc>
+          <w:tcPr/>
+          <w:p>
+            <w:pPr>
+              <w:pStyle w:val="Compact"/>
+              <w:jc w:val="center"/>
+            </w:pPr>
+            <w:r>
+              <w:rPr>
+                <w:rFonts w:hint="eastAsia" w:ascii="Times New Roman" w:hAnsi="Times New Roman" w:eastAsia="FangSong" w:cs="Times New Roman"/>
+              </w:rPr>
+              <w:t xml:space="preserve">鱼腥味</w:t>
+            </w:r>
+          </w:p>
+        </w:tc>
+        <w:tc>
+          <w:tcPr/>
+          <w:p>
+            <w:pPr>
+              <w:pStyle w:val="Compact"/>
+              <w:jc w:val="center"/>
+            </w:pPr>
+            <w:r>
+              <w:rPr>
+                <w:rFonts w:hint="eastAsia" w:ascii="Times New Roman" w:hAnsi="Times New Roman" w:eastAsia="FangSong" w:cs="Times New Roman"/>
+              </w:rPr>
+              <w:t>强氧化性</w:t>
+            </w:r>
+            <w:r>
+              <w:rPr>
+                <w:rFonts w:hint="eastAsia" w:ascii="Times New Roman" w:hAnsi="Times New Roman" w:eastAsia="Times New Roman" w:cs="Times New Roman"/>
+              </w:rPr>
+              <w:t>，</w:t>
+            </w:r>
+            <w:r>
+              <w:rPr>
+                <w:rFonts w:hint="eastAsia" w:ascii="Times New Roman" w:hAnsi="Times New Roman" w:eastAsia="FangSong" w:cs="Times New Roman"/>
+              </w:rPr>
+              <w:t>使碘化钾淀粉溶液变蓝</w:t>
+            </w:r>
+          </w:p>
+        </w:tc>
+      </w:tr>
+      <w:tr>
+        <w:tc>
+          <w:tcPr/>
+          <w:p>
+            <w:pPr>
+              <w:pStyle w:val="Compact"/>
+              <w:jc w:val="center"/>
+            </w:pPr>
+            <m:oMath>
+              <m:sSub>
+                <m:e>
+                  <m:r>
+                    <m:rPr>
+                      <m:sty m:val="p"/>
+                    </m:rPr>
+                    <m:t>O</m:t>
+                  </m:r>
+                </m:e>
+                <m:sub>
+                  <m:r>
+                    <m:rPr>
+                      <m:sty m:val="p"/>
+                    </m:rPr>
+                    <m:t>2</m:t>
+                  </m:r>
+                </m:sub>
+              </m:sSub>
+            </m:oMath>
+            <w:r>
+              <w:rPr>
+                <w:rFonts w:ascii="Times New Roman" w:hAnsi="Times New Roman" w:eastAsia="Times New Roman" w:cs="Times New Roman"/>
+              </w:rPr>
+              <w:t xml:space="preserve">​</w:t>
+            </w:r>
+          </w:p>
+        </w:tc>
+        <w:tc>
+          <w:tcPr/>
+          <w:p>
+            <w:pPr>
+              <w:pStyle w:val="Compact"/>
+              <w:jc w:val="center"/>
+            </w:pPr>
+            <w:r>
+              <w:rPr>
+                <w:rFonts w:hint="eastAsia" w:ascii="Times New Roman" w:hAnsi="Times New Roman" w:eastAsia="FangSong" w:cs="Times New Roman"/>
+              </w:rPr>
+              <w:t xml:space="preserve">无色</w:t>
+            </w:r>
+          </w:p>
+        </w:tc>
+        <w:tc>
+          <w:tcPr/>
+          <w:p>
+            <w:pPr>
+              <w:pStyle w:val="Compact"/>
+              <w:jc w:val="center"/>
+            </w:pPr>
+            <w:r>
+              <w:rPr>
+                <w:rFonts w:hint="eastAsia" w:ascii="Times New Roman" w:hAnsi="Times New Roman" w:eastAsia="FangSong" w:cs="Times New Roman"/>
+              </w:rPr>
+              <w:t xml:space="preserve">无味</w:t>
+            </w:r>
+          </w:p>
+        </w:tc>
+        <w:tc>
+          <w:tcPr/>
+          <w:p>
+            <w:pPr>
+              <w:pStyle w:val="Compact"/>
+              <w:jc w:val="center"/>
+            </w:pPr>
+            <w:r>
+              <w:rPr>
+                <w:rFonts w:hint="eastAsia" w:ascii="Times New Roman" w:hAnsi="Times New Roman" w:eastAsia="FangSong" w:cs="Times New Roman"/>
+              </w:rPr>
+              <w:t xml:space="preserve">使带火星的木条复燃</w:t>
+            </w:r>
+          </w:p>
+        </w:tc>
+      </w:tr>
+      <w:tr>
+        <w:tc>
+          <w:tcPr/>
+          <w:p>
+            <w:pPr>
+              <w:pStyle w:val="Compact"/>
+              <w:jc w:val="center"/>
+            </w:pPr>
+            <m:oMath>
+              <m:sSub>
+                <m:e>
+                  <m:r>
+                    <m:rPr>
+                      <m:sty m:val="p"/>
+                    </m:rPr>
+                    <m:t>H</m:t>
+                  </m:r>
+                </m:e>
+                <m:sub>
+                  <m:r>
+                    <m:rPr>
+                      <m:sty m:val="p"/>
+                    </m:rPr>
+                    <m:t>2</m:t>
+                  </m:r>
+                </m:sub>
+              </m:sSub>
+            </m:oMath>
+            <w:r>
+              <w:rPr>
+                <w:rFonts w:ascii="Times New Roman" w:hAnsi="Times New Roman" w:eastAsia="Times New Roman" w:cs="Times New Roman"/>
+              </w:rPr>
+              <w:t xml:space="preserve">​</w:t>
+            </w:r>
+          </w:p>
+        </w:tc>
+        <w:tc>
+          <w:tcPr/>
+          <w:p>
+            <w:pPr>
+              <w:pStyle w:val="Compact"/>
+              <w:jc w:val="center"/>
+            </w:pPr>
+            <w:r>
+              <w:rPr>
+                <w:rFonts w:hint="eastAsia" w:ascii="Times New Roman" w:hAnsi="Times New Roman" w:eastAsia="FangSong" w:cs="Times New Roman"/>
+              </w:rPr>
+              <w:t xml:space="preserve">无色</w:t>
+            </w:r>
+          </w:p>
+        </w:tc>
+        <w:tc>
+          <w:tcPr/>
+          <w:p>
+            <w:pPr>
+              <w:pStyle w:val="Compact"/>
+              <w:jc w:val="center"/>
+            </w:pPr>
+            <w:r>
+              <w:rPr>
+                <w:rFonts w:hint="eastAsia" w:ascii="Times New Roman" w:hAnsi="Times New Roman" w:eastAsia="FangSong" w:cs="Times New Roman"/>
+              </w:rPr>
+              <w:t xml:space="preserve">无味</w:t>
+            </w:r>
+          </w:p>
+        </w:tc>
+        <w:tc>
+          <w:tcPr/>
+          <w:p>
+            <w:pPr>
+              <w:pStyle w:val="Compact"/>
+              <w:jc w:val="center"/>
+            </w:pPr>
+            <w:r>
+              <w:rPr>
+                <w:rFonts w:hint="eastAsia" w:ascii="Times New Roman" w:hAnsi="Times New Roman" w:eastAsia="FangSong" w:cs="Times New Roman"/>
+              </w:rPr>
+              <w:t>燃烧呈淡蓝色火焰</w:t>
+            </w:r>
+            <w:r>
+              <w:rPr>
+                <w:rFonts w:hint="eastAsia" w:ascii="Times New Roman" w:hAnsi="Times New Roman" w:eastAsia="Times New Roman" w:cs="Times New Roman"/>
+              </w:rPr>
+              <w:t>，</w:t>
+            </w:r>
+            <w:r>
+              <w:rPr>
+                <w:rFonts w:hint="eastAsia" w:ascii="Times New Roman" w:hAnsi="Times New Roman" w:eastAsia="FangSong" w:cs="Times New Roman"/>
+              </w:rPr>
+              <w:t>点燃爆鸣</w:t>
+            </w:r>
+          </w:p>
+        </w:tc>
+      </w:tr>
+    </w:tbl>
     <w:p>
       <w:pPr>
         <w:spacing w:before="160" w:after="80"/>
@@ -10511,9 +12621,9 @@
         </w:pict>
       </w:r>
     </w:p>
-    <w:bookmarkEnd w:id="26"/>
-    <w:bookmarkEnd w:id="27"/>
-    <w:bookmarkStart w:id="34" w:name="价态变化法与配合物生成法"/>
+    <w:bookmarkEnd w:id="23"/>
+    <w:bookmarkEnd w:id="24"/>
+    <w:bookmarkStart w:id="31" w:name="价态变化法与配合物生成法"/>
     <w:p>
       <w:pPr>
         <w:pStyle w:val="Heading2"/>
@@ -10686,7 +12796,7 @@
         <w:t>。</w:t>
       </w:r>
     </w:p>
-    <w:bookmarkStart w:id="28" w:name="价态变化信号价态数轴-歧化"/>
+    <w:bookmarkStart w:id="25" w:name="价态变化信号价态数轴-歧化"/>
     <w:p>
       <w:pPr>
         <w:pStyle w:val="Heading3"/>
@@ -12352,8 +14462,8 @@
         <w:t xml:space="preserve">6）</w:t>
       </w:r>
     </w:p>
-    <w:bookmarkEnd w:id="28"/>
-    <w:bookmarkStart w:id="29" w:name="配合物生成信号配体诱导颜色突变"/>
+    <w:bookmarkEnd w:id="25"/>
+    <w:bookmarkStart w:id="26" w:name="配合物生成信号配体诱导颜色突变"/>
     <w:p>
       <w:pPr>
         <w:pStyle w:val="Heading3"/>
@@ -13482,8 +15592,8 @@
         <w:t xml:space="preserve">7）</w:t>
       </w:r>
     </w:p>
-    <w:bookmarkEnd w:id="29"/>
-    <w:bookmarkStart w:id="33" w:name="介质和条件决定产物"/>
+    <w:bookmarkEnd w:id="26"/>
+    <w:bookmarkStart w:id="30" w:name="介质和条件决定产物"/>
     <w:p>
       <w:pPr>
         <w:pStyle w:val="Heading3"/>
@@ -14065,146 +16175,219 @@
     </w:tbl>
     <w:p>
       <w:pPr>
-        <w:pStyle w:val="BodyText"/>
-        <w:spacing w:before="160" w:after="80"/>
+        <w:spacing w:before="120" w:after="80"/>
+      </w:pPr>
+    </w:p>
+    <w:tbl>
+      <w:tblPr>
+        <w:tblStyle w:val="Table"/>
+        <w:tblW w:type="pct" w:w="5000"/>
+        <w:tblLayout w:type="fixed"/>
+        <w:tblLook w:firstRow="1" w:lastRow="0" w:firstColumn="0" w:lastColumn="0" w:noHBand="0" w:noVBand="0" w:val="0020"/>
         <w:jc w:val="center"/>
-      </w:pPr>
-      <w:r>
-        <w:rPr>
-          <w:rFonts w:ascii="Times New Roman" w:hAnsi="Times New Roman" w:eastAsia="Times New Roman" w:cs="Times New Roman"/>
-        </w:rPr>
-        <w:drawing>
-          <wp:inline>
-            <wp:extent cx="2667000" cy="680367"/>
-            <wp:effectExtent b="0" l="0" r="0" t="0"/>
-            <wp:docPr descr="" title="" id="31" name="Picture"/>
-            <a:graphic>
-              <a:graphicData uri="http://schemas.openxmlformats.org/drawingml/2006/picture">
-                <pic:pic>
-                  <pic:nvPicPr>
-                    <pic:cNvPr descr="4a925939012766aa8af87011ce54628273d8fa55a687da41ec12611d656b5155.png" id="32" name="Picture"/>
-                    <pic:cNvPicPr>
-                      <a:picLocks noChangeArrowheads="1" noChangeAspect="1"/>
-                    </pic:cNvPicPr>
-                  </pic:nvPicPr>
-                  <pic:blipFill>
-                    <a:blip r:embed="rId30"/>
-                    <a:stretch>
-                      <a:fillRect/>
-                    </a:stretch>
-                  </pic:blipFill>
-                  <pic:spPr bwMode="auto">
-                    <a:xfrm>
-                      <a:off x="0" y="0"/>
-                      <a:ext cx="2667000" cy="680367"/>
-                    </a:xfrm>
-                    <a:prstGeom prst="rect">
-                      <a:avLst/>
-                    </a:prstGeom>
-                    <a:noFill/>
-                    <a:ln w="9525">
-                      <a:noFill/>
-                      <a:headEnd/>
-                      <a:tailEnd/>
-                    </a:ln>
-                  </pic:spPr>
-                </pic:pic>
-              </a:graphicData>
-            </a:graphic>
-          </wp:inline>
-        </w:drawing>
-      </w:r>
-      <w:r>
-        <w:rPr>
-          <w:rFonts w:ascii="Times New Roman" w:hAnsi="Times New Roman" w:eastAsia="Times New Roman" w:cs="Times New Roman"/>
-        </w:rPr>
-        <w:t xml:space="preserve"> </w:t>
-      </w:r>
-      <w:r>
-        <w:rPr>
-          <w:rFonts w:ascii="Times New Roman" w:hAnsi="Times New Roman" w:eastAsia="Times New Roman" w:cs="Times New Roman"/>
-        </w:rPr>
-        <w:t xml:space="preserve">&gt; </w:t>
-      </w:r>
-      <w:r>
-        <w:rPr>
-          <w:rFonts w:hint="eastAsia" w:ascii="Times New Roman" w:hAnsi="Times New Roman" w:eastAsia="FangSong" w:cs="Times New Roman"/>
-        </w:rPr>
-        <w:t xml:space="preserve">图</w:t>
-      </w:r>
-      <w:r>
-        <w:rPr>
-          <w:rFonts w:ascii="Times New Roman" w:hAnsi="Times New Roman" w:eastAsia="Times New Roman" w:cs="Times New Roman"/>
-        </w:rPr>
-        <w:t xml:space="preserve"> </w:t>
-      </w:r>
-      <w:r>
-        <w:rPr>
-          <w:rFonts w:hint="eastAsia" w:ascii="Times New Roman" w:hAnsi="Times New Roman" w:eastAsia="Times New Roman" w:cs="Times New Roman"/>
-        </w:rPr>
-        <w:t>8-4：</w:t>
-      </w:r>
-      <w:r>
-        <w:rPr>
-          <w:rFonts w:hint="eastAsia" w:ascii="Times New Roman" w:hAnsi="Times New Roman" w:eastAsia="FangSong" w:cs="Times New Roman"/>
-        </w:rPr>
-        <w:t>锰元素酸性介质</w:t>
-      </w:r>
-      <w:r>
-        <w:rPr>
-          <w:rFonts w:ascii="Times New Roman" w:hAnsi="Times New Roman" w:eastAsia="Times New Roman" w:cs="Times New Roman"/>
-        </w:rPr>
-        <w:t xml:space="preserve"> Latimer </w:t>
-      </w:r>
-      <w:r>
-        <w:rPr>
-          <w:rFonts w:hint="eastAsia" w:ascii="Times New Roman" w:hAnsi="Times New Roman" w:eastAsia="FangSong" w:cs="Times New Roman"/>
-        </w:rPr>
-        <w:t>电势图</w:t>
-      </w:r>
-      <w:r>
-        <w:rPr>
-          <w:rFonts w:hint="eastAsia" w:ascii="Times New Roman" w:hAnsi="Times New Roman" w:eastAsia="Times New Roman" w:cs="Times New Roman"/>
-        </w:rPr>
-        <w:t>（</w:t>
-      </w:r>
-      <w:r>
-        <w:rPr>
-          <w:rFonts w:hint="eastAsia" w:ascii="Times New Roman" w:hAnsi="Times New Roman" w:eastAsia="FangSong" w:cs="Times New Roman"/>
-        </w:rPr>
-        <w:t>歧化判据</w:t>
-      </w:r>
-      <w:r>
-        <w:rPr>
-          <w:rFonts w:hint="eastAsia" w:ascii="Times New Roman" w:hAnsi="Times New Roman" w:eastAsia="Times New Roman" w:cs="Times New Roman"/>
-        </w:rPr>
-        <w:t>：</w:t>
-      </w:r>
-      <w:r>
-        <w:rPr>
-          <w:rFonts w:hint="eastAsia" w:ascii="Times New Roman" w:hAnsi="Times New Roman" w:eastAsia="FangSong" w:cs="Times New Roman"/>
-        </w:rPr>
-        <w:t>右侧电势</w:t>
-      </w:r>
-      <w:r>
-        <w:rPr>
-          <w:rFonts w:ascii="Times New Roman" w:hAnsi="Times New Roman" w:eastAsia="Times New Roman" w:cs="Times New Roman"/>
-        </w:rPr>
-        <w:t xml:space="preserve"> &gt; </w:t>
-      </w:r>
-      <w:r>
-        <w:rPr>
-          <w:rFonts w:hint="eastAsia" w:ascii="Times New Roman" w:hAnsi="Times New Roman" w:eastAsia="FangSong" w:cs="Times New Roman"/>
-        </w:rPr>
-        <w:t>左侧电势</w:t>
-      </w:r>
-      <w:r>
-        <w:rPr>
-          <w:rFonts w:hint="eastAsia" w:ascii="Times New Roman" w:hAnsi="Times New Roman" w:eastAsia="Times New Roman" w:cs="Times New Roman"/>
-        </w:rPr>
-        <w:t>）</w:t>
-      </w:r>
-    </w:p>
+        <w:tblBorders>
+          <w:top w:val="single" w:sz="12" w:space="0" w:color="333333"/>
+          <w:bottom w:val="single" w:sz="12" w:space="0" w:color="333333"/>
+          <w:left w:val="none"/>
+          <w:right w:val="none"/>
+          <w:insideH w:val="none"/>
+          <w:insideV w:val="none"/>
+        </w:tblBorders>
+      </w:tblPr>
+      <w:tblGrid>
+        <w:gridCol w:w="7920"/>
+      </w:tblGrid>
+      <w:tr>
+        <w:trPr>
+          <w:tblHeader w:val="on"/>
+        </w:trPr>
+        <w:tc>
+          <w:tcPr>
+            <w:tcBorders>
+              <w:bottom w:val="single" w:sz="6" w:space="0" w:color="333333"/>
+            </w:tcBorders>
+          </w:tcPr>
+          <w:p>
+            <w:pPr>
+              <w:pStyle w:val="Compact"/>
+              <w:jc w:val="center"/>
+            </w:pPr>
+            <w:r>
+              <w:rPr>
+                <w:rFonts w:hint="eastAsia" w:ascii="Times New Roman" w:hAnsi="Times New Roman" w:eastAsia="SimHei" w:cs="Times New Roman"/>
+                <w:b/>
+              </w:rPr>
+              <w:t xml:space="preserve">锰元素酸性介质</w:t>
+            </w:r>
+            <w:r>
+              <w:rPr>
+                <w:rFonts w:ascii="Times New Roman" w:hAnsi="Times New Roman" w:eastAsia="Times New Roman" w:cs="Times New Roman"/>
+                <w:b/>
+              </w:rPr>
+              <w:t xml:space="preserve"> Latimer </w:t>
+            </w:r>
+            <w:r>
+              <w:rPr>
+                <w:rFonts w:hint="eastAsia" w:ascii="Times New Roman" w:hAnsi="Times New Roman" w:eastAsia="SimHei" w:cs="Times New Roman"/>
+                <w:b/>
+              </w:rPr>
+              <w:t xml:space="preserve">电势</w:t>
+            </w:r>
+          </w:p>
+        </w:tc>
+      </w:tr>
+      <w:tr>
+        <w:tc>
+          <w:tcPr/>
+          <w:p>
+            <w:pPr>
+              <w:pStyle w:val="Compact"/>
+              <w:jc w:val="center"/>
+            </w:pPr>
+            <w:r>
+              <w:rPr>
+                <w:rFonts w:ascii="Times New Roman" w:hAnsi="Times New Roman" w:eastAsia="Times New Roman" w:cs="Times New Roman"/>
+              </w:rPr>
+              <w:drawing>
+                <wp:inline>
+                  <wp:extent cx="2667000" cy="680367"/>
+                  <wp:effectExtent b="0" l="0" r="0" t="0"/>
+                  <wp:docPr descr="" title="" id="28" name="Picture"/>
+                  <a:graphic>
+                    <a:graphicData uri="http://schemas.openxmlformats.org/drawingml/2006/picture">
+                      <pic:pic>
+                        <pic:nvPicPr>
+                          <pic:cNvPr descr="4a925939012766aa8af87011ce54628273d8fa55a687da41ec12611d656b5155.png" id="29" name="Picture"/>
+                          <pic:cNvPicPr>
+                            <a:picLocks noChangeArrowheads="1" noChangeAspect="1"/>
+                          </pic:cNvPicPr>
+                        </pic:nvPicPr>
+                        <pic:blipFill>
+                          <a:blip r:embed="rId27"/>
+                          <a:stretch>
+                            <a:fillRect/>
+                          </a:stretch>
+                        </pic:blipFill>
+                        <pic:spPr bwMode="auto">
+                          <a:xfrm>
+                            <a:off x="0" y="0"/>
+                            <a:ext cx="2667000" cy="680367"/>
+                          </a:xfrm>
+                          <a:prstGeom prst="rect">
+                            <a:avLst/>
+                          </a:prstGeom>
+                          <a:noFill/>
+                          <a:ln w="9525">
+                            <a:noFill/>
+                            <a:headEnd/>
+                            <a:tailEnd/>
+                          </a:ln>
+                        </pic:spPr>
+                      </pic:pic>
+                    </a:graphicData>
+                  </a:graphic>
+                </wp:inline>
+              </w:drawing>
+            </w:r>
+          </w:p>
+        </w:tc>
+      </w:tr>
+      <w:tr>
+        <w:tc>
+          <w:tcPr/>
+          <w:p>
+            <w:pPr>
+              <w:pStyle w:val="Compact"/>
+              <w:jc w:val="center"/>
+            </w:pPr>
+            <w:r>
+              <w:rPr>
+                <w:rFonts w:ascii="Times New Roman" w:hAnsi="Times New Roman" w:eastAsia="Times New Roman" w:cs="Times New Roman"/>
+              </w:rPr>
+              <w:t xml:space="preserve">&gt; </w:t>
+            </w:r>
+            <w:r>
+              <w:rPr>
+                <w:rFonts w:hint="eastAsia" w:ascii="Times New Roman" w:hAnsi="Times New Roman" w:eastAsia="FangSong" w:cs="Times New Roman"/>
+              </w:rPr>
+              <w:t xml:space="preserve">图</w:t>
+            </w:r>
+            <w:r>
+              <w:rPr>
+                <w:rFonts w:ascii="Times New Roman" w:hAnsi="Times New Roman" w:eastAsia="Times New Roman" w:cs="Times New Roman"/>
+              </w:rPr>
+              <w:t xml:space="preserve"> </w:t>
+            </w:r>
+            <w:r>
+              <w:rPr>
+                <w:rFonts w:hint="eastAsia" w:ascii="Times New Roman" w:hAnsi="Times New Roman" w:eastAsia="Times New Roman" w:cs="Times New Roman"/>
+              </w:rPr>
+              <w:t>8-3：</w:t>
+            </w:r>
+            <w:r>
+              <w:rPr>
+                <w:rFonts w:hint="eastAsia" w:ascii="Times New Roman" w:hAnsi="Times New Roman" w:eastAsia="FangSong" w:cs="Times New Roman"/>
+              </w:rPr>
+              <w:t>锰元素酸性介质</w:t>
+            </w:r>
+            <w:r>
+              <w:rPr>
+                <w:rFonts w:ascii="Times New Roman" w:hAnsi="Times New Roman" w:eastAsia="Times New Roman" w:cs="Times New Roman"/>
+              </w:rPr>
+              <w:t xml:space="preserve"> Latimer </w:t>
+            </w:r>
+            <w:r>
+              <w:rPr>
+                <w:rFonts w:hint="eastAsia" w:ascii="Times New Roman" w:hAnsi="Times New Roman" w:eastAsia="FangSong" w:cs="Times New Roman"/>
+              </w:rPr>
+              <w:t>电势图</w:t>
+            </w:r>
+            <w:r>
+              <w:rPr>
+                <w:rFonts w:hint="eastAsia" w:ascii="Times New Roman" w:hAnsi="Times New Roman" w:eastAsia="Times New Roman" w:cs="Times New Roman"/>
+              </w:rPr>
+              <w:t>（</w:t>
+            </w:r>
+            <w:r>
+              <w:rPr>
+                <w:rFonts w:hint="eastAsia" w:ascii="Times New Roman" w:hAnsi="Times New Roman" w:eastAsia="FangSong" w:cs="Times New Roman"/>
+              </w:rPr>
+              <w:t>歧化判据</w:t>
+            </w:r>
+            <w:r>
+              <w:rPr>
+                <w:rFonts w:hint="eastAsia" w:ascii="Times New Roman" w:hAnsi="Times New Roman" w:eastAsia="Times New Roman" w:cs="Times New Roman"/>
+              </w:rPr>
+              <w:t>：</w:t>
+            </w:r>
+            <w:r>
+              <w:rPr>
+                <w:rFonts w:hint="eastAsia" w:ascii="Times New Roman" w:hAnsi="Times New Roman" w:eastAsia="FangSong" w:cs="Times New Roman"/>
+              </w:rPr>
+              <w:t>右侧电势</w:t>
+            </w:r>
+            <w:r>
+              <w:rPr>
+                <w:rFonts w:ascii="Times New Roman" w:hAnsi="Times New Roman" w:eastAsia="Times New Roman" w:cs="Times New Roman"/>
+              </w:rPr>
+              <w:t xml:space="preserve"> &gt; </w:t>
+            </w:r>
+            <w:r>
+              <w:rPr>
+                <w:rFonts w:hint="eastAsia" w:ascii="Times New Roman" w:hAnsi="Times New Roman" w:eastAsia="FangSong" w:cs="Times New Roman"/>
+              </w:rPr>
+              <w:t>左侧电势</w:t>
+            </w:r>
+            <w:r>
+              <w:rPr>
+                <w:rFonts w:hint="eastAsia" w:ascii="Times New Roman" w:hAnsi="Times New Roman" w:eastAsia="Times New Roman" w:cs="Times New Roman"/>
+              </w:rPr>
+              <w:t>）</w:t>
+            </w:r>
+          </w:p>
+        </w:tc>
+      </w:tr>
+    </w:tbl>
     <w:p>
       <w:pPr>
         <w:spacing w:before="160" w:after="80"/>
@@ -14215,9 +16398,9 @@
         </w:pict>
       </w:r>
     </w:p>
-    <w:bookmarkEnd w:id="33"/>
-    <w:bookmarkEnd w:id="34"/>
-    <w:bookmarkStart w:id="42" w:name="否定信息利用与交叉验证"/>
+    <w:bookmarkEnd w:id="30"/>
+    <w:bookmarkEnd w:id="31"/>
+    <w:bookmarkStart w:id="39" w:name="否定信息利用与交叉验证"/>
     <w:p>
       <w:pPr>
         <w:pStyle w:val="Heading2"/>
@@ -14390,7 +16573,7 @@
         <w:t>。</w:t>
       </w:r>
     </w:p>
-    <w:bookmarkStart w:id="35" w:name="不字标记法"/>
+    <w:bookmarkStart w:id="32" w:name="不字标记法"/>
     <w:p>
       <w:pPr>
         <w:pStyle w:val="Heading3"/>
@@ -14639,8 +16822,8 @@
         <w:t>。」</w:t>
       </w:r>
     </w:p>
-    <w:bookmarkEnd w:id="35"/>
-    <w:bookmarkStart w:id="36" w:name="四大否定信号排除表"/>
+    <w:bookmarkEnd w:id="32"/>
+    <w:bookmarkStart w:id="33" w:name="四大否定信号排除表"/>
     <w:p>
       <w:pPr>
         <w:pStyle w:val="Heading3"/>
@@ -15720,8 +17903,8 @@
         </w:tc>
       </w:tr>
     </w:tbl>
-    <w:bookmarkEnd w:id="36"/>
-    <w:bookmarkStart w:id="37" w:name="无色不等于无过渡金属"/>
+    <w:bookmarkEnd w:id="33"/>
+    <w:bookmarkStart w:id="34" w:name="无色不等于无过渡金属"/>
     <w:p>
       <w:pPr>
         <w:pStyle w:val="Heading3"/>
@@ -16232,8 +18415,8 @@
         <w:t>。</w:t>
       </w:r>
     </w:p>
-    <w:bookmarkEnd w:id="37"/>
-    <w:bookmarkStart w:id="41" w:name="交叉验证决策路径"/>
+    <w:bookmarkEnd w:id="34"/>
+    <w:bookmarkStart w:id="38" w:name="交叉验证决策路径"/>
     <w:p>
       <w:pPr>
         <w:pStyle w:val="Heading3"/>
@@ -16847,6 +19030,7 @@
     <w:p>
       <w:pPr>
         <w:pStyle w:val="BodyText"/>
+        <w:spacing w:after="80"/>
         <w:ind w:firstLine="420"/>
       </w:pPr>
       <w:r>
@@ -17376,174 +19560,272 @@
         <w:t>迅速对候选池打叉</w:t>
       </w:r>
     </w:p>
-    <w:p>
-      <w:pPr>
-        <w:pStyle w:val="BodyText"/>
-        <w:spacing w:before="160" w:after="80"/>
+    <w:tbl>
+      <w:tblPr>
+        <w:tblStyle w:val="Table"/>
+        <w:tblW w:type="pct" w:w="5000"/>
+        <w:tblLayout w:type="fixed"/>
+        <w:tblLook w:firstRow="1" w:lastRow="0" w:firstColumn="0" w:lastColumn="0" w:noHBand="0" w:noVBand="0" w:val="0020"/>
         <w:jc w:val="center"/>
-      </w:pPr>
-      <w:r>
-        <w:rPr>
-          <w:rFonts w:ascii="Times New Roman" w:hAnsi="Times New Roman" w:eastAsia="Times New Roman" w:cs="Times New Roman"/>
-        </w:rPr>
-        <w:drawing>
-          <wp:inline>
-            <wp:extent cx="2667000" cy="1298938"/>
-            <wp:effectExtent b="0" l="0" r="0" t="0"/>
-            <wp:docPr descr="" title="" id="39" name="Picture"/>
-            <a:graphic>
-              <a:graphicData uri="http://schemas.openxmlformats.org/drawingml/2006/picture">
-                <pic:pic>
-                  <pic:nvPicPr>
-                    <pic:cNvPr descr="d7b33da4c59650effe5b5107280eca5cb04e077417f83697d268ef8bc480fac4.png" id="40" name="Picture"/>
-                    <pic:cNvPicPr>
-                      <a:picLocks noChangeArrowheads="1" noChangeAspect="1"/>
-                    </pic:cNvPicPr>
-                  </pic:nvPicPr>
-                  <pic:blipFill>
-                    <a:blip r:embed="rId38"/>
-                    <a:stretch>
-                      <a:fillRect/>
-                    </a:stretch>
-                  </pic:blipFill>
-                  <pic:spPr bwMode="auto">
-                    <a:xfrm>
-                      <a:off x="0" y="0"/>
-                      <a:ext cx="2667000" cy="1298938"/>
-                    </a:xfrm>
-                    <a:prstGeom prst="rect">
-                      <a:avLst/>
-                    </a:prstGeom>
-                    <a:noFill/>
-                    <a:ln w="9525">
-                      <a:noFill/>
-                      <a:headEnd/>
-                      <a:tailEnd/>
-                    </a:ln>
-                  </pic:spPr>
-                </pic:pic>
-              </a:graphicData>
-            </a:graphic>
-          </wp:inline>
-        </w:drawing>
-      </w:r>
-      <w:r>
-        <w:rPr>
-          <w:rFonts w:ascii="Times New Roman" w:hAnsi="Times New Roman" w:eastAsia="Times New Roman" w:cs="Times New Roman"/>
-        </w:rPr>
-        <w:t xml:space="preserve"> </w:t>
-      </w:r>
-      <w:r>
-        <w:rPr>
-          <w:rFonts w:ascii="Times New Roman" w:hAnsi="Times New Roman" w:eastAsia="Times New Roman" w:cs="Times New Roman"/>
-        </w:rPr>
-        <w:t xml:space="preserve">&gt; </w:t>
-      </w:r>
-      <w:r>
-        <w:rPr>
-          <w:rFonts w:hint="eastAsia" w:ascii="Times New Roman" w:hAnsi="Times New Roman" w:eastAsia="FangSong" w:cs="Times New Roman"/>
-        </w:rPr>
-        <w:t xml:space="preserve">图</w:t>
-      </w:r>
-      <w:r>
-        <w:rPr>
-          <w:rFonts w:ascii="Times New Roman" w:hAnsi="Times New Roman" w:eastAsia="Times New Roman" w:cs="Times New Roman"/>
-        </w:rPr>
-        <w:t xml:space="preserve"> </w:t>
-      </w:r>
-      <w:r>
-        <w:rPr>
-          <w:rFonts w:hint="eastAsia" w:ascii="Times New Roman" w:hAnsi="Times New Roman" w:eastAsia="Times New Roman" w:cs="Times New Roman"/>
-        </w:rPr>
-        <w:t>8-5：</w:t>
-      </w:r>
-      <w:r>
-        <w:rPr>
-          <w:rFonts w:hint="eastAsia" w:ascii="Times New Roman" w:hAnsi="Times New Roman" w:eastAsia="FangSong" w:cs="Times New Roman"/>
-        </w:rPr>
-        <w:t>元素推断色彩陷阱</w:t>
-      </w:r>
-      <w:r>
-        <w:rPr>
-          <w:rFonts w:hint="eastAsia" w:ascii="Times New Roman" w:hAnsi="Times New Roman" w:eastAsia="Times New Roman" w:cs="Times New Roman"/>
-        </w:rPr>
-        <w:t>：d</w:t>
-      </w:r>
-      <w:r>
-        <w:rPr>
-          <w:rFonts w:hint="eastAsia" w:ascii="Times New Roman" w:hAnsi="Times New Roman" w:eastAsia="Times New Roman" w:cs="Times New Roman"/>
-          <w:vertAlign w:val="superscript"/>
-        </w:rPr>
-        <w:t>0</w:t>
-      </w:r>
-      <w:r>
-        <w:rPr>
-          <w:rFonts w:hint="eastAsia" w:ascii="Times New Roman" w:hAnsi="Times New Roman" w:eastAsia="Times New Roman" w:cs="Times New Roman"/>
-        </w:rPr>
-        <w:t>/d</w:t>
-      </w:r>
-      <w:r>
-        <w:rPr>
-          <w:rFonts w:hint="eastAsia" w:ascii="Times New Roman" w:hAnsi="Times New Roman" w:eastAsia="Times New Roman" w:cs="Times New Roman"/>
-          <w:vertAlign w:val="superscript"/>
-        </w:rPr>
-        <w:t>10</w:t>
-      </w:r>
-      <w:r>
-        <w:rPr>
-          <w:rFonts w:ascii="Times New Roman" w:hAnsi="Times New Roman" w:eastAsia="Times New Roman" w:cs="Times New Roman"/>
-        </w:rPr>
-        <w:t xml:space="preserve"> </w:t>
-      </w:r>
-      <w:r>
-        <w:rPr>
-          <w:rFonts w:hint="eastAsia" w:ascii="Times New Roman" w:hAnsi="Times New Roman" w:eastAsia="FangSong" w:cs="Times New Roman"/>
-        </w:rPr>
-        <w:t>离子不一定无色</w:t>
-      </w:r>
-      <w:r>
-        <w:rPr>
-          <w:rFonts w:hint="eastAsia" w:ascii="Times New Roman" w:hAnsi="Times New Roman" w:eastAsia="Times New Roman" w:cs="Times New Roman"/>
-        </w:rPr>
-        <w:t>（</w:t>
-      </w:r>
-      <w:r>
-        <w:rPr>
-          <w:rFonts w:hint="eastAsia" w:ascii="Times New Roman" w:hAnsi="Times New Roman" w:eastAsia="FangSong" w:cs="Times New Roman"/>
-        </w:rPr>
-        <w:t>警惕</w:t>
-      </w:r>
-      <w:r>
-        <w:rPr>
-          <w:rFonts w:ascii="Times New Roman" w:hAnsi="Times New Roman" w:eastAsia="Times New Roman" w:cs="Times New Roman"/>
-        </w:rPr>
-        <w:t xml:space="preserve"> LMCT </w:t>
-      </w:r>
-      <w:r>
-        <w:rPr>
-          <w:rFonts w:hint="eastAsia" w:ascii="Times New Roman" w:hAnsi="Times New Roman" w:eastAsia="FangSong" w:cs="Times New Roman"/>
-        </w:rPr>
-        <w:t>配体</w:t>
-      </w:r>
-      <w:r>
-        <w:rPr>
-          <w:rFonts w:hint="eastAsia" w:ascii="Times New Roman" w:hAnsi="Times New Roman" w:eastAsia="Times New Roman" w:cs="Times New Roman"/>
-        </w:rPr>
-        <w:t>-</w:t>
-      </w:r>
-      <w:r>
-        <w:rPr>
-          <w:rFonts w:hint="eastAsia" w:ascii="Times New Roman" w:hAnsi="Times New Roman" w:eastAsia="FangSong" w:cs="Times New Roman"/>
-        </w:rPr>
-        <w:t>金属电荷转移跃迁</w:t>
-      </w:r>
-      <w:r>
-        <w:rPr>
-          <w:rFonts w:hint="eastAsia" w:ascii="Times New Roman" w:hAnsi="Times New Roman" w:eastAsia="Times New Roman" w:cs="Times New Roman"/>
-        </w:rPr>
-        <w:t>）</w:t>
-      </w:r>
-    </w:p>
+        <w:tblBorders>
+          <w:top w:val="single" w:sz="12" w:space="0" w:color="333333"/>
+          <w:bottom w:val="single" w:sz="12" w:space="0" w:color="333333"/>
+          <w:left w:val="none"/>
+          <w:right w:val="none"/>
+          <w:insideH w:val="none"/>
+          <w:insideV w:val="none"/>
+        </w:tblBorders>
+      </w:tblPr>
+      <w:tblGrid>
+        <w:gridCol w:w="7920"/>
+      </w:tblGrid>
+      <w:tr>
+        <w:trPr>
+          <w:tblHeader w:val="on"/>
+        </w:trPr>
+        <w:tc>
+          <w:tcPr>
+            <w:tcBorders>
+              <w:bottom w:val="single" w:sz="6" w:space="0" w:color="333333"/>
+            </w:tcBorders>
+          </w:tcPr>
+          <w:p>
+            <w:pPr>
+              <w:pStyle w:val="Compact"/>
+              <w:jc w:val="center"/>
+            </w:pPr>
+            <w:r>
+              <w:rPr>
+                <w:rFonts w:hint="eastAsia" w:ascii="Times New Roman" w:hAnsi="Times New Roman" w:eastAsia="SimHei" w:cs="Times New Roman"/>
+                <w:b/>
+              </w:rPr>
+              <w:t>元素推断色彩陷阱</w:t>
+            </w:r>
+            <w:r>
+              <w:rPr>
+                <w:rFonts w:hint="eastAsia" w:ascii="Times New Roman" w:hAnsi="Times New Roman" w:eastAsia="Times New Roman" w:cs="Times New Roman"/>
+                <w:b/>
+              </w:rPr>
+              <w:t>：d</w:t>
+            </w:r>
+            <w:r>
+              <w:rPr>
+                <w:rFonts w:hint="eastAsia" w:ascii="Times New Roman" w:hAnsi="Times New Roman" w:eastAsia="Times New Roman" w:cs="Times New Roman"/>
+                <w:b/>
+                <w:vertAlign w:val="superscript"/>
+              </w:rPr>
+              <w:t>0</w:t>
+            </w:r>
+            <w:r>
+              <w:rPr>
+                <w:rFonts w:hint="eastAsia" w:ascii="Times New Roman" w:hAnsi="Times New Roman" w:eastAsia="Times New Roman" w:cs="Times New Roman"/>
+                <w:b/>
+              </w:rPr>
+              <w:t>/d</w:t>
+            </w:r>
+            <w:r>
+              <w:rPr>
+                <w:rFonts w:hint="eastAsia" w:ascii="Times New Roman" w:hAnsi="Times New Roman" w:eastAsia="Times New Roman" w:cs="Times New Roman"/>
+                <w:b/>
+                <w:vertAlign w:val="superscript"/>
+              </w:rPr>
+              <w:t>10</w:t>
+            </w:r>
+            <w:r>
+              <w:rPr>
+                <w:rFonts w:ascii="Times New Roman" w:hAnsi="Times New Roman" w:eastAsia="Times New Roman" w:cs="Times New Roman"/>
+                <w:b/>
+              </w:rPr>
+              <w:t xml:space="preserve"> </w:t>
+            </w:r>
+            <w:r>
+              <w:rPr>
+                <w:rFonts w:hint="eastAsia" w:ascii="Times New Roman" w:hAnsi="Times New Roman" w:eastAsia="SimHei" w:cs="Times New Roman"/>
+                <w:b/>
+              </w:rPr>
+              <w:t xml:space="preserve">离子</w:t>
+            </w:r>
+          </w:p>
+        </w:tc>
+      </w:tr>
+      <w:tr>
+        <w:tc>
+          <w:tcPr/>
+          <w:p>
+            <w:pPr>
+              <w:pStyle w:val="Compact"/>
+              <w:jc w:val="center"/>
+            </w:pPr>
+            <w:r>
+              <w:rPr>
+                <w:rFonts w:ascii="Times New Roman" w:hAnsi="Times New Roman" w:eastAsia="Times New Roman" w:cs="Times New Roman"/>
+              </w:rPr>
+              <w:drawing>
+                <wp:inline>
+                  <wp:extent cx="2667000" cy="1298938"/>
+                  <wp:effectExtent b="0" l="0" r="0" t="0"/>
+                  <wp:docPr descr="" title="" id="36" name="Picture"/>
+                  <a:graphic>
+                    <a:graphicData uri="http://schemas.openxmlformats.org/drawingml/2006/picture">
+                      <pic:pic>
+                        <pic:nvPicPr>
+                          <pic:cNvPr descr="d7b33da4c59650effe5b5107280eca5cb04e077417f83697d268ef8bc480fac4.png" id="37" name="Picture"/>
+                          <pic:cNvPicPr>
+                            <a:picLocks noChangeArrowheads="1" noChangeAspect="1"/>
+                          </pic:cNvPicPr>
+                        </pic:nvPicPr>
+                        <pic:blipFill>
+                          <a:blip r:embed="rId35"/>
+                          <a:stretch>
+                            <a:fillRect/>
+                          </a:stretch>
+                        </pic:blipFill>
+                        <pic:spPr bwMode="auto">
+                          <a:xfrm>
+                            <a:off x="0" y="0"/>
+                            <a:ext cx="2667000" cy="1298938"/>
+                          </a:xfrm>
+                          <a:prstGeom prst="rect">
+                            <a:avLst/>
+                          </a:prstGeom>
+                          <a:noFill/>
+                          <a:ln w="9525">
+                            <a:noFill/>
+                            <a:headEnd/>
+                            <a:tailEnd/>
+                          </a:ln>
+                        </pic:spPr>
+                      </pic:pic>
+                    </a:graphicData>
+                  </a:graphic>
+                </wp:inline>
+              </w:drawing>
+            </w:r>
+          </w:p>
+        </w:tc>
+      </w:tr>
+      <w:tr>
+        <w:tc>
+          <w:tcPr/>
+          <w:p>
+            <w:pPr>
+              <w:pStyle w:val="Compact"/>
+              <w:jc w:val="center"/>
+            </w:pPr>
+            <w:r>
+              <w:rPr>
+                <w:rFonts w:ascii="Times New Roman" w:hAnsi="Times New Roman" w:eastAsia="Times New Roman" w:cs="Times New Roman"/>
+              </w:rPr>
+              <w:t xml:space="preserve">&gt; </w:t>
+            </w:r>
+            <w:r>
+              <w:rPr>
+                <w:rFonts w:hint="eastAsia" w:ascii="Times New Roman" w:hAnsi="Times New Roman" w:eastAsia="FangSong" w:cs="Times New Roman"/>
+              </w:rPr>
+              <w:t xml:space="preserve">图</w:t>
+            </w:r>
+            <w:r>
+              <w:rPr>
+                <w:rFonts w:ascii="Times New Roman" w:hAnsi="Times New Roman" w:eastAsia="Times New Roman" w:cs="Times New Roman"/>
+              </w:rPr>
+              <w:t xml:space="preserve"> </w:t>
+            </w:r>
+            <w:r>
+              <w:rPr>
+                <w:rFonts w:hint="eastAsia" w:ascii="Times New Roman" w:hAnsi="Times New Roman" w:eastAsia="Times New Roman" w:cs="Times New Roman"/>
+              </w:rPr>
+              <w:t>8-4：</w:t>
+            </w:r>
+            <w:r>
+              <w:rPr>
+                <w:rFonts w:hint="eastAsia" w:ascii="Times New Roman" w:hAnsi="Times New Roman" w:eastAsia="FangSong" w:cs="Times New Roman"/>
+              </w:rPr>
+              <w:t>元素推断色彩陷阱</w:t>
+            </w:r>
+            <w:r>
+              <w:rPr>
+                <w:rFonts w:hint="eastAsia" w:ascii="Times New Roman" w:hAnsi="Times New Roman" w:eastAsia="Times New Roman" w:cs="Times New Roman"/>
+              </w:rPr>
+              <w:t>：d</w:t>
+            </w:r>
+            <w:r>
+              <w:rPr>
+                <w:rFonts w:hint="eastAsia" w:ascii="Times New Roman" w:hAnsi="Times New Roman" w:eastAsia="Times New Roman" w:cs="Times New Roman"/>
+                <w:vertAlign w:val="superscript"/>
+              </w:rPr>
+              <w:t>0</w:t>
+            </w:r>
+            <w:r>
+              <w:rPr>
+                <w:rFonts w:hint="eastAsia" w:ascii="Times New Roman" w:hAnsi="Times New Roman" w:eastAsia="Times New Roman" w:cs="Times New Roman"/>
+              </w:rPr>
+              <w:t>/d</w:t>
+            </w:r>
+            <w:r>
+              <w:rPr>
+                <w:rFonts w:hint="eastAsia" w:ascii="Times New Roman" w:hAnsi="Times New Roman" w:eastAsia="Times New Roman" w:cs="Times New Roman"/>
+                <w:vertAlign w:val="superscript"/>
+              </w:rPr>
+              <w:t>10</w:t>
+            </w:r>
+            <w:r>
+              <w:rPr>
+                <w:rFonts w:ascii="Times New Roman" w:hAnsi="Times New Roman" w:eastAsia="Times New Roman" w:cs="Times New Roman"/>
+              </w:rPr>
+              <w:t xml:space="preserve"> </w:t>
+            </w:r>
+            <w:r>
+              <w:rPr>
+                <w:rFonts w:hint="eastAsia" w:ascii="Times New Roman" w:hAnsi="Times New Roman" w:eastAsia="FangSong" w:cs="Times New Roman"/>
+              </w:rPr>
+              <w:t>离子不一定无色</w:t>
+            </w:r>
+            <w:r>
+              <w:rPr>
+                <w:rFonts w:hint="eastAsia" w:ascii="Times New Roman" w:hAnsi="Times New Roman" w:eastAsia="Times New Roman" w:cs="Times New Roman"/>
+              </w:rPr>
+              <w:t>（</w:t>
+            </w:r>
+            <w:r>
+              <w:rPr>
+                <w:rFonts w:hint="eastAsia" w:ascii="Times New Roman" w:hAnsi="Times New Roman" w:eastAsia="FangSong" w:cs="Times New Roman"/>
+              </w:rPr>
+              <w:t>警惕</w:t>
+            </w:r>
+            <w:r>
+              <w:rPr>
+                <w:rFonts w:ascii="Times New Roman" w:hAnsi="Times New Roman" w:eastAsia="Times New Roman" w:cs="Times New Roman"/>
+              </w:rPr>
+              <w:t xml:space="preserve"> LMCT </w:t>
+            </w:r>
+            <w:r>
+              <w:rPr>
+                <w:rFonts w:hint="eastAsia" w:ascii="Times New Roman" w:hAnsi="Times New Roman" w:eastAsia="FangSong" w:cs="Times New Roman"/>
+              </w:rPr>
+              <w:t>配体</w:t>
+            </w:r>
+            <w:r>
+              <w:rPr>
+                <w:rFonts w:hint="eastAsia" w:ascii="Times New Roman" w:hAnsi="Times New Roman" w:eastAsia="Times New Roman" w:cs="Times New Roman"/>
+              </w:rPr>
+              <w:t>-</w:t>
+            </w:r>
+            <w:r>
+              <w:rPr>
+                <w:rFonts w:hint="eastAsia" w:ascii="Times New Roman" w:hAnsi="Times New Roman" w:eastAsia="FangSong" w:cs="Times New Roman"/>
+              </w:rPr>
+              <w:t>金属电荷转移跃迁</w:t>
+            </w:r>
+            <w:r>
+              <w:rPr>
+                <w:rFonts w:hint="eastAsia" w:ascii="Times New Roman" w:hAnsi="Times New Roman" w:eastAsia="Times New Roman" w:cs="Times New Roman"/>
+              </w:rPr>
+              <w:t>）</w:t>
+            </w:r>
+          </w:p>
+        </w:tc>
+      </w:tr>
+    </w:tbl>
     <w:p>
       <w:pPr>
         <w:spacing w:before="160" w:after="80"/>
@@ -17554,9 +19836,9 @@
         </w:pict>
       </w:r>
     </w:p>
-    <w:bookmarkEnd w:id="41"/>
-    <w:bookmarkEnd w:id="42"/>
-    <w:bookmarkStart w:id="47" w:name="五步推断法与进阶工具"/>
+    <w:bookmarkEnd w:id="38"/>
+    <w:bookmarkEnd w:id="39"/>
+    <w:bookmarkStart w:id="44" w:name="五步推断法与进阶工具"/>
     <w:p>
       <w:pPr>
         <w:pStyle w:val="Heading2"/>
@@ -17807,7 +20089,7 @@
         <w:t>。</w:t>
       </w:r>
     </w:p>
-    <w:bookmarkStart w:id="43" w:name="五步推断法进阶框架"/>
+    <w:bookmarkStart w:id="40" w:name="五步推断法进阶框架"/>
     <w:p>
       <w:pPr>
         <w:pStyle w:val="Heading3"/>
@@ -19000,8 +21282,8 @@
         <w:t>）。</w:t>
       </w:r>
     </w:p>
-    <w:bookmarkEnd w:id="43"/>
-    <w:bookmarkStart w:id="44" w:name="广义复盐法整体打包"/>
+    <w:bookmarkEnd w:id="40"/>
+    <w:bookmarkStart w:id="41" w:name="广义复盐法整体打包"/>
     <w:p>
       <w:pPr>
         <w:pStyle w:val="Heading3"/>
@@ -19690,8 +21972,8 @@
         <w:t xml:space="preserve">9）</w:t>
       </w:r>
     </w:p>
-    <w:bookmarkEnd w:id="44"/>
-    <w:bookmarkStart w:id="45" w:name="六大命题模式"/>
+    <w:bookmarkEnd w:id="41"/>
+    <w:bookmarkStart w:id="42" w:name="六大命题模式"/>
     <w:p>
       <w:pPr>
         <w:pStyle w:val="Heading3"/>
@@ -20385,8 +22667,8 @@
         <w:t>。</w:t>
       </w:r>
     </w:p>
-    <w:bookmarkEnd w:id="45"/>
-    <w:bookmarkStart w:id="46" w:name="化学史推断三步翻译法"/>
+    <w:bookmarkEnd w:id="42"/>
+    <w:bookmarkStart w:id="43" w:name="化学史推断三步翻译法"/>
     <w:p>
       <w:pPr>
         <w:pStyle w:val="Heading3"/>
@@ -21719,9 +24001,9 @@
         </w:pict>
       </w:r>
     </w:p>
-    <w:bookmarkEnd w:id="46"/>
-    <w:bookmarkEnd w:id="47"/>
-    <w:bookmarkStart w:id="52" w:name="真题实战与过程分"/>
+    <w:bookmarkEnd w:id="43"/>
+    <w:bookmarkEnd w:id="44"/>
+    <w:bookmarkStart w:id="49" w:name="真题实战与过程分"/>
     <w:p>
       <w:pPr>
         <w:pStyle w:val="Heading2"/>
@@ -21904,7 +24186,7 @@
         <w:t xml:space="preserve">。</w:t>
       </w:r>
     </w:p>
-    <w:bookmarkStart w:id="48" w:name="真题链映射按认知台阶递进"/>
+    <w:bookmarkStart w:id="45" w:name="真题链映射按认知台阶递进"/>
     <w:p>
       <w:pPr>
         <w:pStyle w:val="Heading3"/>
@@ -22738,8 +25020,8 @@
         </w:tc>
       </w:tr>
     </w:tbl>
-    <w:bookmarkEnd w:id="48"/>
-    <w:bookmarkStart w:id="49" w:name="排除法标准模板真题-无机-元素推断-卤素-001"/>
+    <w:bookmarkEnd w:id="45"/>
+    <w:bookmarkStart w:id="46" w:name="排除法标准模板真题-无机-元素推断-卤素-001"/>
     <w:p>
       <w:pPr>
         <w:pStyle w:val="Heading3"/>
@@ -24120,8 +26402,8 @@
         <w:t>。</w:t>
       </w:r>
     </w:p>
-    <w:bookmarkEnd w:id="49"/>
-    <w:bookmarkStart w:id="50" w:name="国初真题实战"/>
+    <w:bookmarkEnd w:id="46"/>
+    <w:bookmarkStart w:id="47" w:name="国初真题实战"/>
     <w:p>
       <w:pPr>
         <w:pStyle w:val="Heading3"/>
@@ -25059,8 +27341,8 @@
         <w:t>。</w:t>
       </w:r>
     </w:p>
-    <w:bookmarkEnd w:id="50"/>
-    <w:bookmarkStart w:id="51" w:name="过程分自查清单10-条"/>
+    <w:bookmarkEnd w:id="47"/>
+    <w:bookmarkStart w:id="48" w:name="过程分自查清单10-条"/>
     <w:p>
       <w:pPr>
         <w:pStyle w:val="Heading3"/>
@@ -25889,9 +28171,9 @@
         </w:pict>
       </w:r>
     </w:p>
-    <w:bookmarkEnd w:id="51"/>
-    <w:bookmarkEnd w:id="52"/>
-    <w:bookmarkStart w:id="54" w:name="课后习题"/>
+    <w:bookmarkEnd w:id="48"/>
+    <w:bookmarkEnd w:id="49"/>
+    <w:bookmarkStart w:id="51" w:name="课后习题"/>
     <w:p>
       <w:pPr>
         <w:pStyle w:val="Heading2"/>
@@ -32479,7 +34761,7 @@
         <w:t>4</w:t>
       </w:r>
     </w:p>
-    <w:bookmarkStart w:id="53" w:name="参考答案与精解"/>
+    <w:bookmarkStart w:id="50" w:name="参考答案与精解"/>
     <w:p>
       <w:pPr>
         <w:pStyle w:val="Heading3"/>
@@ -49006,8 +51288,8 @@
         <w:t>。</w:t>
       </w:r>
     </w:p>
-    <w:bookmarkEnd w:id="53"/>
-    <w:bookmarkEnd w:id="54"/>
+    <w:bookmarkEnd w:id="50"/>
+    <w:bookmarkEnd w:id="51"/>
     <w:sectPr>
       <w:footerReference w:type="default" r:id="rId9"/>
       <w:footnotePr>

--- a/06-学生侧材料/讲义/5-无机化学/元素推断综合训练-超级充实版（自学完整）.docx
+++ b/06-学生侧材料/讲义/5-无机化学/元素推断综合训练-超级充实版（自学完整）.docx
@@ -68,12 +68,12 @@
         </w:rPr>
         <w:t>元素推断</w:t>
       </w:r>
-      <w:r>
-        <w:rPr>
-          <w:rFonts w:ascii="Times New Roman" w:hAnsi="Times New Roman" w:eastAsia="Times New Roman" w:cs="Times New Roman"/>
-        </w:rPr>
-        <w:t xml:space="preserve"> </w:t>
-      </w:r>
+    </w:p>
+    <w:p>
+      <w:pPr>
+        <w:pStyle w:val="BodyText"/>
+        <w:ind w:firstLine="420"/>
+      </w:pPr>
       <w:r>
         <w:rPr>
           <w:rFonts w:hint="eastAsia" w:ascii="Times New Roman" w:hAnsi="Times New Roman" w:eastAsia="FangSong" w:cs="Times New Roman"/>
@@ -1984,12 +1984,12 @@
         </w:rPr>
         <w:t>。</w:t>
       </w:r>
-      <w:r>
-        <w:rPr>
-          <w:rFonts w:ascii="Times New Roman" w:hAnsi="Times New Roman" w:eastAsia="Times New Roman" w:cs="Times New Roman"/>
-        </w:rPr>
-        <w:t xml:space="preserve"> </w:t>
-      </w:r>
+    </w:p>
+    <w:p>
+      <w:pPr>
+        <w:pStyle w:val="BodyText"/>
+        <w:ind w:firstLine="420"/>
+      </w:pPr>
       <w:r>
         <w:rPr>
           <w:rFonts w:hint="eastAsia" w:ascii="Times New Roman" w:hAnsi="Times New Roman" w:eastAsia="FangSong" w:cs="Times New Roman"/>
@@ -2156,6 +2156,82 @@
       <w:r>
         <w:rPr>
           <w:rFonts w:hint="eastAsia" w:ascii="Times New Roman" w:hAnsi="Times New Roman" w:eastAsia="Times New Roman" w:cs="Times New Roman"/>
+        </w:rPr>
+        <w:t>。</w:t>
+      </w:r>
+    </w:p>
+    <w:p>
+      <w:pPr>
+        <w:pStyle w:val="BodyText"/>
+        <w:ind w:firstLine="420"/>
+      </w:pPr>
+      <w:r>
+        <w:rPr>
+          <w:rFonts w:hint="eastAsia" w:ascii="Times New Roman" w:hAnsi="Times New Roman" w:eastAsia="FangSong" w:cs="Times New Roman"/>
+          <w:b/>
+          <w:bCs/>
+        </w:rPr>
+        <w:t>值得注意</w:t>
+      </w:r>
+      <w:r>
+        <w:rPr>
+          <w:rFonts w:hint="eastAsia" w:ascii="Times New Roman" w:hAnsi="Times New Roman" w:eastAsia="Times New Roman" w:cs="Times New Roman"/>
+          <w:b/>
+          <w:bCs/>
+        </w:rPr>
+        <w:t>（</w:t>
+      </w:r>
+      <w:r>
+        <w:rPr>
+          <w:rFonts w:hint="eastAsia" w:ascii="Times New Roman" w:hAnsi="Times New Roman" w:eastAsia="FangSong" w:cs="Times New Roman"/>
+          <w:b/>
+          <w:bCs/>
+        </w:rPr>
+        <w:t>推断即排除</w:t>
+      </w:r>
+      <w:r>
+        <w:rPr>
+          <w:rFonts w:hint="eastAsia" w:ascii="Times New Roman" w:hAnsi="Times New Roman" w:eastAsia="Times New Roman" w:cs="Times New Roman"/>
+          <w:b/>
+          <w:bCs/>
+        </w:rPr>
+        <w:t>）</w:t>
+      </w:r>
+      <w:r>
+        <w:rPr>
+          <w:rFonts w:hint="eastAsia" w:ascii="Times New Roman" w:hAnsi="Times New Roman" w:eastAsia="Times New Roman" w:cs="Times New Roman"/>
+        </w:rPr>
+        <w:t xml:space="preserve">：</w:t>
+      </w:r>
+      <w:r>
+        <w:rPr>
+          <w:rFonts w:hint="eastAsia" w:ascii="Times New Roman" w:hAnsi="Times New Roman" w:eastAsia="FangSong" w:cs="Times New Roman"/>
+          <w:b/>
+          <w:bCs/>
+        </w:rPr>
+        <w:t>推断题不是记忆题</w:t>
+      </w:r>
+      <w:r>
+        <w:rPr>
+          <w:rFonts w:hint="eastAsia" w:ascii="Times New Roman" w:hAnsi="Times New Roman" w:eastAsia="Times New Roman" w:cs="Times New Roman"/>
+          <w:b/>
+          <w:bCs/>
+        </w:rPr>
+        <w:t>，</w:t>
+      </w:r>
+      <w:r>
+        <w:rPr>
+          <w:rFonts w:hint="eastAsia" w:ascii="Times New Roman" w:hAnsi="Times New Roman" w:eastAsia="FangSong" w:cs="Times New Roman"/>
+          <w:b/>
+          <w:bCs/>
+        </w:rPr>
+        <w:t>而是排除题</w:t>
+      </w:r>
+      <w:r>
+        <w:rPr>
+          <w:rFonts w:hint="eastAsia" w:ascii="Times New Roman" w:hAnsi="Times New Roman" w:eastAsia="Times New Roman" w:cs="Times New Roman"/>
+          <w:b/>
+          <w:bCs/>
         </w:rPr>
         <w:t>。</w:t>
       </w:r>
@@ -2166,82 +2242,6 @@
         <w:spacing w:after="80"/>
         <w:ind w:firstLine="420"/>
       </w:pPr>
-      <w:r>
-        <w:rPr>
-          <w:rFonts w:hint="eastAsia" w:ascii="Times New Roman" w:hAnsi="Times New Roman" w:eastAsia="FangSong" w:cs="Times New Roman"/>
-          <w:b/>
-          <w:bCs/>
-        </w:rPr>
-        <w:t>值得注意</w:t>
-      </w:r>
-      <w:r>
-        <w:rPr>
-          <w:rFonts w:hint="eastAsia" w:ascii="Times New Roman" w:hAnsi="Times New Roman" w:eastAsia="Times New Roman" w:cs="Times New Roman"/>
-          <w:b/>
-          <w:bCs/>
-        </w:rPr>
-        <w:t>（</w:t>
-      </w:r>
-      <w:r>
-        <w:rPr>
-          <w:rFonts w:hint="eastAsia" w:ascii="Times New Roman" w:hAnsi="Times New Roman" w:eastAsia="FangSong" w:cs="Times New Roman"/>
-          <w:b/>
-          <w:bCs/>
-        </w:rPr>
-        <w:t>推断即排除</w:t>
-      </w:r>
-      <w:r>
-        <w:rPr>
-          <w:rFonts w:hint="eastAsia" w:ascii="Times New Roman" w:hAnsi="Times New Roman" w:eastAsia="Times New Roman" w:cs="Times New Roman"/>
-          <w:b/>
-          <w:bCs/>
-        </w:rPr>
-        <w:t>）</w:t>
-      </w:r>
-      <w:r>
-        <w:rPr>
-          <w:rFonts w:hint="eastAsia" w:ascii="Times New Roman" w:hAnsi="Times New Roman" w:eastAsia="Times New Roman" w:cs="Times New Roman"/>
-        </w:rPr>
-        <w:t xml:space="preserve">：</w:t>
-      </w:r>
-      <w:r>
-        <w:rPr>
-          <w:rFonts w:hint="eastAsia" w:ascii="Times New Roman" w:hAnsi="Times New Roman" w:eastAsia="FangSong" w:cs="Times New Roman"/>
-          <w:b/>
-          <w:bCs/>
-        </w:rPr>
-        <w:t>推断题不是记忆题</w:t>
-      </w:r>
-      <w:r>
-        <w:rPr>
-          <w:rFonts w:hint="eastAsia" w:ascii="Times New Roman" w:hAnsi="Times New Roman" w:eastAsia="Times New Roman" w:cs="Times New Roman"/>
-          <w:b/>
-          <w:bCs/>
-        </w:rPr>
-        <w:t>，</w:t>
-      </w:r>
-      <w:r>
-        <w:rPr>
-          <w:rFonts w:hint="eastAsia" w:ascii="Times New Roman" w:hAnsi="Times New Roman" w:eastAsia="FangSong" w:cs="Times New Roman"/>
-          <w:b/>
-          <w:bCs/>
-        </w:rPr>
-        <w:t>而是排除题</w:t>
-      </w:r>
-      <w:r>
-        <w:rPr>
-          <w:rFonts w:hint="eastAsia" w:ascii="Times New Roman" w:hAnsi="Times New Roman" w:eastAsia="Times New Roman" w:cs="Times New Roman"/>
-          <w:b/>
-          <w:bCs/>
-        </w:rPr>
-        <w:t>。</w:t>
-      </w:r>
-      <w:r>
-        <w:rPr>
-          <w:rFonts w:ascii="Times New Roman" w:hAnsi="Times New Roman" w:eastAsia="Times New Roman" w:cs="Times New Roman"/>
-        </w:rPr>
-        <w:t xml:space="preserve"> </w:t>
-      </w:r>
       <w:r>
         <w:rPr>
           <w:rFonts w:hint="eastAsia" w:ascii="Times New Roman" w:hAnsi="Times New Roman" w:eastAsia="FangSong" w:cs="Times New Roman"/>
@@ -2679,12 +2679,12 @@
         </w:rPr>
         <w:t>过渡金属通性</w:t>
       </w:r>
-      <w:r>
-        <w:rPr>
-          <w:rFonts w:ascii="Times New Roman" w:hAnsi="Times New Roman" w:eastAsia="Times New Roman" w:cs="Times New Roman"/>
-        </w:rPr>
-        <w:t xml:space="preserve"> </w:t>
-      </w:r>
+    </w:p>
+    <w:p>
+      <w:pPr>
+        <w:pStyle w:val="BodyText"/>
+        <w:ind w:firstLine="420"/>
+      </w:pPr>
       <w:r>
         <w:rPr>
           <w:rFonts w:hint="eastAsia" w:ascii="Times New Roman" w:hAnsi="Times New Roman" w:eastAsia="FangSong" w:cs="Times New Roman"/>
@@ -6755,12 +6755,12 @@
         </w:rPr>
         <w:t xml:space="preserve">难溶物</w:t>
       </w:r>
-      <w:r>
-        <w:rPr>
-          <w:rFonts w:ascii="Times New Roman" w:hAnsi="Times New Roman" w:eastAsia="Times New Roman" w:cs="Times New Roman"/>
-        </w:rPr>
-        <w:t xml:space="preserve"> </w:t>
-      </w:r>
+    </w:p>
+    <w:p>
+      <w:pPr>
+        <w:pStyle w:val="BodyText"/>
+        <w:ind w:firstLine="420"/>
+      </w:pPr>
       <w:r>
         <w:rPr>
           <w:rFonts w:hint="eastAsia" w:ascii="Times New Roman" w:hAnsi="Times New Roman" w:eastAsia="FangSong" w:cs="Times New Roman"/>
@@ -12679,12 +12679,12 @@
         </w:rPr>
         <w:t xml:space="preserve">配合物</w:t>
       </w:r>
-      <w:r>
-        <w:rPr>
-          <w:rFonts w:ascii="Times New Roman" w:hAnsi="Times New Roman" w:eastAsia="Times New Roman" w:cs="Times New Roman"/>
-        </w:rPr>
-        <w:t xml:space="preserve"> </w:t>
-      </w:r>
+    </w:p>
+    <w:p>
+      <w:pPr>
+        <w:pStyle w:val="BodyText"/>
+        <w:ind w:firstLine="420"/>
+      </w:pPr>
       <w:r>
         <w:rPr>
           <w:rFonts w:hint="eastAsia" w:ascii="Times New Roman" w:hAnsi="Times New Roman" w:eastAsia="FangSong" w:cs="Times New Roman"/>
@@ -16444,12 +16444,12 @@
         </w:rPr>
         <w:t>元素推断</w:t>
       </w:r>
-      <w:r>
-        <w:rPr>
-          <w:rFonts w:ascii="Times New Roman" w:hAnsi="Times New Roman" w:eastAsia="Times New Roman" w:cs="Times New Roman"/>
-        </w:rPr>
-        <w:t xml:space="preserve"> </w:t>
-      </w:r>
+    </w:p>
+    <w:p>
+      <w:pPr>
+        <w:pStyle w:val="BodyText"/>
+        <w:ind w:firstLine="420"/>
+      </w:pPr>
       <w:r>
         <w:rPr>
           <w:rFonts w:hint="eastAsia" w:ascii="Times New Roman" w:hAnsi="Times New Roman" w:eastAsia="FangSong" w:cs="Times New Roman"/>
@@ -19930,12 +19930,12 @@
         </w:rPr>
         <w:t>推断技术</w:t>
       </w:r>
-      <w:r>
-        <w:rPr>
-          <w:rFonts w:ascii="Times New Roman" w:hAnsi="Times New Roman" w:eastAsia="Times New Roman" w:cs="Times New Roman"/>
-        </w:rPr>
-        <w:t xml:space="preserve"> </w:t>
-      </w:r>
+    </w:p>
+    <w:p>
+      <w:pPr>
+        <w:pStyle w:val="BodyText"/>
+        <w:ind w:firstLine="420"/>
+      </w:pPr>
       <w:r>
         <w:rPr>
           <w:rFonts w:hint="eastAsia" w:ascii="Times New Roman" w:hAnsi="Times New Roman" w:eastAsia="FangSong" w:cs="Times New Roman"/>
@@ -24089,12 +24089,12 @@
         </w:rPr>
         <w:t>-001</w:t>
       </w:r>
-      <w:r>
-        <w:rPr>
-          <w:rFonts w:ascii="Times New Roman" w:hAnsi="Times New Roman" w:eastAsia="Times New Roman" w:cs="Times New Roman"/>
-        </w:rPr>
-        <w:t xml:space="preserve"> </w:t>
-      </w:r>
+    </w:p>
+    <w:p>
+      <w:pPr>
+        <w:pStyle w:val="BodyText"/>
+        <w:ind w:firstLine="420"/>
+      </w:pPr>
       <w:r>
         <w:rPr>
           <w:rFonts w:hint="eastAsia" w:ascii="Times New Roman" w:hAnsi="Times New Roman" w:eastAsia="FangSong" w:cs="Times New Roman"/>
@@ -34367,114 +34367,6 @@
         </w:rPr>
         <w:t xml:space="preserve">）</w:t>
       </w:r>
-      <w:r>
-        <w:rPr>
-          <w:rFonts w:ascii="Times New Roman" w:hAnsi="Times New Roman" w:eastAsia="Times New Roman" w:cs="Times New Roman"/>
-        </w:rPr>
-        <w:t xml:space="preserve"> </w:t>
-      </w:r>
-      <w:r>
-        <w:rPr>
-          <w:rFonts w:ascii="Times New Roman" w:hAnsi="Times New Roman" w:eastAsia="Times New Roman" w:cs="Times New Roman"/>
-        </w:rPr>
-        <w:t xml:space="preserve">A. </w:t>
-      </w:r>
-      <w:r>
-        <w:rPr>
-          <w:rFonts w:hint="eastAsia" w:ascii="Times New Roman" w:hAnsi="Times New Roman" w:eastAsia="FangSong" w:cs="Times New Roman"/>
-        </w:rPr>
-        <w:t>最高价氧化物对应水化物的酸性</w:t>
-      </w:r>
-      <w:r>
-        <w:rPr>
-          <w:rFonts w:hint="eastAsia" w:ascii="Times New Roman" w:hAnsi="Times New Roman" w:eastAsia="Times New Roman" w:cs="Times New Roman"/>
-        </w:rPr>
-        <w:t>：X</w:t>
-      </w:r>
-      <w:r>
-        <w:rPr>
-          <w:rFonts w:ascii="Times New Roman" w:hAnsi="Times New Roman" w:eastAsia="Times New Roman" w:cs="Times New Roman"/>
-        </w:rPr>
-        <w:t xml:space="preserve"> &lt; Y &lt; W</w:t>
-      </w:r>
-      <w:r>
-        <w:rPr>
-          <w:rFonts w:ascii="Times New Roman" w:hAnsi="Times New Roman" w:eastAsia="Times New Roman" w:cs="Times New Roman"/>
-        </w:rPr>
-        <w:t xml:space="preserve"> </w:t>
-      </w:r>
-      <w:r>
-        <w:rPr>
-          <w:rFonts w:ascii="Times New Roman" w:hAnsi="Times New Roman" w:eastAsia="Times New Roman" w:cs="Times New Roman"/>
-        </w:rPr>
-        <w:t xml:space="preserve">B. </w:t>
-      </w:r>
-      <w:r>
-        <w:rPr>
-          <w:rFonts w:hint="eastAsia" w:ascii="Times New Roman" w:hAnsi="Times New Roman" w:eastAsia="FangSong" w:cs="Times New Roman"/>
-        </w:rPr>
-        <w:t>离子半径</w:t>
-      </w:r>
-      <w:r>
-        <w:rPr>
-          <w:rFonts w:hint="eastAsia" w:ascii="Times New Roman" w:hAnsi="Times New Roman" w:eastAsia="Times New Roman" w:cs="Times New Roman"/>
-        </w:rPr>
-        <w:t>：r(W)</w:t>
-      </w:r>
-      <w:r>
-        <w:rPr>
-          <w:rFonts w:ascii="Times New Roman" w:hAnsi="Times New Roman" w:eastAsia="Times New Roman" w:cs="Times New Roman"/>
-        </w:rPr>
-        <w:t xml:space="preserve"> &gt; r(Y) &gt; r(Z)</w:t>
-      </w:r>
-      <w:r>
-        <w:rPr>
-          <w:rFonts w:ascii="Times New Roman" w:hAnsi="Times New Roman" w:eastAsia="Times New Roman" w:cs="Times New Roman"/>
-        </w:rPr>
-        <w:t xml:space="preserve"> </w:t>
-      </w:r>
-      <w:r>
-        <w:rPr>
-          <w:rFonts w:ascii="Times New Roman" w:hAnsi="Times New Roman" w:eastAsia="Times New Roman" w:cs="Times New Roman"/>
-        </w:rPr>
-        <w:t xml:space="preserve">C. X、Y、Z、W </w:t>
-      </w:r>
-      <w:r>
-        <w:rPr>
-          <w:rFonts w:hint="eastAsia" w:ascii="Times New Roman" w:hAnsi="Times New Roman" w:eastAsia="FangSong" w:cs="Times New Roman"/>
-        </w:rPr>
-        <w:t xml:space="preserve">四种元素均能与氢元素形成含非极性键的二元化合物</w:t>
-      </w:r>
-      <w:r>
-        <w:rPr>
-          <w:rFonts w:ascii="Times New Roman" w:hAnsi="Times New Roman" w:eastAsia="Times New Roman" w:cs="Times New Roman"/>
-        </w:rPr>
-        <w:t xml:space="preserve"> </w:t>
-      </w:r>
-      <w:r>
-        <w:rPr>
-          <w:rFonts w:ascii="Times New Roman" w:hAnsi="Times New Roman" w:eastAsia="Times New Roman" w:cs="Times New Roman"/>
-        </w:rPr>
-        <w:t xml:space="preserve">D. </w:t>
-      </w:r>
-      <w:r>
-        <w:rPr>
-          <w:rFonts w:hint="eastAsia" w:ascii="Times New Roman" w:hAnsi="Times New Roman" w:eastAsia="FangSong" w:cs="Times New Roman"/>
-        </w:rPr>
-        <w:t>简单氢化物的还原性</w:t>
-      </w:r>
-      <w:r>
-        <w:rPr>
-          <w:rFonts w:hint="eastAsia" w:ascii="Times New Roman" w:hAnsi="Times New Roman" w:eastAsia="Times New Roman" w:cs="Times New Roman"/>
-        </w:rPr>
-        <w:t>：W</w:t>
-      </w:r>
-      <w:r>
-        <w:rPr>
-          <w:rFonts w:ascii="Times New Roman" w:hAnsi="Times New Roman" w:eastAsia="Times New Roman" w:cs="Times New Roman"/>
-        </w:rPr>
-        <w:t xml:space="preserve"> &lt; X &lt; Y</w:t>
-      </w:r>
     </w:p>
     <w:p>
       <w:pPr>
@@ -34484,6 +34376,114 @@
       <w:r>
         <w:rPr>
           <w:rFonts w:ascii="Times New Roman" w:hAnsi="Times New Roman" w:eastAsia="Times New Roman" w:cs="Times New Roman"/>
+        </w:rPr>
+        <w:t xml:space="preserve">A. </w:t>
+      </w:r>
+      <w:r>
+        <w:rPr>
+          <w:rFonts w:hint="eastAsia" w:ascii="Times New Roman" w:hAnsi="Times New Roman" w:eastAsia="FangSong" w:cs="Times New Roman"/>
+        </w:rPr>
+        <w:t>最高价氧化物对应水化物的酸性</w:t>
+      </w:r>
+      <w:r>
+        <w:rPr>
+          <w:rFonts w:hint="eastAsia" w:ascii="Times New Roman" w:hAnsi="Times New Roman" w:eastAsia="Times New Roman" w:cs="Times New Roman"/>
+        </w:rPr>
+        <w:t>：X</w:t>
+      </w:r>
+      <w:r>
+        <w:rPr>
+          <w:rFonts w:ascii="Times New Roman" w:hAnsi="Times New Roman" w:eastAsia="Times New Roman" w:cs="Times New Roman"/>
+        </w:rPr>
+        <w:t xml:space="preserve"> &lt; Y &lt; W</w:t>
+      </w:r>
+    </w:p>
+    <w:p>
+      <w:pPr>
+        <w:pStyle w:val="BodyText"/>
+        <w:ind w:firstLine="420"/>
+      </w:pPr>
+      <w:r>
+        <w:rPr>
+          <w:rFonts w:ascii="Times New Roman" w:hAnsi="Times New Roman" w:eastAsia="Times New Roman" w:cs="Times New Roman"/>
+        </w:rPr>
+        <w:t xml:space="preserve">B. </w:t>
+      </w:r>
+      <w:r>
+        <w:rPr>
+          <w:rFonts w:hint="eastAsia" w:ascii="Times New Roman" w:hAnsi="Times New Roman" w:eastAsia="FangSong" w:cs="Times New Roman"/>
+        </w:rPr>
+        <w:t>离子半径</w:t>
+      </w:r>
+      <w:r>
+        <w:rPr>
+          <w:rFonts w:hint="eastAsia" w:ascii="Times New Roman" w:hAnsi="Times New Roman" w:eastAsia="Times New Roman" w:cs="Times New Roman"/>
+        </w:rPr>
+        <w:t>：r(W)</w:t>
+      </w:r>
+      <w:r>
+        <w:rPr>
+          <w:rFonts w:ascii="Times New Roman" w:hAnsi="Times New Roman" w:eastAsia="Times New Roman" w:cs="Times New Roman"/>
+        </w:rPr>
+        <w:t xml:space="preserve"> &gt; r(Y) &gt; r(Z)</w:t>
+      </w:r>
+    </w:p>
+    <w:p>
+      <w:pPr>
+        <w:pStyle w:val="BodyText"/>
+        <w:ind w:firstLine="420"/>
+      </w:pPr>
+      <w:r>
+        <w:rPr>
+          <w:rFonts w:ascii="Times New Roman" w:hAnsi="Times New Roman" w:eastAsia="Times New Roman" w:cs="Times New Roman"/>
+        </w:rPr>
+        <w:t xml:space="preserve">C. X、Y、Z、W </w:t>
+      </w:r>
+      <w:r>
+        <w:rPr>
+          <w:rFonts w:hint="eastAsia" w:ascii="Times New Roman" w:hAnsi="Times New Roman" w:eastAsia="FangSong" w:cs="Times New Roman"/>
+        </w:rPr>
+        <w:t xml:space="preserve">四种元素均能与氢元素形成含非极性键的二元化合物</w:t>
+      </w:r>
+    </w:p>
+    <w:p>
+      <w:pPr>
+        <w:pStyle w:val="BodyText"/>
+        <w:ind w:firstLine="420"/>
+      </w:pPr>
+      <w:r>
+        <w:rPr>
+          <w:rFonts w:ascii="Times New Roman" w:hAnsi="Times New Roman" w:eastAsia="Times New Roman" w:cs="Times New Roman"/>
+        </w:rPr>
+        <w:t xml:space="preserve">D. </w:t>
+      </w:r>
+      <w:r>
+        <w:rPr>
+          <w:rFonts w:hint="eastAsia" w:ascii="Times New Roman" w:hAnsi="Times New Roman" w:eastAsia="FangSong" w:cs="Times New Roman"/>
+        </w:rPr>
+        <w:t>简单氢化物的还原性</w:t>
+      </w:r>
+      <w:r>
+        <w:rPr>
+          <w:rFonts w:hint="eastAsia" w:ascii="Times New Roman" w:hAnsi="Times New Roman" w:eastAsia="Times New Roman" w:cs="Times New Roman"/>
+        </w:rPr>
+        <w:t>：W</w:t>
+      </w:r>
+      <w:r>
+        <w:rPr>
+          <w:rFonts w:ascii="Times New Roman" w:hAnsi="Times New Roman" w:eastAsia="Times New Roman" w:cs="Times New Roman"/>
+        </w:rPr>
+        <w:t xml:space="preserve"> &lt; X &lt; Y</w:t>
+      </w:r>
+    </w:p>
+    <w:p>
+      <w:pPr>
+        <w:pStyle w:val="BodyText"/>
+        <w:ind w:firstLine="420"/>
+      </w:pPr>
+      <w:r>
+        <w:rPr>
+          <w:rFonts w:ascii="Times New Roman" w:hAnsi="Times New Roman" w:eastAsia="Times New Roman" w:cs="Times New Roman"/>
           <w:b/>
           <w:bCs/>
         </w:rPr>
@@ -34663,12 +34663,11 @@
         </w:rPr>
         <w:t xml:space="preserve">）</w:t>
       </w:r>
-      <w:r>
-        <w:rPr>
-          <w:rFonts w:ascii="Times New Roman" w:hAnsi="Times New Roman" w:eastAsia="Times New Roman" w:cs="Times New Roman"/>
-        </w:rPr>
-        <w:t xml:space="preserve"> </w:t>
-      </w:r>
+    </w:p>
+    <w:p>
+      <w:pPr>
+        <w:pStyle w:val="BodyText"/>
+      </w:pPr>
       <w:r>
         <w:rPr>
           <w:rFonts w:ascii="Times New Roman" w:hAnsi="Times New Roman" w:eastAsia="Times New Roman" w:cs="Times New Roman"/>

--- a/06-学生侧材料/讲义/5-无机化学/元素推断综合训练-超级充实版（自学完整）.docx
+++ b/06-学生侧材料/讲义/5-无机化学/元素推断综合训练-超级充实版（自学完整）.docx
@@ -16250,14 +16250,14 @@
               </w:rPr>
               <w:drawing>
                 <wp:inline>
-                  <wp:extent cx="2667000" cy="680367"/>
+                  <wp:extent cx="2667000" cy="553528"/>
                   <wp:effectExtent b="0" l="0" r="0" t="0"/>
                   <wp:docPr descr="" title="" id="28" name="Picture"/>
                   <a:graphic>
                     <a:graphicData uri="http://schemas.openxmlformats.org/drawingml/2006/picture">
                       <pic:pic>
                         <pic:nvPicPr>
-                          <pic:cNvPr descr="4a925939012766aa8af87011ce54628273d8fa55a687da41ec12611d656b5155.png" id="29" name="Picture"/>
+                          <pic:cNvPr descr="ab939e770450f9c9c95d8bc32332a24f73333d8ca517c90e4c4eb43574f4440e.jpg" id="29" name="Picture"/>
                           <pic:cNvPicPr>
                             <a:picLocks noChangeArrowheads="1" noChangeAspect="1"/>
                           </pic:cNvPicPr>
@@ -16271,7 +16271,7 @@
                         <pic:spPr bwMode="auto">
                           <a:xfrm>
                             <a:off x="0" y="0"/>
-                            <a:ext cx="2667000" cy="680367"/>
+                            <a:ext cx="2667000" cy="553528"/>
                           </a:xfrm>
                           <a:prstGeom prst="rect">
                             <a:avLst/>

--- a/06-学生侧材料/讲义/5-无机化学/元素推断综合训练-超级充实版（自学完整）.docx
+++ b/06-学生侧材料/讲义/5-无机化学/元素推断综合训练-超级充实版（自学完整）.docx
@@ -2840,10 +2840,10 @@
         </w:tblBorders>
       </w:tblPr>
       <w:tblGrid>
-        <w:gridCol w:w="1863"/>
-        <w:gridCol w:w="1863"/>
-        <w:gridCol w:w="2329"/>
-        <w:gridCol w:w="1863"/>
+        <w:gridCol w:w="1188"/>
+        <w:gridCol w:w="3036"/>
+        <w:gridCol w:w="1188"/>
+        <w:gridCol w:w="2508"/>
       </w:tblGrid>
       <w:tr>
         <w:trPr>

--- a/06-学生侧材料/讲义/5-无机化学/元素推断综合训练-超级充实版（自学完整）.docx
+++ b/06-学生侧材料/讲义/5-无机化学/元素推断综合训练-超级充实版（自学完整）.docx
@@ -4346,19 +4346,7 @@
               <w:rPr>
                 <w:rFonts w:hint="eastAsia" w:ascii="Times New Roman" w:hAnsi="Times New Roman" w:eastAsia="FangSong" w:cs="Times New Roman"/>
               </w:rPr>
-              <w:t>白色固体</w:t>
-            </w:r>
-            <w:r>
-              <w:rPr>
-                <w:rFonts w:hint="eastAsia" w:ascii="Times New Roman" w:hAnsi="Times New Roman" w:eastAsia="Times New Roman" w:cs="Times New Roman"/>
-              </w:rPr>
-              <w:t>/</w:t>
-            </w:r>
-            <w:r>
-              <w:rPr>
-                <w:rFonts w:hint="eastAsia" w:ascii="Times New Roman" w:hAnsi="Times New Roman" w:eastAsia="FangSong" w:cs="Times New Roman"/>
-              </w:rPr>
-              <w:t>沉淀</w:t>
+              <w:t xml:space="preserve">白色固体</w:t>
             </w:r>
           </w:p>
         </w:tc>
@@ -4513,7 +4501,7 @@
               <w:rPr>
                 <w:rFonts w:hint="eastAsia" w:ascii="Times New Roman" w:hAnsi="Times New Roman" w:eastAsia="FangSong" w:cs="Times New Roman"/>
               </w:rPr>
-              <w:t>加酸</w:t>
+              <w:t>沉淀加酸</w:t>
             </w:r>
             <w:r>
               <w:rPr>
